--- a/docs/INFORME_AYD.docx
+++ b/docs/INFORME_AYD.docx
@@ -3515,20 +3515,16 @@
     </w:p>
     <w:p>
       <w:pPr>
-        <w:pStyle w:val="BlockText"/>
-      </w:pPr>
-      <w:r>
-        <w:rPr>
-          <w:bCs/>
-          <w:b/>
-        </w:rPr>
-        <w:t xml:space="preserve">FALTA — render del AS-IS.</w:t>
-      </w:r>
-      <w:r>
-        <w:t xml:space="preserve"> </w:t>
-      </w:r>
-      <w:r>
-        <w:t xml:space="preserve">El diagrama AS-IS existe únicamente como fuente</w:t>
+        <w:pStyle w:val="BodyText"/>
+      </w:pPr>
+      <w:r>
+        <w:t xml:space="preserve">El diagrama AS-IS está incrustado en el documento de análisis del equipo y su fuente</w:t>
+      </w:r>
+      <w:r>
+        <w:t xml:space="preserve"> </w:t>
+      </w:r>
+      <w:r>
+        <w:t xml:space="preserve">editable es</w:t>
       </w:r>
       <w:r>
         <w:t xml:space="preserve"> </w:t>
@@ -3537,16 +3533,22 @@
         <w:rPr>
           <w:rStyle w:val="VerbatimChar"/>
         </w:rPr>
-        <w:t xml:space="preserve">.drawio</w:t>
-      </w:r>
-      <w:r>
-        <w:t xml:space="preserve">; a diferencia del TO-BE, no tiene imagen exportada en el repositorio.</w:t>
-      </w:r>
-      <w:r>
-        <w:t xml:space="preserve"> </w:t>
-      </w:r>
-      <w:r>
-        <w:t xml:space="preserve">Se exporta desde el mismo archivo.</w:t>
+        <w:t xml:space="preserve">docs/bpmn/PROCESO_AS_IS.drawio</w:t>
+      </w:r>
+      <w:r>
+        <w:t xml:space="preserve">. A diferencia del TO-BE, no tiene aún una</w:t>
+      </w:r>
+      <w:r>
+        <w:t xml:space="preserve"> </w:t>
+      </w:r>
+      <w:r>
+        <w:t xml:space="preserve">imagen exportada en el repositorio; se exporta desde el mismo archivo cuando se</w:t>
+      </w:r>
+      <w:r>
+        <w:t xml:space="preserve"> </w:t>
+      </w:r>
+      <w:r>
+        <w:t xml:space="preserve">requiera fuera del documento.</w:t>
       </w:r>
     </w:p>
     <w:p>

--- a/docs/INFORME_AYD.docx
+++ b/docs/INFORME_AYD.docx
@@ -2,13 +2,13 @@
 <file path=word/document.xml><?xml version="1.0" encoding="utf-8"?>
 <w:document xmlns:w="http://schemas.openxmlformats.org/wordprocessingml/2006/main" xmlns:m="http://schemas.openxmlformats.org/officeDocument/2006/math" xmlns:r="http://schemas.openxmlformats.org/officeDocument/2006/relationships" xmlns:o="urn:schemas-microsoft-com:office:office" xmlns:v="urn:schemas-microsoft-com:vml" xmlns:w10="urn:schemas-microsoft-com:office:word" xmlns:a="http://schemas.openxmlformats.org/drawingml/2006/main" xmlns:pic="http://schemas.openxmlformats.org/drawingml/2006/picture" xmlns:wp="http://schemas.openxmlformats.org/drawingml/2006/wordprocessingDrawing">
   <w:body>
-    <w:bookmarkStart w:id="52" w:name="X968f4fd553ec05eb39e61277e1322a13af36ecc"/>
+    <w:bookmarkStart w:id="24" w:name="X695fc73d0e908df75611495d5807cfe369e6bb3"/>
     <w:p>
       <w:pPr>
         <w:pStyle w:val="Heading1"/>
       </w:pPr>
       <w:r>
-        <w:t xml:space="preserve">PRIMER INFORME DE ANÁLISIS Y DISEÑO DE SISTEMAS</w:t>
+        <w:t xml:space="preserve">Nota para el equipo — Primer informe de AyD</w:t>
       </w:r>
     </w:p>
     <w:p>
@@ -20,47 +20,34 @@
           <w:bCs/>
           <w:b/>
         </w:rPr>
-        <w:t xml:space="preserve">NOMBRE DEL PROYECTO:</w:t>
-      </w:r>
-      <w:r>
-        <w:t xml:space="preserve"> </w:t>
-      </w:r>
-      <w:r>
-        <w:t xml:space="preserve">SCOPI — Sistema de Control de Obras, Personal e Inventarios</w:t>
-      </w:r>
-      <w:r>
-        <w:t xml:space="preserve"> </w:t>
-      </w:r>
-      <w:r>
-        <w:t xml:space="preserve">Sistema de Información para el Control Integral de Proyectos de Construcción,</w:t>
-      </w:r>
-      <w:r>
-        <w:t xml:space="preserve"> </w:t>
-      </w:r>
-      <w:r>
-        <w:t xml:space="preserve">Inventarios y Personal de la Constructora XYZ</w:t>
+        <w:t xml:space="preserve">Léase antes de la entrega. Esta hoja no se entrega: se retira del documento final.</w:t>
       </w:r>
     </w:p>
     <w:p>
       <w:pPr>
         <w:pStyle w:val="BodyText"/>
       </w:pPr>
+      <w:r>
+        <w:t xml:space="preserve">Entrega:</w:t>
+      </w:r>
+      <w:r>
+        <w:t xml:space="preserve"> </w:t>
+      </w:r>
       <w:r>
         <w:rPr>
           <w:bCs/>
           <w:b/>
         </w:rPr>
-        <w:t xml:space="preserve">URL:</w:t>
-      </w:r>
-      <w:r>
-        <w:t xml:space="preserve"> </w:t>
-      </w:r>
-      <w:r>
-        <w:rPr>
-          <w:iCs/>
-          <w:i/>
-        </w:rPr>
-        <w:t xml:space="preserve">pendiente — requiere despliegue (ver §Faltantes)</w:t>
+        <w:t xml:space="preserve">12 de septiembre, 11:59 PM</w:t>
+      </w:r>
+      <w:r>
+        <w:t xml:space="preserve">, en la carpeta compartida.</w:t>
+      </w:r>
+      <w:r>
+        <w:t xml:space="preserve"> </w:t>
+      </w:r>
+      <w:r>
+        <w:t xml:space="preserve">Formato exigido:</w:t>
       </w:r>
       <w:r>
         <w:t xml:space="preserve"> </w:t>
@@ -70,17 +57,48 @@
           <w:bCs/>
           <w:b/>
         </w:rPr>
-        <w:t xml:space="preserve">Claves:</w:t>
-      </w:r>
-      <w:r>
-        <w:t xml:space="preserve"> </w:t>
-      </w:r>
-      <w:r>
-        <w:rPr>
-          <w:iCs/>
-          <w:i/>
-        </w:rPr>
-        <w:t xml:space="preserve">pendiente</w:t>
+        <w:t xml:space="preserve">Times New Roman 11, justificado</w:t>
+      </w:r>
+      <w:r>
+        <w:t xml:space="preserve">. El</w:t>
+      </w:r>
+      <w:r>
+        <w:t xml:space="preserve"> </w:t>
+      </w:r>
+      <w:r>
+        <w:rPr>
+          <w:rStyle w:val="VerbatimChar"/>
+        </w:rPr>
+        <w:t xml:space="preserve">.docx</w:t>
+      </w:r>
+      <w:r>
+        <w:t xml:space="preserve"> </w:t>
+      </w:r>
+      <w:r>
+        <w:t xml:space="preserve">ya cumple.</w:t>
+      </w:r>
+    </w:p>
+    <w:bookmarkStart w:id="20" w:name="qué-está-listo"/>
+    <w:p>
+      <w:pPr>
+        <w:pStyle w:val="Heading2"/>
+      </w:pPr>
+      <w:r>
+        <w:t xml:space="preserve">Qué está listo</w:t>
+      </w:r>
+    </w:p>
+    <w:p>
+      <w:pPr>
+        <w:pStyle w:val="FirstParagraph"/>
+      </w:pPr>
+      <w:r>
+        <w:t xml:space="preserve">El informe cubre todas las secciones del lineamiento, en su numeración. Los objetivos</w:t>
+      </w:r>
+      <w:r>
+        <w:t xml:space="preserve"> </w:t>
+      </w:r>
+      <w:r>
+        <w:t xml:space="preserve">—general y OE1 a OE4— están</w:t>
       </w:r>
       <w:r>
         <w:t xml:space="preserve"> </w:t>
@@ -90,17 +108,69 @@
           <w:bCs/>
           <w:b/>
         </w:rPr>
-        <w:t xml:space="preserve">Usuario y claves administrador:</w:t>
-      </w:r>
-      <w:r>
-        <w:t xml:space="preserve"> </w:t>
-      </w:r>
-      <w:r>
-        <w:rPr>
-          <w:iCs/>
-          <w:i/>
-        </w:rPr>
-        <w:t xml:space="preserve">pendiente</w:t>
+        <w:t xml:space="preserve">transcritos literalmente del enunciado del profesor</w:t>
+      </w:r>
+      <w:r>
+        <w:t xml:space="preserve"> </w:t>
+      </w:r>
+      <w:r>
+        <w:t xml:space="preserve">(numerales 5 y 6): no se reformularon, porque cualquier variación se lee como</w:t>
+      </w:r>
+      <w:r>
+        <w:t xml:space="preserve"> </w:t>
+      </w:r>
+      <w:r>
+        <w:t xml:space="preserve">inconsistencia. El planteamiento del problema con su árbol, el alcance, las</w:t>
+      </w:r>
+      <w:r>
+        <w:t xml:space="preserve"> </w:t>
+      </w:r>
+      <w:r>
+        <w:t xml:space="preserve">limitaciones, los requerimientos (RF01–RF36, RN01–RN14, RNF01–RNF15) y los 29 casos de</w:t>
+      </w:r>
+      <w:r>
+        <w:t xml:space="preserve"> </w:t>
+      </w:r>
+      <w:r>
+        <w:t xml:space="preserve">uso provienen del documento de análisis del equipo.</w:t>
+      </w:r>
+    </w:p>
+    <w:p>
+      <w:pPr>
+        <w:pStyle w:val="BodyText"/>
+      </w:pPr>
+      <w:r>
+        <w:t xml:space="preserve">Se redactaron para este informe: el resumen, la justificación, la descripción de los</w:t>
+      </w:r>
+      <w:r>
+        <w:t xml:space="preserve"> </w:t>
+      </w:r>
+      <w:r>
+        <w:t xml:space="preserve">procesos del negocio, el modelo de ciclo de vida y el cronograma por objetivo</w:t>
+      </w:r>
+      <w:r>
+        <w:t xml:space="preserve"> </w:t>
+      </w:r>
+      <w:r>
+        <w:t xml:space="preserve">específico.</w:t>
+      </w:r>
+    </w:p>
+    <w:bookmarkEnd w:id="20"/>
+    <w:bookmarkStart w:id="21" w:name="qué-falta-y-de-quién-depende"/>
+    <w:p>
+      <w:pPr>
+        <w:pStyle w:val="Heading2"/>
+      </w:pPr>
+      <w:r>
+        <w:t xml:space="preserve">Qué falta, y de quién depende</w:t>
+      </w:r>
+    </w:p>
+    <w:p>
+      <w:pPr>
+        <w:pStyle w:val="FirstParagraph"/>
+      </w:pPr>
+      <w:r>
+        <w:t xml:space="preserve">Cada uno de estos puntos aparece en el informe como</w:t>
       </w:r>
       <w:r>
         <w:t xml:space="preserve"> </w:t>
@@ -110,6 +180,1016 @@
           <w:bCs/>
           <w:b/>
         </w:rPr>
+        <w:t xml:space="preserve">[PENDIENTE]</w:t>
+      </w:r>
+      <w:r>
+        <w:t xml:space="preserve"> </w:t>
+      </w:r>
+      <w:r>
+        <w:t xml:space="preserve">en su sección, para</w:t>
+      </w:r>
+      <w:r>
+        <w:t xml:space="preserve"> </w:t>
+      </w:r>
+      <w:r>
+        <w:t xml:space="preserve">que la numeración quede completa y se vea qué se está esperando.</w:t>
+      </w:r>
+    </w:p>
+    <w:p>
+      <w:pPr>
+        <w:pStyle w:val="BodyText"/>
+      </w:pPr>
+      <w:r>
+        <w:rPr>
+          <w:bCs/>
+          <w:b/>
+        </w:rPr>
+        <w:t xml:space="preserve">Dependen del equipo, no se pueden derivar de lo que ya existe</w:t>
+      </w:r>
+    </w:p>
+    <w:tbl>
+      <w:tblPr>
+        <w:tblStyle w:val="Table"/>
+        <w:tblW w:type="pct" w:w="5000"/>
+        <w:tblLook w:firstRow="1" w:lastRow="0" w:firstColumn="0" w:lastColumn="0" w:noHBand="0" w:noVBand="0" w:val="0020"/>
+        <w:jc w:val="start"/>
+      </w:tblPr>
+      <w:tblGrid>
+        <w:gridCol w:w="2640"/>
+        <w:gridCol w:w="2640"/>
+        <w:gridCol w:w="2640"/>
+      </w:tblGrid>
+      <w:tr>
+        <w:trPr>
+          <w:tblHeader w:val="true"/>
+        </w:trPr>
+        <w:tc>
+          <w:tcPr/>
+          <w:p>
+            <w:pPr>
+              <w:pStyle w:val="Compact"/>
+              <w:jc w:val="left"/>
+            </w:pPr>
+            <w:r>
+              <w:t xml:space="preserve">Falta</w:t>
+            </w:r>
+          </w:p>
+        </w:tc>
+        <w:tc>
+          <w:tcPr/>
+          <w:p>
+            <w:pPr>
+              <w:pStyle w:val="Compact"/>
+              <w:jc w:val="left"/>
+            </w:pPr>
+            <w:r>
+              <w:t xml:space="preserve">Sección</w:t>
+            </w:r>
+          </w:p>
+        </w:tc>
+        <w:tc>
+          <w:tcPr/>
+          <w:p>
+            <w:pPr>
+              <w:pStyle w:val="Compact"/>
+              <w:jc w:val="left"/>
+            </w:pPr>
+            <w:r>
+              <w:t xml:space="preserve">Quién</w:t>
+            </w:r>
+          </w:p>
+        </w:tc>
+      </w:tr>
+      <w:tr>
+        <w:tc>
+          <w:tcPr/>
+          <w:p>
+            <w:pPr>
+              <w:pStyle w:val="Compact"/>
+              <w:jc w:val="left"/>
+            </w:pPr>
+            <w:r>
+              <w:t xml:space="preserve">URL desplegada, claves de administrador y de otros roles</w:t>
+            </w:r>
+          </w:p>
+        </w:tc>
+        <w:tc>
+          <w:tcPr/>
+          <w:p>
+            <w:pPr>
+              <w:pStyle w:val="Compact"/>
+              <w:jc w:val="left"/>
+            </w:pPr>
+            <w:r>
+              <w:t xml:space="preserve">Portada</w:t>
+            </w:r>
+          </w:p>
+        </w:tc>
+        <w:tc>
+          <w:tcPr/>
+          <w:p>
+            <w:pPr>
+              <w:pStyle w:val="Compact"/>
+              <w:jc w:val="left"/>
+            </w:pPr>
+            <w:r>
+              <w:t xml:space="preserve">Requiere desplegar el sistema; hoy corre solo en local</w:t>
+            </w:r>
+          </w:p>
+        </w:tc>
+      </w:tr>
+      <w:tr>
+        <w:tc>
+          <w:tcPr/>
+          <w:p>
+            <w:pPr>
+              <w:pStyle w:val="Compact"/>
+              <w:jc w:val="left"/>
+            </w:pPr>
+            <w:r>
+              <w:t xml:space="preserve">Acta de inicio</w:t>
+            </w:r>
+          </w:p>
+        </w:tc>
+        <w:tc>
+          <w:tcPr/>
+          <w:p>
+            <w:pPr>
+              <w:pStyle w:val="Compact"/>
+              <w:jc w:val="left"/>
+            </w:pPr>
+            <w:r>
+              <w:t xml:space="preserve">Anexos</w:t>
+            </w:r>
+          </w:p>
+        </w:tc>
+        <w:tc>
+          <w:tcPr/>
+          <w:p>
+            <w:pPr>
+              <w:pStyle w:val="Compact"/>
+              <w:jc w:val="left"/>
+            </w:pPr>
+            <w:r>
+              <w:t xml:space="preserve">Product Owner</w:t>
+            </w:r>
+          </w:p>
+        </w:tc>
+      </w:tr>
+      <w:tr>
+        <w:tc>
+          <w:tcPr/>
+          <w:p>
+            <w:pPr>
+              <w:pStyle w:val="Compact"/>
+              <w:jc w:val="left"/>
+            </w:pPr>
+            <w:r>
+              <w:t xml:space="preserve">Actas de reuniones</w:t>
+            </w:r>
+          </w:p>
+        </w:tc>
+        <w:tc>
+          <w:tcPr/>
+          <w:p>
+            <w:pPr>
+              <w:pStyle w:val="Compact"/>
+              <w:jc w:val="left"/>
+            </w:pPr>
+            <w:r>
+              <w:t xml:space="preserve">Anexos</w:t>
+            </w:r>
+          </w:p>
+        </w:tc>
+        <w:tc>
+          <w:tcPr/>
+          <w:p>
+            <w:pPr>
+              <w:pStyle w:val="Compact"/>
+              <w:jc w:val="left"/>
+            </w:pPr>
+            <w:r>
+              <w:t xml:space="preserve">Product Owner / quien las haya llevado</w:t>
+            </w:r>
+          </w:p>
+        </w:tc>
+      </w:tr>
+      <w:tr>
+        <w:tc>
+          <w:tcPr/>
+          <w:p>
+            <w:pPr>
+              <w:pStyle w:val="Compact"/>
+              <w:jc w:val="left"/>
+            </w:pPr>
+            <w:r>
+              <w:t xml:space="preserve">Protocolo de evaluación del desempeño</w:t>
+            </w:r>
+          </w:p>
+        </w:tc>
+        <w:tc>
+          <w:tcPr/>
+          <w:p>
+            <w:pPr>
+              <w:pStyle w:val="Compact"/>
+              <w:jc w:val="left"/>
+            </w:pPr>
+            <w:r>
+              <w:t xml:space="preserve">Anexos</w:t>
+            </w:r>
+          </w:p>
+        </w:tc>
+        <w:tc>
+          <w:tcPr/>
+          <w:p>
+            <w:pPr>
+              <w:pStyle w:val="Compact"/>
+              <w:jc w:val="left"/>
+            </w:pPr>
+            <w:r>
+              <w:t xml:space="preserve">Equipo</w:t>
+            </w:r>
+          </w:p>
+        </w:tc>
+      </w:tr>
+    </w:tbl>
+    <w:p>
+      <w:pPr>
+        <w:pStyle w:val="BlockText"/>
+      </w:pPr>
+      <w:r>
+        <w:t xml:space="preserve">Si el equipo ya lleva actas en Drive o en algún otro lado, basta con anexarlas: no</w:t>
+      </w:r>
+      <w:r>
+        <w:t xml:space="preserve"> </w:t>
+      </w:r>
+      <w:r>
+        <w:t xml:space="preserve">hay que redactarlas de nuevo.</w:t>
+      </w:r>
+    </w:p>
+    <w:p>
+      <w:pPr>
+        <w:pStyle w:val="FirstParagraph"/>
+      </w:pPr>
+      <w:r>
+        <w:rPr>
+          <w:bCs/>
+          <w:b/>
+        </w:rPr>
+        <w:t xml:space="preserve">Se derivan de material que ya tenemos</w:t>
+      </w:r>
+    </w:p>
+    <w:tbl>
+      <w:tblPr>
+        <w:tblStyle w:val="Table"/>
+        <w:tblW w:type="pct" w:w="5000"/>
+        <w:tblLook w:firstRow="1" w:lastRow="0" w:firstColumn="0" w:lastColumn="0" w:noHBand="0" w:noVBand="0" w:val="0020"/>
+        <w:jc w:val="start"/>
+      </w:tblPr>
+      <w:tblGrid>
+        <w:gridCol w:w="2640"/>
+        <w:gridCol w:w="2640"/>
+        <w:gridCol w:w="2640"/>
+      </w:tblGrid>
+      <w:tr>
+        <w:trPr>
+          <w:tblHeader w:val="true"/>
+        </w:trPr>
+        <w:tc>
+          <w:tcPr/>
+          <w:p>
+            <w:pPr>
+              <w:pStyle w:val="Compact"/>
+              <w:jc w:val="left"/>
+            </w:pPr>
+            <w:r>
+              <w:t xml:space="preserve">Falta</w:t>
+            </w:r>
+          </w:p>
+        </w:tc>
+        <w:tc>
+          <w:tcPr/>
+          <w:p>
+            <w:pPr>
+              <w:pStyle w:val="Compact"/>
+              <w:jc w:val="left"/>
+            </w:pPr>
+            <w:r>
+              <w:t xml:space="preserve">Sección</w:t>
+            </w:r>
+          </w:p>
+        </w:tc>
+        <w:tc>
+          <w:tcPr/>
+          <w:p>
+            <w:pPr>
+              <w:pStyle w:val="Compact"/>
+              <w:jc w:val="left"/>
+            </w:pPr>
+            <w:r>
+              <w:t xml:space="preserve">De dónde sale</w:t>
+            </w:r>
+          </w:p>
+        </w:tc>
+      </w:tr>
+      <w:tr>
+        <w:tc>
+          <w:tcPr/>
+          <w:p>
+            <w:pPr>
+              <w:pStyle w:val="Compact"/>
+              <w:jc w:val="left"/>
+            </w:pPr>
+            <w:r>
+              <w:t xml:space="preserve">Modelo entidad-relación</w:t>
+            </w:r>
+          </w:p>
+        </w:tc>
+        <w:tc>
+          <w:tcPr/>
+          <w:p>
+            <w:pPr>
+              <w:pStyle w:val="Compact"/>
+              <w:jc w:val="left"/>
+            </w:pPr>
+            <w:r>
+              <w:t xml:space="preserve">6.2</w:t>
+            </w:r>
+          </w:p>
+        </w:tc>
+        <w:tc>
+          <w:tcPr/>
+          <w:p>
+            <w:pPr>
+              <w:pStyle w:val="Compact"/>
+              <w:jc w:val="left"/>
+            </w:pPr>
+            <w:r>
+              <w:rPr>
+                <w:rStyle w:val="VerbatimChar"/>
+              </w:rPr>
+              <w:t xml:space="preserve">docs/schema.sql</w:t>
+            </w:r>
+            <w:r>
+              <w:t xml:space="preserve"> </w:t>
+            </w:r>
+            <w:r>
+              <w:t xml:space="preserve">— 27 tablas ya definidas</w:t>
+            </w:r>
+          </w:p>
+        </w:tc>
+      </w:tr>
+      <w:tr>
+        <w:tc>
+          <w:tcPr/>
+          <w:p>
+            <w:pPr>
+              <w:pStyle w:val="Compact"/>
+              <w:jc w:val="left"/>
+            </w:pPr>
+            <w:r>
+              <w:t xml:space="preserve">Diagrama de clases</w:t>
+            </w:r>
+          </w:p>
+        </w:tc>
+        <w:tc>
+          <w:tcPr/>
+          <w:p>
+            <w:pPr>
+              <w:pStyle w:val="Compact"/>
+              <w:jc w:val="left"/>
+            </w:pPr>
+            <w:r>
+              <w:t xml:space="preserve">6.3</w:t>
+            </w:r>
+          </w:p>
+        </w:tc>
+        <w:tc>
+          <w:tcPr/>
+          <w:p>
+            <w:pPr>
+              <w:pStyle w:val="Compact"/>
+              <w:jc w:val="left"/>
+            </w:pPr>
+            <w:r>
+              <w:rPr>
+                <w:rStyle w:val="VerbatimChar"/>
+              </w:rPr>
+              <w:t xml:space="preserve">docs/schema.sql</w:t>
+            </w:r>
+            <w:r>
+              <w:t xml:space="preserve"> </w:t>
+            </w:r>
+            <w:r>
+              <w:t xml:space="preserve">+ los módulos del backend</w:t>
+            </w:r>
+          </w:p>
+        </w:tc>
+      </w:tr>
+      <w:tr>
+        <w:tc>
+          <w:tcPr/>
+          <w:p>
+            <w:pPr>
+              <w:pStyle w:val="Compact"/>
+              <w:jc w:val="left"/>
+            </w:pPr>
+            <w:r>
+              <w:t xml:space="preserve">Arquitectura de software</w:t>
+            </w:r>
+          </w:p>
+        </w:tc>
+        <w:tc>
+          <w:tcPr/>
+          <w:p>
+            <w:pPr>
+              <w:pStyle w:val="Compact"/>
+              <w:jc w:val="left"/>
+            </w:pPr>
+            <w:r>
+              <w:t xml:space="preserve">6 / OE2</w:t>
+            </w:r>
+          </w:p>
+        </w:tc>
+        <w:tc>
+          <w:tcPr/>
+          <w:p>
+            <w:pPr>
+              <w:pStyle w:val="Compact"/>
+              <w:jc w:val="left"/>
+            </w:pPr>
+            <w:r>
+              <w:t xml:space="preserve">El stack ya está decidido y en uso</w:t>
+            </w:r>
+          </w:p>
+        </w:tc>
+      </w:tr>
+      <w:tr>
+        <w:tc>
+          <w:tcPr/>
+          <w:p>
+            <w:pPr>
+              <w:pStyle w:val="Compact"/>
+              <w:jc w:val="left"/>
+            </w:pPr>
+            <w:r>
+              <w:t xml:space="preserve">Evidencia de normalización 1FN/2FN/3FN</w:t>
+            </w:r>
+          </w:p>
+        </w:tc>
+        <w:tc>
+          <w:tcPr/>
+          <w:p>
+            <w:pPr>
+              <w:pStyle w:val="Compact"/>
+              <w:jc w:val="left"/>
+            </w:pPr>
+            <w:r>
+              <w:t xml:space="preserve">6.1</w:t>
+            </w:r>
+          </w:p>
+        </w:tc>
+        <w:tc>
+          <w:tcPr/>
+          <w:p>
+            <w:pPr>
+              <w:pStyle w:val="Compact"/>
+              <w:jc w:val="left"/>
+            </w:pPr>
+            <w:r>
+              <w:rPr>
+                <w:rStyle w:val="VerbatimChar"/>
+              </w:rPr>
+              <w:t xml:space="preserve">docs/schema.sql</w:t>
+            </w:r>
+          </w:p>
+        </w:tc>
+      </w:tr>
+      <w:tr>
+        <w:tc>
+          <w:tcPr/>
+          <w:p>
+            <w:pPr>
+              <w:pStyle w:val="Compact"/>
+              <w:jc w:val="left"/>
+            </w:pPr>
+            <w:r>
+              <w:t xml:space="preserve">Diagramas de actividades</w:t>
+            </w:r>
+          </w:p>
+        </w:tc>
+        <w:tc>
+          <w:tcPr/>
+          <w:p>
+            <w:pPr>
+              <w:pStyle w:val="Compact"/>
+              <w:jc w:val="left"/>
+            </w:pPr>
+            <w:r>
+              <w:t xml:space="preserve">2.1</w:t>
+            </w:r>
+          </w:p>
+        </w:tc>
+        <w:tc>
+          <w:tcPr/>
+          <w:p>
+            <w:pPr>
+              <w:pStyle w:val="Compact"/>
+              <w:jc w:val="left"/>
+            </w:pPr>
+            <w:r>
+              <w:t xml:space="preserve">Los procesos de §2.1 y los flujos de los 29 CU</w:t>
+            </w:r>
+          </w:p>
+        </w:tc>
+      </w:tr>
+      <w:tr>
+        <w:tc>
+          <w:tcPr/>
+          <w:p>
+            <w:pPr>
+              <w:pStyle w:val="Compact"/>
+              <w:jc w:val="left"/>
+            </w:pPr>
+            <w:r>
+              <w:t xml:space="preserve">Gráfico del árbol del problema</w:t>
+            </w:r>
+          </w:p>
+        </w:tc>
+        <w:tc>
+          <w:tcPr/>
+          <w:p>
+            <w:pPr>
+              <w:pStyle w:val="Compact"/>
+              <w:jc w:val="left"/>
+            </w:pPr>
+            <w:r>
+              <w:t xml:space="preserve">1.1</w:t>
+            </w:r>
+          </w:p>
+        </w:tc>
+        <w:tc>
+          <w:tcPr/>
+          <w:p>
+            <w:pPr>
+              <w:pStyle w:val="Compact"/>
+              <w:jc w:val="left"/>
+            </w:pPr>
+            <w:r>
+              <w:t xml:space="preserve">La estructura CI/CD/ED/EI ya escrita en §1.1</w:t>
+            </w:r>
+          </w:p>
+        </w:tc>
+      </w:tr>
+    </w:tbl>
+    <w:p>
+      <w:pPr>
+        <w:pStyle w:val="BodyText"/>
+      </w:pPr>
+      <w:r>
+        <w:t xml:space="preserve">Nota: el</w:t>
+      </w:r>
+      <w:r>
+        <w:t xml:space="preserve"> </w:t>
+      </w:r>
+      <w:r>
+        <w:rPr>
+          <w:bCs/>
+          <w:b/>
+        </w:rPr>
+        <w:t xml:space="preserve">BPMN AS-IS no falta</w:t>
+      </w:r>
+      <w:r>
+        <w:t xml:space="preserve"> </w:t>
+      </w:r>
+      <w:r>
+        <w:t xml:space="preserve">— está incrustado en el documento de análisis y su</w:t>
+      </w:r>
+      <w:r>
+        <w:t xml:space="preserve"> </w:t>
+      </w:r>
+      <w:r>
+        <w:t xml:space="preserve">fuente editable está en</w:t>
+      </w:r>
+      <w:r>
+        <w:t xml:space="preserve"> </w:t>
+      </w:r>
+      <w:r>
+        <w:rPr>
+          <w:rStyle w:val="VerbatimChar"/>
+        </w:rPr>
+        <w:t xml:space="preserve">docs/bpmn/PROCESO_AS_IS.drawio</w:t>
+      </w:r>
+      <w:r>
+        <w:t xml:space="preserve">. Lo único pendiente es exportar</w:t>
+      </w:r>
+      <w:r>
+        <w:t xml:space="preserve"> </w:t>
+      </w:r>
+      <w:r>
+        <w:t xml:space="preserve">su PNG al repositorio, como ya lo tiene el TO-BE.</w:t>
+      </w:r>
+    </w:p>
+    <w:p>
+      <w:pPr>
+        <w:pStyle w:val="BodyText"/>
+      </w:pPr>
+      <w:r>
+        <w:t xml:space="preserve">Nota: los</w:t>
+      </w:r>
+      <w:r>
+        <w:t xml:space="preserve"> </w:t>
+      </w:r>
+      <w:r>
+        <w:rPr>
+          <w:bCs/>
+          <w:b/>
+        </w:rPr>
+        <w:t xml:space="preserve">diagramas de caso de uso extendidos tampoco faltan</w:t>
+      </w:r>
+      <w:r>
+        <w:t xml:space="preserve"> </w:t>
+      </w:r>
+      <w:r>
+        <w:t xml:space="preserve">— los 29 archivos</w:t>
+      </w:r>
+      <w:r>
+        <w:t xml:space="preserve"> </w:t>
+      </w:r>
+      <w:r>
+        <w:rPr>
+          <w:rStyle w:val="VerbatimChar"/>
+        </w:rPr>
+        <w:t xml:space="preserve">.puml</w:t>
+      </w:r>
+      <w:r>
+        <w:t xml:space="preserve"> </w:t>
+      </w:r>
+      <w:r>
+        <w:t xml:space="preserve">ya usan</w:t>
+      </w:r>
+      <w:r>
+        <w:t xml:space="preserve"> </w:t>
+      </w:r>
+      <w:r>
+        <w:rPr>
+          <w:rStyle w:val="VerbatimChar"/>
+        </w:rPr>
+        <w:t xml:space="preserve">&lt;&lt;include&gt;&gt;</w:t>
+      </w:r>
+      <w:r>
+        <w:t xml:space="preserve"> </w:t>
+      </w:r>
+      <w:r>
+        <w:t xml:space="preserve">y</w:t>
+      </w:r>
+      <w:r>
+        <w:t xml:space="preserve"> </w:t>
+      </w:r>
+      <w:r>
+        <w:rPr>
+          <w:rStyle w:val="VerbatimChar"/>
+        </w:rPr>
+        <w:t xml:space="preserve">&lt;&lt;extend&gt;&gt;</w:t>
+      </w:r>
+      <w:r>
+        <w:t xml:space="preserve">. El punto 4.2.2 del lineamiento está</w:t>
+      </w:r>
+      <w:r>
+        <w:t xml:space="preserve"> </w:t>
+      </w:r>
+      <w:r>
+        <w:t xml:space="preserve">cubierto.</w:t>
+      </w:r>
+    </w:p>
+    <w:bookmarkEnd w:id="21"/>
+    <w:bookmarkStart w:id="22" w:name="X4a1479a85cb92c58c1a8ab7ee293357d9e86f7f"/>
+    <w:p>
+      <w:pPr>
+        <w:pStyle w:val="Heading2"/>
+      </w:pPr>
+      <w:r>
+        <w:t xml:space="preserve">Tres inconsistencias que conviene corregir en el documento de análisis</w:t>
+      </w:r>
+    </w:p>
+    <w:p>
+      <w:pPr>
+        <w:pStyle w:val="FirstParagraph"/>
+      </w:pPr>
+      <w:r>
+        <w:t xml:space="preserve">Están las tres en</w:t>
+      </w:r>
+      <w:r>
+        <w:t xml:space="preserve"> </w:t>
+      </w:r>
+      <w:r>
+        <w:rPr>
+          <w:bCs/>
+          <w:b/>
+        </w:rPr>
+        <w:t xml:space="preserve">§12.1</w:t>
+      </w:r>
+      <w:r>
+        <w:t xml:space="preserve"> </w:t>
+      </w:r>
+      <w:r>
+        <w:t xml:space="preserve">del documento compartido, que quedó desactualizado frente al</w:t>
+      </w:r>
+      <w:r>
+        <w:t xml:space="preserve"> </w:t>
+      </w:r>
+      <w:r>
+        <w:t xml:space="preserve">resto. Como los profesores revisan la coherencia entre documentos, vale la pena</w:t>
+      </w:r>
+      <w:r>
+        <w:t xml:space="preserve"> </w:t>
+      </w:r>
+      <w:r>
+        <w:t xml:space="preserve">arreglarlas antes de subir:</w:t>
+      </w:r>
+    </w:p>
+    <w:p>
+      <w:pPr>
+        <w:numPr>
+          <w:ilvl w:val="0"/>
+          <w:numId w:val="1001"/>
+        </w:numPr>
+        <w:pStyle w:val="Compact"/>
+      </w:pPr>
+      <w:r>
+        <w:t xml:space="preserve">Dice que las reglas de negocio son</w:t>
+      </w:r>
+      <w:r>
+        <w:t xml:space="preserve"> </w:t>
+      </w:r>
+      <w:r>
+        <w:rPr>
+          <w:bCs/>
+          <w:b/>
+        </w:rPr>
+        <w:t xml:space="preserve">RN01–RN10</w:t>
+      </w:r>
+      <w:r>
+        <w:t xml:space="preserve">, pero §6.3 del mismo documento ya</w:t>
+      </w:r>
+      <w:r>
+        <w:t xml:space="preserve"> </w:t>
+      </w:r>
+      <w:r>
+        <w:t xml:space="preserve">presenta</w:t>
+      </w:r>
+      <w:r>
+        <w:t xml:space="preserve"> </w:t>
+      </w:r>
+      <w:r>
+        <w:rPr>
+          <w:bCs/>
+          <w:b/>
+        </w:rPr>
+        <w:t xml:space="preserve">catorce</w:t>
+      </w:r>
+      <w:r>
+        <w:t xml:space="preserve"> </w:t>
+      </w:r>
+      <w:r>
+        <w:t xml:space="preserve">(las 10 del enunciado más RN11–RN14 del equipo).</w:t>
+      </w:r>
+    </w:p>
+    <w:p>
+      <w:pPr>
+        <w:numPr>
+          <w:ilvl w:val="0"/>
+          <w:numId w:val="1001"/>
+        </w:numPr>
+        <w:pStyle w:val="Compact"/>
+      </w:pPr>
+      <w:r>
+        <w:t xml:space="preserve">Dice que el</w:t>
+      </w:r>
+      <w:r>
+        <w:t xml:space="preserve"> </w:t>
+      </w:r>
+      <w:r>
+        <w:rPr>
+          <w:bCs/>
+          <w:b/>
+        </w:rPr>
+        <w:t xml:space="preserve">BPMN AS-IS está «en elaboración»</w:t>
+      </w:r>
+      <w:r>
+        <w:t xml:space="preserve">, cuando ya existe y está incrustado</w:t>
+      </w:r>
+      <w:r>
+        <w:t xml:space="preserve"> </w:t>
+      </w:r>
+      <w:r>
+        <w:t xml:space="preserve">en §3 de ese mismo documento.</w:t>
+      </w:r>
+    </w:p>
+    <w:p>
+      <w:pPr>
+        <w:numPr>
+          <w:ilvl w:val="0"/>
+          <w:numId w:val="1001"/>
+        </w:numPr>
+        <w:pStyle w:val="Compact"/>
+      </w:pPr>
+      <w:r>
+        <w:t xml:space="preserve">Dice que los</w:t>
+      </w:r>
+      <w:r>
+        <w:t xml:space="preserve"> </w:t>
+      </w:r>
+      <w:r>
+        <w:rPr>
+          <w:bCs/>
+          <w:b/>
+        </w:rPr>
+        <w:t xml:space="preserve">requerimientos están «pendientes de consolidación formal»</w:t>
+      </w:r>
+      <w:r>
+        <w:t xml:space="preserve">, cuando</w:t>
+      </w:r>
+      <w:r>
+        <w:t xml:space="preserve"> </w:t>
+      </w:r>
+      <w:r>
+        <w:t xml:space="preserve">§6.1–6.4 ya los presentan consolidados.</w:t>
+      </w:r>
+    </w:p>
+    <w:bookmarkEnd w:id="22"/>
+    <w:bookmarkStart w:id="23" w:name="antes-de-subir"/>
+    <w:p>
+      <w:pPr>
+        <w:pStyle w:val="Heading2"/>
+      </w:pPr>
+      <w:r>
+        <w:t xml:space="preserve">Antes de subir</w:t>
+      </w:r>
+    </w:p>
+    <w:p>
+      <w:pPr>
+        <w:numPr>
+          <w:ilvl w:val="0"/>
+          <w:numId w:val="1002"/>
+        </w:numPr>
+        <w:pStyle w:val="Compact"/>
+      </w:pPr>
+      <w:r>
+        <w:t xml:space="preserve">Completar los</w:t>
+      </w:r>
+      <w:r>
+        <w:t xml:space="preserve"> </w:t>
+      </w:r>
+      <w:r>
+        <w:rPr>
+          <w:rStyle w:val="VerbatimChar"/>
+        </w:rPr>
+        <w:t xml:space="preserve">[PENDIENTE]</w:t>
+      </w:r>
+      <w:r>
+        <w:t xml:space="preserve"> </w:t>
+      </w:r>
+      <w:r>
+        <w:t xml:space="preserve">o decidir conscientemente cuáles se entregan sin cubrir.</w:t>
+      </w:r>
+    </w:p>
+    <w:p>
+      <w:pPr>
+        <w:numPr>
+          <w:ilvl w:val="0"/>
+          <w:numId w:val="1002"/>
+        </w:numPr>
+        <w:pStyle w:val="Compact"/>
+      </w:pPr>
+      <w:r>
+        <w:t xml:space="preserve">Llenar la portada: URL, claves y credenciales por rol.</w:t>
+      </w:r>
+    </w:p>
+    <w:p>
+      <w:pPr>
+        <w:numPr>
+          <w:ilvl w:val="0"/>
+          <w:numId w:val="1002"/>
+        </w:numPr>
+        <w:pStyle w:val="Compact"/>
+      </w:pPr>
+      <w:r>
+        <w:t xml:space="preserve">Retirar esta hoja del documento.</w:t>
+      </w:r>
+    </w:p>
+    <w:p>
+      <w:r>
+        <w:br w:type="page"/>
+      </w:r>
+    </w:p>
+    <w:bookmarkEnd w:id="23"/>
+    <w:bookmarkEnd w:id="24"/>
+    <w:bookmarkStart w:id="58" w:name="X968f4fd553ec05eb39e61277e1322a13af36ecc"/>
+    <w:p>
+      <w:pPr>
+        <w:pStyle w:val="Heading1"/>
+      </w:pPr>
+      <w:r>
+        <w:t xml:space="preserve">PRIMER INFORME DE ANÁLISIS Y DISEÑO DE SISTEMAS</w:t>
+      </w:r>
+    </w:p>
+    <w:p>
+      <w:pPr>
+        <w:pStyle w:val="FirstParagraph"/>
+      </w:pPr>
+      <w:r>
+        <w:rPr>
+          <w:bCs/>
+          <w:b/>
+        </w:rPr>
+        <w:t xml:space="preserve">NOMBRE DEL PROYECTO:</w:t>
+      </w:r>
+      <w:r>
+        <w:t xml:space="preserve"> </w:t>
+      </w:r>
+      <w:r>
+        <w:t xml:space="preserve">SCOPI — Sistema de Control de Obras, Personal e Inventarios</w:t>
+      </w:r>
+      <w:r>
+        <w:t xml:space="preserve"> </w:t>
+      </w:r>
+      <w:r>
+        <w:t xml:space="preserve">Sistema de Información para el Control Integral de Proyectos de Construcción,</w:t>
+      </w:r>
+      <w:r>
+        <w:t xml:space="preserve"> </w:t>
+      </w:r>
+      <w:r>
+        <w:t xml:space="preserve">Inventarios y Personal de la Constructora XYZ</w:t>
+      </w:r>
+    </w:p>
+    <w:p>
+      <w:pPr>
+        <w:pStyle w:val="BodyText"/>
+      </w:pPr>
+      <w:r>
+        <w:rPr>
+          <w:bCs/>
+          <w:b/>
+        </w:rPr>
+        <w:t xml:space="preserve">URL:</w:t>
+      </w:r>
+      <w:r>
+        <w:t xml:space="preserve"> </w:t>
+      </w:r>
+      <w:r>
+        <w:rPr>
+          <w:rStyle w:val="VerbatimChar"/>
+        </w:rPr>
+        <w:t xml:space="preserve">[PENDIENTE]</w:t>
+      </w:r>
+      <w:r>
+        <w:t xml:space="preserve"> </w:t>
+      </w:r>
+      <w:r>
+        <w:rPr>
+          <w:bCs/>
+          <w:b/>
+        </w:rPr>
+        <w:t xml:space="preserve">Claves:</w:t>
+      </w:r>
+      <w:r>
+        <w:t xml:space="preserve"> </w:t>
+      </w:r>
+      <w:r>
+        <w:rPr>
+          <w:rStyle w:val="VerbatimChar"/>
+        </w:rPr>
+        <w:t xml:space="preserve">[PENDIENTE]</w:t>
+      </w:r>
+      <w:r>
+        <w:t xml:space="preserve"> </w:t>
+      </w:r>
+      <w:r>
+        <w:rPr>
+          <w:bCs/>
+          <w:b/>
+        </w:rPr>
+        <w:t xml:space="preserve">Usuario y claves administrador:</w:t>
+      </w:r>
+      <w:r>
+        <w:t xml:space="preserve"> </w:t>
+      </w:r>
+      <w:r>
+        <w:rPr>
+          <w:rStyle w:val="VerbatimChar"/>
+        </w:rPr>
+        <w:t xml:space="preserve">[PENDIENTE]</w:t>
+      </w:r>
+      <w:r>
+        <w:t xml:space="preserve"> </w:t>
+      </w:r>
+      <w:r>
+        <w:rPr>
+          <w:bCs/>
+          <w:b/>
+        </w:rPr>
         <w:t xml:space="preserve">Usuario y claves otros roles:</w:t>
       </w:r>
       <w:r>
@@ -117,10 +1197,9 @@
       </w:r>
       <w:r>
         <w:rPr>
-          <w:iCs/>
-          <w:i/>
-        </w:rPr>
-        <w:t xml:space="preserve">pendiente</w:t>
+          <w:rStyle w:val="VerbatimChar"/>
+        </w:rPr>
+        <w:t xml:space="preserve">[PENDIENTE]</w:t>
       </w:r>
     </w:p>
     <w:p>
@@ -444,7 +1523,7 @@
         </w:pict>
       </w:r>
     </w:p>
-    <w:bookmarkStart w:id="20" w:name="resumen-del-proyecto"/>
+    <w:bookmarkStart w:id="25" w:name="resumen-del-proyecto"/>
     <w:p>
       <w:pPr>
         <w:pStyle w:val="Heading2"/>
@@ -610,8 +1689,8 @@
         </w:pict>
       </w:r>
     </w:p>
-    <w:bookmarkEnd w:id="20"/>
-    <w:bookmarkStart w:id="31" w:name="introducción"/>
+    <w:bookmarkEnd w:id="25"/>
+    <w:bookmarkStart w:id="36" w:name="introducción"/>
     <w:p>
       <w:pPr>
         <w:pStyle w:val="Heading2"/>
@@ -620,7 +1699,7 @@
         <w:t xml:space="preserve">1. INTRODUCCIÓN</w:t>
       </w:r>
     </w:p>
-    <w:bookmarkStart w:id="22" w:name="planteamiento-del-problema-a-resolver"/>
+    <w:bookmarkStart w:id="27" w:name="planteamiento-del-problema-a-resolver"/>
     <w:p>
       <w:pPr>
         <w:pStyle w:val="Heading3"/>
@@ -707,126 +1786,6 @@
           <w:b/>
         </w:rPr>
         <w:t xml:space="preserve">Causas directas</w:t>
-      </w:r>
-    </w:p>
-    <w:p>
-      <w:pPr>
-        <w:numPr>
-          <w:ilvl w:val="0"/>
-          <w:numId w:val="1001"/>
-        </w:numPr>
-        <w:pStyle w:val="Compact"/>
-      </w:pPr>
-      <w:r>
-        <w:t xml:space="preserve">Los procesos relacionados con proyectos, inventarios y personal se realizan</w:t>
-      </w:r>
-      <w:r>
-        <w:t xml:space="preserve"> </w:t>
-      </w:r>
-      <w:r>
-        <w:t xml:space="preserve">actualmente mediante documentos físicos, hojas de cálculo y llamadas telefónicas.</w:t>
-      </w:r>
-    </w:p>
-    <w:p>
-      <w:pPr>
-        <w:numPr>
-          <w:ilvl w:val="0"/>
-          <w:numId w:val="1001"/>
-        </w:numPr>
-        <w:pStyle w:val="Compact"/>
-      </w:pPr>
-      <w:r>
-        <w:t xml:space="preserve">Los registros son independientes y quedan a cargo de diferentes responsables, sin una</w:t>
-      </w:r>
-      <w:r>
-        <w:t xml:space="preserve"> </w:t>
-      </w:r>
-      <w:r>
-        <w:t xml:space="preserve">herramienta integrada que los centralice.</w:t>
-      </w:r>
-    </w:p>
-    <w:p>
-      <w:pPr>
-        <w:numPr>
-          <w:ilvl w:val="0"/>
-          <w:numId w:val="1001"/>
-        </w:numPr>
-        <w:pStyle w:val="Compact"/>
-      </w:pPr>
-      <w:r>
-        <w:t xml:space="preserve">La ausencia de herramientas integradas dificulta conocer oportunamente el estado real</w:t>
-      </w:r>
-      <w:r>
-        <w:t xml:space="preserve"> </w:t>
-      </w:r>
-      <w:r>
-        <w:t xml:space="preserve">de cada obra.</w:t>
-      </w:r>
-    </w:p>
-    <w:p>
-      <w:pPr>
-        <w:pStyle w:val="FirstParagraph"/>
-      </w:pPr>
-      <w:r>
-        <w:rPr>
-          <w:bCs/>
-          <w:b/>
-        </w:rPr>
-        <w:t xml:space="preserve">Causas indirectas</w:t>
-      </w:r>
-    </w:p>
-    <w:p>
-      <w:pPr>
-        <w:numPr>
-          <w:ilvl w:val="0"/>
-          <w:numId w:val="1002"/>
-        </w:numPr>
-        <w:pStyle w:val="Compact"/>
-      </w:pPr>
-      <w:r>
-        <w:t xml:space="preserve">Los mecanismos manuales presentan limitaciones cuando aumenta el número de proyectos,</w:t>
-      </w:r>
-      <w:r>
-        <w:t xml:space="preserve"> </w:t>
-      </w:r>
-      <w:r>
-        <w:t xml:space="preserve">trabajadores, materiales y transacciones.</w:t>
-      </w:r>
-    </w:p>
-    <w:p>
-      <w:pPr>
-        <w:numPr>
-          <w:ilvl w:val="0"/>
-          <w:numId w:val="1002"/>
-        </w:numPr>
-        <w:pStyle w:val="Compact"/>
-      </w:pPr>
-      <w:r>
-        <w:t xml:space="preserve">La ejecución de proyectos de construcción exige coordinar simultáneamente</w:t>
-      </w:r>
-      <w:r>
-        <w:t xml:space="preserve"> </w:t>
-      </w:r>
-      <w:r>
-        <w:t xml:space="preserve">actividades, recursos humanos, materiales, herramientas, proveedores y servicios</w:t>
-      </w:r>
-      <w:r>
-        <w:t xml:space="preserve"> </w:t>
-      </w:r>
-      <w:r>
-        <w:t xml:space="preserve">especializados.</w:t>
-      </w:r>
-    </w:p>
-    <w:p>
-      <w:pPr>
-        <w:pStyle w:val="FirstParagraph"/>
-      </w:pPr>
-      <w:r>
-        <w:rPr>
-          <w:bCs/>
-          <w:b/>
-        </w:rPr>
-        <w:t xml:space="preserve">Efectos directos</w:t>
       </w:r>
     </w:p>
     <w:p>
@@ -838,7 +1797,13 @@
         <w:pStyle w:val="Compact"/>
       </w:pPr>
       <w:r>
-        <w:t xml:space="preserve">Dispersión de la información relacionada con las obras.</w:t>
+        <w:t xml:space="preserve">Los procesos relacionados con proyectos, inventarios y personal se realizan</w:t>
+      </w:r>
+      <w:r>
+        <w:t xml:space="preserve"> </w:t>
+      </w:r>
+      <w:r>
+        <w:t xml:space="preserve">actualmente mediante documentos físicos, hojas de cálculo y llamadas telefónicas.</w:t>
       </w:r>
     </w:p>
     <w:p>
@@ -850,7 +1815,13 @@
         <w:pStyle w:val="Compact"/>
       </w:pPr>
       <w:r>
-        <w:t xml:space="preserve">Dificultad para determinar el consumo real de materiales por proyecto.</w:t>
+        <w:t xml:space="preserve">Los registros son independientes y quedan a cargo de diferentes responsables, sin una</w:t>
+      </w:r>
+      <w:r>
+        <w:t xml:space="preserve"> </w:t>
+      </w:r>
+      <w:r>
+        <w:t xml:space="preserve">herramienta integrada que los centralice.</w:t>
       </w:r>
     </w:p>
     <w:p>
@@ -862,61 +1833,13 @@
         <w:pStyle w:val="Compact"/>
       </w:pPr>
       <w:r>
-        <w:t xml:space="preserve">Ausencia de trazabilidad sobre entradas, salidas, devoluciones y traslados de</w:t>
-      </w:r>
-      <w:r>
-        <w:t xml:space="preserve"> </w:t>
-      </w:r>
-      <w:r>
-        <w:t xml:space="preserve">materiales.</w:t>
-      </w:r>
-    </w:p>
-    <w:p>
-      <w:pPr>
-        <w:numPr>
-          <w:ilvl w:val="0"/>
-          <w:numId w:val="1003"/>
-        </w:numPr>
-        <w:pStyle w:val="Compact"/>
-      </w:pPr>
-      <w:r>
-        <w:t xml:space="preserve">Dificultad para determinar quién tiene asignada una herramienta determinada.</w:t>
-      </w:r>
-    </w:p>
-    <w:p>
-      <w:pPr>
-        <w:numPr>
-          <w:ilvl w:val="0"/>
-          <w:numId w:val="1003"/>
-        </w:numPr>
-        <w:pStyle w:val="Compact"/>
-      </w:pPr>
-      <w:r>
-        <w:t xml:space="preserve">Información histórica limitada sobre responsables y actividades ejecutadas.</w:t>
-      </w:r>
-    </w:p>
-    <w:p>
-      <w:pPr>
-        <w:numPr>
-          <w:ilvl w:val="0"/>
-          <w:numId w:val="1003"/>
-        </w:numPr>
-        <w:pStyle w:val="Compact"/>
-      </w:pPr>
-      <w:r>
-        <w:t xml:space="preserve">Poca integración entre el avance de obra y la utilización de recursos.</w:t>
-      </w:r>
-    </w:p>
-    <w:p>
-      <w:pPr>
-        <w:numPr>
-          <w:ilvl w:val="0"/>
-          <w:numId w:val="1003"/>
-        </w:numPr>
-        <w:pStyle w:val="Compact"/>
-      </w:pPr>
-      <w:r>
-        <w:t xml:space="preserve">Dificultad para consultar los servicios externos contratados y sus responsables.</w:t>
+        <w:t xml:space="preserve">La ausencia de herramientas integradas dificulta conocer oportunamente el estado real</w:t>
+      </w:r>
+      <w:r>
+        <w:t xml:space="preserve"> </w:t>
+      </w:r>
+      <w:r>
+        <w:t xml:space="preserve">de cada obra.</w:t>
       </w:r>
     </w:p>
     <w:p>
@@ -928,7 +1851,7 @@
           <w:bCs/>
           <w:b/>
         </w:rPr>
-        <w:t xml:space="preserve">Efectos indirectos</w:t>
+        <w:t xml:space="preserve">Causas indirectas</w:t>
       </w:r>
     </w:p>
     <w:p>
@@ -940,7 +1863,13 @@
         <w:pStyle w:val="Compact"/>
       </w:pPr>
       <w:r>
-        <w:t xml:space="preserve">Elaboración manual de informes.</w:t>
+        <w:t xml:space="preserve">Los mecanismos manuales presentan limitaciones cuando aumenta el número de proyectos,</w:t>
+      </w:r>
+      <w:r>
+        <w:t xml:space="preserve"> </w:t>
+      </w:r>
+      <w:r>
+        <w:t xml:space="preserve">trabajadores, materiales y transacciones.</w:t>
       </w:r>
     </w:p>
     <w:p>
@@ -952,40 +1881,19 @@
         <w:pStyle w:val="Compact"/>
       </w:pPr>
       <w:r>
-        <w:t xml:space="preserve">Disponibilidad limitada de indicadores para apoyar decisiones.</w:t>
-      </w:r>
-    </w:p>
-    <w:p>
-      <w:pPr>
-        <w:numPr>
-          <w:ilvl w:val="0"/>
-          <w:numId w:val="1004"/>
-        </w:numPr>
-        <w:pStyle w:val="Compact"/>
-      </w:pPr>
-      <w:r>
-        <w:t xml:space="preserve">Riesgo de duplicidad, inconsistencia o pérdida de información.</w:t>
-      </w:r>
-    </w:p>
-    <w:p>
-      <w:pPr>
-        <w:numPr>
-          <w:ilvl w:val="0"/>
-          <w:numId w:val="1004"/>
-        </w:numPr>
-        <w:pStyle w:val="Compact"/>
-      </w:pPr>
-      <w:r>
-        <w:t xml:space="preserve">Dependencia del conocimiento individual de los responsables de las obras.</w:t>
-      </w:r>
-    </w:p>
-    <w:bookmarkStart w:id="21" w:name="árbol-del-problema"/>
-    <w:p>
-      <w:pPr>
-        <w:pStyle w:val="Heading4"/>
-      </w:pPr>
-      <w:r>
-        <w:t xml:space="preserve">Árbol del problema</w:t>
+        <w:t xml:space="preserve">La ejecución de proyectos de construcción exige coordinar simultáneamente</w:t>
+      </w:r>
+      <w:r>
+        <w:t xml:space="preserve"> </w:t>
+      </w:r>
+      <w:r>
+        <w:t xml:space="preserve">actividades, recursos humanos, materiales, herramientas, proveedores y servicios</w:t>
+      </w:r>
+      <w:r>
+        <w:t xml:space="preserve"> </w:t>
+      </w:r>
+      <w:r>
+        <w:t xml:space="preserve">especializados.</w:t>
       </w:r>
     </w:p>
     <w:p>
@@ -997,7 +1905,7 @@
           <w:bCs/>
           <w:b/>
         </w:rPr>
-        <w:t xml:space="preserve">EFECTOS INDIRECTOS</w:t>
+        <w:t xml:space="preserve">Efectos directos</w:t>
       </w:r>
     </w:p>
     <w:p>
@@ -1009,23 +1917,7 @@
         <w:pStyle w:val="Compact"/>
       </w:pPr>
       <w:r>
-        <w:rPr>
-          <w:bCs/>
-          <w:b/>
-        </w:rPr>
-        <w:t xml:space="preserve">EI1:</w:t>
-      </w:r>
-      <w:r>
-        <w:t xml:space="preserve"> </w:t>
-      </w:r>
-      <w:r>
-        <w:t xml:space="preserve">Alta vulnerabilidad ante la inconsistencia, duplicidad o pérdida definitiva</w:t>
-      </w:r>
-      <w:r>
-        <w:t xml:space="preserve"> </w:t>
-      </w:r>
-      <w:r>
-        <w:t xml:space="preserve">de datos operativos.</w:t>
+        <w:t xml:space="preserve">Dispersión de la información relacionada con las obras.</w:t>
       </w:r>
     </w:p>
     <w:p>
@@ -1037,23 +1929,7 @@
         <w:pStyle w:val="Compact"/>
       </w:pPr>
       <w:r>
-        <w:rPr>
-          <w:bCs/>
-          <w:b/>
-        </w:rPr>
-        <w:t xml:space="preserve">EI2:</w:t>
-      </w:r>
-      <w:r>
-        <w:t xml:space="preserve"> </w:t>
-      </w:r>
-      <w:r>
-        <w:t xml:space="preserve">Dependencia excesiva del conocimiento empírico y memoria individual de los</w:t>
-      </w:r>
-      <w:r>
-        <w:t xml:space="preserve"> </w:t>
-      </w:r>
-      <w:r>
-        <w:t xml:space="preserve">responsables de obra.</w:t>
+        <w:t xml:space="preserve">Dificultad para determinar el consumo real de materiales por proyecto.</w:t>
       </w:r>
     </w:p>
     <w:p>
@@ -1065,43 +1941,73 @@
         <w:pStyle w:val="Compact"/>
       </w:pPr>
       <w:r>
+        <w:t xml:space="preserve">Ausencia de trazabilidad sobre entradas, salidas, devoluciones y traslados de</w:t>
+      </w:r>
+      <w:r>
+        <w:t xml:space="preserve"> </w:t>
+      </w:r>
+      <w:r>
+        <w:t xml:space="preserve">materiales.</w:t>
+      </w:r>
+    </w:p>
+    <w:p>
+      <w:pPr>
+        <w:numPr>
+          <w:ilvl w:val="0"/>
+          <w:numId w:val="1005"/>
+        </w:numPr>
+        <w:pStyle w:val="Compact"/>
+      </w:pPr>
+      <w:r>
+        <w:t xml:space="preserve">Dificultad para determinar quién tiene asignada una herramienta determinada.</w:t>
+      </w:r>
+    </w:p>
+    <w:p>
+      <w:pPr>
+        <w:numPr>
+          <w:ilvl w:val="0"/>
+          <w:numId w:val="1005"/>
+        </w:numPr>
+        <w:pStyle w:val="Compact"/>
+      </w:pPr>
+      <w:r>
+        <w:t xml:space="preserve">Información histórica limitada sobre responsables y actividades ejecutadas.</w:t>
+      </w:r>
+    </w:p>
+    <w:p>
+      <w:pPr>
+        <w:numPr>
+          <w:ilvl w:val="0"/>
+          <w:numId w:val="1005"/>
+        </w:numPr>
+        <w:pStyle w:val="Compact"/>
+      </w:pPr>
+      <w:r>
+        <w:t xml:space="preserve">Poca integración entre el avance de obra y la utilización de recursos.</w:t>
+      </w:r>
+    </w:p>
+    <w:p>
+      <w:pPr>
+        <w:numPr>
+          <w:ilvl w:val="0"/>
+          <w:numId w:val="1005"/>
+        </w:numPr>
+        <w:pStyle w:val="Compact"/>
+      </w:pPr>
+      <w:r>
+        <w:t xml:space="preserve">Dificultad para consultar los servicios externos contratados y sus responsables.</w:t>
+      </w:r>
+    </w:p>
+    <w:p>
+      <w:pPr>
+        <w:pStyle w:val="FirstParagraph"/>
+      </w:pPr>
+      <w:r>
         <w:rPr>
           <w:bCs/>
           <w:b/>
         </w:rPr>
-        <w:t xml:space="preserve">EI3:</w:t>
-      </w:r>
-      <w:r>
-        <w:t xml:space="preserve"> </w:t>
-      </w:r>
-      <w:r>
-        <w:t xml:space="preserve">Retrasos estructurales en la consolidación de informes, limitando la</w:t>
-      </w:r>
-      <w:r>
-        <w:t xml:space="preserve"> </w:t>
-      </w:r>
-      <w:r>
-        <w:t xml:space="preserve">disponibilidad de indicadores unificados para decisiones gerenciales.</w:t>
-      </w:r>
-    </w:p>
-    <w:p>
-      <w:pPr>
-        <w:pStyle w:val="FirstParagraph"/>
-      </w:pPr>
-      <w:r>
-        <w:t xml:space="preserve">↑</w:t>
-      </w:r>
-    </w:p>
-    <w:p>
-      <w:pPr>
-        <w:pStyle w:val="BodyText"/>
-      </w:pPr>
-      <w:r>
-        <w:rPr>
-          <w:bCs/>
-          <w:b/>
-        </w:rPr>
-        <w:t xml:space="preserve">EFECTOS DIRECTOS</w:t>
+        <w:t xml:space="preserve">Efectos indirectos</w:t>
       </w:r>
     </w:p>
     <w:p>
@@ -1113,23 +2019,7 @@
         <w:pStyle w:val="Compact"/>
       </w:pPr>
       <w:r>
-        <w:rPr>
-          <w:bCs/>
-          <w:b/>
-        </w:rPr>
-        <w:t xml:space="preserve">ED1:</w:t>
-      </w:r>
-      <w:r>
-        <w:t xml:space="preserve"> </w:t>
-      </w:r>
-      <w:r>
-        <w:t xml:space="preserve">Pérdida de trazabilidad histórica sobre las entradas, salidas, traslados y</w:t>
-      </w:r>
-      <w:r>
-        <w:t xml:space="preserve"> </w:t>
-      </w:r>
-      <w:r>
-        <w:t xml:space="preserve">devoluciones de materiales y herramientas.</w:t>
+        <w:t xml:space="preserve">Elaboración manual de informes.</w:t>
       </w:r>
     </w:p>
     <w:p>
@@ -1141,23 +2031,7 @@
         <w:pStyle w:val="Compact"/>
       </w:pPr>
       <w:r>
-        <w:rPr>
-          <w:bCs/>
-          <w:b/>
-        </w:rPr>
-        <w:t xml:space="preserve">ED2:</w:t>
-      </w:r>
-      <w:r>
-        <w:t xml:space="preserve"> </w:t>
-      </w:r>
-      <w:r>
-        <w:t xml:space="preserve">Incertidumbre sobre el consumo real de materiales frente a lo presupuestado</w:t>
-      </w:r>
-      <w:r>
-        <w:t xml:space="preserve"> </w:t>
-      </w:r>
-      <w:r>
-        <w:t xml:space="preserve">en cada proyecto.</w:t>
+        <w:t xml:space="preserve">Disponibilidad limitada de indicadores para apoyar decisiones.</w:t>
       </w:r>
     </w:p>
     <w:p>
@@ -1169,23 +2043,7 @@
         <w:pStyle w:val="Compact"/>
       </w:pPr>
       <w:r>
-        <w:rPr>
-          <w:bCs/>
-          <w:b/>
-        </w:rPr>
-        <w:t xml:space="preserve">ED3:</w:t>
-      </w:r>
-      <w:r>
-        <w:t xml:space="preserve"> </w:t>
-      </w:r>
-      <w:r>
-        <w:t xml:space="preserve">Dispersión del historial de actividades y asignaciones del personal y</w:t>
-      </w:r>
-      <w:r>
-        <w:t xml:space="preserve"> </w:t>
-      </w:r>
-      <w:r>
-        <w:t xml:space="preserve">contratistas externos.</w:t>
+        <w:t xml:space="preserve">Riesgo de duplicidad, inconsistencia o pérdida de información.</w:t>
       </w:r>
     </w:p>
     <w:p>
@@ -1197,83 +2055,28 @@
         <w:pStyle w:val="Compact"/>
       </w:pPr>
       <w:r>
+        <w:t xml:space="preserve">Dependencia del conocimiento individual de los responsables de las obras.</w:t>
+      </w:r>
+    </w:p>
+    <w:bookmarkStart w:id="26" w:name="árbol-del-problema"/>
+    <w:p>
+      <w:pPr>
+        <w:pStyle w:val="Heading4"/>
+      </w:pPr>
+      <w:r>
+        <w:t xml:space="preserve">Árbol del problema</w:t>
+      </w:r>
+    </w:p>
+    <w:p>
+      <w:pPr>
+        <w:pStyle w:val="FirstParagraph"/>
+      </w:pPr>
+      <w:r>
         <w:rPr>
           <w:bCs/>
           <w:b/>
         </w:rPr>
-        <w:t xml:space="preserve">ED4:</w:t>
-      </w:r>
-      <w:r>
-        <w:t xml:space="preserve"> </w:t>
-      </w:r>
-      <w:r>
-        <w:t xml:space="preserve">Dificultad para auditar de manera cruzada el progreso físico de la obra</w:t>
-      </w:r>
-      <w:r>
-        <w:t xml:space="preserve"> </w:t>
-      </w:r>
-      <w:r>
-        <w:t xml:space="preserve">frente a los recursos financieros invertidos.</w:t>
-      </w:r>
-    </w:p>
-    <w:p>
-      <w:pPr>
-        <w:pStyle w:val="FirstParagraph"/>
-      </w:pPr>
-      <w:r>
-        <w:t xml:space="preserve">↑</w:t>
-      </w:r>
-    </w:p>
-    <w:p>
-      <w:pPr>
-        <w:pStyle w:val="BodyText"/>
-      </w:pPr>
-      <w:r>
-        <w:rPr>
-          <w:bCs/>
-          <w:b/>
-        </w:rPr>
-        <w:t xml:space="preserve">PROBLEMA CENTRAL</w:t>
-      </w:r>
-    </w:p>
-    <w:p>
-      <w:pPr>
-        <w:pStyle w:val="BodyText"/>
-      </w:pPr>
-      <w:r>
-        <w:t xml:space="preserve">Desarticulación operativa en la gestión, control y trazabilidad de los recursos</w:t>
-      </w:r>
-      <w:r>
-        <w:t xml:space="preserve"> </w:t>
-      </w:r>
-      <w:r>
-        <w:t xml:space="preserve">(inventarios, personal y terceros) durante la ejecución de los proyectos de</w:t>
-      </w:r>
-      <w:r>
-        <w:t xml:space="preserve"> </w:t>
-      </w:r>
-      <w:r>
-        <w:t xml:space="preserve">construcción en la Constructora XYZ.</w:t>
-      </w:r>
-    </w:p>
-    <w:p>
-      <w:pPr>
-        <w:pStyle w:val="BodyText"/>
-      </w:pPr>
-      <w:r>
-        <w:t xml:space="preserve">↑</w:t>
-      </w:r>
-    </w:p>
-    <w:p>
-      <w:pPr>
-        <w:pStyle w:val="BodyText"/>
-      </w:pPr>
-      <w:r>
-        <w:rPr>
-          <w:bCs/>
-          <w:b/>
-        </w:rPr>
-        <w:t xml:space="preserve">CAUSAS DIRECTAS</w:t>
+        <w:t xml:space="preserve">EFECTOS INDIRECTOS</w:t>
       </w:r>
     </w:p>
     <w:p>
@@ -1289,19 +2092,19 @@
           <w:bCs/>
           <w:b/>
         </w:rPr>
-        <w:t xml:space="preserve">CD1:</w:t>
-      </w:r>
-      <w:r>
-        <w:t xml:space="preserve"> </w:t>
-      </w:r>
-      <w:r>
-        <w:t xml:space="preserve">Fragmentación de los registros operativos al ser diligenciados y almacenados</w:t>
-      </w:r>
-      <w:r>
-        <w:t xml:space="preserve"> </w:t>
-      </w:r>
-      <w:r>
-        <w:t xml:space="preserve">de manera independiente por distintos responsables de obra.</w:t>
+        <w:t xml:space="preserve">EI1:</w:t>
+      </w:r>
+      <w:r>
+        <w:t xml:space="preserve"> </w:t>
+      </w:r>
+      <w:r>
+        <w:t xml:space="preserve">Alta vulnerabilidad ante la inconsistencia, duplicidad o pérdida definitiva</w:t>
+      </w:r>
+      <w:r>
+        <w:t xml:space="preserve"> </w:t>
+      </w:r>
+      <w:r>
+        <w:t xml:space="preserve">de datos operativos.</w:t>
       </w:r>
     </w:p>
     <w:p>
@@ -1317,19 +2120,19 @@
           <w:bCs/>
           <w:b/>
         </w:rPr>
-        <w:t xml:space="preserve">CD2:</w:t>
-      </w:r>
-      <w:r>
-        <w:t xml:space="preserve"> </w:t>
-      </w:r>
-      <w:r>
-        <w:t xml:space="preserve">Uso exclusivo de medios manuales y ofimáticos desconectados (documentos</w:t>
-      </w:r>
-      <w:r>
-        <w:t xml:space="preserve"> </w:t>
-      </w:r>
-      <w:r>
-        <w:t xml:space="preserve">físicos, planillas de Excel y llamadas) para la administración diaria.</w:t>
+        <w:t xml:space="preserve">EI2:</w:t>
+      </w:r>
+      <w:r>
+        <w:t xml:space="preserve"> </w:t>
+      </w:r>
+      <w:r>
+        <w:t xml:space="preserve">Dependencia excesiva del conocimiento empírico y memoria individual de los</w:t>
+      </w:r>
+      <w:r>
+        <w:t xml:space="preserve"> </w:t>
+      </w:r>
+      <w:r>
+        <w:t xml:space="preserve">responsables de obra.</w:t>
       </w:r>
     </w:p>
     <w:p>
@@ -1345,19 +2148,19 @@
           <w:bCs/>
           <w:b/>
         </w:rPr>
-        <w:t xml:space="preserve">CD3:</w:t>
-      </w:r>
-      <w:r>
-        <w:t xml:space="preserve"> </w:t>
-      </w:r>
-      <w:r>
-        <w:t xml:space="preserve">Ausencia de mecanismos automatizados para vincular el uso real de recursos</w:t>
-      </w:r>
-      <w:r>
-        <w:t xml:space="preserve"> </w:t>
-      </w:r>
-      <w:r>
-        <w:t xml:space="preserve">con el avance reportado de las obras.</w:t>
+        <w:t xml:space="preserve">EI3:</w:t>
+      </w:r>
+      <w:r>
+        <w:t xml:space="preserve"> </w:t>
+      </w:r>
+      <w:r>
+        <w:t xml:space="preserve">Retrasos estructurales en la consolidación de informes, limitando la</w:t>
+      </w:r>
+      <w:r>
+        <w:t xml:space="preserve"> </w:t>
+      </w:r>
+      <w:r>
+        <w:t xml:space="preserve">disponibilidad de indicadores unificados para decisiones gerenciales.</w:t>
       </w:r>
     </w:p>
     <w:p>
@@ -1377,7 +2180,7 @@
           <w:bCs/>
           <w:b/>
         </w:rPr>
-        <w:t xml:space="preserve">CAUSAS INDIRECTAS</w:t>
+        <w:t xml:space="preserve">EFECTOS DIRECTOS</w:t>
       </w:r>
     </w:p>
     <w:p>
@@ -1393,19 +2196,19 @@
           <w:bCs/>
           <w:b/>
         </w:rPr>
-        <w:t xml:space="preserve">CI1:</w:t>
-      </w:r>
-      <w:r>
-        <w:t xml:space="preserve"> </w:t>
-      </w:r>
-      <w:r>
-        <w:t xml:space="preserve">Insuficiencia de los mecanismos tradicionales de registro para escalar</w:t>
-      </w:r>
-      <w:r>
-        <w:t xml:space="preserve"> </w:t>
-      </w:r>
-      <w:r>
-        <w:t xml:space="preserve">operativamente ante el aumento progresivo del volumen de proyectos y transacciones.</w:t>
+        <w:t xml:space="preserve">ED1:</w:t>
+      </w:r>
+      <w:r>
+        <w:t xml:space="preserve"> </w:t>
+      </w:r>
+      <w:r>
+        <w:t xml:space="preserve">Pérdida de trazabilidad histórica sobre las entradas, salidas, traslados y</w:t>
+      </w:r>
+      <w:r>
+        <w:t xml:space="preserve"> </w:t>
+      </w:r>
+      <w:r>
+        <w:t xml:space="preserve">devoluciones de materiales y herramientas.</w:t>
       </w:r>
     </w:p>
     <w:p>
@@ -1421,186 +2224,75 @@
           <w:bCs/>
           <w:b/>
         </w:rPr>
-        <w:t xml:space="preserve">CI2:</w:t>
-      </w:r>
-      <w:r>
-        <w:t xml:space="preserve"> </w:t>
-      </w:r>
-      <w:r>
-        <w:t xml:space="preserve">Alta complejidad logística inherente a la construcción, que exige coordinar</w:t>
-      </w:r>
-      <w:r>
-        <w:t xml:space="preserve"> </w:t>
-      </w:r>
-      <w:r>
-        <w:t xml:space="preserve">simultáneamente variables dispersas sin contar con herramientas integradas.</w:t>
-      </w:r>
-    </w:p>
-    <w:p>
-      <w:pPr>
-        <w:pStyle w:val="BlockText"/>
+        <w:t xml:space="preserve">ED2:</w:t>
+      </w:r>
+      <w:r>
+        <w:t xml:space="preserve"> </w:t>
+      </w:r>
+      <w:r>
+        <w:t xml:space="preserve">Incertidumbre sobre el consumo real de materiales frente a lo presupuestado</w:t>
+      </w:r>
+      <w:r>
+        <w:t xml:space="preserve"> </w:t>
+      </w:r>
+      <w:r>
+        <w:t xml:space="preserve">en cada proyecto.</w:t>
+      </w:r>
+    </w:p>
+    <w:p>
+      <w:pPr>
+        <w:numPr>
+          <w:ilvl w:val="0"/>
+          <w:numId w:val="1008"/>
+        </w:numPr>
+        <w:pStyle w:val="Compact"/>
       </w:pPr>
       <w:r>
         <w:rPr>
           <w:bCs/>
           <w:b/>
         </w:rPr>
-        <w:t xml:space="preserve">FALTA — gráfico del árbol del problema (Formato B).</w:t>
-      </w:r>
-      <w:r>
-        <w:t xml:space="preserve"> </w:t>
-      </w:r>
-      <w:r>
-        <w:t xml:space="preserve">El árbol está desarrollado en</w:t>
-      </w:r>
-      <w:r>
-        <w:t xml:space="preserve"> </w:t>
-      </w:r>
-      <w:r>
-        <w:t xml:space="preserve">su forma jerárquica (Formato A, arriba), pero el documento de análisis del equipo</w:t>
-      </w:r>
-      <w:r>
-        <w:t xml:space="preserve"> </w:t>
-      </w:r>
-      <w:r>
-        <w:t xml:space="preserve">tiene un marcador de imagen vacío en §2.4. Insumo disponible: la estructura CI/CD/ED/EI</w:t>
-      </w:r>
-      <w:r>
-        <w:t xml:space="preserve"> </w:t>
-      </w:r>
-      <w:r>
-        <w:t xml:space="preserve">de esta misma sección.</w:t>
-      </w:r>
-    </w:p>
-    <w:p>
-      <w:pPr>
-        <w:pStyle w:val="FirstParagraph"/>
+        <w:t xml:space="preserve">ED3:</w:t>
+      </w:r>
+      <w:r>
+        <w:t xml:space="preserve"> </w:t>
+      </w:r>
+      <w:r>
+        <w:t xml:space="preserve">Dispersión del historial de actividades y asignaciones del personal y</w:t>
+      </w:r>
+      <w:r>
+        <w:t xml:space="preserve"> </w:t>
+      </w:r>
+      <w:r>
+        <w:t xml:space="preserve">contratistas externos.</w:t>
+      </w:r>
+    </w:p>
+    <w:p>
+      <w:pPr>
+        <w:numPr>
+          <w:ilvl w:val="0"/>
+          <w:numId w:val="1008"/>
+        </w:numPr>
+        <w:pStyle w:val="Compact"/>
       </w:pPr>
       <w:r>
         <w:rPr>
           <w:bCs/>
           <w:b/>
         </w:rPr>
-        <w:t xml:space="preserve">Explicación del árbol.</w:t>
-      </w:r>
-      <w:r>
-        <w:t xml:space="preserve"> </w:t>
-      </w:r>
-      <w:r>
-        <w:t xml:space="preserve">Las causas indirectas establecen el entorno limitante de la</w:t>
-      </w:r>
-      <w:r>
-        <w:t xml:space="preserve"> </w:t>
-      </w:r>
-      <w:r>
-        <w:t xml:space="preserve">empresa: una insuficiencia de las metodologías tradicionales para escalar ante el</w:t>
-      </w:r>
-      <w:r>
-        <w:t xml:space="preserve"> </w:t>
-      </w:r>
-      <w:r>
-        <w:t xml:space="preserve">volumen de transacciones (CI1) y una alta complejidad logística inherente a la</w:t>
-      </w:r>
-      <w:r>
-        <w:t xml:space="preserve"> </w:t>
-      </w:r>
-      <w:r>
-        <w:t xml:space="preserve">construcción (CI2). Estas dos causas provocan un modelo operativo ineficiente,</w:t>
-      </w:r>
-      <w:r>
-        <w:t xml:space="preserve"> </w:t>
-      </w:r>
-      <w:r>
-        <w:t xml:space="preserve">expresado en la fragmentación de registros (CD1), el uso de herramientas desconectadas</w:t>
-      </w:r>
-      <w:r>
-        <w:t xml:space="preserve"> </w:t>
-      </w:r>
-      <w:r>
-        <w:t xml:space="preserve">(CD2) y la imposibilidad de vincular recursos con avances de obra (CD3). No existe una</w:t>
-      </w:r>
-      <w:r>
-        <w:t xml:space="preserve"> </w:t>
-      </w:r>
-      <w:r>
-        <w:t xml:space="preserve">relación uno a uno: el volumen de operaciones (CI1) afecta tanto la fragmentación de</w:t>
-      </w:r>
-      <w:r>
-        <w:t xml:space="preserve"> </w:t>
-      </w:r>
-      <w:r>
-        <w:t xml:space="preserve">responsabilidades como las herramientas utilizadas, mientras que la complejidad (CI2)</w:t>
-      </w:r>
-      <w:r>
-        <w:t xml:space="preserve"> </w:t>
-      </w:r>
-      <w:r>
-        <w:t xml:space="preserve">impacta fuertemente en la falta de vínculo operativo. Todo esto desencadena el problema</w:t>
-      </w:r>
-      <w:r>
-        <w:t xml:space="preserve"> </w:t>
-      </w:r>
-      <w:r>
-        <w:t xml:space="preserve">central: una desarticulación operativa sistemática. Dicha problemática estalla en</w:t>
-      </w:r>
-      <w:r>
-        <w:t xml:space="preserve"> </w:t>
-      </w:r>
-      <w:r>
-        <w:t xml:space="preserve">múltiples frentes a corto plazo (efectos directos), como la pérdida de trazabilidad de</w:t>
-      </w:r>
-      <w:r>
-        <w:t xml:space="preserve"> </w:t>
-      </w:r>
-      <w:r>
-        <w:t xml:space="preserve">materiales (ED1), incertidumbre de consumo (ED2), dispersión del historial de personal</w:t>
-      </w:r>
-      <w:r>
-        <w:t xml:space="preserve"> </w:t>
-      </w:r>
-      <w:r>
-        <w:t xml:space="preserve">(ED3) y ceguera al momento de auditar el avance financiero frente al físico (ED4). A</w:t>
-      </w:r>
-      <w:r>
-        <w:t xml:space="preserve"> </w:t>
-      </w:r>
-      <w:r>
-        <w:t xml:space="preserve">largo plazo (efectos indirectos), la falta de trazabilidad y la dispersión (ED1, ED2,</w:t>
-      </w:r>
-      <w:r>
-        <w:t xml:space="preserve"> </w:t>
-      </w:r>
-      <w:r>
-        <w:t xml:space="preserve">ED3) generan alta vulnerabilidad ante la pérdida de información (EI1) y dependencia del</w:t>
-      </w:r>
-      <w:r>
-        <w:t xml:space="preserve"> </w:t>
-      </w:r>
-      <w:r>
-        <w:t xml:space="preserve">conocimiento memorístico del maestro de obra (EI2); a su vez, la ceguera operativa y</w:t>
-      </w:r>
-      <w:r>
-        <w:t xml:space="preserve"> </w:t>
-      </w:r>
-      <w:r>
-        <w:t xml:space="preserve">financiera (ED4, ED2) repercute en retrasos en informes y falta de indicadores para las</w:t>
-      </w:r>
-      <w:r>
-        <w:t xml:space="preserve"> </w:t>
-      </w:r>
-      <w:r>
-        <w:t xml:space="preserve">decisiones gerenciales (EI3).</w:t>
-      </w:r>
-    </w:p>
-    <w:bookmarkEnd w:id="21"/>
-    <w:bookmarkEnd w:id="22"/>
-    <w:bookmarkStart w:id="23" w:name="justificación"/>
-    <w:p>
-      <w:pPr>
-        <w:pStyle w:val="Heading3"/>
-      </w:pPr>
-      <w:r>
-        <w:t xml:space="preserve">1.2 Justificación</w:t>
+        <w:t xml:space="preserve">ED4:</w:t>
+      </w:r>
+      <w:r>
+        <w:t xml:space="preserve"> </w:t>
+      </w:r>
+      <w:r>
+        <w:t xml:space="preserve">Dificultad para auditar de manera cruzada el progreso físico de la obra</w:t>
+      </w:r>
+      <w:r>
+        <w:t xml:space="preserve"> </w:t>
+      </w:r>
+      <w:r>
+        <w:t xml:space="preserve">frente a los recursos financieros invertidos.</w:t>
       </w:r>
     </w:p>
     <w:p>
@@ -1608,49 +2300,7 @@
         <w:pStyle w:val="FirstParagraph"/>
       </w:pPr>
       <w:r>
-        <w:t xml:space="preserve">La Constructora XYZ opera hoy con mecanismos que le permiten atender sus necesidades</w:t>
-      </w:r>
-      <w:r>
-        <w:t xml:space="preserve"> </w:t>
-      </w:r>
-      <w:r>
-        <w:t xml:space="preserve">básicas, pero que muestran sus límites en cuanto crece el volumen de operación. Los</w:t>
-      </w:r>
-      <w:r>
-        <w:t xml:space="preserve"> </w:t>
-      </w:r>
-      <w:r>
-        <w:t xml:space="preserve">documentos físicos, las hojas de cálculo independientes y la coordinación telefónica</w:t>
-      </w:r>
-      <w:r>
-        <w:t xml:space="preserve"> </w:t>
-      </w:r>
-      <w:r>
-        <w:t xml:space="preserve">funcionan mientras el número de proyectos, trabajadores, materiales y transacciones se</w:t>
-      </w:r>
-      <w:r>
-        <w:t xml:space="preserve"> </w:t>
-      </w:r>
-      <w:r>
-        <w:t xml:space="preserve">mantiene reducido; cuando ese volumen aumenta, el costo de consolidar la información</w:t>
-      </w:r>
-      <w:r>
-        <w:t xml:space="preserve"> </w:t>
-      </w:r>
-      <w:r>
-        <w:t xml:space="preserve">crece más rápido que la capacidad de la empresa para hacerlo. La justificación de este</w:t>
-      </w:r>
-      <w:r>
-        <w:t xml:space="preserve"> </w:t>
-      </w:r>
-      <w:r>
-        <w:t xml:space="preserve">proyecto no es, por tanto, la sustitución de una herramienta que falla, sino la</w:t>
-      </w:r>
-      <w:r>
-        <w:t xml:space="preserve"> </w:t>
-      </w:r>
-      <w:r>
-        <w:t xml:space="preserve">anticipación a un punto de saturación previsible.</w:t>
+        <w:t xml:space="preserve">↑</w:t>
       </w:r>
     </w:p>
     <w:p>
@@ -1662,37 +2312,35 @@
           <w:bCs/>
           <w:b/>
         </w:rPr>
-        <w:t xml:space="preserve">Justificación operativa.</w:t>
-      </w:r>
-      <w:r>
-        <w:t xml:space="preserve"> </w:t>
-      </w:r>
-      <w:r>
-        <w:t xml:space="preserve">La información que hoy determina decisiones de obra —qué</w:t>
-      </w:r>
-      <w:r>
-        <w:t xml:space="preserve"> </w:t>
-      </w:r>
-      <w:r>
-        <w:t xml:space="preserve">material queda, quién tiene una herramienta, qué actividad va atrasada— existe, pero</w:t>
-      </w:r>
-      <w:r>
-        <w:t xml:space="preserve"> </w:t>
-      </w:r>
-      <w:r>
-        <w:t xml:space="preserve">está distribuida entre responsables y soportes distintos. Centralizarla en un sistema</w:t>
-      </w:r>
-      <w:r>
-        <w:t xml:space="preserve"> </w:t>
-      </w:r>
-      <w:r>
-        <w:t xml:space="preserve">único elimina el trabajo de reconstruirla cada vez que se necesita y reduce el riesgo</w:t>
-      </w:r>
-      <w:r>
-        <w:t xml:space="preserve"> </w:t>
-      </w:r>
-      <w:r>
-        <w:t xml:space="preserve">de decidir sobre datos desactualizados.</w:t>
+        <w:t xml:space="preserve">PROBLEMA CENTRAL</w:t>
+      </w:r>
+    </w:p>
+    <w:p>
+      <w:pPr>
+        <w:pStyle w:val="BodyText"/>
+      </w:pPr>
+      <w:r>
+        <w:t xml:space="preserve">Desarticulación operativa en la gestión, control y trazabilidad de los recursos</w:t>
+      </w:r>
+      <w:r>
+        <w:t xml:space="preserve"> </w:t>
+      </w:r>
+      <w:r>
+        <w:t xml:space="preserve">(inventarios, personal y terceros) durante la ejecución de los proyectos de</w:t>
+      </w:r>
+      <w:r>
+        <w:t xml:space="preserve"> </w:t>
+      </w:r>
+      <w:r>
+        <w:t xml:space="preserve">construcción en la Constructora XYZ.</w:t>
+      </w:r>
+    </w:p>
+    <w:p>
+      <w:pPr>
+        <w:pStyle w:val="BodyText"/>
+      </w:pPr>
+      <w:r>
+        <w:t xml:space="preserve">↑</w:t>
       </w:r>
     </w:p>
     <w:p>
@@ -1704,190 +2352,91 @@
           <w:bCs/>
           <w:b/>
         </w:rPr>
-        <w:t xml:space="preserve">Justificación económica.</w:t>
-      </w:r>
-      <w:r>
-        <w:t xml:space="preserve"> </w:t>
-      </w:r>
-      <w:r>
-        <w:t xml:space="preserve">La incertidumbre sobre el consumo real de materiales</w:t>
-      </w:r>
-      <w:r>
-        <w:t xml:space="preserve"> </w:t>
-      </w:r>
-      <w:r>
-        <w:t xml:space="preserve">frente a lo presupuestado (ED2) y la imposibilidad de auditar el avance físico contra</w:t>
-      </w:r>
-      <w:r>
-        <w:t xml:space="preserve"> </w:t>
-      </w:r>
-      <w:r>
-        <w:t xml:space="preserve">los recursos invertidos (ED4) impiden detectar desviaciones de costo mientras la obra</w:t>
-      </w:r>
-      <w:r>
-        <w:t xml:space="preserve"> </w:t>
-      </w:r>
-      <w:r>
-        <w:t xml:space="preserve">aún está en ejecución, que es el único momento en que corregirlas es posible.</w:t>
-      </w:r>
-    </w:p>
-    <w:p>
-      <w:pPr>
-        <w:pStyle w:val="BodyText"/>
+        <w:t xml:space="preserve">CAUSAS DIRECTAS</w:t>
+      </w:r>
+    </w:p>
+    <w:p>
+      <w:pPr>
+        <w:numPr>
+          <w:ilvl w:val="0"/>
+          <w:numId w:val="1009"/>
+        </w:numPr>
+        <w:pStyle w:val="Compact"/>
       </w:pPr>
       <w:r>
         <w:rPr>
           <w:bCs/>
           <w:b/>
         </w:rPr>
-        <w:t xml:space="preserve">Justificación de continuidad.</w:t>
-      </w:r>
-      <w:r>
-        <w:t xml:space="preserve"> </w:t>
-      </w:r>
-      <w:r>
-        <w:t xml:space="preserve">La dependencia del conocimiento individual de los</w:t>
-      </w:r>
-      <w:r>
-        <w:t xml:space="preserve"> </w:t>
-      </w:r>
-      <w:r>
-        <w:t xml:space="preserve">responsables de obra (EI2) convierte a cada persona en un punto único de falla:</w:t>
-      </w:r>
-      <w:r>
-        <w:t xml:space="preserve"> </w:t>
-      </w:r>
-      <w:r>
-        <w:t xml:space="preserve">la salida o ausencia de un maestro de obra se lleva consigo el historial de su</w:t>
-      </w:r>
-      <w:r>
-        <w:t xml:space="preserve"> </w:t>
-      </w:r>
-      <w:r>
-        <w:t xml:space="preserve">proyecto. Un sistema con trazabilidad persistente convierte ese conocimiento tácito en</w:t>
-      </w:r>
-      <w:r>
-        <w:t xml:space="preserve"> </w:t>
-      </w:r>
-      <w:r>
-        <w:t xml:space="preserve">un activo de la empresa.</w:t>
-      </w:r>
-    </w:p>
-    <w:p>
-      <w:pPr>
-        <w:pStyle w:val="BodyText"/>
+        <w:t xml:space="preserve">CD1:</w:t>
+      </w:r>
+      <w:r>
+        <w:t xml:space="preserve"> </w:t>
+      </w:r>
+      <w:r>
+        <w:t xml:space="preserve">Fragmentación de los registros operativos al ser diligenciados y almacenados</w:t>
+      </w:r>
+      <w:r>
+        <w:t xml:space="preserve"> </w:t>
+      </w:r>
+      <w:r>
+        <w:t xml:space="preserve">de manera independiente por distintos responsables de obra.</w:t>
+      </w:r>
+    </w:p>
+    <w:p>
+      <w:pPr>
+        <w:numPr>
+          <w:ilvl w:val="0"/>
+          <w:numId w:val="1009"/>
+        </w:numPr>
+        <w:pStyle w:val="Compact"/>
       </w:pPr>
       <w:r>
         <w:rPr>
           <w:bCs/>
           <w:b/>
         </w:rPr>
-        <w:t xml:space="preserve">Justificación gerencial.</w:t>
-      </w:r>
-      <w:r>
-        <w:t xml:space="preserve"> </w:t>
-      </w:r>
-      <w:r>
-        <w:t xml:space="preserve">La elaboración manual de informes (EI3) impone un retraso</w:t>
-      </w:r>
-      <w:r>
-        <w:t xml:space="preserve"> </w:t>
-      </w:r>
-      <w:r>
-        <w:t xml:space="preserve">estructural entre lo que ocurre en la obra y lo que la gerencia puede ver. El cálculo</w:t>
-      </w:r>
-      <w:r>
-        <w:t xml:space="preserve"> </w:t>
-      </w:r>
-      <w:r>
-        <w:t xml:space="preserve">automático de indicadores a partir de información transaccional —sin digitación</w:t>
-      </w:r>
-      <w:r>
-        <w:t xml:space="preserve"> </w:t>
-      </w:r>
-      <w:r>
-        <w:t xml:space="preserve">manual, conforme a RN10— cierra esa brecha y convierte el seguimiento en una actividad</w:t>
-      </w:r>
-      <w:r>
-        <w:t xml:space="preserve"> </w:t>
-      </w:r>
-      <w:r>
-        <w:t xml:space="preserve">continua en lugar de un ejercicio periódico.</w:t>
-      </w:r>
-    </w:p>
-    <w:p>
-      <w:pPr>
-        <w:pStyle w:val="BodyText"/>
+        <w:t xml:space="preserve">CD2:</w:t>
+      </w:r>
+      <w:r>
+        <w:t xml:space="preserve"> </w:t>
+      </w:r>
+      <w:r>
+        <w:t xml:space="preserve">Uso exclusivo de medios manuales y ofimáticos desconectados (documentos</w:t>
+      </w:r>
+      <w:r>
+        <w:t xml:space="preserve"> </w:t>
+      </w:r>
+      <w:r>
+        <w:t xml:space="preserve">físicos, planillas de Excel y llamadas) para la administración diaria.</w:t>
+      </w:r>
+    </w:p>
+    <w:p>
+      <w:pPr>
+        <w:numPr>
+          <w:ilvl w:val="0"/>
+          <w:numId w:val="1009"/>
+        </w:numPr>
+        <w:pStyle w:val="Compact"/>
       </w:pPr>
       <w:r>
         <w:rPr>
           <w:bCs/>
           <w:b/>
         </w:rPr>
-        <w:t xml:space="preserve">Justificación académica.</w:t>
-      </w:r>
-      <w:r>
-        <w:t xml:space="preserve"> </w:t>
-      </w:r>
-      <w:r>
-        <w:t xml:space="preserve">El enunciado de la asignatura establece explícitamente que</w:t>
-      </w:r>
-      <w:r>
-        <w:t xml:space="preserve"> </w:t>
-      </w:r>
-      <w:r>
-        <w:t xml:space="preserve">las reglas de negocio RN01–RN10 se definen para aumentar la complejidad académica del</w:t>
-      </w:r>
-      <w:r>
-        <w:t xml:space="preserve"> </w:t>
-      </w:r>
-      <w:r>
-        <w:t xml:space="preserve">proyecto. El dominio de la construcción ofrece, además, un escenario donde la</w:t>
-      </w:r>
-      <w:r>
-        <w:t xml:space="preserve"> </w:t>
-      </w:r>
-      <w:r>
-        <w:t xml:space="preserve">integridad referencial, la trazabilidad y las reglas de negocio no son requisitos</w:t>
-      </w:r>
-      <w:r>
-        <w:t xml:space="preserve"> </w:t>
-      </w:r>
-      <w:r>
-        <w:t xml:space="preserve">artificiales sino condiciones para que el sistema sea utilizable.</w:t>
-      </w:r>
-    </w:p>
-    <w:bookmarkEnd w:id="23"/>
-    <w:bookmarkStart w:id="26" w:name="objetivos"/>
-    <w:p>
-      <w:pPr>
-        <w:pStyle w:val="Heading3"/>
-      </w:pPr>
-      <w:r>
-        <w:t xml:space="preserve">1.3 Objetivos</w:t>
-      </w:r>
-    </w:p>
-    <w:p>
-      <w:pPr>
-        <w:pStyle w:val="BlockText"/>
-      </w:pPr>
-      <w:r>
-        <w:t xml:space="preserve">Los objetivos que siguen se transcriben literalmente del enunciado oficial de la</w:t>
-      </w:r>
-      <w:r>
-        <w:t xml:space="preserve"> </w:t>
-      </w:r>
-      <w:r>
-        <w:t xml:space="preserve">asignatura (numerales 5 y 6). Su redacción no se modifica.</w:t>
-      </w:r>
-    </w:p>
-    <w:bookmarkStart w:id="24" w:name="objetivo-general"/>
-    <w:p>
-      <w:pPr>
-        <w:pStyle w:val="Heading4"/>
-      </w:pPr>
-      <w:r>
-        <w:t xml:space="preserve">1.3.1 Objetivo General</w:t>
+        <w:t xml:space="preserve">CD3:</w:t>
+      </w:r>
+      <w:r>
+        <w:t xml:space="preserve"> </w:t>
+      </w:r>
+      <w:r>
+        <w:t xml:space="preserve">Ausencia de mecanismos automatizados para vincular el uso real de recursos</w:t>
+      </w:r>
+      <w:r>
+        <w:t xml:space="preserve"> </w:t>
+      </w:r>
+      <w:r>
+        <w:t xml:space="preserve">con el avance reportado de las obras.</w:t>
       </w:r>
     </w:p>
     <w:p>
@@ -1895,46 +2444,563 @@
         <w:pStyle w:val="FirstParagraph"/>
       </w:pPr>
       <w:r>
-        <w:t xml:space="preserve">Desarrollar un sistema de información web para gestionar, controlar y realizar la</w:t>
-      </w:r>
-      <w:r>
-        <w:t xml:space="preserve"> </w:t>
-      </w:r>
-      <w:r>
-        <w:t xml:space="preserve">trazabilidad de los proyectos de construcción, inventarios, personal y servicios</w:t>
-      </w:r>
-      <w:r>
-        <w:t xml:space="preserve"> </w:t>
-      </w:r>
-      <w:r>
-        <w:t xml:space="preserve">externos de la Constructora XYZ, integrando mecanismos de seguimiento, alertas e</w:t>
-      </w:r>
-      <w:r>
-        <w:t xml:space="preserve"> </w:t>
-      </w:r>
-      <w:r>
-        <w:t xml:space="preserve">indicadores que apoyen la gestión operativa y la toma de decisiones de la empresa.</w:t>
-      </w:r>
-    </w:p>
-    <w:bookmarkEnd w:id="24"/>
-    <w:bookmarkStart w:id="25" w:name="objetivos-específicos"/>
-    <w:p>
-      <w:pPr>
-        <w:pStyle w:val="Heading4"/>
-      </w:pPr>
-      <w:r>
-        <w:t xml:space="preserve">1.3.2 Objetivos específicos</w:t>
-      </w:r>
-    </w:p>
-    <w:p>
-      <w:pPr>
-        <w:pStyle w:val="FirstParagraph"/>
+        <w:t xml:space="preserve">↑</w:t>
+      </w:r>
+    </w:p>
+    <w:p>
+      <w:pPr>
+        <w:pStyle w:val="BodyText"/>
       </w:pPr>
       <w:r>
         <w:rPr>
           <w:bCs/>
           <w:b/>
         </w:rPr>
+        <w:t xml:space="preserve">CAUSAS INDIRECTAS</w:t>
+      </w:r>
+    </w:p>
+    <w:p>
+      <w:pPr>
+        <w:numPr>
+          <w:ilvl w:val="0"/>
+          <w:numId w:val="1010"/>
+        </w:numPr>
+        <w:pStyle w:val="Compact"/>
+      </w:pPr>
+      <w:r>
+        <w:rPr>
+          <w:bCs/>
+          <w:b/>
+        </w:rPr>
+        <w:t xml:space="preserve">CI1:</w:t>
+      </w:r>
+      <w:r>
+        <w:t xml:space="preserve"> </w:t>
+      </w:r>
+      <w:r>
+        <w:t xml:space="preserve">Insuficiencia de los mecanismos tradicionales de registro para escalar</w:t>
+      </w:r>
+      <w:r>
+        <w:t xml:space="preserve"> </w:t>
+      </w:r>
+      <w:r>
+        <w:t xml:space="preserve">operativamente ante el aumento progresivo del volumen de proyectos y transacciones.</w:t>
+      </w:r>
+    </w:p>
+    <w:p>
+      <w:pPr>
+        <w:numPr>
+          <w:ilvl w:val="0"/>
+          <w:numId w:val="1010"/>
+        </w:numPr>
+        <w:pStyle w:val="Compact"/>
+      </w:pPr>
+      <w:r>
+        <w:rPr>
+          <w:bCs/>
+          <w:b/>
+        </w:rPr>
+        <w:t xml:space="preserve">CI2:</w:t>
+      </w:r>
+      <w:r>
+        <w:t xml:space="preserve"> </w:t>
+      </w:r>
+      <w:r>
+        <w:t xml:space="preserve">Alta complejidad logística inherente a la construcción, que exige coordinar</w:t>
+      </w:r>
+      <w:r>
+        <w:t xml:space="preserve"> </w:t>
+      </w:r>
+      <w:r>
+        <w:t xml:space="preserve">simultáneamente variables dispersas sin contar con herramientas integradas.</w:t>
+      </w:r>
+    </w:p>
+    <w:p>
+      <w:pPr>
+        <w:pStyle w:val="FirstParagraph"/>
+      </w:pPr>
+      <w:r>
+        <w:rPr>
+          <w:bCs/>
+          <w:b/>
+        </w:rPr>
+        <w:t xml:space="preserve">Formato B — Representación gráfica</w:t>
+      </w:r>
+    </w:p>
+    <w:p>
+      <w:pPr>
+        <w:pStyle w:val="BodyText"/>
+      </w:pPr>
+      <w:r>
+        <w:rPr>
+          <w:rStyle w:val="VerbatimChar"/>
+        </w:rPr>
+        <w:t xml:space="preserve">[PENDIENTE: diagrama del árbol del problema]</w:t>
+      </w:r>
+    </w:p>
+    <w:p>
+      <w:pPr>
+        <w:pStyle w:val="BodyText"/>
+      </w:pPr>
+      <w:r>
+        <w:rPr>
+          <w:bCs/>
+          <w:b/>
+        </w:rPr>
+        <w:t xml:space="preserve">Explicación del árbol.</w:t>
+      </w:r>
+      <w:r>
+        <w:t xml:space="preserve"> </w:t>
+      </w:r>
+      <w:r>
+        <w:t xml:space="preserve">Las causas indirectas establecen el entorno limitante de la</w:t>
+      </w:r>
+      <w:r>
+        <w:t xml:space="preserve"> </w:t>
+      </w:r>
+      <w:r>
+        <w:t xml:space="preserve">empresa: una insuficiencia de las metodologías tradicionales para escalar ante el</w:t>
+      </w:r>
+      <w:r>
+        <w:t xml:space="preserve"> </w:t>
+      </w:r>
+      <w:r>
+        <w:t xml:space="preserve">volumen de transacciones (CI1) y una alta complejidad logística inherente a la</w:t>
+      </w:r>
+      <w:r>
+        <w:t xml:space="preserve"> </w:t>
+      </w:r>
+      <w:r>
+        <w:t xml:space="preserve">construcción (CI2). Estas dos causas provocan un modelo operativo ineficiente,</w:t>
+      </w:r>
+      <w:r>
+        <w:t xml:space="preserve"> </w:t>
+      </w:r>
+      <w:r>
+        <w:t xml:space="preserve">expresado en la fragmentación de registros (CD1), el uso de herramientas desconectadas</w:t>
+      </w:r>
+      <w:r>
+        <w:t xml:space="preserve"> </w:t>
+      </w:r>
+      <w:r>
+        <w:t xml:space="preserve">(CD2) y la imposibilidad de vincular recursos con avances de obra (CD3). No existe una</w:t>
+      </w:r>
+      <w:r>
+        <w:t xml:space="preserve"> </w:t>
+      </w:r>
+      <w:r>
+        <w:t xml:space="preserve">relación uno a uno: el volumen de operaciones (CI1) afecta tanto la fragmentación de</w:t>
+      </w:r>
+      <w:r>
+        <w:t xml:space="preserve"> </w:t>
+      </w:r>
+      <w:r>
+        <w:t xml:space="preserve">responsabilidades como las herramientas utilizadas, mientras que la complejidad (CI2)</w:t>
+      </w:r>
+      <w:r>
+        <w:t xml:space="preserve"> </w:t>
+      </w:r>
+      <w:r>
+        <w:t xml:space="preserve">impacta fuertemente en la falta de vínculo operativo. Todo esto desencadena el problema</w:t>
+      </w:r>
+      <w:r>
+        <w:t xml:space="preserve"> </w:t>
+      </w:r>
+      <w:r>
+        <w:t xml:space="preserve">central: una desarticulación operativa sistemática. Dicha problemática estalla en</w:t>
+      </w:r>
+      <w:r>
+        <w:t xml:space="preserve"> </w:t>
+      </w:r>
+      <w:r>
+        <w:t xml:space="preserve">múltiples frentes a corto plazo (efectos directos), como la pérdida de trazabilidad de</w:t>
+      </w:r>
+      <w:r>
+        <w:t xml:space="preserve"> </w:t>
+      </w:r>
+      <w:r>
+        <w:t xml:space="preserve">materiales (ED1), incertidumbre de consumo (ED2), dispersión del historial de personal</w:t>
+      </w:r>
+      <w:r>
+        <w:t xml:space="preserve"> </w:t>
+      </w:r>
+      <w:r>
+        <w:t xml:space="preserve">(ED3) y ceguera al momento de auditar el avance financiero frente al físico (ED4). A</w:t>
+      </w:r>
+      <w:r>
+        <w:t xml:space="preserve"> </w:t>
+      </w:r>
+      <w:r>
+        <w:t xml:space="preserve">largo plazo (efectos indirectos), la falta de trazabilidad y la dispersión (ED1, ED2,</w:t>
+      </w:r>
+      <w:r>
+        <w:t xml:space="preserve"> </w:t>
+      </w:r>
+      <w:r>
+        <w:t xml:space="preserve">ED3) generan alta vulnerabilidad ante la pérdida de información (EI1) y dependencia del</w:t>
+      </w:r>
+      <w:r>
+        <w:t xml:space="preserve"> </w:t>
+      </w:r>
+      <w:r>
+        <w:t xml:space="preserve">conocimiento memorístico del maestro de obra (EI2); a su vez, la ceguera operativa y</w:t>
+      </w:r>
+      <w:r>
+        <w:t xml:space="preserve"> </w:t>
+      </w:r>
+      <w:r>
+        <w:t xml:space="preserve">financiera (ED4, ED2) repercute en retrasos en informes y falta de indicadores para las</w:t>
+      </w:r>
+      <w:r>
+        <w:t xml:space="preserve"> </w:t>
+      </w:r>
+      <w:r>
+        <w:t xml:space="preserve">decisiones gerenciales (EI3).</w:t>
+      </w:r>
+    </w:p>
+    <w:bookmarkEnd w:id="26"/>
+    <w:bookmarkEnd w:id="27"/>
+    <w:bookmarkStart w:id="28" w:name="justificación"/>
+    <w:p>
+      <w:pPr>
+        <w:pStyle w:val="Heading3"/>
+      </w:pPr>
+      <w:r>
+        <w:t xml:space="preserve">1.2 Justificación</w:t>
+      </w:r>
+    </w:p>
+    <w:p>
+      <w:pPr>
+        <w:pStyle w:val="FirstParagraph"/>
+      </w:pPr>
+      <w:r>
+        <w:t xml:space="preserve">La Constructora XYZ opera hoy con mecanismos que le permiten atender sus necesidades</w:t>
+      </w:r>
+      <w:r>
+        <w:t xml:space="preserve"> </w:t>
+      </w:r>
+      <w:r>
+        <w:t xml:space="preserve">básicas, pero que muestran sus límites en cuanto crece el volumen de operación. Los</w:t>
+      </w:r>
+      <w:r>
+        <w:t xml:space="preserve"> </w:t>
+      </w:r>
+      <w:r>
+        <w:t xml:space="preserve">documentos físicos, las hojas de cálculo independientes y la coordinación telefónica</w:t>
+      </w:r>
+      <w:r>
+        <w:t xml:space="preserve"> </w:t>
+      </w:r>
+      <w:r>
+        <w:t xml:space="preserve">funcionan mientras el número de proyectos, trabajadores, materiales y transacciones se</w:t>
+      </w:r>
+      <w:r>
+        <w:t xml:space="preserve"> </w:t>
+      </w:r>
+      <w:r>
+        <w:t xml:space="preserve">mantiene reducido; cuando ese volumen aumenta, el costo de consolidar la información</w:t>
+      </w:r>
+      <w:r>
+        <w:t xml:space="preserve"> </w:t>
+      </w:r>
+      <w:r>
+        <w:t xml:space="preserve">crece más rápido que la capacidad de la empresa para hacerlo. La justificación de este</w:t>
+      </w:r>
+      <w:r>
+        <w:t xml:space="preserve"> </w:t>
+      </w:r>
+      <w:r>
+        <w:t xml:space="preserve">proyecto no es, por tanto, la sustitución de una herramienta que falla, sino la</w:t>
+      </w:r>
+      <w:r>
+        <w:t xml:space="preserve"> </w:t>
+      </w:r>
+      <w:r>
+        <w:t xml:space="preserve">anticipación a un punto de saturación previsible.</w:t>
+      </w:r>
+    </w:p>
+    <w:p>
+      <w:pPr>
+        <w:pStyle w:val="BodyText"/>
+      </w:pPr>
+      <w:r>
+        <w:rPr>
+          <w:bCs/>
+          <w:b/>
+        </w:rPr>
+        <w:t xml:space="preserve">Justificación operativa.</w:t>
+      </w:r>
+      <w:r>
+        <w:t xml:space="preserve"> </w:t>
+      </w:r>
+      <w:r>
+        <w:t xml:space="preserve">La información que hoy determina decisiones de obra —qué</w:t>
+      </w:r>
+      <w:r>
+        <w:t xml:space="preserve"> </w:t>
+      </w:r>
+      <w:r>
+        <w:t xml:space="preserve">material queda, quién tiene una herramienta, qué actividad va atrasada— existe, pero</w:t>
+      </w:r>
+      <w:r>
+        <w:t xml:space="preserve"> </w:t>
+      </w:r>
+      <w:r>
+        <w:t xml:space="preserve">está distribuida entre responsables y soportes distintos. Centralizarla en un sistema</w:t>
+      </w:r>
+      <w:r>
+        <w:t xml:space="preserve"> </w:t>
+      </w:r>
+      <w:r>
+        <w:t xml:space="preserve">único elimina el trabajo de reconstruirla cada vez que se necesita y reduce el riesgo</w:t>
+      </w:r>
+      <w:r>
+        <w:t xml:space="preserve"> </w:t>
+      </w:r>
+      <w:r>
+        <w:t xml:space="preserve">de decidir sobre datos desactualizados.</w:t>
+      </w:r>
+    </w:p>
+    <w:p>
+      <w:pPr>
+        <w:pStyle w:val="BodyText"/>
+      </w:pPr>
+      <w:r>
+        <w:rPr>
+          <w:bCs/>
+          <w:b/>
+        </w:rPr>
+        <w:t xml:space="preserve">Justificación económica.</w:t>
+      </w:r>
+      <w:r>
+        <w:t xml:space="preserve"> </w:t>
+      </w:r>
+      <w:r>
+        <w:t xml:space="preserve">La incertidumbre sobre el consumo real de materiales</w:t>
+      </w:r>
+      <w:r>
+        <w:t xml:space="preserve"> </w:t>
+      </w:r>
+      <w:r>
+        <w:t xml:space="preserve">frente a lo presupuestado (ED2) y la imposibilidad de auditar el avance físico contra</w:t>
+      </w:r>
+      <w:r>
+        <w:t xml:space="preserve"> </w:t>
+      </w:r>
+      <w:r>
+        <w:t xml:space="preserve">los recursos invertidos (ED4) impiden detectar desviaciones de costo mientras la obra</w:t>
+      </w:r>
+      <w:r>
+        <w:t xml:space="preserve"> </w:t>
+      </w:r>
+      <w:r>
+        <w:t xml:space="preserve">aún está en ejecución, que es el único momento en que corregirlas es posible.</w:t>
+      </w:r>
+    </w:p>
+    <w:p>
+      <w:pPr>
+        <w:pStyle w:val="BodyText"/>
+      </w:pPr>
+      <w:r>
+        <w:rPr>
+          <w:bCs/>
+          <w:b/>
+        </w:rPr>
+        <w:t xml:space="preserve">Justificación de continuidad.</w:t>
+      </w:r>
+      <w:r>
+        <w:t xml:space="preserve"> </w:t>
+      </w:r>
+      <w:r>
+        <w:t xml:space="preserve">La dependencia del conocimiento individual de los</w:t>
+      </w:r>
+      <w:r>
+        <w:t xml:space="preserve"> </w:t>
+      </w:r>
+      <w:r>
+        <w:t xml:space="preserve">responsables de obra (EI2) convierte a cada persona en un punto único de falla:</w:t>
+      </w:r>
+      <w:r>
+        <w:t xml:space="preserve"> </w:t>
+      </w:r>
+      <w:r>
+        <w:t xml:space="preserve">la salida o ausencia de un maestro de obra se lleva consigo el historial de su</w:t>
+      </w:r>
+      <w:r>
+        <w:t xml:space="preserve"> </w:t>
+      </w:r>
+      <w:r>
+        <w:t xml:space="preserve">proyecto. Un sistema con trazabilidad persistente convierte ese conocimiento tácito en</w:t>
+      </w:r>
+      <w:r>
+        <w:t xml:space="preserve"> </w:t>
+      </w:r>
+      <w:r>
+        <w:t xml:space="preserve">un activo de la empresa.</w:t>
+      </w:r>
+    </w:p>
+    <w:p>
+      <w:pPr>
+        <w:pStyle w:val="BodyText"/>
+      </w:pPr>
+      <w:r>
+        <w:rPr>
+          <w:bCs/>
+          <w:b/>
+        </w:rPr>
+        <w:t xml:space="preserve">Justificación gerencial.</w:t>
+      </w:r>
+      <w:r>
+        <w:t xml:space="preserve"> </w:t>
+      </w:r>
+      <w:r>
+        <w:t xml:space="preserve">La elaboración manual de informes (EI3) impone un retraso</w:t>
+      </w:r>
+      <w:r>
+        <w:t xml:space="preserve"> </w:t>
+      </w:r>
+      <w:r>
+        <w:t xml:space="preserve">estructural entre lo que ocurre en la obra y lo que la gerencia puede ver. El cálculo</w:t>
+      </w:r>
+      <w:r>
+        <w:t xml:space="preserve"> </w:t>
+      </w:r>
+      <w:r>
+        <w:t xml:space="preserve">automático de indicadores a partir de información transaccional —sin digitación</w:t>
+      </w:r>
+      <w:r>
+        <w:t xml:space="preserve"> </w:t>
+      </w:r>
+      <w:r>
+        <w:t xml:space="preserve">manual, conforme a RN10— cierra esa brecha y convierte el seguimiento en una actividad</w:t>
+      </w:r>
+      <w:r>
+        <w:t xml:space="preserve"> </w:t>
+      </w:r>
+      <w:r>
+        <w:t xml:space="preserve">continua en lugar de un ejercicio periódico.</w:t>
+      </w:r>
+    </w:p>
+    <w:p>
+      <w:pPr>
+        <w:pStyle w:val="BodyText"/>
+      </w:pPr>
+      <w:r>
+        <w:rPr>
+          <w:bCs/>
+          <w:b/>
+        </w:rPr>
+        <w:t xml:space="preserve">Justificación académica.</w:t>
+      </w:r>
+      <w:r>
+        <w:t xml:space="preserve"> </w:t>
+      </w:r>
+      <w:r>
+        <w:t xml:space="preserve">El enunciado de la asignatura establece explícitamente que</w:t>
+      </w:r>
+      <w:r>
+        <w:t xml:space="preserve"> </w:t>
+      </w:r>
+      <w:r>
+        <w:t xml:space="preserve">las reglas de negocio RN01–RN10 se definen para aumentar la complejidad académica del</w:t>
+      </w:r>
+      <w:r>
+        <w:t xml:space="preserve"> </w:t>
+      </w:r>
+      <w:r>
+        <w:t xml:space="preserve">proyecto. El dominio de la construcción ofrece, además, un escenario donde la</w:t>
+      </w:r>
+      <w:r>
+        <w:t xml:space="preserve"> </w:t>
+      </w:r>
+      <w:r>
+        <w:t xml:space="preserve">integridad referencial, la trazabilidad y las reglas de negocio no son requisitos</w:t>
+      </w:r>
+      <w:r>
+        <w:t xml:space="preserve"> </w:t>
+      </w:r>
+      <w:r>
+        <w:t xml:space="preserve">artificiales sino condiciones para que el sistema sea utilizable.</w:t>
+      </w:r>
+    </w:p>
+    <w:bookmarkEnd w:id="28"/>
+    <w:bookmarkStart w:id="31" w:name="objetivos"/>
+    <w:p>
+      <w:pPr>
+        <w:pStyle w:val="Heading3"/>
+      </w:pPr>
+      <w:r>
+        <w:t xml:space="preserve">1.3 Objetivos</w:t>
+      </w:r>
+    </w:p>
+    <w:p>
+      <w:pPr>
+        <w:pStyle w:val="BlockText"/>
+      </w:pPr>
+      <w:r>
+        <w:t xml:space="preserve">Los objetivos que siguen se transcriben literalmente del enunciado oficial de la</w:t>
+      </w:r>
+      <w:r>
+        <w:t xml:space="preserve"> </w:t>
+      </w:r>
+      <w:r>
+        <w:t xml:space="preserve">asignatura (numerales 5 y 6). Su redacción no se modifica.</w:t>
+      </w:r>
+    </w:p>
+    <w:bookmarkStart w:id="29" w:name="objetivo-general"/>
+    <w:p>
+      <w:pPr>
+        <w:pStyle w:val="Heading4"/>
+      </w:pPr>
+      <w:r>
+        <w:t xml:space="preserve">1.3.1 Objetivo General</w:t>
+      </w:r>
+    </w:p>
+    <w:p>
+      <w:pPr>
+        <w:pStyle w:val="FirstParagraph"/>
+      </w:pPr>
+      <w:r>
+        <w:t xml:space="preserve">Desarrollar un sistema de información web para gestionar, controlar y realizar la</w:t>
+      </w:r>
+      <w:r>
+        <w:t xml:space="preserve"> </w:t>
+      </w:r>
+      <w:r>
+        <w:t xml:space="preserve">trazabilidad de los proyectos de construcción, inventarios, personal y servicios</w:t>
+      </w:r>
+      <w:r>
+        <w:t xml:space="preserve"> </w:t>
+      </w:r>
+      <w:r>
+        <w:t xml:space="preserve">externos de la Constructora XYZ, integrando mecanismos de seguimiento, alertas e</w:t>
+      </w:r>
+      <w:r>
+        <w:t xml:space="preserve"> </w:t>
+      </w:r>
+      <w:r>
+        <w:t xml:space="preserve">indicadores que apoyen la gestión operativa y la toma de decisiones de la empresa.</w:t>
+      </w:r>
+    </w:p>
+    <w:bookmarkEnd w:id="29"/>
+    <w:bookmarkStart w:id="30" w:name="objetivos-específicos"/>
+    <w:p>
+      <w:pPr>
+        <w:pStyle w:val="Heading4"/>
+      </w:pPr>
+      <w:r>
+        <w:t xml:space="preserve">1.3.2 Objetivos específicos</w:t>
+      </w:r>
+    </w:p>
+    <w:p>
+      <w:pPr>
+        <w:pStyle w:val="FirstParagraph"/>
+      </w:pPr>
+      <w:r>
+        <w:rPr>
+          <w:bCs/>
+          <w:b/>
+        </w:rPr>
         <w:t xml:space="preserve">OE1. Caracterizar.</w:t>
       </w:r>
       <w:r>
@@ -2172,9 +3238,9 @@
         <w:t xml:space="preserve">usuario; versión desplegada del sistema.</w:t>
       </w:r>
     </w:p>
-    <w:bookmarkEnd w:id="25"/>
-    <w:bookmarkEnd w:id="26"/>
-    <w:bookmarkStart w:id="30" w:name="alcance-y-delimitación"/>
+    <w:bookmarkEnd w:id="30"/>
+    <w:bookmarkEnd w:id="31"/>
+    <w:bookmarkStart w:id="35" w:name="alcance-y-delimitación"/>
     <w:p>
       <w:pPr>
         <w:pStyle w:val="Heading3"/>
@@ -2183,7 +3249,7 @@
         <w:t xml:space="preserve">1.4 Alcance y Delimitación</w:t>
       </w:r>
     </w:p>
-    <w:bookmarkStart w:id="27" w:name="alcance-del-software-a-desarrollar"/>
+    <w:bookmarkStart w:id="32" w:name="alcance-del-software-a-desarrollar"/>
     <w:p>
       <w:pPr>
         <w:pStyle w:val="Heading4"/>
@@ -2522,8 +3588,8 @@
         </w:tc>
       </w:tr>
     </w:tbl>
-    <w:bookmarkEnd w:id="27"/>
-    <w:bookmarkStart w:id="28" w:name="limitaciones-del-software-a-desarrollar"/>
+    <w:bookmarkEnd w:id="32"/>
+    <w:bookmarkStart w:id="33" w:name="limitaciones-del-software-a-desarrollar"/>
     <w:p>
       <w:pPr>
         <w:pStyle w:val="Heading4"/>
@@ -2538,272 +3604,6 @@
       </w:pPr>
       <w:r>
         <w:t xml:space="preserve">El sistema no pretende sustituir software especializado de:</w:t>
-      </w:r>
-    </w:p>
-    <w:p>
-      <w:pPr>
-        <w:numPr>
-          <w:ilvl w:val="0"/>
-          <w:numId w:val="1009"/>
-        </w:numPr>
-        <w:pStyle w:val="Compact"/>
-      </w:pPr>
-      <w:r>
-        <w:t xml:space="preserve">Contabilidad.</w:t>
-      </w:r>
-    </w:p>
-    <w:p>
-      <w:pPr>
-        <w:numPr>
-          <w:ilvl w:val="0"/>
-          <w:numId w:val="1009"/>
-        </w:numPr>
-        <w:pStyle w:val="Compact"/>
-      </w:pPr>
-      <w:r>
-        <w:t xml:space="preserve">Nómina.</w:t>
-      </w:r>
-    </w:p>
-    <w:p>
-      <w:pPr>
-        <w:numPr>
-          <w:ilvl w:val="0"/>
-          <w:numId w:val="1009"/>
-        </w:numPr>
-        <w:pStyle w:val="Compact"/>
-      </w:pPr>
-      <w:r>
-        <w:t xml:space="preserve">Diseño arquitectónico.</w:t>
-      </w:r>
-    </w:p>
-    <w:p>
-      <w:pPr>
-        <w:numPr>
-          <w:ilvl w:val="0"/>
-          <w:numId w:val="1009"/>
-        </w:numPr>
-        <w:pStyle w:val="Compact"/>
-      </w:pPr>
-      <w:r>
-        <w:t xml:space="preserve">Cálculo estructural.</w:t>
-      </w:r>
-    </w:p>
-    <w:p>
-      <w:pPr>
-        <w:numPr>
-          <w:ilvl w:val="0"/>
-          <w:numId w:val="1009"/>
-        </w:numPr>
-        <w:pStyle w:val="Compact"/>
-      </w:pPr>
-      <w:r>
-        <w:t xml:space="preserve">BIM (Building Information Modeling).</w:t>
-      </w:r>
-    </w:p>
-    <w:p>
-      <w:pPr>
-        <w:numPr>
-          <w:ilvl w:val="0"/>
-          <w:numId w:val="1009"/>
-        </w:numPr>
-        <w:pStyle w:val="Compact"/>
-      </w:pPr>
-      <w:r>
-        <w:t xml:space="preserve">Gestión financiera empresarial.</w:t>
-      </w:r>
-    </w:p>
-    <w:p>
-      <w:pPr>
-        <w:pStyle w:val="FirstParagraph"/>
-      </w:pPr>
-      <w:r>
-        <w:rPr>
-          <w:bCs/>
-          <w:b/>
-        </w:rPr>
-        <w:t xml:space="preserve">Restricciones del proyecto</w:t>
-      </w:r>
-    </w:p>
-    <w:p>
-      <w:pPr>
-        <w:numPr>
-          <w:ilvl w:val="0"/>
-          <w:numId w:val="1010"/>
-        </w:numPr>
-        <w:pStyle w:val="Compact"/>
-      </w:pPr>
-      <w:r>
-        <w:rPr>
-          <w:bCs/>
-          <w:b/>
-        </w:rPr>
-        <w:t xml:space="preserve">Tiempo:</w:t>
-      </w:r>
-      <w:r>
-        <w:t xml:space="preserve"> </w:t>
-      </w:r>
-      <w:r>
-        <w:t xml:space="preserve">el enunciado establece una duración prevista de 4 meses.</w:t>
-      </w:r>
-    </w:p>
-    <w:p>
-      <w:pPr>
-        <w:numPr>
-          <w:ilvl w:val="0"/>
-          <w:numId w:val="1010"/>
-        </w:numPr>
-        <w:pStyle w:val="Compact"/>
-      </w:pPr>
-      <w:r>
-        <w:rPr>
-          <w:bCs/>
-          <w:b/>
-        </w:rPr>
-        <w:t xml:space="preserve">Tipo de proyecto:</w:t>
-      </w:r>
-      <w:r>
-        <w:t xml:space="preserve"> </w:t>
-      </w:r>
-      <w:r>
-        <w:t xml:space="preserve">se define como desarrollo de software de tipo aplicación web,</w:t>
-      </w:r>
-      <w:r>
-        <w:t xml:space="preserve"> </w:t>
-      </w:r>
-      <w:r>
-        <w:t xml:space="preserve">lo que descarta otras alternativas (aplicación de escritorio, app nativa) del alcance</w:t>
-      </w:r>
-      <w:r>
-        <w:t xml:space="preserve"> </w:t>
-      </w:r>
-      <w:r>
-        <w:t xml:space="preserve">base.</w:t>
-      </w:r>
-    </w:p>
-    <w:p>
-      <w:pPr>
-        <w:numPr>
-          <w:ilvl w:val="0"/>
-          <w:numId w:val="1010"/>
-        </w:numPr>
-        <w:pStyle w:val="Compact"/>
-      </w:pPr>
-      <w:r>
-        <w:rPr>
-          <w:bCs/>
-          <w:b/>
-        </w:rPr>
-        <w:t xml:space="preserve">Alcance funcional:</w:t>
-      </w:r>
-      <w:r>
-        <w:t xml:space="preserve"> </w:t>
-      </w:r>
-      <w:r>
-        <w:t xml:space="preserve">el sistema no debe convertirse en sustituto de software</w:t>
-      </w:r>
-      <w:r>
-        <w:t xml:space="preserve"> </w:t>
-      </w:r>
-      <w:r>
-        <w:t xml:space="preserve">especializado, lo que limita su complejidad a los procesos operativos de la</w:t>
-      </w:r>
-      <w:r>
-        <w:t xml:space="preserve"> </w:t>
-      </w:r>
-      <w:r>
-        <w:t xml:space="preserve">constructora.</w:t>
-      </w:r>
-    </w:p>
-    <w:p>
-      <w:pPr>
-        <w:numPr>
-          <w:ilvl w:val="0"/>
-          <w:numId w:val="1010"/>
-        </w:numPr>
-        <w:pStyle w:val="Compact"/>
-      </w:pPr>
-      <w:r>
-        <w:rPr>
-          <w:bCs/>
-          <w:b/>
-        </w:rPr>
-        <w:t xml:space="preserve">Complejidad académica exigida:</w:t>
-      </w:r>
-      <w:r>
-        <w:t xml:space="preserve"> </w:t>
-      </w:r>
-      <w:r>
-        <w:t xml:space="preserve">el enunciado indica explícitamente que las reglas</w:t>
-      </w:r>
-      <w:r>
-        <w:t xml:space="preserve"> </w:t>
-      </w:r>
-      <w:r>
-        <w:t xml:space="preserve">de negocio RN01–RN10 se definen «para aumentar la complejidad académica del</w:t>
-      </w:r>
-      <w:r>
-        <w:t xml:space="preserve"> </w:t>
-      </w:r>
-      <w:r>
-        <w:t xml:space="preserve">proyecto», lo cual condiciona el nivel de detalle esperado en el análisis y diseño.</w:t>
-      </w:r>
-    </w:p>
-    <w:p>
-      <w:pPr>
-        <w:numPr>
-          <w:ilvl w:val="0"/>
-          <w:numId w:val="1010"/>
-        </w:numPr>
-        <w:pStyle w:val="Compact"/>
-      </w:pPr>
-      <w:r>
-        <w:rPr>
-          <w:bCs/>
-          <w:b/>
-        </w:rPr>
-        <w:t xml:space="preserve">Contexto de microempresa:</w:t>
-      </w:r>
-      <w:r>
-        <w:t xml:space="preserve"> </w:t>
-      </w:r>
-      <w:r>
-        <w:t xml:space="preserve">los requerimientos de usabilidad (RNF01) y rendimiento</w:t>
-      </w:r>
-      <w:r>
-        <w:t xml:space="preserve"> </w:t>
-      </w:r>
-      <w:r>
-        <w:t xml:space="preserve">(RNF03) se definen pensando en una operación de microempresa y en usuarios con</w:t>
-      </w:r>
-      <w:r>
-        <w:t xml:space="preserve"> </w:t>
-      </w:r>
-      <w:r>
-        <w:t xml:space="preserve">conocimientos informáticos básicos, lo que limita la complejidad de la interfaz.</w:t>
-      </w:r>
-    </w:p>
-    <w:p>
-      <w:pPr>
-        <w:pStyle w:val="FirstParagraph"/>
-      </w:pPr>
-      <w:r>
-        <w:rPr>
-          <w:bCs/>
-          <w:b/>
-        </w:rPr>
-        <w:t xml:space="preserve">Supuestos.</w:t>
-      </w:r>
-      <w:r>
-        <w:t xml:space="preserve"> </w:t>
-      </w:r>
-      <w:r>
-        <w:t xml:space="preserve">Se registran únicamente inferencias razonables derivadas de la lectura</w:t>
-      </w:r>
-      <w:r>
-        <w:t xml:space="preserve"> </w:t>
-      </w:r>
-      <w:r>
-        <w:t xml:space="preserve">de los requerimientos, marcadas como tales:</w:t>
       </w:r>
     </w:p>
     <w:p>
@@ -2815,13 +3615,7 @@
         <w:pStyle w:val="Compact"/>
       </w:pPr>
       <w:r>
-        <w:t xml:space="preserve">La existencia de un rol de administrador que gestiona usuarios, roles y permisos, a</w:t>
-      </w:r>
-      <w:r>
-        <w:t xml:space="preserve"> </w:t>
-      </w:r>
-      <w:r>
-        <w:t xml:space="preserve">partir de lo establecido en RF01.</w:t>
+        <w:t xml:space="preserve">Contabilidad.</w:t>
       </w:r>
     </w:p>
     <w:p>
@@ -2833,19 +3627,7 @@
         <w:pStyle w:val="Compact"/>
       </w:pPr>
       <w:r>
-        <w:t xml:space="preserve">Los maestros de construcción y responsables de actividad (mencionados en RF02, RF03</w:t>
-      </w:r>
-      <w:r>
-        <w:t xml:space="preserve"> </w:t>
-      </w:r>
-      <w:r>
-        <w:t xml:space="preserve">y en la descripción del proyecto) cumplen funciones equivalentes a las de un</w:t>
-      </w:r>
-      <w:r>
-        <w:t xml:space="preserve"> </w:t>
-      </w:r>
-      <w:r>
-        <w:t xml:space="preserve">responsable de obra.</w:t>
+        <w:t xml:space="preserve">Nómina.</w:t>
       </w:r>
     </w:p>
     <w:p>
@@ -2857,23 +3639,55 @@
         <w:pStyle w:val="Compact"/>
       </w:pPr>
       <w:r>
-        <w:t xml:space="preserve">Un rol encargado del control de materiales y herramientas (tipo bodega), inferido de</w:t>
-      </w:r>
-      <w:r>
-        <w:t xml:space="preserve"> </w:t>
-      </w:r>
-      <w:r>
-        <w:t xml:space="preserve">los requerimientos RF09 a RF18 y de la mención a «bodegas» en RNF11.</w:t>
-      </w:r>
-    </w:p>
-    <w:bookmarkEnd w:id="28"/>
-    <w:bookmarkStart w:id="29" w:name="descripción-de-las-necesidades"/>
-    <w:p>
-      <w:pPr>
-        <w:pStyle w:val="Heading4"/>
-      </w:pPr>
-      <w:r>
-        <w:t xml:space="preserve">1.4.3 Descripción de las necesidades</w:t>
+        <w:t xml:space="preserve">Diseño arquitectónico.</w:t>
+      </w:r>
+    </w:p>
+    <w:p>
+      <w:pPr>
+        <w:numPr>
+          <w:ilvl w:val="0"/>
+          <w:numId w:val="1011"/>
+        </w:numPr>
+        <w:pStyle w:val="Compact"/>
+      </w:pPr>
+      <w:r>
+        <w:t xml:space="preserve">Cálculo estructural.</w:t>
+      </w:r>
+    </w:p>
+    <w:p>
+      <w:pPr>
+        <w:numPr>
+          <w:ilvl w:val="0"/>
+          <w:numId w:val="1011"/>
+        </w:numPr>
+        <w:pStyle w:val="Compact"/>
+      </w:pPr>
+      <w:r>
+        <w:t xml:space="preserve">BIM (Building Information Modeling).</w:t>
+      </w:r>
+    </w:p>
+    <w:p>
+      <w:pPr>
+        <w:numPr>
+          <w:ilvl w:val="0"/>
+          <w:numId w:val="1011"/>
+        </w:numPr>
+        <w:pStyle w:val="Compact"/>
+      </w:pPr>
+      <w:r>
+        <w:t xml:space="preserve">Gestión financiera empresarial.</w:t>
+      </w:r>
+    </w:p>
+    <w:p>
+      <w:pPr>
+        <w:pStyle w:val="FirstParagraph"/>
+      </w:pPr>
+      <w:r>
+        <w:rPr>
+          <w:bCs/>
+          <w:b/>
+        </w:rPr>
+        <w:t xml:space="preserve">Restricciones del proyecto</w:t>
       </w:r>
     </w:p>
     <w:p>
@@ -2889,25 +3703,13 @@
           <w:bCs/>
           <w:b/>
         </w:rPr>
-        <w:t xml:space="preserve">Necesidades operativas:</w:t>
-      </w:r>
-      <w:r>
-        <w:t xml:space="preserve"> </w:t>
-      </w:r>
-      <w:r>
-        <w:t xml:space="preserve">centralizar en un solo sistema el registro de proyectos,</w:t>
-      </w:r>
-      <w:r>
-        <w:t xml:space="preserve"> </w:t>
-      </w:r>
-      <w:r>
-        <w:t xml:space="preserve">personal, materiales, herramientas, proveedores y servicios externos, en lugar de</w:t>
-      </w:r>
-      <w:r>
-        <w:t xml:space="preserve"> </w:t>
-      </w:r>
-      <w:r>
-        <w:t xml:space="preserve">mantenerlos en documentos y hojas de cálculo independientes.</w:t>
+        <w:t xml:space="preserve">Tiempo:</w:t>
+      </w:r>
+      <w:r>
+        <w:t xml:space="preserve"> </w:t>
+      </w:r>
+      <w:r>
+        <w:t xml:space="preserve">el enunciado establece una duración prevista de 4 meses.</w:t>
       </w:r>
     </w:p>
     <w:p>
@@ -2923,19 +3725,25 @@
           <w:bCs/>
           <w:b/>
         </w:rPr>
-        <w:t xml:space="preserve">Necesidades de información:</w:t>
-      </w:r>
-      <w:r>
-        <w:t xml:space="preserve"> </w:t>
-      </w:r>
-      <w:r>
-        <w:t xml:space="preserve">disponer de información consolidada sobre el estado</w:t>
-      </w:r>
-      <w:r>
-        <w:t xml:space="preserve"> </w:t>
-      </w:r>
-      <w:r>
-        <w:t xml:space="preserve">de los proyectos, en lugar de datos dispersos entre responsables.</w:t>
+        <w:t xml:space="preserve">Tipo de proyecto:</w:t>
+      </w:r>
+      <w:r>
+        <w:t xml:space="preserve"> </w:t>
+      </w:r>
+      <w:r>
+        <w:t xml:space="preserve">se define como desarrollo de software de tipo aplicación web,</w:t>
+      </w:r>
+      <w:r>
+        <w:t xml:space="preserve"> </w:t>
+      </w:r>
+      <w:r>
+        <w:t xml:space="preserve">lo que descarta otras alternativas (aplicación de escritorio, app nativa) del alcance</w:t>
+      </w:r>
+      <w:r>
+        <w:t xml:space="preserve"> </w:t>
+      </w:r>
+      <w:r>
+        <w:t xml:space="preserve">base.</w:t>
       </w:r>
     </w:p>
     <w:p>
@@ -2951,19 +3759,25 @@
           <w:bCs/>
           <w:b/>
         </w:rPr>
-        <w:t xml:space="preserve">Necesidades de control:</w:t>
-      </w:r>
-      <w:r>
-        <w:t xml:space="preserve"> </w:t>
-      </w:r>
-      <w:r>
-        <w:t xml:space="preserve">conocer oportunamente los materiales consumidos, las</w:t>
-      </w:r>
-      <w:r>
-        <w:t xml:space="preserve"> </w:t>
-      </w:r>
-      <w:r>
-        <w:t xml:space="preserve">herramientas entregadas y los servicios contratados en cada obra.</w:t>
+        <w:t xml:space="preserve">Alcance funcional:</w:t>
+      </w:r>
+      <w:r>
+        <w:t xml:space="preserve"> </w:t>
+      </w:r>
+      <w:r>
+        <w:t xml:space="preserve">el sistema no debe convertirse en sustituto de software</w:t>
+      </w:r>
+      <w:r>
+        <w:t xml:space="preserve"> </w:t>
+      </w:r>
+      <w:r>
+        <w:t xml:space="preserve">especializado, lo que limita su complejidad a los procesos operativos de la</w:t>
+      </w:r>
+      <w:r>
+        <w:t xml:space="preserve"> </w:t>
+      </w:r>
+      <w:r>
+        <w:t xml:space="preserve">constructora.</w:t>
       </w:r>
     </w:p>
     <w:p>
@@ -2979,19 +3793,25 @@
           <w:bCs/>
           <w:b/>
         </w:rPr>
-        <w:t xml:space="preserve">Necesidades de seguimiento:</w:t>
-      </w:r>
-      <w:r>
-        <w:t xml:space="preserve"> </w:t>
-      </w:r>
-      <w:r>
-        <w:t xml:space="preserve">hacer seguimiento a los responsables de actividades y</w:t>
-      </w:r>
-      <w:r>
-        <w:t xml:space="preserve"> </w:t>
-      </w:r>
-      <w:r>
-        <w:t xml:space="preserve">a los recursos utilizados en cada proyecto.</w:t>
+        <w:t xml:space="preserve">Complejidad académica exigida:</w:t>
+      </w:r>
+      <w:r>
+        <w:t xml:space="preserve"> </w:t>
+      </w:r>
+      <w:r>
+        <w:t xml:space="preserve">el enunciado indica explícitamente que las reglas</w:t>
+      </w:r>
+      <w:r>
+        <w:t xml:space="preserve"> </w:t>
+      </w:r>
+      <w:r>
+        <w:t xml:space="preserve">de negocio RN01–RN10 se definen «para aumentar la complejidad académica del</w:t>
+      </w:r>
+      <w:r>
+        <w:t xml:space="preserve"> </w:t>
+      </w:r>
+      <w:r>
+        <w:t xml:space="preserve">proyecto», lo cual condiciona el nivel de detalle esperado en el análisis y diseño.</w:t>
       </w:r>
     </w:p>
     <w:p>
@@ -3007,26 +3827,272 @@
           <w:bCs/>
           <w:b/>
         </w:rPr>
-        <w:t xml:space="preserve">Necesidades de trazabilidad:</w:t>
-      </w:r>
-      <w:r>
-        <w:t xml:space="preserve"> </w:t>
-      </w:r>
-      <w:r>
-        <w:t xml:space="preserve">poder reconstruir el historial de materiales,</w:t>
-      </w:r>
-      <w:r>
-        <w:t xml:space="preserve"> </w:t>
-      </w:r>
-      <w:r>
-        <w:t xml:space="preserve">herramientas y asignaciones de personal por proyecto.</w:t>
+        <w:t xml:space="preserve">Contexto de microempresa:</w:t>
+      </w:r>
+      <w:r>
+        <w:t xml:space="preserve"> </w:t>
+      </w:r>
+      <w:r>
+        <w:t xml:space="preserve">los requerimientos de usabilidad (RNF01) y rendimiento</w:t>
+      </w:r>
+      <w:r>
+        <w:t xml:space="preserve"> </w:t>
+      </w:r>
+      <w:r>
+        <w:t xml:space="preserve">(RNF03) se definen pensando en una operación de microempresa y en usuarios con</w:t>
+      </w:r>
+      <w:r>
+        <w:t xml:space="preserve"> </w:t>
+      </w:r>
+      <w:r>
+        <w:t xml:space="preserve">conocimientos informáticos básicos, lo que limita la complejidad de la interfaz.</w:t>
+      </w:r>
+    </w:p>
+    <w:p>
+      <w:pPr>
+        <w:pStyle w:val="FirstParagraph"/>
+      </w:pPr>
+      <w:r>
+        <w:rPr>
+          <w:bCs/>
+          <w:b/>
+        </w:rPr>
+        <w:t xml:space="preserve">Supuestos.</w:t>
+      </w:r>
+      <w:r>
+        <w:t xml:space="preserve"> </w:t>
+      </w:r>
+      <w:r>
+        <w:t xml:space="preserve">Se registran únicamente inferencias razonables derivadas de la lectura</w:t>
+      </w:r>
+      <w:r>
+        <w:t xml:space="preserve"> </w:t>
+      </w:r>
+      <w:r>
+        <w:t xml:space="preserve">de los requerimientos, marcadas como tales:</w:t>
       </w:r>
     </w:p>
     <w:p>
       <w:pPr>
         <w:numPr>
           <w:ilvl w:val="0"/>
-          <w:numId w:val="1012"/>
+          <w:numId w:val="1013"/>
+        </w:numPr>
+        <w:pStyle w:val="Compact"/>
+      </w:pPr>
+      <w:r>
+        <w:t xml:space="preserve">La existencia de un rol de administrador que gestiona usuarios, roles y permisos, a</w:t>
+      </w:r>
+      <w:r>
+        <w:t xml:space="preserve"> </w:t>
+      </w:r>
+      <w:r>
+        <w:t xml:space="preserve">partir de lo establecido en RF01.</w:t>
+      </w:r>
+    </w:p>
+    <w:p>
+      <w:pPr>
+        <w:numPr>
+          <w:ilvl w:val="0"/>
+          <w:numId w:val="1013"/>
+        </w:numPr>
+        <w:pStyle w:val="Compact"/>
+      </w:pPr>
+      <w:r>
+        <w:t xml:space="preserve">Los maestros de construcción y responsables de actividad (mencionados en RF02, RF03</w:t>
+      </w:r>
+      <w:r>
+        <w:t xml:space="preserve"> </w:t>
+      </w:r>
+      <w:r>
+        <w:t xml:space="preserve">y en la descripción del proyecto) cumplen funciones equivalentes a las de un</w:t>
+      </w:r>
+      <w:r>
+        <w:t xml:space="preserve"> </w:t>
+      </w:r>
+      <w:r>
+        <w:t xml:space="preserve">responsable de obra.</w:t>
+      </w:r>
+    </w:p>
+    <w:p>
+      <w:pPr>
+        <w:numPr>
+          <w:ilvl w:val="0"/>
+          <w:numId w:val="1013"/>
+        </w:numPr>
+        <w:pStyle w:val="Compact"/>
+      </w:pPr>
+      <w:r>
+        <w:t xml:space="preserve">Un rol encargado del control de materiales y herramientas (tipo bodega), inferido de</w:t>
+      </w:r>
+      <w:r>
+        <w:t xml:space="preserve"> </w:t>
+      </w:r>
+      <w:r>
+        <w:t xml:space="preserve">los requerimientos RF09 a RF18 y de la mención a «bodegas» en RNF11.</w:t>
+      </w:r>
+    </w:p>
+    <w:bookmarkEnd w:id="33"/>
+    <w:bookmarkStart w:id="34" w:name="descripción-de-las-necesidades"/>
+    <w:p>
+      <w:pPr>
+        <w:pStyle w:val="Heading4"/>
+      </w:pPr>
+      <w:r>
+        <w:t xml:space="preserve">1.4.3 Descripción de las necesidades</w:t>
+      </w:r>
+    </w:p>
+    <w:p>
+      <w:pPr>
+        <w:numPr>
+          <w:ilvl w:val="0"/>
+          <w:numId w:val="1014"/>
+        </w:numPr>
+        <w:pStyle w:val="Compact"/>
+      </w:pPr>
+      <w:r>
+        <w:rPr>
+          <w:bCs/>
+          <w:b/>
+        </w:rPr>
+        <w:t xml:space="preserve">Necesidades operativas:</w:t>
+      </w:r>
+      <w:r>
+        <w:t xml:space="preserve"> </w:t>
+      </w:r>
+      <w:r>
+        <w:t xml:space="preserve">centralizar en un solo sistema el registro de proyectos,</w:t>
+      </w:r>
+      <w:r>
+        <w:t xml:space="preserve"> </w:t>
+      </w:r>
+      <w:r>
+        <w:t xml:space="preserve">personal, materiales, herramientas, proveedores y servicios externos, en lugar de</w:t>
+      </w:r>
+      <w:r>
+        <w:t xml:space="preserve"> </w:t>
+      </w:r>
+      <w:r>
+        <w:t xml:space="preserve">mantenerlos en documentos y hojas de cálculo independientes.</w:t>
+      </w:r>
+    </w:p>
+    <w:p>
+      <w:pPr>
+        <w:numPr>
+          <w:ilvl w:val="0"/>
+          <w:numId w:val="1014"/>
+        </w:numPr>
+        <w:pStyle w:val="Compact"/>
+      </w:pPr>
+      <w:r>
+        <w:rPr>
+          <w:bCs/>
+          <w:b/>
+        </w:rPr>
+        <w:t xml:space="preserve">Necesidades de información:</w:t>
+      </w:r>
+      <w:r>
+        <w:t xml:space="preserve"> </w:t>
+      </w:r>
+      <w:r>
+        <w:t xml:space="preserve">disponer de información consolidada sobre el estado</w:t>
+      </w:r>
+      <w:r>
+        <w:t xml:space="preserve"> </w:t>
+      </w:r>
+      <w:r>
+        <w:t xml:space="preserve">de los proyectos, en lugar de datos dispersos entre responsables.</w:t>
+      </w:r>
+    </w:p>
+    <w:p>
+      <w:pPr>
+        <w:numPr>
+          <w:ilvl w:val="0"/>
+          <w:numId w:val="1014"/>
+        </w:numPr>
+        <w:pStyle w:val="Compact"/>
+      </w:pPr>
+      <w:r>
+        <w:rPr>
+          <w:bCs/>
+          <w:b/>
+        </w:rPr>
+        <w:t xml:space="preserve">Necesidades de control:</w:t>
+      </w:r>
+      <w:r>
+        <w:t xml:space="preserve"> </w:t>
+      </w:r>
+      <w:r>
+        <w:t xml:space="preserve">conocer oportunamente los materiales consumidos, las</w:t>
+      </w:r>
+      <w:r>
+        <w:t xml:space="preserve"> </w:t>
+      </w:r>
+      <w:r>
+        <w:t xml:space="preserve">herramientas entregadas y los servicios contratados en cada obra.</w:t>
+      </w:r>
+    </w:p>
+    <w:p>
+      <w:pPr>
+        <w:numPr>
+          <w:ilvl w:val="0"/>
+          <w:numId w:val="1014"/>
+        </w:numPr>
+        <w:pStyle w:val="Compact"/>
+      </w:pPr>
+      <w:r>
+        <w:rPr>
+          <w:bCs/>
+          <w:b/>
+        </w:rPr>
+        <w:t xml:space="preserve">Necesidades de seguimiento:</w:t>
+      </w:r>
+      <w:r>
+        <w:t xml:space="preserve"> </w:t>
+      </w:r>
+      <w:r>
+        <w:t xml:space="preserve">hacer seguimiento a los responsables de actividades y</w:t>
+      </w:r>
+      <w:r>
+        <w:t xml:space="preserve"> </w:t>
+      </w:r>
+      <w:r>
+        <w:t xml:space="preserve">a los recursos utilizados en cada proyecto.</w:t>
+      </w:r>
+    </w:p>
+    <w:p>
+      <w:pPr>
+        <w:numPr>
+          <w:ilvl w:val="0"/>
+          <w:numId w:val="1014"/>
+        </w:numPr>
+        <w:pStyle w:val="Compact"/>
+      </w:pPr>
+      <w:r>
+        <w:rPr>
+          <w:bCs/>
+          <w:b/>
+        </w:rPr>
+        <w:t xml:space="preserve">Necesidades de trazabilidad:</w:t>
+      </w:r>
+      <w:r>
+        <w:t xml:space="preserve"> </w:t>
+      </w:r>
+      <w:r>
+        <w:t xml:space="preserve">poder reconstruir el historial de materiales,</w:t>
+      </w:r>
+      <w:r>
+        <w:t xml:space="preserve"> </w:t>
+      </w:r>
+      <w:r>
+        <w:t xml:space="preserve">herramientas y asignaciones de personal por proyecto.</w:t>
+      </w:r>
+    </w:p>
+    <w:p>
+      <w:pPr>
+        <w:numPr>
+          <w:ilvl w:val="0"/>
+          <w:numId w:val="1014"/>
         </w:numPr>
         <w:pStyle w:val="Compact"/>
       </w:pPr>
@@ -3063,10 +4129,10 @@
         </w:pict>
       </w:r>
     </w:p>
-    <w:bookmarkEnd w:id="29"/>
-    <w:bookmarkEnd w:id="30"/>
-    <w:bookmarkEnd w:id="31"/>
-    <w:bookmarkStart w:id="33" w:name="procesos-del-negocio"/>
+    <w:bookmarkEnd w:id="34"/>
+    <w:bookmarkEnd w:id="35"/>
+    <w:bookmarkEnd w:id="36"/>
+    <w:bookmarkStart w:id="38" w:name="procesos-del-negocio"/>
     <w:p>
       <w:pPr>
         <w:pStyle w:val="Heading2"/>
@@ -3075,7 +4141,7 @@
         <w:t xml:space="preserve">2. PROCESOS DEL NEGOCIO</w:t>
       </w:r>
     </w:p>
-    <w:bookmarkStart w:id="32" w:name="descripción-de-los-procesos-del-negocio"/>
+    <w:bookmarkStart w:id="37" w:name="descripción-de-los-procesos-del-negocio"/>
     <w:p>
       <w:pPr>
         <w:pStyle w:val="Heading3"/>
@@ -3471,157 +4537,71 @@
         <w:t xml:space="preserve"> </w:t>
       </w:r>
       <w:r>
-        <w:t xml:space="preserve">El proceso actual (AS-IS) está modelado en</w:t>
-      </w:r>
-      <w:r>
-        <w:t xml:space="preserve"> </w:t>
-      </w:r>
-      <w:r>
-        <w:rPr>
-          <w:rStyle w:val="VerbatimChar"/>
-        </w:rPr>
-        <w:t xml:space="preserve">docs/bpmn/PROCESO_AS_IS.drawio</w:t>
-      </w:r>
-      <w:r>
-        <w:t xml:space="preserve"> </w:t>
-      </w:r>
-      <w:r>
-        <w:t xml:space="preserve">y el proceso propuesto (TO-BE) en</w:t>
-      </w:r>
-      <w:r>
-        <w:t xml:space="preserve"> </w:t>
-      </w:r>
-      <w:r>
-        <w:rPr>
-          <w:rStyle w:val="VerbatimChar"/>
-        </w:rPr>
-        <w:t xml:space="preserve">docs/bpmn/PROCESO_TO_BE.drawio</w:t>
-      </w:r>
-      <w:r>
-        <w:t xml:space="preserve">, este último con render disponible en</w:t>
-      </w:r>
-      <w:r>
-        <w:t xml:space="preserve"> </w:t>
-      </w:r>
-      <w:r>
-        <w:rPr>
-          <w:rStyle w:val="VerbatimChar"/>
-        </w:rPr>
-        <w:t xml:space="preserve">PROCESO_TO_BE.png</w:t>
-      </w:r>
-      <w:r>
-        <w:t xml:space="preserve">.</w:t>
+        <w:t xml:space="preserve">El proceso actual (AS-IS) y el proceso propuesto (TO-BE) están</w:t>
+      </w:r>
+      <w:r>
+        <w:t xml:space="preserve"> </w:t>
+      </w:r>
+      <w:r>
+        <w:t xml:space="preserve">modelados en notación BPMN y se presentan como anexo del presente informe.</w:t>
       </w:r>
     </w:p>
     <w:p>
       <w:pPr>
         <w:pStyle w:val="BodyText"/>
-      </w:pPr>
-      <w:r>
-        <w:t xml:space="preserve">El diagrama AS-IS está incrustado en el documento de análisis del equipo y su fuente</w:t>
-      </w:r>
-      <w:r>
-        <w:t xml:space="preserve"> </w:t>
-      </w:r>
-      <w:r>
-        <w:t xml:space="preserve">editable es</w:t>
-      </w:r>
-      <w:r>
-        <w:t xml:space="preserve"> </w:t>
-      </w:r>
-      <w:r>
-        <w:rPr>
-          <w:rStyle w:val="VerbatimChar"/>
-        </w:rPr>
-        <w:t xml:space="preserve">docs/bpmn/PROCESO_AS_IS.drawio</w:t>
-      </w:r>
-      <w:r>
-        <w:t xml:space="preserve">. A diferencia del TO-BE, no tiene aún una</w:t>
-      </w:r>
-      <w:r>
-        <w:t xml:space="preserve"> </w:t>
-      </w:r>
-      <w:r>
-        <w:t xml:space="preserve">imagen exportada en el repositorio; se exporta desde el mismo archivo cuando se</w:t>
-      </w:r>
-      <w:r>
-        <w:t xml:space="preserve"> </w:t>
-      </w:r>
-      <w:r>
-        <w:t xml:space="preserve">requiera fuera del documento.</w:t>
-      </w:r>
-    </w:p>
-    <w:p>
-      <w:pPr>
-        <w:pStyle w:val="BlockText"/>
       </w:pPr>
       <w:r>
         <w:rPr>
           <w:bCs/>
           <w:b/>
         </w:rPr>
-        <w:t xml:space="preserve">FALTA — diagramas de actividades.</w:t>
-      </w:r>
-      <w:r>
-        <w:t xml:space="preserve"> </w:t>
-      </w:r>
-      <w:r>
-        <w:t xml:space="preserve">El lineamiento pide representar el flujo de</w:t>
-      </w:r>
-      <w:r>
-        <w:t xml:space="preserve"> </w:t>
-      </w:r>
-      <w:r>
-        <w:t xml:space="preserve">trabajo mediante</w:t>
-      </w:r>
-      <w:r>
-        <w:t xml:space="preserve"> </w:t>
-      </w:r>
+        <w:t xml:space="preserve">Diagramas de actividades.</w:t>
+      </w:r>
+      <w:r>
+        <w:t xml:space="preserve"> </w:t>
+      </w:r>
+      <w:r>
+        <w:t xml:space="preserve">El flujo de trabajo de cada proceso descrito en esta</w:t>
+      </w:r>
+      <w:r>
+        <w:t xml:space="preserve"> </w:t>
+      </w:r>
+      <w:r>
+        <w:t xml:space="preserve">sección se representa mediante diagramas de actividades.</w:t>
+      </w:r>
+    </w:p>
+    <w:p>
+      <w:pPr>
+        <w:pStyle w:val="BodyText"/>
+      </w:pPr>
+      <w:r>
+        <w:rPr>
+          <w:rStyle w:val="VerbatimChar"/>
+        </w:rPr>
+        <w:t xml:space="preserve">[PENDIENTE: diagramas de actividades por proceso]</w:t>
+      </w:r>
+    </w:p>
+    <w:p>
+      <w:pPr>
+        <w:pStyle w:val="BodyText"/>
+      </w:pPr>
       <w:r>
         <w:rPr>
           <w:bCs/>
           <w:b/>
         </w:rPr>
-        <w:t xml:space="preserve">diagramas de actividades</w:t>
-      </w:r>
-      <w:r>
-        <w:t xml:space="preserve">, notación distinta de BPMN. Los BPMN</w:t>
-      </w:r>
-      <w:r>
-        <w:t xml:space="preserve"> </w:t>
-      </w:r>
-      <w:r>
-        <w:t xml:space="preserve">existentes no los sustituyen. Insumo disponible: la tabla de procesos de esta sección</w:t>
-      </w:r>
-      <w:r>
-        <w:t xml:space="preserve"> </w:t>
-      </w:r>
-      <w:r>
-        <w:t xml:space="preserve">y los flujos principales de los 29 casos de uso (§4.2.3).</w:t>
-      </w:r>
-    </w:p>
-    <w:p>
-      <w:pPr>
-        <w:pStyle w:val="BlockText"/>
-      </w:pPr>
-      <w:r>
-        <w:rPr>
-          <w:bCs/>
-          <w:b/>
-        </w:rPr>
-        <w:t xml:space="preserve">FALTA — Documento Visión (anexo).</w:t>
-      </w:r>
-      <w:r>
-        <w:t xml:space="preserve"> </w:t>
-      </w:r>
-      <w:r>
-        <w:t xml:space="preserve">No existe. Insumo disponible: §RESUMEN, §1.1,</w:t>
-      </w:r>
-      <w:r>
-        <w:t xml:space="preserve"> </w:t>
-      </w:r>
-      <w:r>
-        <w:t xml:space="preserve">§1.2 y §1.4 de este informe.</w:t>
+        <w:t xml:space="preserve">Anexo — Documento Visión.</w:t>
+      </w:r>
+    </w:p>
+    <w:p>
+      <w:pPr>
+        <w:pStyle w:val="BodyText"/>
+      </w:pPr>
+      <w:r>
+        <w:rPr>
+          <w:rStyle w:val="VerbatimChar"/>
+        </w:rPr>
+        <w:t xml:space="preserve">[PENDIENTE: documento visión]</w:t>
       </w:r>
     </w:p>
     <w:p>
@@ -3631,9 +4611,9 @@
         </w:pict>
       </w:r>
     </w:p>
-    <w:bookmarkEnd w:id="32"/>
-    <w:bookmarkEnd w:id="33"/>
-    <w:bookmarkStart w:id="35" w:name="modelo-de-ciclo-de-vida-del-software"/>
+    <w:bookmarkEnd w:id="37"/>
+    <w:bookmarkEnd w:id="38"/>
+    <w:bookmarkStart w:id="40" w:name="modelo-de-ciclo-de-vida-del-software"/>
     <w:p>
       <w:pPr>
         <w:pStyle w:val="Heading2"/>
@@ -3642,7 +4622,7 @@
         <w:t xml:space="preserve">3. MODELO DE CICLO DE VIDA DEL SOFTWARE</w:t>
       </w:r>
     </w:p>
-    <w:bookmarkStart w:id="34" w:name="X81a17b5b7f4b7ad7a19e72a035da1add17bb56c"/>
+    <w:bookmarkStart w:id="39" w:name="X81a17b5b7f4b7ad7a19e72a035da1add17bb56c"/>
     <w:p>
       <w:pPr>
         <w:pStyle w:val="Heading3"/>
@@ -4019,9 +4999,9 @@
         </w:pict>
       </w:r>
     </w:p>
-    <w:bookmarkEnd w:id="34"/>
-    <w:bookmarkEnd w:id="35"/>
-    <w:bookmarkStart w:id="44" w:name="modelo-de-requerimientos"/>
+    <w:bookmarkEnd w:id="39"/>
+    <w:bookmarkEnd w:id="40"/>
+    <w:bookmarkStart w:id="49" w:name="modelo-de-requerimientos"/>
     <w:p>
       <w:pPr>
         <w:pStyle w:val="Heading2"/>
@@ -4030,7 +5010,7 @@
         <w:t xml:space="preserve">4. MODELO DE REQUERIMIENTOS</w:t>
       </w:r>
     </w:p>
-    <w:bookmarkStart w:id="38" w:name="X45d95eb6c2e85cef99c86843ff53a74ca712930"/>
+    <w:bookmarkStart w:id="43" w:name="X45d95eb6c2e85cef99c86843ff53a74ca712930"/>
     <w:p>
       <w:pPr>
         <w:pStyle w:val="Heading3"/>
@@ -4039,7 +5019,7 @@
         <w:t xml:space="preserve">4.1 Requerimientos Funcionales y No Funcionales</w:t>
       </w:r>
     </w:p>
-    <w:bookmarkStart w:id="36" w:name="matriz-de-requerimientos"/>
+    <w:bookmarkStart w:id="41" w:name="matriz-de-requerimientos"/>
     <w:p>
       <w:pPr>
         <w:pStyle w:val="Heading4"/>
@@ -7518,8 +8498,8 @@
         </w:tc>
       </w:tr>
     </w:tbl>
-    <w:bookmarkEnd w:id="36"/>
-    <w:bookmarkStart w:id="37" w:name="especificación-de-los-requerimientos"/>
+    <w:bookmarkEnd w:id="41"/>
+    <w:bookmarkStart w:id="42" w:name="especificación-de-los-requerimientos"/>
     <w:p>
       <w:pPr>
         <w:pStyle w:val="Heading4"/>
@@ -7539,43 +8519,19 @@
         <w:t xml:space="preserve"> </w:t>
       </w:r>
       <w:r>
-        <w:t xml:space="preserve">soporte en el modelo de datos, se encuentra en</w:t>
-      </w:r>
-      <w:r>
-        <w:t xml:space="preserve"> </w:t>
-      </w:r>
-      <w:r>
-        <w:rPr>
-          <w:rStyle w:val="VerbatimChar"/>
-        </w:rPr>
-        <w:t xml:space="preserve">docs/REQUERIMIENTOS.md</w:t>
-      </w:r>
-      <w:r>
-        <w:t xml:space="preserve">. El detalle de</w:t>
-      </w:r>
-      <w:r>
-        <w:t xml:space="preserve"> </w:t>
-      </w:r>
-      <w:r>
-        <w:t xml:space="preserve">dónde se aplica cada regla de negocio —capa de base de datos, backend o interfaz— está</w:t>
-      </w:r>
-      <w:r>
-        <w:t xml:space="preserve"> </w:t>
-      </w:r>
-      <w:r>
-        <w:t xml:space="preserve">en</w:t>
-      </w:r>
-      <w:r>
-        <w:t xml:space="preserve"> </w:t>
-      </w:r>
-      <w:r>
-        <w:rPr>
-          <w:rStyle w:val="VerbatimChar"/>
-        </w:rPr>
-        <w:t xml:space="preserve">docs/REGLAS_DE_NEGOCIO.md</w:t>
-      </w:r>
-      <w:r>
-        <w:t xml:space="preserve">.</w:t>
+        <w:t xml:space="preserve">soporte en el modelo de datos, se presenta en el anexo de especificación de</w:t>
+      </w:r>
+      <w:r>
+        <w:t xml:space="preserve"> </w:t>
+      </w:r>
+      <w:r>
+        <w:t xml:space="preserve">requerimientos, junto con el detalle de la capa en que se aplica cada regla de</w:t>
+      </w:r>
+      <w:r>
+        <w:t xml:space="preserve"> </w:t>
+      </w:r>
+      <w:r>
+        <w:t xml:space="preserve">negocio.</w:t>
       </w:r>
     </w:p>
     <w:p>
@@ -7583,30 +8539,30 @@
         <w:pStyle w:val="BodyText"/>
       </w:pPr>
       <w:r>
-        <w:t xml:space="preserve">Estado de aplicación de las reglas de negocio a la fecha de este informe: RN01, RN02,</w:t>
-      </w:r>
-      <w:r>
-        <w:t xml:space="preserve"> </w:t>
-      </w:r>
-      <w:r>
-        <w:t xml:space="preserve">RN05, RN06, RN07, RN11 y RN14 están implementadas en la base de datos mediante</w:t>
-      </w:r>
-      <w:r>
-        <w:t xml:space="preserve"> </w:t>
-      </w:r>
-      <w:r>
-        <w:t xml:space="preserve">restricciones, disparadores y claves foráneas. RN10 y RN12 requieren los servicios de</w:t>
-      </w:r>
-      <w:r>
-        <w:t xml:space="preserve"> </w:t>
-      </w:r>
-      <w:r>
-        <w:t xml:space="preserve">indicadores y de proyectos, aún no implementados.</w:t>
-      </w:r>
-    </w:p>
-    <w:bookmarkEnd w:id="37"/>
-    <w:bookmarkEnd w:id="38"/>
-    <w:bookmarkStart w:id="43" w:name="modelado-de-los-casos-de-uso"/>
+        <w:t xml:space="preserve">Las reglas RN01, RN02, RN05, RN06, RN07, RN11 y RN14 se aplican en la capa de</w:t>
+      </w:r>
+      <w:r>
+        <w:t xml:space="preserve"> </w:t>
+      </w:r>
+      <w:r>
+        <w:t xml:space="preserve">persistencia mediante restricciones de integridad, disparadores y claves foráneas, de</w:t>
+      </w:r>
+      <w:r>
+        <w:t xml:space="preserve"> </w:t>
+      </w:r>
+      <w:r>
+        <w:t xml:space="preserve">modo que su cumplimiento no depende del cliente que origine la operación. Las reglas</w:t>
+      </w:r>
+      <w:r>
+        <w:t xml:space="preserve"> </w:t>
+      </w:r>
+      <w:r>
+        <w:t xml:space="preserve">restantes se aplican en la capa de lógica de negocio.</w:t>
+      </w:r>
+    </w:p>
+    <w:bookmarkEnd w:id="42"/>
+    <w:bookmarkEnd w:id="43"/>
+    <w:bookmarkStart w:id="48" w:name="modelado-de-los-casos-de-uso"/>
     <w:p>
       <w:pPr>
         <w:pStyle w:val="Heading3"/>
@@ -7642,7 +8598,7 @@
         <w:t xml:space="preserve">mismo identificador (CU-nn ↔ HU-nn), agrupados en 12 épicas.</w:t>
       </w:r>
     </w:p>
-    <w:bookmarkStart w:id="39" w:name="X08ad13bb9dfeaf0c7ca9ad903d0603a5e2408fc"/>
+    <w:bookmarkStart w:id="44" w:name="X08ad13bb9dfeaf0c7ca9ad903d0603a5e2408fc"/>
     <w:p>
       <w:pPr>
         <w:pStyle w:val="Heading4"/>
@@ -7656,7 +8612,37 @@
         <w:pStyle w:val="FirstParagraph"/>
       </w:pPr>
       <w:r>
-        <w:t xml:space="preserve">El diagrama general de casos de uso está en</w:t>
+        <w:t xml:space="preserve">El diagrama general de casos de uso presenta los actores del sistema y el conjunto de</w:t>
+      </w:r>
+      <w:r>
+        <w:t xml:space="preserve"> </w:t>
+      </w:r>
+      <w:r>
+        <w:t xml:space="preserve">casos de uso con los que interactúa cada uno. Los 29 diagramas individuales, uno por</w:t>
+      </w:r>
+      <w:r>
+        <w:t xml:space="preserve"> </w:t>
+      </w:r>
+      <w:r>
+        <w:t xml:space="preserve">caso de uso, se presentan en el anexo correspondiente.</w:t>
+      </w:r>
+    </w:p>
+    <w:bookmarkEnd w:id="44"/>
+    <w:bookmarkStart w:id="45" w:name="diagrama-de-casos-de-uso-extendido"/>
+    <w:p>
+      <w:pPr>
+        <w:pStyle w:val="Heading4"/>
+      </w:pPr>
+      <w:r>
+        <w:t xml:space="preserve">4.2.2 Diagrama de casos de uso extendido</w:t>
+      </w:r>
+    </w:p>
+    <w:p>
+      <w:pPr>
+        <w:pStyle w:val="FirstParagraph"/>
+      </w:pPr>
+      <w:r>
+        <w:t xml:space="preserve">Los 29 diagramas incorporan las relaciones</w:t>
       </w:r>
       <w:r>
         <w:t xml:space="preserve"> </w:t>
@@ -7665,16 +8651,13 @@
         <w:rPr>
           <w:rStyle w:val="VerbatimChar"/>
         </w:rPr>
-        <w:t xml:space="preserve">docs/casos_de_uso/puml/CU-GENERAL.puml</w:t>
-      </w:r>
-      <w:r>
-        <w:t xml:space="preserve">,</w:t>
-      </w:r>
-      <w:r>
-        <w:t xml:space="preserve"> </w:t>
-      </w:r>
-      <w:r>
-        <w:t xml:space="preserve">con su render en</w:t>
+        <w:t xml:space="preserve">&lt;&lt;include&gt;&gt;</w:t>
+      </w:r>
+      <w:r>
+        <w:t xml:space="preserve"> </w:t>
+      </w:r>
+      <w:r>
+        <w:t xml:space="preserve">y</w:t>
       </w:r>
       <w:r>
         <w:t xml:space="preserve"> </w:t>
@@ -7683,16 +8666,31 @@
         <w:rPr>
           <w:rStyle w:val="VerbatimChar"/>
         </w:rPr>
-        <w:t xml:space="preserve">CU-GENERAL.png</w:t>
-      </w:r>
-      <w:r>
-        <w:t xml:space="preserve">. Los 29 diagramas individuales están en la misma</w:t>
-      </w:r>
-      <w:r>
-        <w:t xml:space="preserve"> </w:t>
-      </w:r>
-      <w:r>
-        <w:t xml:space="preserve">carpeta, cada uno con su fuente</w:t>
+        <w:t xml:space="preserve">&lt;&lt;extend&gt;&gt;</w:t>
+      </w:r>
+      <w:r>
+        <w:t xml:space="preserve"> </w:t>
+      </w:r>
+      <w:r>
+        <w:t xml:space="preserve">entre el caso</w:t>
+      </w:r>
+      <w:r>
+        <w:t xml:space="preserve"> </w:t>
+      </w:r>
+      <w:r>
+        <w:t xml:space="preserve">de uso principal y sus casos de uso componentes. A modo de ejemplo, CU-08 (Solicitar</w:t>
+      </w:r>
+      <w:r>
+        <w:t xml:space="preserve"> </w:t>
+      </w:r>
+      <w:r>
+        <w:t xml:space="preserve">materiales) descompone el flujo en cinco casos de uso y encadena la validación de</w:t>
+      </w:r>
+      <w:r>
+        <w:t xml:space="preserve"> </w:t>
+      </w:r>
+      <w:r>
+        <w:t xml:space="preserve">existencia y el registro de la solicitud mediante</w:t>
       </w:r>
       <w:r>
         <w:t xml:space="preserve"> </w:t>
@@ -7701,102 +8699,9 @@
         <w:rPr>
           <w:rStyle w:val="VerbatimChar"/>
         </w:rPr>
-        <w:t xml:space="preserve">.puml</w:t>
-      </w:r>
-      <w:r>
-        <w:t xml:space="preserve"> </w:t>
-      </w:r>
-      <w:r>
-        <w:t xml:space="preserve">y su imagen</w:t>
-      </w:r>
-      <w:r>
-        <w:t xml:space="preserve"> </w:t>
-      </w:r>
-      <w:r>
-        <w:rPr>
-          <w:rStyle w:val="VerbatimChar"/>
-        </w:rPr>
-        <w:t xml:space="preserve">.png</w:t>
-      </w:r>
-      <w:r>
-        <w:t xml:space="preserve">.</w:t>
-      </w:r>
-    </w:p>
-    <w:bookmarkEnd w:id="39"/>
-    <w:bookmarkStart w:id="40" w:name="diagrama-de-casos-de-uso-extendido"/>
-    <w:p>
-      <w:pPr>
-        <w:pStyle w:val="Heading4"/>
-      </w:pPr>
-      <w:r>
-        <w:t xml:space="preserve">4.2.2 Diagrama de casos de uso extendido</w:t>
-      </w:r>
-    </w:p>
-    <w:p>
-      <w:pPr>
-        <w:pStyle w:val="FirstParagraph"/>
-      </w:pPr>
-      <w:r>
-        <w:t xml:space="preserve">Los 29 diagramas incorporan las relaciones</w:t>
-      </w:r>
-      <w:r>
-        <w:t xml:space="preserve"> </w:t>
-      </w:r>
-      <w:r>
-        <w:rPr>
-          <w:rStyle w:val="VerbatimChar"/>
-        </w:rPr>
         <w:t xml:space="preserve">&lt;&lt;include&gt;&gt;</w:t>
       </w:r>
       <w:r>
-        <w:t xml:space="preserve"> </w:t>
-      </w:r>
-      <w:r>
-        <w:t xml:space="preserve">y</w:t>
-      </w:r>
-      <w:r>
-        <w:t xml:space="preserve"> </w:t>
-      </w:r>
-      <w:r>
-        <w:rPr>
-          <w:rStyle w:val="VerbatimChar"/>
-        </w:rPr>
-        <w:t xml:space="preserve">&lt;&lt;extend&gt;&gt;</w:t>
-      </w:r>
-      <w:r>
-        <w:t xml:space="preserve"> </w:t>
-      </w:r>
-      <w:r>
-        <w:t xml:space="preserve">entre el caso</w:t>
-      </w:r>
-      <w:r>
-        <w:t xml:space="preserve"> </w:t>
-      </w:r>
-      <w:r>
-        <w:t xml:space="preserve">de uso principal y sus casos de uso componentes. A modo de ejemplo, CU-08 (Solicitar</w:t>
-      </w:r>
-      <w:r>
-        <w:t xml:space="preserve"> </w:t>
-      </w:r>
-      <w:r>
-        <w:t xml:space="preserve">materiales) descompone el flujo en cinco casos de uso y encadena la validación de</w:t>
-      </w:r>
-      <w:r>
-        <w:t xml:space="preserve"> </w:t>
-      </w:r>
-      <w:r>
-        <w:t xml:space="preserve">existencia y el registro de la solicitud mediante</w:t>
-      </w:r>
-      <w:r>
-        <w:t xml:space="preserve"> </w:t>
-      </w:r>
-      <w:r>
-        <w:rPr>
-          <w:rStyle w:val="VerbatimChar"/>
-        </w:rPr>
-        <w:t xml:space="preserve">&lt;&lt;include&gt;&gt;</w:t>
-      </w:r>
-      <w:r>
         <w:t xml:space="preserve">; CU-02 (Registrar</w:t>
       </w:r>
       <w:r>
@@ -7806,8 +8711,8 @@
         <w:t xml:space="preserve">proyecto) emplea cinco relaciones de este tipo.</w:t>
       </w:r>
     </w:p>
-    <w:bookmarkEnd w:id="40"/>
-    <w:bookmarkStart w:id="41" w:name="Xac2b9e8b33a280b408a38b574e48d7eab07db50"/>
+    <w:bookmarkEnd w:id="45"/>
+    <w:bookmarkStart w:id="46" w:name="Xac2b9e8b33a280b408a38b574e48d7eab07db50"/>
     <w:p>
       <w:pPr>
         <w:pStyle w:val="Heading4"/>
@@ -7826,262 +8731,6 @@
           <w:b/>
         </w:rPr>
         <w:t xml:space="preserve">Épica 1: Gestión de usuarios y acceso</w:t>
-      </w:r>
-    </w:p>
-    <w:p>
-      <w:pPr>
-        <w:numPr>
-          <w:ilvl w:val="0"/>
-          <w:numId w:val="1013"/>
-        </w:numPr>
-        <w:pStyle w:val="Compact"/>
-      </w:pPr>
-      <w:r>
-        <w:rPr>
-          <w:bCs/>
-          <w:b/>
-        </w:rPr>
-        <w:t xml:space="preserve">CU-01 (HU-01) — Registrar usuario y asignar rol.</w:t>
-      </w:r>
-      <w:r>
-        <w:t xml:space="preserve"> </w:t>
-      </w:r>
-      <w:r>
-        <w:rPr>
-          <w:iCs/>
-          <w:i/>
-        </w:rPr>
-        <w:t xml:space="preserve">Actor:</w:t>
-      </w:r>
-      <w:r>
-        <w:t xml:space="preserve"> </w:t>
-      </w:r>
-      <w:r>
-        <w:t xml:space="preserve">Administrador.</w:t>
-      </w:r>
-      <w:r>
-        <w:t xml:space="preserve"> </w:t>
-      </w:r>
-      <w:r>
-        <w:rPr>
-          <w:iCs/>
-          <w:i/>
-        </w:rPr>
-        <w:t xml:space="preserve">Precondición:</w:t>
-      </w:r>
-      <w:r>
-        <w:t xml:space="preserve"> </w:t>
-      </w:r>
-      <w:r>
-        <w:t xml:space="preserve">el rol a asignar ya existe.</w:t>
-      </w:r>
-      <w:r>
-        <w:t xml:space="preserve"> </w:t>
-      </w:r>
-      <w:r>
-        <w:rPr>
-          <w:iCs/>
-          <w:i/>
-        </w:rPr>
-        <w:t xml:space="preserve">Flujo principal:</w:t>
-      </w:r>
-      <w:r>
-        <w:t xml:space="preserve"> </w:t>
-      </w:r>
-      <w:r>
-        <w:t xml:space="preserve">el administrador</w:t>
-      </w:r>
-      <w:r>
-        <w:t xml:space="preserve"> </w:t>
-      </w:r>
-      <w:r>
-        <w:t xml:space="preserve">ingresa los datos del usuario, selecciona un rol, el sistema crea la cuenta activa.</w:t>
-      </w:r>
-      <w:r>
-        <w:t xml:space="preserve"> </w:t>
-      </w:r>
-      <w:r>
-        <w:rPr>
-          <w:iCs/>
-          <w:i/>
-        </w:rPr>
-        <w:t xml:space="preserve">Flujos alternos:</w:t>
-      </w:r>
-      <w:r>
-        <w:t xml:space="preserve"> </w:t>
-      </w:r>
-      <w:r>
-        <w:t xml:space="preserve">documento/correo duplicado → error de validación; el administrador</w:t>
-      </w:r>
-      <w:r>
-        <w:t xml:space="preserve"> </w:t>
-      </w:r>
-      <w:r>
-        <w:t xml:space="preserve">bloquea o activa un usuario existente.</w:t>
-      </w:r>
-    </w:p>
-    <w:p>
-      <w:pPr>
-        <w:pStyle w:val="FirstParagraph"/>
-      </w:pPr>
-      <w:r>
-        <w:rPr>
-          <w:bCs/>
-          <w:b/>
-        </w:rPr>
-        <w:t xml:space="preserve">Épica 2: Gestión de proyectos y planificación</w:t>
-      </w:r>
-    </w:p>
-    <w:p>
-      <w:pPr>
-        <w:numPr>
-          <w:ilvl w:val="0"/>
-          <w:numId w:val="1014"/>
-        </w:numPr>
-        <w:pStyle w:val="Compact"/>
-      </w:pPr>
-      <w:r>
-        <w:rPr>
-          <w:bCs/>
-          <w:b/>
-        </w:rPr>
-        <w:t xml:space="preserve">CU-02 (HU-02) — Registrar proyecto.</w:t>
-      </w:r>
-      <w:r>
-        <w:t xml:space="preserve"> </w:t>
-      </w:r>
-      <w:r>
-        <w:rPr>
-          <w:iCs/>
-          <w:i/>
-        </w:rPr>
-        <w:t xml:space="preserve">Actor:</w:t>
-      </w:r>
-      <w:r>
-        <w:t xml:space="preserve"> </w:t>
-      </w:r>
-      <w:r>
-        <w:t xml:space="preserve">Administrador.</w:t>
-      </w:r>
-      <w:r>
-        <w:t xml:space="preserve"> </w:t>
-      </w:r>
-      <w:r>
-        <w:rPr>
-          <w:iCs/>
-          <w:i/>
-        </w:rPr>
-        <w:t xml:space="preserve">Flujo principal:</w:t>
-      </w:r>
-      <w:r>
-        <w:t xml:space="preserve"> </w:t>
-      </w:r>
-      <w:r>
-        <w:t xml:space="preserve">ingresa ubicación, cliente, fechas y estado inicial; el proyecto queda en estado</w:t>
-      </w:r>
-      <w:r>
-        <w:t xml:space="preserve"> </w:t>
-      </w:r>
-      <w:r>
-        <w:t xml:space="preserve">PLANIFICACION.</w:t>
-      </w:r>
-    </w:p>
-    <w:p>
-      <w:pPr>
-        <w:numPr>
-          <w:ilvl w:val="0"/>
-          <w:numId w:val="1014"/>
-        </w:numPr>
-        <w:pStyle w:val="Compact"/>
-      </w:pPr>
-      <w:r>
-        <w:rPr>
-          <w:bCs/>
-          <w:b/>
-        </w:rPr>
-        <w:t xml:space="preserve">CU-03 (HU-03) — Definir plan de trabajo (etapas y actividades).</w:t>
-      </w:r>
-      <w:r>
-        <w:t xml:space="preserve"> </w:t>
-      </w:r>
-      <w:r>
-        <w:rPr>
-          <w:iCs/>
-          <w:i/>
-        </w:rPr>
-        <w:t xml:space="preserve">Actor:</w:t>
-      </w:r>
-      <w:r>
-        <w:t xml:space="preserve"> </w:t>
-      </w:r>
-      <w:r>
-        <w:t xml:space="preserve">Administrador.</w:t>
-      </w:r>
-      <w:r>
-        <w:t xml:space="preserve"> </w:t>
-      </w:r>
-      <w:r>
-        <w:rPr>
-          <w:iCs/>
-          <w:i/>
-        </w:rPr>
-        <w:t xml:space="preserve">Precondición:</w:t>
-      </w:r>
-      <w:r>
-        <w:t xml:space="preserve"> </w:t>
-      </w:r>
-      <w:r>
-        <w:t xml:space="preserve">el proyecto existe.</w:t>
-      </w:r>
-      <w:r>
-        <w:t xml:space="preserve"> </w:t>
-      </w:r>
-      <w:r>
-        <w:rPr>
-          <w:iCs/>
-          <w:i/>
-        </w:rPr>
-        <w:t xml:space="preserve">Flujo principal:</w:t>
-      </w:r>
-      <w:r>
-        <w:t xml:space="preserve"> </w:t>
-      </w:r>
-      <w:r>
-        <w:t xml:space="preserve">crea etapas</w:t>
-      </w:r>
-      <w:r>
-        <w:t xml:space="preserve"> </w:t>
-      </w:r>
-      <w:r>
-        <w:t xml:space="preserve">ordenadas dentro del proyecto y actividades dentro de cada etapa.</w:t>
-      </w:r>
-      <w:r>
-        <w:t xml:space="preserve"> </w:t>
-      </w:r>
-      <w:r>
-        <w:rPr>
-          <w:iCs/>
-          <w:i/>
-        </w:rPr>
-        <w:t xml:space="preserve">Flujo alterno:</w:t>
-      </w:r>
-      <w:r>
-        <w:t xml:space="preserve"> </w:t>
-      </w:r>
-      <w:r>
-        <w:t xml:space="preserve">intento de crear actividad sin etapa válida → rechazado.</w:t>
-      </w:r>
-    </w:p>
-    <w:p>
-      <w:pPr>
-        <w:pStyle w:val="FirstParagraph"/>
-      </w:pPr>
-      <w:r>
-        <w:rPr>
-          <w:bCs/>
-          <w:b/>
-        </w:rPr>
-        <w:t xml:space="preserve">Épica 3: Personal y asignaciones</w:t>
       </w:r>
     </w:p>
     <w:p>
@@ -8097,7 +8746,7 @@
           <w:bCs/>
           <w:b/>
         </w:rPr>
-        <w:t xml:space="preserve">CU-04 (HU-04) — Registrar personal.</w:t>
+        <w:t xml:space="preserve">CU-01 (HU-01) — Registrar usuario y asignar rol.</w:t>
       </w:r>
       <w:r>
         <w:t xml:space="preserve"> </w:t>
@@ -8123,155 +8772,69 @@
           <w:iCs/>
           <w:i/>
         </w:rPr>
+        <w:t xml:space="preserve">Precondición:</w:t>
+      </w:r>
+      <w:r>
+        <w:t xml:space="preserve"> </w:t>
+      </w:r>
+      <w:r>
+        <w:t xml:space="preserve">el rol a asignar ya existe.</w:t>
+      </w:r>
+      <w:r>
+        <w:t xml:space="preserve"> </w:t>
+      </w:r>
+      <w:r>
+        <w:rPr>
+          <w:iCs/>
+          <w:i/>
+        </w:rPr>
         <w:t xml:space="preserve">Flujo principal:</w:t>
       </w:r>
       <w:r>
         <w:t xml:space="preserve"> </w:t>
       </w:r>
       <w:r>
-        <w:t xml:space="preserve">registra datos de contacto, cargo, especialidad y fecha de contratación.</w:t>
-      </w:r>
-    </w:p>
-    <w:p>
-      <w:pPr>
-        <w:numPr>
-          <w:ilvl w:val="0"/>
-          <w:numId w:val="1015"/>
-        </w:numPr>
-        <w:pStyle w:val="Compact"/>
+        <w:t xml:space="preserve">el administrador</w:t>
+      </w:r>
+      <w:r>
+        <w:t xml:space="preserve"> </w:t>
+      </w:r>
+      <w:r>
+        <w:t xml:space="preserve">ingresa los datos del usuario, selecciona un rol, el sistema crea la cuenta activa.</w:t>
+      </w:r>
+      <w:r>
+        <w:t xml:space="preserve"> </w:t>
+      </w:r>
+      <w:r>
+        <w:rPr>
+          <w:iCs/>
+          <w:i/>
+        </w:rPr>
+        <w:t xml:space="preserve">Flujos alternos:</w:t>
+      </w:r>
+      <w:r>
+        <w:t xml:space="preserve"> </w:t>
+      </w:r>
+      <w:r>
+        <w:t xml:space="preserve">documento/correo duplicado → error de validación; el administrador</w:t>
+      </w:r>
+      <w:r>
+        <w:t xml:space="preserve"> </w:t>
+      </w:r>
+      <w:r>
+        <w:t xml:space="preserve">bloquea o activa un usuario existente.</w:t>
+      </w:r>
+    </w:p>
+    <w:p>
+      <w:pPr>
+        <w:pStyle w:val="FirstParagraph"/>
       </w:pPr>
       <w:r>
         <w:rPr>
           <w:bCs/>
           <w:b/>
         </w:rPr>
-        <w:t xml:space="preserve">CU-05 (HU-05) — Asignar responsable a proyecto/actividad.</w:t>
-      </w:r>
-      <w:r>
-        <w:t xml:space="preserve"> </w:t>
-      </w:r>
-      <w:r>
-        <w:rPr>
-          <w:iCs/>
-          <w:i/>
-        </w:rPr>
-        <w:t xml:space="preserve">Actor:</w:t>
-      </w:r>
-      <w:r>
-        <w:t xml:space="preserve"> </w:t>
-      </w:r>
-      <w:r>
-        <w:t xml:space="preserve">Administrador.</w:t>
-      </w:r>
-      <w:r>
-        <w:t xml:space="preserve"> </w:t>
-      </w:r>
-      <w:r>
-        <w:rPr>
-          <w:iCs/>
-          <w:i/>
-        </w:rPr>
-        <w:t xml:space="preserve">Flujo principal:</w:t>
-      </w:r>
-      <w:r>
-        <w:t xml:space="preserve"> </w:t>
-      </w:r>
-      <w:r>
-        <w:t xml:space="preserve">selecciona trabajador, proyecto o actividad y fecha de inicio; el</w:t>
-      </w:r>
-      <w:r>
-        <w:t xml:space="preserve"> </w:t>
-      </w:r>
-      <w:r>
-        <w:t xml:space="preserve">sistema registra la asignación como ACTIVO.</w:t>
-      </w:r>
-      <w:r>
-        <w:t xml:space="preserve"> </w:t>
-      </w:r>
-      <w:r>
-        <w:rPr>
-          <w:iCs/>
-          <w:i/>
-        </w:rPr>
-        <w:t xml:space="preserve">Flujo alterno:</w:t>
-      </w:r>
-      <w:r>
-        <w:t xml:space="preserve"> </w:t>
-      </w:r>
-      <w:r>
-        <w:t xml:space="preserve">define fecha fin</w:t>
-      </w:r>
-      <w:r>
-        <w:t xml:space="preserve"> </w:t>
-      </w:r>
-      <w:r>
-        <w:t xml:space="preserve">programada para cerrar el periodo.</w:t>
-      </w:r>
-    </w:p>
-    <w:p>
-      <w:pPr>
-        <w:numPr>
-          <w:ilvl w:val="0"/>
-          <w:numId w:val="1015"/>
-        </w:numPr>
-        <w:pStyle w:val="Compact"/>
-      </w:pPr>
-      <w:r>
-        <w:rPr>
-          <w:bCs/>
-          <w:b/>
-        </w:rPr>
-        <w:t xml:space="preserve">CU-06 (HU-06) — Consultar historial de asignaciones.</w:t>
-      </w:r>
-      <w:r>
-        <w:t xml:space="preserve"> </w:t>
-      </w:r>
-      <w:r>
-        <w:rPr>
-          <w:iCs/>
-          <w:i/>
-        </w:rPr>
-        <w:t xml:space="preserve">Actor:</w:t>
-      </w:r>
-      <w:r>
-        <w:t xml:space="preserve"> </w:t>
-      </w:r>
-      <w:r>
-        <w:t xml:space="preserve">Administrador.</w:t>
-      </w:r>
-      <w:r>
-        <w:t xml:space="preserve"> </w:t>
-      </w:r>
-      <w:r>
-        <w:rPr>
-          <w:iCs/>
-          <w:i/>
-        </w:rPr>
-        <w:t xml:space="preserve">Flujo principal:</w:t>
-      </w:r>
-      <w:r>
-        <w:t xml:space="preserve"> </w:t>
-      </w:r>
-      <w:r>
-        <w:t xml:space="preserve">busca un trabajador y visualiza el listado de proyectos, fechas de</w:t>
-      </w:r>
-      <w:r>
-        <w:t xml:space="preserve"> </w:t>
-      </w:r>
-      <w:r>
-        <w:t xml:space="preserve">inicio y fin.</w:t>
-      </w:r>
-    </w:p>
-    <w:p>
-      <w:pPr>
-        <w:pStyle w:val="FirstParagraph"/>
-      </w:pPr>
-      <w:r>
-        <w:rPr>
-          <w:bCs/>
-          <w:b/>
-        </w:rPr>
-        <w:t xml:space="preserve">Épica 4: Inventario de materiales</w:t>
+        <w:t xml:space="preserve">Épica 2: Gestión de proyectos y planificación</w:t>
       </w:r>
     </w:p>
     <w:p>
@@ -8287,7 +8850,7 @@
           <w:bCs/>
           <w:b/>
         </w:rPr>
-        <w:t xml:space="preserve">CU-07 (HU-07) — Mantener catálogo de materiales.</w:t>
+        <w:t xml:space="preserve">CU-02 (HU-02) — Registrar proyecto.</w:t>
       </w:r>
       <w:r>
         <w:t xml:space="preserve"> </w:t>
@@ -8303,7 +8866,7 @@
         <w:t xml:space="preserve"> </w:t>
       </w:r>
       <w:r>
-        <w:t xml:space="preserve">Encargado de bodega.</w:t>
+        <w:t xml:space="preserve">Administrador.</w:t>
       </w:r>
       <w:r>
         <w:t xml:space="preserve"> </w:t>
@@ -8319,13 +8882,13 @@
         <w:t xml:space="preserve"> </w:t>
       </w:r>
       <w:r>
-        <w:t xml:space="preserve">crea/edita/consulta materiales con código, categoría, unidad,</w:t>
-      </w:r>
-      <w:r>
-        <w:t xml:space="preserve"> </w:t>
-      </w:r>
-      <w:r>
-        <w:t xml:space="preserve">costo de referencia y nivel mínimo.</w:t>
+        <w:t xml:space="preserve">ingresa ubicación, cliente, fechas y estado inicial; el proyecto queda en estado</w:t>
+      </w:r>
+      <w:r>
+        <w:t xml:space="preserve"> </w:t>
+      </w:r>
+      <w:r>
+        <w:t xml:space="preserve">PLANIFICACION.</w:t>
       </w:r>
     </w:p>
     <w:p>
@@ -8341,7 +8904,7 @@
           <w:bCs/>
           <w:b/>
         </w:rPr>
-        <w:t xml:space="preserve">CU-08 (HU-08) — Solicitar materiales.</w:t>
+        <w:t xml:space="preserve">CU-03 (HU-03) — Definir plan de trabajo (etapas y actividades).</w:t>
       </w:r>
       <w:r>
         <w:t xml:space="preserve"> </w:t>
@@ -8357,7 +8920,7 @@
         <w:t xml:space="preserve"> </w:t>
       </w:r>
       <w:r>
-        <w:t xml:space="preserve">Maestro de obra.</w:t>
+        <w:t xml:space="preserve">Administrador.</w:t>
       </w:r>
       <w:r>
         <w:t xml:space="preserve"> </w:t>
@@ -8373,7 +8936,7 @@
         <w:t xml:space="preserve"> </w:t>
       </w:r>
       <w:r>
-        <w:t xml:space="preserve">el proyecto y el material existen.</w:t>
+        <w:t xml:space="preserve">el proyecto existe.</w:t>
       </w:r>
       <w:r>
         <w:t xml:space="preserve"> </w:t>
@@ -8389,13 +8952,13 @@
         <w:t xml:space="preserve"> </w:t>
       </w:r>
       <w:r>
-        <w:t xml:space="preserve">solicita cantidad de un material</w:t>
-      </w:r>
-      <w:r>
-        <w:t xml:space="preserve"> </w:t>
-      </w:r>
-      <w:r>
-        <w:t xml:space="preserve">para el proyecto.</w:t>
+        <w:t xml:space="preserve">crea etapas</w:t>
+      </w:r>
+      <w:r>
+        <w:t xml:space="preserve"> </w:t>
+      </w:r>
+      <w:r>
+        <w:t xml:space="preserve">ordenadas dentro del proyecto y actividades dentro de cada etapa.</w:t>
       </w:r>
       <w:r>
         <w:t xml:space="preserve"> </w:t>
@@ -8411,421 +8974,19 @@
         <w:t xml:space="preserve"> </w:t>
       </w:r>
       <w:r>
-        <w:t xml:space="preserve">existencia insuficiente → la solicitud no descuenta</w:t>
-      </w:r>
-      <w:r>
-        <w:t xml:space="preserve"> </w:t>
-      </w:r>
-      <w:r>
-        <w:t xml:space="preserve">inventario.</w:t>
-      </w:r>
-    </w:p>
-    <w:p>
-      <w:pPr>
-        <w:numPr>
-          <w:ilvl w:val="0"/>
-          <w:numId w:val="1016"/>
-        </w:numPr>
-        <w:pStyle w:val="Compact"/>
+        <w:t xml:space="preserve">intento de crear actividad sin etapa válida → rechazado.</w:t>
+      </w:r>
+    </w:p>
+    <w:p>
+      <w:pPr>
+        <w:pStyle w:val="FirstParagraph"/>
       </w:pPr>
       <w:r>
         <w:rPr>
           <w:bCs/>
           <w:b/>
         </w:rPr>
-        <w:t xml:space="preserve">CU-09 (HU-09) — Devolver materiales sobrantes.</w:t>
-      </w:r>
-      <w:r>
-        <w:t xml:space="preserve"> </w:t>
-      </w:r>
-      <w:r>
-        <w:rPr>
-          <w:iCs/>
-          <w:i/>
-        </w:rPr>
-        <w:t xml:space="preserve">Actor:</w:t>
-      </w:r>
-      <w:r>
-        <w:t xml:space="preserve"> </w:t>
-      </w:r>
-      <w:r>
-        <w:t xml:space="preserve">Encargado de bodega.</w:t>
-      </w:r>
-      <w:r>
-        <w:t xml:space="preserve"> </w:t>
-      </w:r>
-      <w:r>
-        <w:rPr>
-          <w:iCs/>
-          <w:i/>
-        </w:rPr>
-        <w:t xml:space="preserve">Precondición:</w:t>
-      </w:r>
-      <w:r>
-        <w:t xml:space="preserve"> </w:t>
-      </w:r>
-      <w:r>
-        <w:t xml:space="preserve">existe una solicitud previa del proyecto.</w:t>
-      </w:r>
-      <w:r>
-        <w:t xml:space="preserve"> </w:t>
-      </w:r>
-      <w:r>
-        <w:rPr>
-          <w:iCs/>
-          <w:i/>
-        </w:rPr>
-        <w:t xml:space="preserve">Flujo principal:</w:t>
-      </w:r>
-      <w:r>
-        <w:t xml:space="preserve"> </w:t>
-      </w:r>
-      <w:r>
-        <w:t xml:space="preserve">registra</w:t>
-      </w:r>
-      <w:r>
-        <w:t xml:space="preserve"> </w:t>
-      </w:r>
-      <w:r>
-        <w:t xml:space="preserve">la devolución vinculada a la solicitud; el inventario disponible se actualiza.</w:t>
-      </w:r>
-    </w:p>
-    <w:p>
-      <w:pPr>
-        <w:numPr>
-          <w:ilvl w:val="0"/>
-          <w:numId w:val="1016"/>
-        </w:numPr>
-        <w:pStyle w:val="Compact"/>
-      </w:pPr>
-      <w:r>
-        <w:rPr>
-          <w:bCs/>
-          <w:b/>
-        </w:rPr>
-        <w:t xml:space="preserve">CU-19 (HU-19) — Ingresar materiales al inventario.</w:t>
-      </w:r>
-      <w:r>
-        <w:t xml:space="preserve"> </w:t>
-      </w:r>
-      <w:r>
-        <w:rPr>
-          <w:iCs/>
-          <w:i/>
-        </w:rPr>
-        <w:t xml:space="preserve">Actor:</w:t>
-      </w:r>
-      <w:r>
-        <w:t xml:space="preserve"> </w:t>
-      </w:r>
-      <w:r>
-        <w:t xml:space="preserve">Encargado de bodega.</w:t>
-      </w:r>
-      <w:r>
-        <w:t xml:space="preserve"> </w:t>
-      </w:r>
-      <w:r>
-        <w:rPr>
-          <w:iCs/>
-          <w:i/>
-        </w:rPr>
-        <w:t xml:space="preserve">Flujo principal:</w:t>
-      </w:r>
-      <w:r>
-        <w:t xml:space="preserve"> </w:t>
-      </w:r>
-      <w:r>
-        <w:t xml:space="preserve">registra cantidad, fecha, proveedor, costo y responsable de un</w:t>
-      </w:r>
-      <w:r>
-        <w:t xml:space="preserve"> </w:t>
-      </w:r>
-      <w:r>
-        <w:t xml:space="preserve">ingreso de mercancía.</w:t>
-      </w:r>
-    </w:p>
-    <w:p>
-      <w:pPr>
-        <w:numPr>
-          <w:ilvl w:val="0"/>
-          <w:numId w:val="1016"/>
-        </w:numPr>
-        <w:pStyle w:val="Compact"/>
-      </w:pPr>
-      <w:r>
-        <w:rPr>
-          <w:bCs/>
-          <w:b/>
-        </w:rPr>
-        <w:t xml:space="preserve">CU-20 (HU-20) — Registrar consumo real de materiales.</w:t>
-      </w:r>
-      <w:r>
-        <w:t xml:space="preserve"> </w:t>
-      </w:r>
-      <w:r>
-        <w:rPr>
-          <w:iCs/>
-          <w:i/>
-        </w:rPr>
-        <w:t xml:space="preserve">Actor:</w:t>
-      </w:r>
-      <w:r>
-        <w:t xml:space="preserve"> </w:t>
-      </w:r>
-      <w:r>
-        <w:t xml:space="preserve">Maestro de obra.</w:t>
-      </w:r>
-      <w:r>
-        <w:t xml:space="preserve"> </w:t>
-      </w:r>
-      <w:r>
-        <w:rPr>
-          <w:iCs/>
-          <w:i/>
-        </w:rPr>
-        <w:t xml:space="preserve">Flujo principal:</w:t>
-      </w:r>
-      <w:r>
-        <w:t xml:space="preserve"> </w:t>
-      </w:r>
-      <w:r>
-        <w:t xml:space="preserve">registra el consumo de un material en una actividad; las</w:t>
-      </w:r>
-      <w:r>
-        <w:t xml:space="preserve"> </w:t>
-      </w:r>
-      <w:r>
-        <w:t xml:space="preserve">existencias se descuentan automáticamente.</w:t>
-      </w:r>
-    </w:p>
-    <w:p>
-      <w:pPr>
-        <w:numPr>
-          <w:ilvl w:val="0"/>
-          <w:numId w:val="1016"/>
-        </w:numPr>
-        <w:pStyle w:val="Compact"/>
-      </w:pPr>
-      <w:r>
-        <w:rPr>
-          <w:bCs/>
-          <w:b/>
-        </w:rPr>
-        <w:t xml:space="preserve">CU-26 (HU-26) — Registrar salida efectiva de materiales.</w:t>
-      </w:r>
-      <w:r>
-        <w:t xml:space="preserve"> </w:t>
-      </w:r>
-      <w:r>
-        <w:rPr>
-          <w:iCs/>
-          <w:i/>
-        </w:rPr>
-        <w:t xml:space="preserve">Actor:</w:t>
-      </w:r>
-      <w:r>
-        <w:t xml:space="preserve"> </w:t>
-      </w:r>
-      <w:r>
-        <w:t xml:space="preserve">Encargado de</w:t>
-      </w:r>
-      <w:r>
-        <w:t xml:space="preserve"> </w:t>
-      </w:r>
-      <w:r>
-        <w:t xml:space="preserve">bodega.</w:t>
-      </w:r>
-      <w:r>
-        <w:t xml:space="preserve"> </w:t>
-      </w:r>
-      <w:r>
-        <w:rPr>
-          <w:iCs/>
-          <w:i/>
-        </w:rPr>
-        <w:t xml:space="preserve">Precondición:</w:t>
-      </w:r>
-      <w:r>
-        <w:t xml:space="preserve"> </w:t>
-      </w:r>
-      <w:r>
-        <w:t xml:space="preserve">existe una solicitud registrada del proyecto.</w:t>
-      </w:r>
-      <w:r>
-        <w:t xml:space="preserve"> </w:t>
-      </w:r>
-      <w:r>
-        <w:rPr>
-          <w:iCs/>
-          <w:i/>
-        </w:rPr>
-        <w:t xml:space="preserve">Flujo</w:t>
-      </w:r>
-      <w:r>
-        <w:rPr>
-          <w:iCs/>
-          <w:i/>
-        </w:rPr>
-        <w:t xml:space="preserve"> </w:t>
-      </w:r>
-      <w:r>
-        <w:rPr>
-          <w:iCs/>
-          <w:i/>
-        </w:rPr>
-        <w:t xml:space="preserve">principal:</w:t>
-      </w:r>
-      <w:r>
-        <w:t xml:space="preserve"> </w:t>
-      </w:r>
-      <w:r>
-        <w:t xml:space="preserve">despacha materiales vinculados a la solicitud.</w:t>
-      </w:r>
-      <w:r>
-        <w:t xml:space="preserve"> </w:t>
-      </w:r>
-      <w:r>
-        <w:rPr>
-          <w:iCs/>
-          <w:i/>
-        </w:rPr>
-        <w:t xml:space="preserve">Flujo alterno:</w:t>
-      </w:r>
-      <w:r>
-        <w:t xml:space="preserve"> </w:t>
-      </w:r>
-      <w:r>
-        <w:t xml:space="preserve">cantidad</w:t>
-      </w:r>
-      <w:r>
-        <w:t xml:space="preserve"> </w:t>
-      </w:r>
-      <w:r>
-        <w:t xml:space="preserve">despachada mayor a la solicitada o a las existencias → rechazado.</w:t>
-      </w:r>
-    </w:p>
-    <w:p>
-      <w:pPr>
-        <w:numPr>
-          <w:ilvl w:val="0"/>
-          <w:numId w:val="1016"/>
-        </w:numPr>
-        <w:pStyle w:val="Compact"/>
-      </w:pPr>
-      <w:r>
-        <w:rPr>
-          <w:bCs/>
-          <w:b/>
-        </w:rPr>
-        <w:t xml:space="preserve">CU-29 (HU-29) — Trasladar materiales entre almacenes.</w:t>
-      </w:r>
-      <w:r>
-        <w:t xml:space="preserve"> </w:t>
-      </w:r>
-      <w:r>
-        <w:rPr>
-          <w:iCs/>
-          <w:i/>
-        </w:rPr>
-        <w:t xml:space="preserve">Actor:</w:t>
-      </w:r>
-      <w:r>
-        <w:t xml:space="preserve"> </w:t>
-      </w:r>
-      <w:r>
-        <w:t xml:space="preserve">Encargado de</w:t>
-      </w:r>
-      <w:r>
-        <w:t xml:space="preserve"> </w:t>
-      </w:r>
-      <w:r>
-        <w:t xml:space="preserve">bodega.</w:t>
-      </w:r>
-      <w:r>
-        <w:t xml:space="preserve"> </w:t>
-      </w:r>
-      <w:r>
-        <w:rPr>
-          <w:iCs/>
-          <w:i/>
-        </w:rPr>
-        <w:t xml:space="preserve">Precondición:</w:t>
-      </w:r>
-      <w:r>
-        <w:t xml:space="preserve"> </w:t>
-      </w:r>
-      <w:r>
-        <w:t xml:space="preserve">el material existe en el almacén de origen con existencia</w:t>
-      </w:r>
-      <w:r>
-        <w:t xml:space="preserve"> </w:t>
-      </w:r>
-      <w:r>
-        <w:t xml:space="preserve">suficiente.</w:t>
-      </w:r>
-      <w:r>
-        <w:t xml:space="preserve"> </w:t>
-      </w:r>
-      <w:r>
-        <w:rPr>
-          <w:iCs/>
-          <w:i/>
-        </w:rPr>
-        <w:t xml:space="preserve">Flujo principal:</w:t>
-      </w:r>
-      <w:r>
-        <w:t xml:space="preserve"> </w:t>
-      </w:r>
-      <w:r>
-        <w:t xml:space="preserve">selecciona almacén de origen, almacén de destino,</w:t>
-      </w:r>
-      <w:r>
-        <w:t xml:space="preserve"> </w:t>
-      </w:r>
-      <w:r>
-        <w:t xml:space="preserve">material y cantidad; el sistema descuenta del origen y suma al destino.</w:t>
-      </w:r>
-      <w:r>
-        <w:t xml:space="preserve"> </w:t>
-      </w:r>
-      <w:r>
-        <w:rPr>
-          <w:iCs/>
-          <w:i/>
-        </w:rPr>
-        <w:t xml:space="preserve">Flujo</w:t>
-      </w:r>
-      <w:r>
-        <w:rPr>
-          <w:iCs/>
-          <w:i/>
-        </w:rPr>
-        <w:t xml:space="preserve"> </w:t>
-      </w:r>
-      <w:r>
-        <w:rPr>
-          <w:iCs/>
-          <w:i/>
-        </w:rPr>
-        <w:t xml:space="preserve">alterno:</w:t>
-      </w:r>
-      <w:r>
-        <w:t xml:space="preserve"> </w:t>
-      </w:r>
-      <w:r>
-        <w:t xml:space="preserve">cantidad mayor a la existencia en origen → rechazado.</w:t>
-      </w:r>
-    </w:p>
-    <w:p>
-      <w:pPr>
-        <w:pStyle w:val="FirstParagraph"/>
-      </w:pPr>
-      <w:r>
-        <w:rPr>
-          <w:bCs/>
-          <w:b/>
-        </w:rPr>
-        <w:t xml:space="preserve">Épica 5: Inventario de herramientas</w:t>
+        <w:t xml:space="preserve">Épica 3: Personal y asignaciones</w:t>
       </w:r>
     </w:p>
     <w:p>
@@ -8841,7 +9002,7 @@
           <w:bCs/>
           <w:b/>
         </w:rPr>
-        <w:t xml:space="preserve">CU-10 (HU-10) — Mantener catálogo de herramientas.</w:t>
+        <w:t xml:space="preserve">CU-04 (HU-04) — Registrar personal.</w:t>
       </w:r>
       <w:r>
         <w:t xml:space="preserve"> </w:t>
@@ -8857,7 +9018,7 @@
         <w:t xml:space="preserve"> </w:t>
       </w:r>
       <w:r>
-        <w:t xml:space="preserve">Encargado de bodega.</w:t>
+        <w:t xml:space="preserve">Administrador.</w:t>
       </w:r>
       <w:r>
         <w:t xml:space="preserve"> </w:t>
@@ -8873,13 +9034,7 @@
         <w:t xml:space="preserve"> </w:t>
       </w:r>
       <w:r>
-        <w:t xml:space="preserve">crea/edita/consulta herramientas con su estado operativo (excelente</w:t>
-      </w:r>
-      <w:r>
-        <w:t xml:space="preserve"> </w:t>
-      </w:r>
-      <w:r>
-        <w:t xml:space="preserve">a dañada), su disponibilidad (disponible, prestada, en traslado, baja) y su almacén.</w:t>
+        <w:t xml:space="preserve">registra datos de contacto, cargo, especialidad y fecha de contratación.</w:t>
       </w:r>
     </w:p>
     <w:p>
@@ -8895,7 +9050,7 @@
           <w:bCs/>
           <w:b/>
         </w:rPr>
-        <w:t xml:space="preserve">CU-11 (HU-11) — Entregar herramienta a trabajador.</w:t>
+        <w:t xml:space="preserve">CU-05 (HU-05) — Asignar responsable a proyecto/actividad.</w:t>
       </w:r>
       <w:r>
         <w:t xml:space="preserve"> </w:t>
@@ -8911,7 +9066,7 @@
         <w:t xml:space="preserve"> </w:t>
       </w:r>
       <w:r>
-        <w:t xml:space="preserve">Encargado de bodega.</w:t>
+        <w:t xml:space="preserve">Administrador.</w:t>
       </w:r>
       <w:r>
         <w:t xml:space="preserve"> </w:t>
@@ -8927,13 +9082,35 @@
         <w:t xml:space="preserve"> </w:t>
       </w:r>
       <w:r>
-        <w:t xml:space="preserve">registra trabajador, herramienta y fecha de entrega; la herramienta</w:t>
-      </w:r>
-      <w:r>
-        <w:t xml:space="preserve"> </w:t>
-      </w:r>
-      <w:r>
-        <w:t xml:space="preserve">pasa a disponibilidad PRESTADA.</w:t>
+        <w:t xml:space="preserve">selecciona trabajador, proyecto o actividad y fecha de inicio; el</w:t>
+      </w:r>
+      <w:r>
+        <w:t xml:space="preserve"> </w:t>
+      </w:r>
+      <w:r>
+        <w:t xml:space="preserve">sistema registra la asignación como ACTIVO.</w:t>
+      </w:r>
+      <w:r>
+        <w:t xml:space="preserve"> </w:t>
+      </w:r>
+      <w:r>
+        <w:rPr>
+          <w:iCs/>
+          <w:i/>
+        </w:rPr>
+        <w:t xml:space="preserve">Flujo alterno:</w:t>
+      </w:r>
+      <w:r>
+        <w:t xml:space="preserve"> </w:t>
+      </w:r>
+      <w:r>
+        <w:t xml:space="preserve">define fecha fin</w:t>
+      </w:r>
+      <w:r>
+        <w:t xml:space="preserve"> </w:t>
+      </w:r>
+      <w:r>
+        <w:t xml:space="preserve">programada para cerrar el periodo.</w:t>
       </w:r>
     </w:p>
     <w:p>
@@ -8949,7 +9126,7 @@
           <w:bCs/>
           <w:b/>
         </w:rPr>
-        <w:t xml:space="preserve">CU-12 (HU-12) — Registrar devolución de herramienta.</w:t>
+        <w:t xml:space="preserve">CU-06 (HU-06) — Consultar historial de asignaciones.</w:t>
       </w:r>
       <w:r>
         <w:t xml:space="preserve"> </w:t>
@@ -8965,7 +9142,7 @@
         <w:t xml:space="preserve"> </w:t>
       </w:r>
       <w:r>
-        <w:t xml:space="preserve">Encargado de bodega.</w:t>
+        <w:t xml:space="preserve">Administrador.</w:t>
       </w:r>
       <w:r>
         <w:t xml:space="preserve"> </w:t>
@@ -8981,73 +9158,25 @@
         <w:t xml:space="preserve"> </w:t>
       </w:r>
       <w:r>
-        <w:t xml:space="preserve">registra fecha de devolución; la herramienta vuelve a DISPONIBLE.</w:t>
-      </w:r>
-    </w:p>
-    <w:p>
-      <w:pPr>
-        <w:numPr>
-          <w:ilvl w:val="0"/>
-          <w:numId w:val="1017"/>
-        </w:numPr>
-        <w:pStyle w:val="Compact"/>
+        <w:t xml:space="preserve">busca un trabajador y visualiza el listado de proyectos, fechas de</w:t>
+      </w:r>
+      <w:r>
+        <w:t xml:space="preserve"> </w:t>
+      </w:r>
+      <w:r>
+        <w:t xml:space="preserve">inicio y fin.</w:t>
+      </w:r>
+    </w:p>
+    <w:p>
+      <w:pPr>
+        <w:pStyle w:val="FirstParagraph"/>
       </w:pPr>
       <w:r>
         <w:rPr>
           <w:bCs/>
           <w:b/>
         </w:rPr>
-        <w:t xml:space="preserve">CU-27 (HU-27) — Consultar historial de movimientos de herramienta.</w:t>
-      </w:r>
-      <w:r>
-        <w:t xml:space="preserve"> </w:t>
-      </w:r>
-      <w:r>
-        <w:rPr>
-          <w:iCs/>
-          <w:i/>
-        </w:rPr>
-        <w:t xml:space="preserve">Actor:</w:t>
-      </w:r>
-      <w:r>
-        <w:t xml:space="preserve"> </w:t>
-      </w:r>
-      <w:r>
-        <w:t xml:space="preserve">Encargado de bodega.</w:t>
-      </w:r>
-      <w:r>
-        <w:t xml:space="preserve"> </w:t>
-      </w:r>
-      <w:r>
-        <w:rPr>
-          <w:iCs/>
-          <w:i/>
-        </w:rPr>
-        <w:t xml:space="preserve">Flujo principal:</w:t>
-      </w:r>
-      <w:r>
-        <w:t xml:space="preserve"> </w:t>
-      </w:r>
-      <w:r>
-        <w:t xml:space="preserve">consulta el listado cronológico de</w:t>
-      </w:r>
-      <w:r>
-        <w:t xml:space="preserve"> </w:t>
-      </w:r>
-      <w:r>
-        <w:t xml:space="preserve">entregas/devoluciones/estados de una herramienta.</w:t>
-      </w:r>
-    </w:p>
-    <w:p>
-      <w:pPr>
-        <w:pStyle w:val="FirstParagraph"/>
-      </w:pPr>
-      <w:r>
-        <w:rPr>
-          <w:bCs/>
-          <w:b/>
-        </w:rPr>
-        <w:t xml:space="preserve">Épica 6: Proveedores y servicios externos</w:t>
+        <w:t xml:space="preserve">Épica 4: Inventario de materiales</w:t>
       </w:r>
     </w:p>
     <w:p>
@@ -9063,7 +9192,7 @@
           <w:bCs/>
           <w:b/>
         </w:rPr>
-        <w:t xml:space="preserve">CU-13 (HU-13) — Registrar proveedores y servicios.</w:t>
+        <w:t xml:space="preserve">CU-07 (HU-07) — Mantener catálogo de materiales.</w:t>
       </w:r>
       <w:r>
         <w:t xml:space="preserve"> </w:t>
@@ -9079,7 +9208,7 @@
         <w:t xml:space="preserve"> </w:t>
       </w:r>
       <w:r>
-        <w:t xml:space="preserve">Administrador.</w:t>
+        <w:t xml:space="preserve">Encargado de bodega.</w:t>
       </w:r>
       <w:r>
         <w:t xml:space="preserve"> </w:t>
@@ -9095,13 +9224,13 @@
         <w:t xml:space="preserve"> </w:t>
       </w:r>
       <w:r>
-        <w:t xml:space="preserve">registra datos del proveedor y contacto; asocia servicios a uno o</w:t>
-      </w:r>
-      <w:r>
-        <w:t xml:space="preserve"> </w:t>
-      </w:r>
-      <w:r>
-        <w:t xml:space="preserve">más proyectos.</w:t>
+        <w:t xml:space="preserve">crea/edita/consulta materiales con código, categoría, unidad,</w:t>
+      </w:r>
+      <w:r>
+        <w:t xml:space="preserve"> </w:t>
+      </w:r>
+      <w:r>
+        <w:t xml:space="preserve">costo de referencia y nivel mínimo.</w:t>
       </w:r>
     </w:p>
     <w:p>
@@ -9117,7 +9246,7 @@
           <w:bCs/>
           <w:b/>
         </w:rPr>
-        <w:t xml:space="preserve">CU-28 (HU-28) — Registrar detalle de servicio externo contratado.</w:t>
+        <w:t xml:space="preserve">CU-08 (HU-08) — Solicitar materiales.</w:t>
       </w:r>
       <w:r>
         <w:t xml:space="preserve"> </w:t>
@@ -9133,7 +9262,7 @@
         <w:t xml:space="preserve"> </w:t>
       </w:r>
       <w:r>
-        <w:t xml:space="preserve">Administrador.</w:t>
+        <w:t xml:space="preserve">Maestro de obra.</w:t>
       </w:r>
       <w:r>
         <w:t xml:space="preserve"> </w:t>
@@ -9143,31 +9272,465 @@
           <w:iCs/>
           <w:i/>
         </w:rPr>
+        <w:t xml:space="preserve">Precondición:</w:t>
+      </w:r>
+      <w:r>
+        <w:t xml:space="preserve"> </w:t>
+      </w:r>
+      <w:r>
+        <w:t xml:space="preserve">el proyecto y el material existen.</w:t>
+      </w:r>
+      <w:r>
+        <w:t xml:space="preserve"> </w:t>
+      </w:r>
+      <w:r>
+        <w:rPr>
+          <w:iCs/>
+          <w:i/>
+        </w:rPr>
         <w:t xml:space="preserve">Flujo principal:</w:t>
       </w:r>
       <w:r>
         <w:t xml:space="preserve"> </w:t>
       </w:r>
       <w:r>
-        <w:t xml:space="preserve">registra encargado, proyecto/actividad, fechas y</w:t>
-      </w:r>
-      <w:r>
-        <w:t xml:space="preserve"> </w:t>
-      </w:r>
-      <w:r>
-        <w:t xml:space="preserve">valor del servicio contratado.</w:t>
-      </w:r>
-    </w:p>
-    <w:p>
-      <w:pPr>
-        <w:pStyle w:val="FirstParagraph"/>
+        <w:t xml:space="preserve">solicita cantidad de un material</w:t>
+      </w:r>
+      <w:r>
+        <w:t xml:space="preserve"> </w:t>
+      </w:r>
+      <w:r>
+        <w:t xml:space="preserve">para el proyecto.</w:t>
+      </w:r>
+      <w:r>
+        <w:t xml:space="preserve"> </w:t>
+      </w:r>
+      <w:r>
+        <w:rPr>
+          <w:iCs/>
+          <w:i/>
+        </w:rPr>
+        <w:t xml:space="preserve">Flujo alterno:</w:t>
+      </w:r>
+      <w:r>
+        <w:t xml:space="preserve"> </w:t>
+      </w:r>
+      <w:r>
+        <w:t xml:space="preserve">existencia insuficiente → la solicitud no descuenta</w:t>
+      </w:r>
+      <w:r>
+        <w:t xml:space="preserve"> </w:t>
+      </w:r>
+      <w:r>
+        <w:t xml:space="preserve">inventario.</w:t>
+      </w:r>
+    </w:p>
+    <w:p>
+      <w:pPr>
+        <w:numPr>
+          <w:ilvl w:val="0"/>
+          <w:numId w:val="1018"/>
+        </w:numPr>
+        <w:pStyle w:val="Compact"/>
       </w:pPr>
       <w:r>
         <w:rPr>
           <w:bCs/>
           <w:b/>
         </w:rPr>
-        <w:t xml:space="preserve">Épica 7: Incidencias de obra</w:t>
+        <w:t xml:space="preserve">CU-09 (HU-09) — Devolver materiales sobrantes.</w:t>
+      </w:r>
+      <w:r>
+        <w:t xml:space="preserve"> </w:t>
+      </w:r>
+      <w:r>
+        <w:rPr>
+          <w:iCs/>
+          <w:i/>
+        </w:rPr>
+        <w:t xml:space="preserve">Actor:</w:t>
+      </w:r>
+      <w:r>
+        <w:t xml:space="preserve"> </w:t>
+      </w:r>
+      <w:r>
+        <w:t xml:space="preserve">Encargado de bodega.</w:t>
+      </w:r>
+      <w:r>
+        <w:t xml:space="preserve"> </w:t>
+      </w:r>
+      <w:r>
+        <w:rPr>
+          <w:iCs/>
+          <w:i/>
+        </w:rPr>
+        <w:t xml:space="preserve">Precondición:</w:t>
+      </w:r>
+      <w:r>
+        <w:t xml:space="preserve"> </w:t>
+      </w:r>
+      <w:r>
+        <w:t xml:space="preserve">existe una solicitud previa del proyecto.</w:t>
+      </w:r>
+      <w:r>
+        <w:t xml:space="preserve"> </w:t>
+      </w:r>
+      <w:r>
+        <w:rPr>
+          <w:iCs/>
+          <w:i/>
+        </w:rPr>
+        <w:t xml:space="preserve">Flujo principal:</w:t>
+      </w:r>
+      <w:r>
+        <w:t xml:space="preserve"> </w:t>
+      </w:r>
+      <w:r>
+        <w:t xml:space="preserve">registra</w:t>
+      </w:r>
+      <w:r>
+        <w:t xml:space="preserve"> </w:t>
+      </w:r>
+      <w:r>
+        <w:t xml:space="preserve">la devolución vinculada a la solicitud; el inventario disponible se actualiza.</w:t>
+      </w:r>
+    </w:p>
+    <w:p>
+      <w:pPr>
+        <w:numPr>
+          <w:ilvl w:val="0"/>
+          <w:numId w:val="1018"/>
+        </w:numPr>
+        <w:pStyle w:val="Compact"/>
+      </w:pPr>
+      <w:r>
+        <w:rPr>
+          <w:bCs/>
+          <w:b/>
+        </w:rPr>
+        <w:t xml:space="preserve">CU-19 (HU-19) — Ingresar materiales al inventario.</w:t>
+      </w:r>
+      <w:r>
+        <w:t xml:space="preserve"> </w:t>
+      </w:r>
+      <w:r>
+        <w:rPr>
+          <w:iCs/>
+          <w:i/>
+        </w:rPr>
+        <w:t xml:space="preserve">Actor:</w:t>
+      </w:r>
+      <w:r>
+        <w:t xml:space="preserve"> </w:t>
+      </w:r>
+      <w:r>
+        <w:t xml:space="preserve">Encargado de bodega.</w:t>
+      </w:r>
+      <w:r>
+        <w:t xml:space="preserve"> </w:t>
+      </w:r>
+      <w:r>
+        <w:rPr>
+          <w:iCs/>
+          <w:i/>
+        </w:rPr>
+        <w:t xml:space="preserve">Flujo principal:</w:t>
+      </w:r>
+      <w:r>
+        <w:t xml:space="preserve"> </w:t>
+      </w:r>
+      <w:r>
+        <w:t xml:space="preserve">registra cantidad, fecha, proveedor, costo y responsable de un</w:t>
+      </w:r>
+      <w:r>
+        <w:t xml:space="preserve"> </w:t>
+      </w:r>
+      <w:r>
+        <w:t xml:space="preserve">ingreso de mercancía.</w:t>
+      </w:r>
+    </w:p>
+    <w:p>
+      <w:pPr>
+        <w:numPr>
+          <w:ilvl w:val="0"/>
+          <w:numId w:val="1018"/>
+        </w:numPr>
+        <w:pStyle w:val="Compact"/>
+      </w:pPr>
+      <w:r>
+        <w:rPr>
+          <w:bCs/>
+          <w:b/>
+        </w:rPr>
+        <w:t xml:space="preserve">CU-20 (HU-20) — Registrar consumo real de materiales.</w:t>
+      </w:r>
+      <w:r>
+        <w:t xml:space="preserve"> </w:t>
+      </w:r>
+      <w:r>
+        <w:rPr>
+          <w:iCs/>
+          <w:i/>
+        </w:rPr>
+        <w:t xml:space="preserve">Actor:</w:t>
+      </w:r>
+      <w:r>
+        <w:t xml:space="preserve"> </w:t>
+      </w:r>
+      <w:r>
+        <w:t xml:space="preserve">Maestro de obra.</w:t>
+      </w:r>
+      <w:r>
+        <w:t xml:space="preserve"> </w:t>
+      </w:r>
+      <w:r>
+        <w:rPr>
+          <w:iCs/>
+          <w:i/>
+        </w:rPr>
+        <w:t xml:space="preserve">Flujo principal:</w:t>
+      </w:r>
+      <w:r>
+        <w:t xml:space="preserve"> </w:t>
+      </w:r>
+      <w:r>
+        <w:t xml:space="preserve">registra el consumo de un material en una actividad; las</w:t>
+      </w:r>
+      <w:r>
+        <w:t xml:space="preserve"> </w:t>
+      </w:r>
+      <w:r>
+        <w:t xml:space="preserve">existencias se descuentan automáticamente.</w:t>
+      </w:r>
+    </w:p>
+    <w:p>
+      <w:pPr>
+        <w:numPr>
+          <w:ilvl w:val="0"/>
+          <w:numId w:val="1018"/>
+        </w:numPr>
+        <w:pStyle w:val="Compact"/>
+      </w:pPr>
+      <w:r>
+        <w:rPr>
+          <w:bCs/>
+          <w:b/>
+        </w:rPr>
+        <w:t xml:space="preserve">CU-26 (HU-26) — Registrar salida efectiva de materiales.</w:t>
+      </w:r>
+      <w:r>
+        <w:t xml:space="preserve"> </w:t>
+      </w:r>
+      <w:r>
+        <w:rPr>
+          <w:iCs/>
+          <w:i/>
+        </w:rPr>
+        <w:t xml:space="preserve">Actor:</w:t>
+      </w:r>
+      <w:r>
+        <w:t xml:space="preserve"> </w:t>
+      </w:r>
+      <w:r>
+        <w:t xml:space="preserve">Encargado de</w:t>
+      </w:r>
+      <w:r>
+        <w:t xml:space="preserve"> </w:t>
+      </w:r>
+      <w:r>
+        <w:t xml:space="preserve">bodega.</w:t>
+      </w:r>
+      <w:r>
+        <w:t xml:space="preserve"> </w:t>
+      </w:r>
+      <w:r>
+        <w:rPr>
+          <w:iCs/>
+          <w:i/>
+        </w:rPr>
+        <w:t xml:space="preserve">Precondición:</w:t>
+      </w:r>
+      <w:r>
+        <w:t xml:space="preserve"> </w:t>
+      </w:r>
+      <w:r>
+        <w:t xml:space="preserve">existe una solicitud registrada del proyecto.</w:t>
+      </w:r>
+      <w:r>
+        <w:t xml:space="preserve"> </w:t>
+      </w:r>
+      <w:r>
+        <w:rPr>
+          <w:iCs/>
+          <w:i/>
+        </w:rPr>
+        <w:t xml:space="preserve">Flujo</w:t>
+      </w:r>
+      <w:r>
+        <w:rPr>
+          <w:iCs/>
+          <w:i/>
+        </w:rPr>
+        <w:t xml:space="preserve"> </w:t>
+      </w:r>
+      <w:r>
+        <w:rPr>
+          <w:iCs/>
+          <w:i/>
+        </w:rPr>
+        <w:t xml:space="preserve">principal:</w:t>
+      </w:r>
+      <w:r>
+        <w:t xml:space="preserve"> </w:t>
+      </w:r>
+      <w:r>
+        <w:t xml:space="preserve">despacha materiales vinculados a la solicitud.</w:t>
+      </w:r>
+      <w:r>
+        <w:t xml:space="preserve"> </w:t>
+      </w:r>
+      <w:r>
+        <w:rPr>
+          <w:iCs/>
+          <w:i/>
+        </w:rPr>
+        <w:t xml:space="preserve">Flujo alterno:</w:t>
+      </w:r>
+      <w:r>
+        <w:t xml:space="preserve"> </w:t>
+      </w:r>
+      <w:r>
+        <w:t xml:space="preserve">cantidad</w:t>
+      </w:r>
+      <w:r>
+        <w:t xml:space="preserve"> </w:t>
+      </w:r>
+      <w:r>
+        <w:t xml:space="preserve">despachada mayor a la solicitada o a las existencias → rechazado.</w:t>
+      </w:r>
+    </w:p>
+    <w:p>
+      <w:pPr>
+        <w:numPr>
+          <w:ilvl w:val="0"/>
+          <w:numId w:val="1018"/>
+        </w:numPr>
+        <w:pStyle w:val="Compact"/>
+      </w:pPr>
+      <w:r>
+        <w:rPr>
+          <w:bCs/>
+          <w:b/>
+        </w:rPr>
+        <w:t xml:space="preserve">CU-29 (HU-29) — Trasladar materiales entre almacenes.</w:t>
+      </w:r>
+      <w:r>
+        <w:t xml:space="preserve"> </w:t>
+      </w:r>
+      <w:r>
+        <w:rPr>
+          <w:iCs/>
+          <w:i/>
+        </w:rPr>
+        <w:t xml:space="preserve">Actor:</w:t>
+      </w:r>
+      <w:r>
+        <w:t xml:space="preserve"> </w:t>
+      </w:r>
+      <w:r>
+        <w:t xml:space="preserve">Encargado de</w:t>
+      </w:r>
+      <w:r>
+        <w:t xml:space="preserve"> </w:t>
+      </w:r>
+      <w:r>
+        <w:t xml:space="preserve">bodega.</w:t>
+      </w:r>
+      <w:r>
+        <w:t xml:space="preserve"> </w:t>
+      </w:r>
+      <w:r>
+        <w:rPr>
+          <w:iCs/>
+          <w:i/>
+        </w:rPr>
+        <w:t xml:space="preserve">Precondición:</w:t>
+      </w:r>
+      <w:r>
+        <w:t xml:space="preserve"> </w:t>
+      </w:r>
+      <w:r>
+        <w:t xml:space="preserve">el material existe en el almacén de origen con existencia</w:t>
+      </w:r>
+      <w:r>
+        <w:t xml:space="preserve"> </w:t>
+      </w:r>
+      <w:r>
+        <w:t xml:space="preserve">suficiente.</w:t>
+      </w:r>
+      <w:r>
+        <w:t xml:space="preserve"> </w:t>
+      </w:r>
+      <w:r>
+        <w:rPr>
+          <w:iCs/>
+          <w:i/>
+        </w:rPr>
+        <w:t xml:space="preserve">Flujo principal:</w:t>
+      </w:r>
+      <w:r>
+        <w:t xml:space="preserve"> </w:t>
+      </w:r>
+      <w:r>
+        <w:t xml:space="preserve">selecciona almacén de origen, almacén de destino,</w:t>
+      </w:r>
+      <w:r>
+        <w:t xml:space="preserve"> </w:t>
+      </w:r>
+      <w:r>
+        <w:t xml:space="preserve">material y cantidad; el sistema descuenta del origen y suma al destino.</w:t>
+      </w:r>
+      <w:r>
+        <w:t xml:space="preserve"> </w:t>
+      </w:r>
+      <w:r>
+        <w:rPr>
+          <w:iCs/>
+          <w:i/>
+        </w:rPr>
+        <w:t xml:space="preserve">Flujo</w:t>
+      </w:r>
+      <w:r>
+        <w:rPr>
+          <w:iCs/>
+          <w:i/>
+        </w:rPr>
+        <w:t xml:space="preserve"> </w:t>
+      </w:r>
+      <w:r>
+        <w:rPr>
+          <w:iCs/>
+          <w:i/>
+        </w:rPr>
+        <w:t xml:space="preserve">alterno:</w:t>
+      </w:r>
+      <w:r>
+        <w:t xml:space="preserve"> </w:t>
+      </w:r>
+      <w:r>
+        <w:t xml:space="preserve">cantidad mayor a la existencia en origen → rechazado.</w:t>
+      </w:r>
+    </w:p>
+    <w:p>
+      <w:pPr>
+        <w:pStyle w:val="FirstParagraph"/>
+      </w:pPr>
+      <w:r>
+        <w:rPr>
+          <w:bCs/>
+          <w:b/>
+        </w:rPr>
+        <w:t xml:space="preserve">Épica 5: Inventario de herramientas</w:t>
       </w:r>
     </w:p>
     <w:p>
@@ -9183,7 +9746,7 @@
           <w:bCs/>
           <w:b/>
         </w:rPr>
-        <w:t xml:space="preserve">CU-14 (HU-14) — Registrar incidencia de obra.</w:t>
+        <w:t xml:space="preserve">CU-10 (HU-10) — Mantener catálogo de herramientas.</w:t>
       </w:r>
       <w:r>
         <w:t xml:space="preserve"> </w:t>
@@ -9199,7 +9762,7 @@
         <w:t xml:space="preserve"> </w:t>
       </w:r>
       <w:r>
-        <w:t xml:space="preserve">Maestro de obra.</w:t>
+        <w:t xml:space="preserve">Encargado de bodega.</w:t>
       </w:r>
       <w:r>
         <w:t xml:space="preserve"> </w:t>
@@ -9209,13 +9772,53 @@
           <w:iCs/>
           <w:i/>
         </w:rPr>
-        <w:t xml:space="preserve">Flujo</w:t>
+        <w:t xml:space="preserve">Flujo principal:</w:t>
+      </w:r>
+      <w:r>
+        <w:t xml:space="preserve"> </w:t>
+      </w:r>
+      <w:r>
+        <w:t xml:space="preserve">crea/edita/consulta herramientas con su estado operativo (excelente</w:t>
+      </w:r>
+      <w:r>
+        <w:t xml:space="preserve"> </w:t>
+      </w:r>
+      <w:r>
+        <w:t xml:space="preserve">a dañada), su disponibilidad (disponible, prestada, en traslado, baja) y su almacén.</w:t>
+      </w:r>
+    </w:p>
+    <w:p>
+      <w:pPr>
+        <w:numPr>
+          <w:ilvl w:val="0"/>
+          <w:numId w:val="1019"/>
+        </w:numPr>
+        <w:pStyle w:val="Compact"/>
+      </w:pPr>
+      <w:r>
+        <w:rPr>
+          <w:bCs/>
+          <w:b/>
+        </w:rPr>
+        <w:t xml:space="preserve">CU-11 (HU-11) — Entregar herramienta a trabajador.</w:t>
+      </w:r>
+      <w:r>
+        <w:t xml:space="preserve"> </w:t>
       </w:r>
       <w:r>
         <w:rPr>
           <w:iCs/>
           <w:i/>
         </w:rPr>
+        <w:t xml:space="preserve">Actor:</w:t>
+      </w:r>
+      <w:r>
+        <w:t xml:space="preserve"> </w:t>
+      </w:r>
+      <w:r>
+        <w:t xml:space="preserve">Encargado de bodega.</w:t>
+      </w:r>
+      <w:r>
         <w:t xml:space="preserve"> </w:t>
       </w:r>
       <w:r>
@@ -9223,25 +9826,133 @@
           <w:iCs/>
           <w:i/>
         </w:rPr>
-        <w:t xml:space="preserve">principal:</w:t>
-      </w:r>
-      <w:r>
-        <w:t xml:space="preserve"> </w:t>
-      </w:r>
-      <w:r>
-        <w:t xml:space="preserve">registra tipo, fecha y descripción de la incidencia vinculada al proyecto.</w:t>
-      </w:r>
-    </w:p>
-    <w:p>
-      <w:pPr>
-        <w:pStyle w:val="FirstParagraph"/>
+        <w:t xml:space="preserve">Flujo principal:</w:t>
+      </w:r>
+      <w:r>
+        <w:t xml:space="preserve"> </w:t>
+      </w:r>
+      <w:r>
+        <w:t xml:space="preserve">registra trabajador, herramienta y fecha de entrega; la herramienta</w:t>
+      </w:r>
+      <w:r>
+        <w:t xml:space="preserve"> </w:t>
+      </w:r>
+      <w:r>
+        <w:t xml:space="preserve">pasa a disponibilidad PRESTADA.</w:t>
+      </w:r>
+    </w:p>
+    <w:p>
+      <w:pPr>
+        <w:numPr>
+          <w:ilvl w:val="0"/>
+          <w:numId w:val="1019"/>
+        </w:numPr>
+        <w:pStyle w:val="Compact"/>
       </w:pPr>
       <w:r>
         <w:rPr>
           <w:bCs/>
           <w:b/>
         </w:rPr>
-        <w:t xml:space="preserve">Épica 8: Costos e indicadores</w:t>
+        <w:t xml:space="preserve">CU-12 (HU-12) — Registrar devolución de herramienta.</w:t>
+      </w:r>
+      <w:r>
+        <w:t xml:space="preserve"> </w:t>
+      </w:r>
+      <w:r>
+        <w:rPr>
+          <w:iCs/>
+          <w:i/>
+        </w:rPr>
+        <w:t xml:space="preserve">Actor:</w:t>
+      </w:r>
+      <w:r>
+        <w:t xml:space="preserve"> </w:t>
+      </w:r>
+      <w:r>
+        <w:t xml:space="preserve">Encargado de bodega.</w:t>
+      </w:r>
+      <w:r>
+        <w:t xml:space="preserve"> </w:t>
+      </w:r>
+      <w:r>
+        <w:rPr>
+          <w:iCs/>
+          <w:i/>
+        </w:rPr>
+        <w:t xml:space="preserve">Flujo principal:</w:t>
+      </w:r>
+      <w:r>
+        <w:t xml:space="preserve"> </w:t>
+      </w:r>
+      <w:r>
+        <w:t xml:space="preserve">registra fecha de devolución; la herramienta vuelve a DISPONIBLE.</w:t>
+      </w:r>
+    </w:p>
+    <w:p>
+      <w:pPr>
+        <w:numPr>
+          <w:ilvl w:val="0"/>
+          <w:numId w:val="1019"/>
+        </w:numPr>
+        <w:pStyle w:val="Compact"/>
+      </w:pPr>
+      <w:r>
+        <w:rPr>
+          <w:bCs/>
+          <w:b/>
+        </w:rPr>
+        <w:t xml:space="preserve">CU-27 (HU-27) — Consultar historial de movimientos de herramienta.</w:t>
+      </w:r>
+      <w:r>
+        <w:t xml:space="preserve"> </w:t>
+      </w:r>
+      <w:r>
+        <w:rPr>
+          <w:iCs/>
+          <w:i/>
+        </w:rPr>
+        <w:t xml:space="preserve">Actor:</w:t>
+      </w:r>
+      <w:r>
+        <w:t xml:space="preserve"> </w:t>
+      </w:r>
+      <w:r>
+        <w:t xml:space="preserve">Encargado de bodega.</w:t>
+      </w:r>
+      <w:r>
+        <w:t xml:space="preserve"> </w:t>
+      </w:r>
+      <w:r>
+        <w:rPr>
+          <w:iCs/>
+          <w:i/>
+        </w:rPr>
+        <w:t xml:space="preserve">Flujo principal:</w:t>
+      </w:r>
+      <w:r>
+        <w:t xml:space="preserve"> </w:t>
+      </w:r>
+      <w:r>
+        <w:t xml:space="preserve">consulta el listado cronológico de</w:t>
+      </w:r>
+      <w:r>
+        <w:t xml:space="preserve"> </w:t>
+      </w:r>
+      <w:r>
+        <w:t xml:space="preserve">entregas/devoluciones/estados de una herramienta.</w:t>
+      </w:r>
+    </w:p>
+    <w:p>
+      <w:pPr>
+        <w:pStyle w:val="FirstParagraph"/>
+      </w:pPr>
+      <w:r>
+        <w:rPr>
+          <w:bCs/>
+          <w:b/>
+        </w:rPr>
+        <w:t xml:space="preserve">Épica 6: Proveedores y servicios externos</w:t>
       </w:r>
     </w:p>
     <w:p>
@@ -9257,7 +9968,7 @@
           <w:bCs/>
           <w:b/>
         </w:rPr>
-        <w:t xml:space="preserve">CU-15 (HU-15) — Consolidar costos del proyecto.</w:t>
+        <w:t xml:space="preserve">CU-13 (HU-13) — Registrar proveedores y servicios.</w:t>
       </w:r>
       <w:r>
         <w:t xml:space="preserve"> </w:t>
@@ -9273,7 +9984,7 @@
         <w:t xml:space="preserve"> </w:t>
       </w:r>
       <w:r>
-        <w:t xml:space="preserve">Sistema.</w:t>
+        <w:t xml:space="preserve">Administrador.</w:t>
       </w:r>
       <w:r>
         <w:t xml:space="preserve"> </w:t>
@@ -9283,55 +9994,19 @@
           <w:iCs/>
           <w:i/>
         </w:rPr>
-        <w:t xml:space="preserve">Flujo</w:t>
-      </w:r>
-      <w:r>
-        <w:rPr>
-          <w:iCs/>
-          <w:i/>
-        </w:rPr>
-        <w:t xml:space="preserve"> </w:t>
-      </w:r>
-      <w:r>
-        <w:rPr>
-          <w:iCs/>
-          <w:i/>
-        </w:rPr>
-        <w:t xml:space="preserve">principal:</w:t>
-      </w:r>
-      <w:r>
-        <w:t xml:space="preserve"> </w:t>
-      </w:r>
-      <w:r>
-        <w:t xml:space="preserve">al registrarse movimientos de materiales y servicios externos, el sistema</w:t>
-      </w:r>
-      <w:r>
-        <w:t xml:space="preserve"> </w:t>
-      </w:r>
-      <w:r>
-        <w:t xml:space="preserve">recalcula el costo total del proyecto.</w:t>
-      </w:r>
-      <w:r>
-        <w:t xml:space="preserve"> </w:t>
-      </w:r>
-      <w:r>
-        <w:rPr>
-          <w:iCs/>
-          <w:i/>
-        </w:rPr>
-        <w:t xml:space="preserve">Restricción:</w:t>
-      </w:r>
-      <w:r>
-        <w:t xml:space="preserve"> </w:t>
-      </w:r>
-      <w:r>
-        <w:t xml:space="preserve">no permite edición manual del</w:t>
-      </w:r>
-      <w:r>
-        <w:t xml:space="preserve"> </w:t>
-      </w:r>
-      <w:r>
-        <w:t xml:space="preserve">costo consolidado.</w:t>
+        <w:t xml:space="preserve">Flujo principal:</w:t>
+      </w:r>
+      <w:r>
+        <w:t xml:space="preserve"> </w:t>
+      </w:r>
+      <w:r>
+        <w:t xml:space="preserve">registra datos del proveedor y contacto; asocia servicios a uno o</w:t>
+      </w:r>
+      <w:r>
+        <w:t xml:space="preserve"> </w:t>
+      </w:r>
+      <w:r>
+        <w:t xml:space="preserve">más proyectos.</w:t>
       </w:r>
     </w:p>
     <w:p>
@@ -9347,7 +10022,7 @@
           <w:bCs/>
           <w:b/>
         </w:rPr>
-        <w:t xml:space="preserve">CU-16 (HU-16) — Visualizar dashboard de seguimiento.</w:t>
+        <w:t xml:space="preserve">CU-28 (HU-28) — Registrar detalle de servicio externo contratado.</w:t>
       </w:r>
       <w:r>
         <w:t xml:space="preserve"> </w:t>
@@ -9363,7 +10038,7 @@
         <w:t xml:space="preserve"> </w:t>
       </w:r>
       <w:r>
-        <w:t xml:space="preserve">Gerente.</w:t>
+        <w:t xml:space="preserve">Administrador.</w:t>
       </w:r>
       <w:r>
         <w:t xml:space="preserve"> </w:t>
@@ -9373,27 +10048,19 @@
           <w:iCs/>
           <w:i/>
         </w:rPr>
-        <w:t xml:space="preserve">Flujo</w:t>
-      </w:r>
-      <w:r>
-        <w:rPr>
-          <w:iCs/>
-          <w:i/>
-        </w:rPr>
-        <w:t xml:space="preserve"> </w:t>
-      </w:r>
-      <w:r>
-        <w:rPr>
-          <w:iCs/>
-          <w:i/>
-        </w:rPr>
-        <w:t xml:space="preserve">principal:</w:t>
-      </w:r>
-      <w:r>
-        <w:t xml:space="preserve"> </w:t>
-      </w:r>
-      <w:r>
-        <w:t xml:space="preserve">consulta avance general, costos consolidados y alertas por proyecto.</w:t>
+        <w:t xml:space="preserve">Flujo principal:</w:t>
+      </w:r>
+      <w:r>
+        <w:t xml:space="preserve"> </w:t>
+      </w:r>
+      <w:r>
+        <w:t xml:space="preserve">registra encargado, proyecto/actividad, fechas y</w:t>
+      </w:r>
+      <w:r>
+        <w:t xml:space="preserve"> </w:t>
+      </w:r>
+      <w:r>
+        <w:t xml:space="preserve">valor del servicio contratado.</w:t>
       </w:r>
     </w:p>
     <w:p>
@@ -9405,7 +10072,7 @@
           <w:bCs/>
           <w:b/>
         </w:rPr>
-        <w:t xml:space="preserve">Épica 9: Auditoría y trazabilidad</w:t>
+        <w:t xml:space="preserve">Épica 7: Incidencias de obra</w:t>
       </w:r>
     </w:p>
     <w:p>
@@ -9421,7 +10088,7 @@
           <w:bCs/>
           <w:b/>
         </w:rPr>
-        <w:t xml:space="preserve">CU-17 (HU-17) — Consultar auditoría de operaciones.</w:t>
+        <w:t xml:space="preserve">CU-14 (HU-14) — Registrar incidencia de obra.</w:t>
       </w:r>
       <w:r>
         <w:t xml:space="preserve"> </w:t>
@@ -9437,7 +10104,7 @@
         <w:t xml:space="preserve"> </w:t>
       </w:r>
       <w:r>
-        <w:t xml:space="preserve">Administrador.</w:t>
+        <w:t xml:space="preserve">Maestro de obra.</w:t>
       </w:r>
       <w:r>
         <w:t xml:space="preserve"> </w:t>
@@ -9447,85 +10114,39 @@
           <w:iCs/>
           <w:i/>
         </w:rPr>
-        <w:t xml:space="preserve">Flujo principal:</w:t>
-      </w:r>
-      <w:r>
-        <w:t xml:space="preserve"> </w:t>
-      </w:r>
-      <w:r>
-        <w:t xml:space="preserve">consulta usuario, acción, fecha y entidad afectada de operaciones</w:t>
-      </w:r>
-      <w:r>
-        <w:t xml:space="preserve"> </w:t>
-      </w:r>
-      <w:r>
-        <w:t xml:space="preserve">críticas.</w:t>
-      </w:r>
-    </w:p>
-    <w:p>
-      <w:pPr>
-        <w:numPr>
-          <w:ilvl w:val="0"/>
-          <w:numId w:val="1021"/>
-        </w:numPr>
-        <w:pStyle w:val="Compact"/>
+        <w:t xml:space="preserve">Flujo</w:t>
+      </w:r>
+      <w:r>
+        <w:rPr>
+          <w:iCs/>
+          <w:i/>
+        </w:rPr>
+        <w:t xml:space="preserve"> </w:t>
+      </w:r>
+      <w:r>
+        <w:rPr>
+          <w:iCs/>
+          <w:i/>
+        </w:rPr>
+        <w:t xml:space="preserve">principal:</w:t>
+      </w:r>
+      <w:r>
+        <w:t xml:space="preserve"> </w:t>
+      </w:r>
+      <w:r>
+        <w:t xml:space="preserve">registra tipo, fecha y descripción de la incidencia vinculada al proyecto.</w:t>
+      </w:r>
+    </w:p>
+    <w:p>
+      <w:pPr>
+        <w:pStyle w:val="FirstParagraph"/>
       </w:pPr>
       <w:r>
         <w:rPr>
           <w:bCs/>
           <w:b/>
         </w:rPr>
-        <w:t xml:space="preserve">CU-18 (HU-18) — Conservar historial (eliminación lógica).</w:t>
-      </w:r>
-      <w:r>
-        <w:t xml:space="preserve"> </w:t>
-      </w:r>
-      <w:r>
-        <w:rPr>
-          <w:iCs/>
-          <w:i/>
-        </w:rPr>
-        <w:t xml:space="preserve">Actor:</w:t>
-      </w:r>
-      <w:r>
-        <w:t xml:space="preserve"> </w:t>
-      </w:r>
-      <w:r>
-        <w:t xml:space="preserve">Sistema.</w:t>
-      </w:r>
-      <w:r>
-        <w:t xml:space="preserve"> </w:t>
-      </w:r>
-      <w:r>
-        <w:rPr>
-          <w:iCs/>
-          <w:i/>
-        </w:rPr>
-        <w:t xml:space="preserve">Flujo principal:</w:t>
-      </w:r>
-      <w:r>
-        <w:t xml:space="preserve"> </w:t>
-      </w:r>
-      <w:r>
-        <w:t xml:space="preserve">al eliminar un registro, se marca como inactivo en vez de borrarse</w:t>
-      </w:r>
-      <w:r>
-        <w:t xml:space="preserve"> </w:t>
-      </w:r>
-      <w:r>
-        <w:t xml:space="preserve">físicamente.</w:t>
-      </w:r>
-    </w:p>
-    <w:p>
-      <w:pPr>
-        <w:pStyle w:val="FirstParagraph"/>
-      </w:pPr>
-      <w:r>
-        <w:rPr>
-          <w:bCs/>
-          <w:b/>
-        </w:rPr>
-        <w:t xml:space="preserve">Épica 10: Seguimiento de avance y evidencias</w:t>
+        <w:t xml:space="preserve">Épica 8: Costos e indicadores</w:t>
       </w:r>
     </w:p>
     <w:p>
@@ -9541,7 +10162,7 @@
           <w:bCs/>
           <w:b/>
         </w:rPr>
-        <w:t xml:space="preserve">CU-21 (HU-21) — Registrar porcentaje de avance.</w:t>
+        <w:t xml:space="preserve">CU-15 (HU-15) — Consolidar costos del proyecto.</w:t>
       </w:r>
       <w:r>
         <w:t xml:space="preserve"> </w:t>
@@ -9557,7 +10178,7 @@
         <w:t xml:space="preserve"> </w:t>
       </w:r>
       <w:r>
-        <w:t xml:space="preserve">Maestro de obra.</w:t>
+        <w:t xml:space="preserve">Sistema.</w:t>
       </w:r>
       <w:r>
         <w:t xml:space="preserve"> </w:t>
@@ -9587,13 +10208,35 @@
         <w:t xml:space="preserve"> </w:t>
       </w:r>
       <w:r>
-        <w:t xml:space="preserve">registra el nuevo porcentaje de avance de una actividad con fecha; el</w:t>
-      </w:r>
-      <w:r>
-        <w:t xml:space="preserve"> </w:t>
-      </w:r>
-      <w:r>
-        <w:t xml:space="preserve">avance del proyecto se recalcula.</w:t>
+        <w:t xml:space="preserve">al registrarse movimientos de materiales y servicios externos, el sistema</w:t>
+      </w:r>
+      <w:r>
+        <w:t xml:space="preserve"> </w:t>
+      </w:r>
+      <w:r>
+        <w:t xml:space="preserve">recalcula el costo total del proyecto.</w:t>
+      </w:r>
+      <w:r>
+        <w:t xml:space="preserve"> </w:t>
+      </w:r>
+      <w:r>
+        <w:rPr>
+          <w:iCs/>
+          <w:i/>
+        </w:rPr>
+        <w:t xml:space="preserve">Restricción:</w:t>
+      </w:r>
+      <w:r>
+        <w:t xml:space="preserve"> </w:t>
+      </w:r>
+      <w:r>
+        <w:t xml:space="preserve">no permite edición manual del</w:t>
+      </w:r>
+      <w:r>
+        <w:t xml:space="preserve"> </w:t>
+      </w:r>
+      <w:r>
+        <w:t xml:space="preserve">costo consolidado.</w:t>
       </w:r>
     </w:p>
     <w:p>
@@ -9609,7 +10252,7 @@
           <w:bCs/>
           <w:b/>
         </w:rPr>
-        <w:t xml:space="preserve">CU-22 (HU-22) — Adjuntar evidencias de avance.</w:t>
+        <w:t xml:space="preserve">CU-16 (HU-16) — Visualizar dashboard de seguimiento.</w:t>
       </w:r>
       <w:r>
         <w:t xml:space="preserve"> </w:t>
@@ -9625,7 +10268,7 @@
         <w:t xml:space="preserve"> </w:t>
       </w:r>
       <w:r>
-        <w:t xml:space="preserve">Maestro de obra.</w:t>
+        <w:t xml:space="preserve">Gerente.</w:t>
       </w:r>
       <w:r>
         <w:t xml:space="preserve"> </w:t>
@@ -9635,35 +10278,27 @@
           <w:iCs/>
           <w:i/>
         </w:rPr>
-        <w:t xml:space="preserve">Precondición:</w:t>
-      </w:r>
-      <w:r>
-        <w:t xml:space="preserve"> </w:t>
-      </w:r>
-      <w:r>
-        <w:t xml:space="preserve">existe un registro de avance.</w:t>
-      </w:r>
-      <w:r>
-        <w:t xml:space="preserve"> </w:t>
+        <w:t xml:space="preserve">Flujo</w:t>
       </w:r>
       <w:r>
         <w:rPr>
           <w:iCs/>
           <w:i/>
         </w:rPr>
-        <w:t xml:space="preserve">Flujo principal:</w:t>
-      </w:r>
-      <w:r>
-        <w:t xml:space="preserve"> </w:t>
-      </w:r>
-      <w:r>
-        <w:t xml:space="preserve">adjunta uno o más</w:t>
-      </w:r>
-      <w:r>
-        <w:t xml:space="preserve"> </w:t>
-      </w:r>
-      <w:r>
-        <w:t xml:space="preserve">archivos asociados a la actividad y fecha de avance.</w:t>
+        <w:t xml:space="preserve"> </w:t>
+      </w:r>
+      <w:r>
+        <w:rPr>
+          <w:iCs/>
+          <w:i/>
+        </w:rPr>
+        <w:t xml:space="preserve">principal:</w:t>
+      </w:r>
+      <w:r>
+        <w:t xml:space="preserve"> </w:t>
+      </w:r>
+      <w:r>
+        <w:t xml:space="preserve">consulta avance general, costos consolidados y alertas por proyecto.</w:t>
       </w:r>
     </w:p>
     <w:p>
@@ -9675,7 +10310,7 @@
           <w:bCs/>
           <w:b/>
         </w:rPr>
-        <w:t xml:space="preserve">Épica 11: Alertas del sistema</w:t>
+        <w:t xml:space="preserve">Épica 9: Auditoría y trazabilidad</w:t>
       </w:r>
     </w:p>
     <w:p>
@@ -9691,7 +10326,7 @@
           <w:bCs/>
           <w:b/>
         </w:rPr>
-        <w:t xml:space="preserve">CU-23 (HU-23) — Alertar stock mínimo.</w:t>
+        <w:t xml:space="preserve">CU-17 (HU-17) — Consultar auditoría de operaciones.</w:t>
       </w:r>
       <w:r>
         <w:t xml:space="preserve"> </w:t>
@@ -9707,7 +10342,7 @@
         <w:t xml:space="preserve"> </w:t>
       </w:r>
       <w:r>
-        <w:t xml:space="preserve">Sistema → Encargado de bodega.</w:t>
+        <w:t xml:space="preserve">Administrador.</w:t>
       </w:r>
       <w:r>
         <w:t xml:space="preserve"> </w:t>
@@ -9723,13 +10358,13 @@
         <w:t xml:space="preserve"> </w:t>
       </w:r>
       <w:r>
-        <w:t xml:space="preserve">al llegar la existencia al nivel mínimo, se genera alerta visible</w:t>
-      </w:r>
-      <w:r>
-        <w:t xml:space="preserve"> </w:t>
-      </w:r>
-      <w:r>
-        <w:t xml:space="preserve">en el dashboard.</w:t>
+        <w:t xml:space="preserve">consulta usuario, acción, fecha y entidad afectada de operaciones</w:t>
+      </w:r>
+      <w:r>
+        <w:t xml:space="preserve"> </w:t>
+      </w:r>
+      <w:r>
+        <w:t xml:space="preserve">críticas.</w:t>
       </w:r>
     </w:p>
     <w:p>
@@ -9745,7 +10380,7 @@
           <w:bCs/>
           <w:b/>
         </w:rPr>
-        <w:t xml:space="preserve">CU-24 (HU-24) — Alertar actividades atrasadas y herramientas pendientes.</w:t>
+        <w:t xml:space="preserve">CU-18 (HU-18) — Conservar historial (eliminación lógica).</w:t>
       </w:r>
       <w:r>
         <w:t xml:space="preserve"> </w:t>
@@ -9761,7 +10396,7 @@
         <w:t xml:space="preserve"> </w:t>
       </w:r>
       <w:r>
-        <w:t xml:space="preserve">Sistema → Gerente.</w:t>
+        <w:t xml:space="preserve">Sistema.</w:t>
       </w:r>
       <w:r>
         <w:t xml:space="preserve"> </w:t>
@@ -9777,13 +10412,13 @@
         <w:t xml:space="preserve"> </w:t>
       </w:r>
       <w:r>
-        <w:t xml:space="preserve">detecta actividades vencidas no finalizadas y</w:t>
-      </w:r>
-      <w:r>
-        <w:t xml:space="preserve"> </w:t>
-      </w:r>
-      <w:r>
-        <w:t xml:space="preserve">herramientas fuera de plazo; las lista para el gerente.</w:t>
+        <w:t xml:space="preserve">al eliminar un registro, se marca como inactivo en vez de borrarse</w:t>
+      </w:r>
+      <w:r>
+        <w:t xml:space="preserve"> </w:t>
+      </w:r>
+      <w:r>
+        <w:t xml:space="preserve">físicamente.</w:t>
       </w:r>
     </w:p>
     <w:p>
@@ -9795,7 +10430,7 @@
           <w:bCs/>
           <w:b/>
         </w:rPr>
-        <w:t xml:space="preserve">Épica 12: Reportes</w:t>
+        <w:t xml:space="preserve">Épica 10: Seguimiento de avance y evidencias</w:t>
       </w:r>
     </w:p>
     <w:p>
@@ -9811,7 +10446,7 @@
           <w:bCs/>
           <w:b/>
         </w:rPr>
-        <w:t xml:space="preserve">CU-25 (HU-25) — Generar y exportar reportes.</w:t>
+        <w:t xml:space="preserve">CU-21 (HU-21) — Registrar porcentaje de avance.</w:t>
       </w:r>
       <w:r>
         <w:t xml:space="preserve"> </w:t>
@@ -9827,7 +10462,7 @@
         <w:t xml:space="preserve"> </w:t>
       </w:r>
       <w:r>
-        <w:t xml:space="preserve">Gerente.</w:t>
+        <w:t xml:space="preserve">Maestro de obra.</w:t>
       </w:r>
       <w:r>
         <w:t xml:space="preserve"> </w:t>
@@ -9837,23 +10472,115 @@
           <w:iCs/>
           <w:i/>
         </w:rPr>
+        <w:t xml:space="preserve">Flujo</w:t>
+      </w:r>
+      <w:r>
+        <w:rPr>
+          <w:iCs/>
+          <w:i/>
+        </w:rPr>
+        <w:t xml:space="preserve"> </w:t>
+      </w:r>
+      <w:r>
+        <w:rPr>
+          <w:iCs/>
+          <w:i/>
+        </w:rPr>
+        <w:t xml:space="preserve">principal:</w:t>
+      </w:r>
+      <w:r>
+        <w:t xml:space="preserve"> </w:t>
+      </w:r>
+      <w:r>
+        <w:t xml:space="preserve">registra el nuevo porcentaje de avance de una actividad con fecha; el</w:t>
+      </w:r>
+      <w:r>
+        <w:t xml:space="preserve"> </w:t>
+      </w:r>
+      <w:r>
+        <w:t xml:space="preserve">avance del proyecto se recalcula.</w:t>
+      </w:r>
+    </w:p>
+    <w:p>
+      <w:pPr>
+        <w:numPr>
+          <w:ilvl w:val="0"/>
+          <w:numId w:val="1024"/>
+        </w:numPr>
+        <w:pStyle w:val="Compact"/>
+      </w:pPr>
+      <w:r>
+        <w:rPr>
+          <w:bCs/>
+          <w:b/>
+        </w:rPr>
+        <w:t xml:space="preserve">CU-22 (HU-22) — Adjuntar evidencias de avance.</w:t>
+      </w:r>
+      <w:r>
+        <w:t xml:space="preserve"> </w:t>
+      </w:r>
+      <w:r>
+        <w:rPr>
+          <w:iCs/>
+          <w:i/>
+        </w:rPr>
+        <w:t xml:space="preserve">Actor:</w:t>
+      </w:r>
+      <w:r>
+        <w:t xml:space="preserve"> </w:t>
+      </w:r>
+      <w:r>
+        <w:t xml:space="preserve">Maestro de obra.</w:t>
+      </w:r>
+      <w:r>
+        <w:t xml:space="preserve"> </w:t>
+      </w:r>
+      <w:r>
+        <w:rPr>
+          <w:iCs/>
+          <w:i/>
+        </w:rPr>
+        <w:t xml:space="preserve">Precondición:</w:t>
+      </w:r>
+      <w:r>
+        <w:t xml:space="preserve"> </w:t>
+      </w:r>
+      <w:r>
+        <w:t xml:space="preserve">existe un registro de avance.</w:t>
+      </w:r>
+      <w:r>
+        <w:t xml:space="preserve"> </w:t>
+      </w:r>
+      <w:r>
+        <w:rPr>
+          <w:iCs/>
+          <w:i/>
+        </w:rPr>
         <w:t xml:space="preserve">Flujo principal:</w:t>
       </w:r>
       <w:r>
         <w:t xml:space="preserve"> </w:t>
       </w:r>
       <w:r>
-        <w:t xml:space="preserve">aplica filtros (proyecto, periodo, material) y exporta el resultado a PDF o Excel.</w:t>
-      </w:r>
-    </w:p>
-    <w:bookmarkEnd w:id="41"/>
-    <w:bookmarkStart w:id="42" w:name="anexos-del-modelo-de-requerimientos"/>
-    <w:p>
-      <w:pPr>
-        <w:pStyle w:val="Heading4"/>
-      </w:pPr>
-      <w:r>
-        <w:t xml:space="preserve">Anexos del modelo de requerimientos</w:t>
+        <w:t xml:space="preserve">adjunta uno o más</w:t>
+      </w:r>
+      <w:r>
+        <w:t xml:space="preserve"> </w:t>
+      </w:r>
+      <w:r>
+        <w:t xml:space="preserve">archivos asociados a la actividad y fecha de avance.</w:t>
+      </w:r>
+    </w:p>
+    <w:p>
+      <w:pPr>
+        <w:pStyle w:val="FirstParagraph"/>
+      </w:pPr>
+      <w:r>
+        <w:rPr>
+          <w:bCs/>
+          <w:b/>
+        </w:rPr>
+        <w:t xml:space="preserve">Épica 11: Alertas del sistema</w:t>
       </w:r>
     </w:p>
     <w:p>
@@ -9869,31 +10596,45 @@
           <w:bCs/>
           <w:b/>
         </w:rPr>
-        <w:t xml:space="preserve">Historias de usuario refinadas y criterios de aceptación:</w:t>
-      </w:r>
-      <w:r>
-        <w:t xml:space="preserve"> </w:t>
-      </w:r>
-      <w:r>
-        <w:t xml:space="preserve">las 29 historias con sus</w:t>
-      </w:r>
-      <w:r>
-        <w:t xml:space="preserve"> </w:t>
-      </w:r>
-      <w:r>
-        <w:t xml:space="preserve">criterios están en</w:t>
-      </w:r>
-      <w:r>
-        <w:t xml:space="preserve"> </w:t>
-      </w:r>
-      <w:r>
-        <w:rPr>
-          <w:rStyle w:val="VerbatimChar"/>
-        </w:rPr>
-        <w:t xml:space="preserve">docs/HU_CRITERIOS_ACEPTACION.md</w:t>
-      </w:r>
-      <w:r>
-        <w:t xml:space="preserve">.</w:t>
+        <w:t xml:space="preserve">CU-23 (HU-23) — Alertar stock mínimo.</w:t>
+      </w:r>
+      <w:r>
+        <w:t xml:space="preserve"> </w:t>
+      </w:r>
+      <w:r>
+        <w:rPr>
+          <w:iCs/>
+          <w:i/>
+        </w:rPr>
+        <w:t xml:space="preserve">Actor:</w:t>
+      </w:r>
+      <w:r>
+        <w:t xml:space="preserve"> </w:t>
+      </w:r>
+      <w:r>
+        <w:t xml:space="preserve">Sistema → Encargado de bodega.</w:t>
+      </w:r>
+      <w:r>
+        <w:t xml:space="preserve"> </w:t>
+      </w:r>
+      <w:r>
+        <w:rPr>
+          <w:iCs/>
+          <w:i/>
+        </w:rPr>
+        <w:t xml:space="preserve">Flujo principal:</w:t>
+      </w:r>
+      <w:r>
+        <w:t xml:space="preserve"> </w:t>
+      </w:r>
+      <w:r>
+        <w:t xml:space="preserve">al llegar la existencia al nivel mínimo, se genera alerta visible</w:t>
+      </w:r>
+      <w:r>
+        <w:t xml:space="preserve"> </w:t>
+      </w:r>
+      <w:r>
+        <w:t xml:space="preserve">en el dashboard.</w:t>
       </w:r>
     </w:p>
     <w:p>
@@ -9909,44 +10650,64 @@
           <w:bCs/>
           <w:b/>
         </w:rPr>
-        <w:t xml:space="preserve">Articulación de las Historias de Usuario con los Casos de Uso:</w:t>
-      </w:r>
-      <w:r>
-        <w:t xml:space="preserve"> </w:t>
-      </w:r>
-      <w:r>
-        <w:t xml:space="preserve">la correspondencia</w:t>
-      </w:r>
-      <w:r>
-        <w:t xml:space="preserve"> </w:t>
-      </w:r>
-      <w:r>
-        <w:t xml:space="preserve">es uno a uno por identificador (CU-nn ↔ HU-nn), como se refleja en §4.2.3. La matriz</w:t>
-      </w:r>
-      <w:r>
-        <w:t xml:space="preserve"> </w:t>
-      </w:r>
-      <w:r>
-        <w:t xml:space="preserve">completa problema → requerimiento → caso de uso → épica → HU → sprint está en</w:t>
-      </w:r>
-      <w:r>
-        <w:t xml:space="preserve"> </w:t>
-      </w:r>
-      <w:r>
-        <w:rPr>
-          <w:rStyle w:val="VerbatimChar"/>
-        </w:rPr>
-        <w:t xml:space="preserve">docs/TRAZABILIDAD.md</w:t>
-      </w:r>
-      <w:r>
-        <w:t xml:space="preserve">.</w:t>
+        <w:t xml:space="preserve">CU-24 (HU-24) — Alertar actividades atrasadas y herramientas pendientes.</w:t>
+      </w:r>
+      <w:r>
+        <w:t xml:space="preserve"> </w:t>
+      </w:r>
+      <w:r>
+        <w:rPr>
+          <w:iCs/>
+          <w:i/>
+        </w:rPr>
+        <w:t xml:space="preserve">Actor:</w:t>
+      </w:r>
+      <w:r>
+        <w:t xml:space="preserve"> </w:t>
+      </w:r>
+      <w:r>
+        <w:t xml:space="preserve">Sistema → Gerente.</w:t>
+      </w:r>
+      <w:r>
+        <w:t xml:space="preserve"> </w:t>
+      </w:r>
+      <w:r>
+        <w:rPr>
+          <w:iCs/>
+          <w:i/>
+        </w:rPr>
+        <w:t xml:space="preserve">Flujo principal:</w:t>
+      </w:r>
+      <w:r>
+        <w:t xml:space="preserve"> </w:t>
+      </w:r>
+      <w:r>
+        <w:t xml:space="preserve">detecta actividades vencidas no finalizadas y</w:t>
+      </w:r>
+      <w:r>
+        <w:t xml:space="preserve"> </w:t>
+      </w:r>
+      <w:r>
+        <w:t xml:space="preserve">herramientas fuera de plazo; las lista para el gerente.</w:t>
+      </w:r>
+    </w:p>
+    <w:p>
+      <w:pPr>
+        <w:pStyle w:val="FirstParagraph"/>
+      </w:pPr>
+      <w:r>
+        <w:rPr>
+          <w:bCs/>
+          <w:b/>
+        </w:rPr>
+        <w:t xml:space="preserve">Épica 12: Reportes</w:t>
       </w:r>
     </w:p>
     <w:p>
       <w:pPr>
         <w:numPr>
           <w:ilvl w:val="0"/>
-          <w:numId w:val="1025"/>
+          <w:numId w:val="1026"/>
         </w:numPr>
         <w:pStyle w:val="Compact"/>
       </w:pPr>
@@ -9955,13 +10716,7 @@
           <w:bCs/>
           <w:b/>
         </w:rPr>
-        <w:t xml:space="preserve">Product Backlog priorizado:</w:t>
-      </w:r>
-      <w:r>
-        <w:t xml:space="preserve"> </w:t>
-      </w:r>
-      <w:r>
-        <w:t xml:space="preserve">120 puntos de historia distribuidos en 57</w:t>
+        <w:t xml:space="preserve">CU-25 (HU-25) — Generar y exportar reportes.</w:t>
       </w:r>
       <w:r>
         <w:t xml:space="preserve"> </w:t>
@@ -9971,16 +10726,13 @@
           <w:iCs/>
           <w:i/>
         </w:rPr>
-        <w:t xml:space="preserve">Must have</w:t>
-      </w:r>
-      <w:r>
-        <w:t xml:space="preserve">,</w:t>
-      </w:r>
-      <w:r>
-        <w:t xml:space="preserve"> </w:t>
-      </w:r>
-      <w:r>
-        <w:t xml:space="preserve">45</w:t>
+        <w:t xml:space="preserve">Actor:</w:t>
+      </w:r>
+      <w:r>
+        <w:t xml:space="preserve"> </w:t>
+      </w:r>
+      <w:r>
+        <w:t xml:space="preserve">Gerente.</w:t>
       </w:r>
       <w:r>
         <w:t xml:space="preserve"> </w:t>
@@ -9990,13 +10742,113 @@
           <w:iCs/>
           <w:i/>
         </w:rPr>
-        <w:t xml:space="preserve">Should have</w:t>
-      </w:r>
-      <w:r>
-        <w:t xml:space="preserve"> </w:t>
-      </w:r>
-      <w:r>
-        <w:t xml:space="preserve">y 18</w:t>
+        <w:t xml:space="preserve">Flujo principal:</w:t>
+      </w:r>
+      <w:r>
+        <w:t xml:space="preserve"> </w:t>
+      </w:r>
+      <w:r>
+        <w:t xml:space="preserve">aplica filtros (proyecto, periodo, material) y exporta el resultado a PDF o Excel.</w:t>
+      </w:r>
+    </w:p>
+    <w:bookmarkEnd w:id="46"/>
+    <w:bookmarkStart w:id="47" w:name="anexos-del-modelo-de-requerimientos"/>
+    <w:p>
+      <w:pPr>
+        <w:pStyle w:val="Heading4"/>
+      </w:pPr>
+      <w:r>
+        <w:t xml:space="preserve">Anexos del modelo de requerimientos</w:t>
+      </w:r>
+    </w:p>
+    <w:p>
+      <w:pPr>
+        <w:numPr>
+          <w:ilvl w:val="0"/>
+          <w:numId w:val="1027"/>
+        </w:numPr>
+        <w:pStyle w:val="Compact"/>
+      </w:pPr>
+      <w:r>
+        <w:rPr>
+          <w:bCs/>
+          <w:b/>
+        </w:rPr>
+        <w:t xml:space="preserve">Historias de usuario refinadas y criterios de aceptación:</w:t>
+      </w:r>
+      <w:r>
+        <w:t xml:space="preserve"> </w:t>
+      </w:r>
+      <w:r>
+        <w:t xml:space="preserve">las 29 historias de</w:t>
+      </w:r>
+      <w:r>
+        <w:t xml:space="preserve"> </w:t>
+      </w:r>
+      <w:r>
+        <w:t xml:space="preserve">usuario con sus respectivos criterios de aceptación.</w:t>
+      </w:r>
+    </w:p>
+    <w:p>
+      <w:pPr>
+        <w:numPr>
+          <w:ilvl w:val="0"/>
+          <w:numId w:val="1027"/>
+        </w:numPr>
+        <w:pStyle w:val="Compact"/>
+      </w:pPr>
+      <w:r>
+        <w:rPr>
+          <w:bCs/>
+          <w:b/>
+        </w:rPr>
+        <w:t xml:space="preserve">Articulación de las Historias de Usuario con los Casos de Uso:</w:t>
+      </w:r>
+      <w:r>
+        <w:t xml:space="preserve"> </w:t>
+      </w:r>
+      <w:r>
+        <w:t xml:space="preserve">la correspondencia</w:t>
+      </w:r>
+      <w:r>
+        <w:t xml:space="preserve"> </w:t>
+      </w:r>
+      <w:r>
+        <w:t xml:space="preserve">es uno a uno por identificador (CU-nn ↔ HU-nn), como se refleja en §4.2.3. La matriz</w:t>
+      </w:r>
+      <w:r>
+        <w:t xml:space="preserve"> </w:t>
+      </w:r>
+      <w:r>
+        <w:t xml:space="preserve">completa problema → requerimiento → caso de uso → épica → historia de usuario →</w:t>
+      </w:r>
+      <w:r>
+        <w:t xml:space="preserve"> </w:t>
+      </w:r>
+      <w:r>
+        <w:t xml:space="preserve">sprint se presenta como anexo.</w:t>
+      </w:r>
+    </w:p>
+    <w:p>
+      <w:pPr>
+        <w:numPr>
+          <w:ilvl w:val="0"/>
+          <w:numId w:val="1027"/>
+        </w:numPr>
+        <w:pStyle w:val="Compact"/>
+      </w:pPr>
+      <w:r>
+        <w:rPr>
+          <w:bCs/>
+          <w:b/>
+        </w:rPr>
+        <w:t xml:space="preserve">Product Backlog priorizado:</w:t>
+      </w:r>
+      <w:r>
+        <w:t xml:space="preserve"> </w:t>
+      </w:r>
+      <w:r>
+        <w:t xml:space="preserve">120 puntos de historia distribuidos en 57</w:t>
       </w:r>
       <w:r>
         <w:t xml:space="preserve"> </w:t>
@@ -10006,22 +10858,53 @@
           <w:iCs/>
           <w:i/>
         </w:rPr>
+        <w:t xml:space="preserve">Must</w:t>
+      </w:r>
+      <w:r>
+        <w:rPr>
+          <w:iCs/>
+          <w:i/>
+        </w:rPr>
+        <w:t xml:space="preserve"> </w:t>
+      </w:r>
+      <w:r>
+        <w:rPr>
+          <w:iCs/>
+          <w:i/>
+        </w:rPr>
+        <w:t xml:space="preserve">have</w:t>
+      </w:r>
+      <w:r>
+        <w:t xml:space="preserve">, 45</w:t>
+      </w:r>
+      <w:r>
+        <w:t xml:space="preserve"> </w:t>
+      </w:r>
+      <w:r>
+        <w:rPr>
+          <w:iCs/>
+          <w:i/>
+        </w:rPr>
+        <w:t xml:space="preserve">Should have</w:t>
+      </w:r>
+      <w:r>
+        <w:t xml:space="preserve"> </w:t>
+      </w:r>
+      <w:r>
+        <w:t xml:space="preserve">y 18</w:t>
+      </w:r>
+      <w:r>
+        <w:t xml:space="preserve"> </w:t>
+      </w:r>
+      <w:r>
+        <w:rPr>
+          <w:iCs/>
+          <w:i/>
+        </w:rPr>
         <w:t xml:space="preserve">Could have</w:t>
       </w:r>
       <w:r>
-        <w:t xml:space="preserve">, con dependencias y estimación, en</w:t>
-      </w:r>
-      <w:r>
-        <w:t xml:space="preserve"> </w:t>
-      </w:r>
-      <w:r>
-        <w:rPr>
-          <w:rStyle w:val="VerbatimChar"/>
-        </w:rPr>
-        <w:t xml:space="preserve">docs/BACKLOG_PRIORIZADO.md</w:t>
-      </w:r>
-      <w:r>
-        <w:t xml:space="preserve">.</w:t>
+        <w:t xml:space="preserve">, con sus dependencias y estimación.</w:t>
       </w:r>
     </w:p>
     <w:p>
@@ -10031,10 +10914,10 @@
         </w:pict>
       </w:r>
     </w:p>
-    <w:bookmarkEnd w:id="42"/>
-    <w:bookmarkEnd w:id="43"/>
-    <w:bookmarkEnd w:id="44"/>
-    <w:bookmarkStart w:id="48" w:name="modelo-de-datos"/>
+    <w:bookmarkEnd w:id="47"/>
+    <w:bookmarkEnd w:id="48"/>
+    <w:bookmarkEnd w:id="49"/>
+    <w:bookmarkStart w:id="54" w:name="modelo-de-datos"/>
     <w:p>
       <w:pPr>
         <w:pStyle w:val="Heading2"/>
@@ -10043,7 +10926,7 @@
         <w:t xml:space="preserve">6. MODELO DE DATOS</w:t>
       </w:r>
     </w:p>
-    <w:bookmarkStart w:id="45" w:name="base-de-datos-normalizada"/>
+    <w:bookmarkStart w:id="50" w:name="base-de-datos-normalizada"/>
     <w:p>
       <w:pPr>
         <w:pStyle w:val="Heading3"/>
@@ -10057,22 +10940,7 @@
         <w:pStyle w:val="FirstParagraph"/>
       </w:pPr>
       <w:r>
-        <w:t xml:space="preserve">El modelo de datos está implementado en</w:t>
-      </w:r>
-      <w:r>
-        <w:t xml:space="preserve"> </w:t>
-      </w:r>
-      <w:r>
-        <w:rPr>
-          <w:rStyle w:val="VerbatimChar"/>
-        </w:rPr>
-        <w:t xml:space="preserve">docs/schema.sql</w:t>
-      </w:r>
-      <w:r>
-        <w:t xml:space="preserve"> </w:t>
-      </w:r>
-      <w:r>
-        <w:t xml:space="preserve">y consta de</w:t>
+        <w:t xml:space="preserve">El modelo de datos consta de</w:t>
       </w:r>
       <w:r>
         <w:t xml:space="preserve"> </w:t>
@@ -10591,7 +11459,7 @@
       <w:pPr>
         <w:numPr>
           <w:ilvl w:val="0"/>
-          <w:numId w:val="1026"/>
+          <w:numId w:val="1028"/>
         </w:numPr>
         <w:pStyle w:val="Compact"/>
       </w:pPr>
@@ -10652,7 +11520,7 @@
       <w:pPr>
         <w:numPr>
           <w:ilvl w:val="0"/>
-          <w:numId w:val="1026"/>
+          <w:numId w:val="1028"/>
         </w:numPr>
         <w:pStyle w:val="Compact"/>
       </w:pPr>
@@ -10695,7 +11563,7 @@
       <w:pPr>
         <w:numPr>
           <w:ilvl w:val="0"/>
-          <w:numId w:val="1026"/>
+          <w:numId w:val="1028"/>
         </w:numPr>
         <w:pStyle w:val="Compact"/>
       </w:pPr>
@@ -10739,49 +11607,33 @@
         <w:pStyle w:val="FirstParagraph"/>
       </w:pPr>
       <w:r>
-        <w:t xml:space="preserve">La documentación detallada del esquema está en</w:t>
-      </w:r>
-      <w:r>
-        <w:t xml:space="preserve"> </w:t>
-      </w:r>
-      <w:r>
-        <w:rPr>
-          <w:rStyle w:val="VerbatimChar"/>
-        </w:rPr>
-        <w:t xml:space="preserve">docs/DOCUMENTACION_SQL.md</w:t>
-      </w:r>
-      <w:r>
-        <w:t xml:space="preserve">.</w:t>
-      </w:r>
-    </w:p>
-    <w:p>
-      <w:pPr>
-        <w:pStyle w:val="BlockText"/>
+        <w:t xml:space="preserve">El diccionario de datos completo, con la definición de cada tabla, sus atributos y sus</w:t>
+      </w:r>
+      <w:r>
+        <w:t xml:space="preserve"> </w:t>
+      </w:r>
+      <w:r>
+        <w:t xml:space="preserve">restricciones, se presenta como anexo.</w:t>
+      </w:r>
+    </w:p>
+    <w:p>
+      <w:pPr>
+        <w:pStyle w:val="BodyText"/>
       </w:pPr>
       <w:r>
         <w:rPr>
           <w:bCs/>
           <w:b/>
         </w:rPr>
-        <w:t xml:space="preserve">FALTA — evidencia formal de normalización.</w:t>
-      </w:r>
-      <w:r>
-        <w:t xml:space="preserve"> </w:t>
-      </w:r>
-      <w:r>
-        <w:t xml:space="preserve">El esquema está construido de modo</w:t>
-      </w:r>
-      <w:r>
-        <w:t xml:space="preserve"> </w:t>
-      </w:r>
-      <w:r>
-        <w:t xml:space="preserve">normalizado (entidades separadas, tablas de detalle para las relaciones N:M, sin</w:t>
-      </w:r>
-      <w:r>
-        <w:t xml:space="preserve"> </w:t>
-      </w:r>
-      <w:r>
-        <w:t xml:space="preserve">grupos repetitivos ni dependencias parciales), pero el informe debe</w:t>
+        <w:t xml:space="preserve">Cumplimiento de las formas normales</w:t>
+      </w:r>
+    </w:p>
+    <w:p>
+      <w:pPr>
+        <w:pStyle w:val="BodyText"/>
+      </w:pPr>
+      <w:r>
+        <w:t xml:space="preserve">El modelo satisface la</w:t>
       </w:r>
       <w:r>
         <w:t xml:space="preserve"> </w:t>
@@ -10791,68 +11643,94 @@
           <w:bCs/>
           <w:b/>
         </w:rPr>
-        <w:t xml:space="preserve">demostrar</w:t>
-      </w:r>
-      <w:r>
-        <w:t xml:space="preserve"> </w:t>
-      </w:r>
-      <w:r>
-        <w:t xml:space="preserve">el</w:t>
-      </w:r>
-      <w:r>
-        <w:t xml:space="preserve"> </w:t>
-      </w:r>
-      <w:r>
-        <w:t xml:space="preserve">cumplimiento de 1FN, 2FN y 3FN tabla por tabla. Insumo disponible:</w:t>
-      </w:r>
-      <w:r>
-        <w:t xml:space="preserve"> </w:t>
+        <w:t xml:space="preserve">primera forma normal</w:t>
+      </w:r>
+      <w:r>
+        <w:t xml:space="preserve">: todos los atributos son atómicos y no</w:t>
+      </w:r>
+      <w:r>
+        <w:t xml:space="preserve"> </w:t>
+      </w:r>
+      <w:r>
+        <w:t xml:space="preserve">existen grupos repetitivos. Los conjuntos de elementos que en un registro manual</w:t>
+      </w:r>
+      <w:r>
+        <w:t xml:space="preserve"> </w:t>
+      </w:r>
+      <w:r>
+        <w:t xml:space="preserve">aparecerían como una lista —los materiales de una entrada de inventario, los de una</w:t>
+      </w:r>
+      <w:r>
+        <w:t xml:space="preserve"> </w:t>
+      </w:r>
+      <w:r>
+        <w:t xml:space="preserve">salida— están extraídos a tablas de detalle (</w:t>
       </w:r>
       <w:r>
         <w:rPr>
           <w:rStyle w:val="VerbatimChar"/>
         </w:rPr>
-        <w:t xml:space="preserve">docs/schema.sql</w:t>
-      </w:r>
-      <w:r>
-        <w:t xml:space="preserve"> </w:t>
-      </w:r>
-      <w:r>
-        <w:t xml:space="preserve">completo.</w:t>
-      </w:r>
-    </w:p>
-    <w:bookmarkEnd w:id="45"/>
-    <w:bookmarkStart w:id="46" w:name="modelo-entidad-relación"/>
-    <w:p>
-      <w:pPr>
-        <w:pStyle w:val="Heading3"/>
-      </w:pPr>
-      <w:r>
-        <w:t xml:space="preserve">6.2 Modelo Entidad-Relación</w:t>
-      </w:r>
-    </w:p>
-    <w:p>
-      <w:pPr>
-        <w:pStyle w:val="BlockText"/>
-      </w:pPr>
+        <w:t xml:space="preserve">detalles_entrada_inventario</w:t>
+      </w:r>
+      <w:r>
+        <w:t xml:space="preserve">,</w:t>
+      </w:r>
+      <w:r>
+        <w:t xml:space="preserve"> </w:t>
+      </w:r>
+      <w:r>
+        <w:rPr>
+          <w:rStyle w:val="VerbatimChar"/>
+        </w:rPr>
+        <w:t xml:space="preserve">detalles_salida_materiales</w:t>
+      </w:r>
+      <w:r>
+        <w:t xml:space="preserve">), de modo que cada fila representa un único material con su</w:t>
+      </w:r>
+      <w:r>
+        <w:t xml:space="preserve"> </w:t>
+      </w:r>
+      <w:r>
+        <w:t xml:space="preserve">cantidad y su costo.</w:t>
+      </w:r>
+    </w:p>
+    <w:p>
+      <w:pPr>
+        <w:pStyle w:val="BodyText"/>
+      </w:pPr>
+      <w:r>
+        <w:t xml:space="preserve">Satisface la</w:t>
+      </w:r>
+      <w:r>
+        <w:t xml:space="preserve"> </w:t>
+      </w:r>
       <w:r>
         <w:rPr>
           <w:bCs/>
           <w:b/>
         </w:rPr>
-        <w:t xml:space="preserve">FALTA — diagrama entidad-relación.</w:t>
-      </w:r>
-      <w:r>
-        <w:t xml:space="preserve"> </w:t>
-      </w:r>
-      <w:r>
-        <w:t xml:space="preserve">Producto exigido por el OE2 del enunciado. No</w:t>
-      </w:r>
-      <w:r>
-        <w:t xml:space="preserve"> </w:t>
-      </w:r>
-      <w:r>
-        <w:t xml:space="preserve">existe en el repositorio. Insumo disponible:</w:t>
+        <w:t xml:space="preserve">segunda forma normal</w:t>
+      </w:r>
+      <w:r>
+        <w:t xml:space="preserve">: en las tablas con clave compuesta, los atributos</w:t>
+      </w:r>
+      <w:r>
+        <w:t xml:space="preserve"> </w:t>
+      </w:r>
+      <w:r>
+        <w:t xml:space="preserve">no clave dependen de la clave completa. En las tablas de detalle, la cantidad y el costo</w:t>
+      </w:r>
+      <w:r>
+        <w:t xml:space="preserve"> </w:t>
+      </w:r>
+      <w:r>
+        <w:t xml:space="preserve">dependen conjuntamente del documento y del material, no de uno solo de ellos; los</w:t>
+      </w:r>
+      <w:r>
+        <w:t xml:space="preserve"> </w:t>
+      </w:r>
+      <w:r>
+        <w:t xml:space="preserve">atributos propios del material —descripción, categoría, unidad de medida— residen en</w:t>
       </w:r>
       <w:r>
         <w:t xml:space="preserve"> </w:t>
@@ -10861,71 +11739,61 @@
         <w:rPr>
           <w:rStyle w:val="VerbatimChar"/>
         </w:rPr>
-        <w:t xml:space="preserve">docs/schema.sql</w:t>
-      </w:r>
-      <w:r>
-        <w:t xml:space="preserve">, del que se derivan</w:t>
-      </w:r>
-      <w:r>
-        <w:t xml:space="preserve"> </w:t>
-      </w:r>
-      <w:r>
-        <w:t xml:space="preserve">directamente las 27 entidades, sus atributos y las cardinalidades de sus</w:t>
-      </w:r>
-      <w:r>
-        <w:t xml:space="preserve"> </w:t>
-      </w:r>
-      <w:r>
-        <w:t xml:space="preserve">relaciones.</w:t>
-      </w:r>
-    </w:p>
-    <w:bookmarkEnd w:id="46"/>
-    <w:bookmarkStart w:id="47" w:name="diagrama-de-clases-de-la-aplicación"/>
-    <w:p>
-      <w:pPr>
-        <w:pStyle w:val="Heading3"/>
-      </w:pPr>
-      <w:r>
-        <w:t xml:space="preserve">6.3 Diagrama de clases de la aplicación</w:t>
-      </w:r>
-    </w:p>
-    <w:p>
-      <w:pPr>
-        <w:pStyle w:val="BlockText"/>
-      </w:pPr>
+        <w:t xml:space="preserve">materiales</w:t>
+      </w:r>
+      <w:r>
+        <w:t xml:space="preserve"> </w:t>
+      </w:r>
+      <w:r>
+        <w:t xml:space="preserve">y no se repiten en cada movimiento.</w:t>
+      </w:r>
+    </w:p>
+    <w:p>
+      <w:pPr>
+        <w:pStyle w:val="BodyText"/>
+      </w:pPr>
+      <w:r>
+        <w:t xml:space="preserve">Satisface la</w:t>
+      </w:r>
+      <w:r>
+        <w:t xml:space="preserve"> </w:t>
+      </w:r>
       <w:r>
         <w:rPr>
           <w:bCs/>
           <w:b/>
         </w:rPr>
-        <w:t xml:space="preserve">FALTA — diagrama de clases.</w:t>
-      </w:r>
-      <w:r>
-        <w:t xml:space="preserve"> </w:t>
-      </w:r>
-      <w:r>
-        <w:t xml:space="preserve">Producto exigido por el OE2 del enunciado. No existe</w:t>
-      </w:r>
-      <w:r>
-        <w:t xml:space="preserve"> </w:t>
-      </w:r>
-      <w:r>
-        <w:t xml:space="preserve">en el repositorio. Insumo disponible: el modelo de datos (§6.1) y la estructura de</w:t>
-      </w:r>
-      <w:r>
-        <w:t xml:space="preserve"> </w:t>
-      </w:r>
-      <w:r>
-        <w:t xml:space="preserve">módulos del backend (</w:t>
+        <w:t xml:space="preserve">tercera forma normal</w:t>
+      </w:r>
+      <w:r>
+        <w:t xml:space="preserve">: no existen dependencias transitivas entre</w:t>
+      </w:r>
+      <w:r>
+        <w:t xml:space="preserve"> </w:t>
+      </w:r>
+      <w:r>
+        <w:t xml:space="preserve">atributos no clave. La categoría de un material se referencia mediante clave foránea a</w:t>
+      </w:r>
+      <w:r>
+        <w:t xml:space="preserve"> </w:t>
       </w:r>
       <w:r>
         <w:rPr>
           <w:rStyle w:val="VerbatimChar"/>
         </w:rPr>
-        <w:t xml:space="preserve">backend/src/controllers/</w:t>
-      </w:r>
-      <w:r>
-        <w:t xml:space="preserve">,</w:t>
+        <w:t xml:space="preserve">categorias_materiales</w:t>
+      </w:r>
+      <w:r>
+        <w:t xml:space="preserve"> </w:t>
+      </w:r>
+      <w:r>
+        <w:t xml:space="preserve">en lugar de almacenar su nombre; el rol de un usuario se</w:t>
+      </w:r>
+      <w:r>
+        <w:t xml:space="preserve"> </w:t>
+      </w:r>
+      <w:r>
+        <w:t xml:space="preserve">referencia a</w:t>
       </w:r>
       <w:r>
         <w:t xml:space="preserve"> </w:t>
@@ -10934,46 +11802,249 @@
         <w:rPr>
           <w:rStyle w:val="VerbatimChar"/>
         </w:rPr>
-        <w:t xml:space="preserve">backend/src/routes/</w:t>
-      </w:r>
-      <w:r>
-        <w:t xml:space="preserve">).</w:t>
-      </w:r>
-    </w:p>
-    <w:p>
-      <w:pPr>
-        <w:pStyle w:val="BlockText"/>
-      </w:pPr>
-      <w:r>
-        <w:rPr>
-          <w:bCs/>
-          <w:b/>
-        </w:rPr>
-        <w:t xml:space="preserve">FALTA — arquitectura de software.</w:t>
-      </w:r>
-      <w:r>
-        <w:t xml:space="preserve"> </w:t>
-      </w:r>
-      <w:r>
-        <w:t xml:space="preserve">Producto exigido por el OE2 y no contemplado</w:t>
-      </w:r>
-      <w:r>
-        <w:t xml:space="preserve"> </w:t>
-      </w:r>
-      <w:r>
-        <w:t xml:space="preserve">explícitamente en el lineamiento. Su ausencia deja el OE2 incompleto. Insumo</w:t>
-      </w:r>
-      <w:r>
-        <w:t xml:space="preserve"> </w:t>
-      </w:r>
-      <w:r>
-        <w:t xml:space="preserve">disponible: el stack ya definido (React 18 + Vite en el cliente; Node.js + Express +</w:t>
-      </w:r>
-      <w:r>
-        <w:t xml:space="preserve"> </w:t>
-      </w:r>
-      <w:r>
-        <w:t xml:space="preserve">JWT en el servidor; MySQL 8 como motor) y la organización modular vigente.</w:t>
+        <w:t xml:space="preserve">roles</w:t>
+      </w:r>
+      <w:r>
+        <w:t xml:space="preserve">, y los permisos asociados a ese rol residen en</w:t>
+      </w:r>
+      <w:r>
+        <w:t xml:space="preserve"> </w:t>
+      </w:r>
+      <w:r>
+        <w:rPr>
+          <w:rStyle w:val="VerbatimChar"/>
+        </w:rPr>
+        <w:t xml:space="preserve">roles_permisos</w:t>
+      </w:r>
+      <w:r>
+        <w:t xml:space="preserve">.</w:t>
+      </w:r>
+      <w:r>
+        <w:t xml:space="preserve"> </w:t>
+      </w:r>
+      <w:r>
+        <w:t xml:space="preserve">Análogamente, los datos del proveedor no se replican en cada entrada de inventario, sino</w:t>
+      </w:r>
+      <w:r>
+        <w:t xml:space="preserve"> </w:t>
+      </w:r>
+      <w:r>
+        <w:t xml:space="preserve">que se referencian desde</w:t>
+      </w:r>
+      <w:r>
+        <w:t xml:space="preserve"> </w:t>
+      </w:r>
+      <w:r>
+        <w:rPr>
+          <w:rStyle w:val="VerbatimChar"/>
+        </w:rPr>
+        <w:t xml:space="preserve">proveedores</w:t>
+      </w:r>
+      <w:r>
+        <w:t xml:space="preserve">.</w:t>
+      </w:r>
+    </w:p>
+    <w:p>
+      <w:pPr>
+        <w:pStyle w:val="BodyText"/>
+      </w:pPr>
+      <w:r>
+        <w:t xml:space="preserve">Las relaciones de muchos a muchos están resueltas mediante tablas intermedias con clave</w:t>
+      </w:r>
+      <w:r>
+        <w:t xml:space="preserve"> </w:t>
+      </w:r>
+      <w:r>
+        <w:t xml:space="preserve">compuesta:</w:t>
+      </w:r>
+      <w:r>
+        <w:t xml:space="preserve"> </w:t>
+      </w:r>
+      <w:r>
+        <w:rPr>
+          <w:rStyle w:val="VerbatimChar"/>
+        </w:rPr>
+        <w:t xml:space="preserve">roles_permisos</w:t>
+      </w:r>
+      <w:r>
+        <w:t xml:space="preserve"> </w:t>
+      </w:r>
+      <w:r>
+        <w:t xml:space="preserve">entre roles y permisos, y</w:t>
+      </w:r>
+      <w:r>
+        <w:t xml:space="preserve"> </w:t>
+      </w:r>
+      <w:r>
+        <w:rPr>
+          <w:rStyle w:val="VerbatimChar"/>
+        </w:rPr>
+        <w:t xml:space="preserve">asignaciones_personal</w:t>
+      </w:r>
+      <w:r>
+        <w:t xml:space="preserve"> </w:t>
+      </w:r>
+      <w:r>
+        <w:t xml:space="preserve">entre</w:t>
+      </w:r>
+      <w:r>
+        <w:t xml:space="preserve"> </w:t>
+      </w:r>
+      <w:r>
+        <w:t xml:space="preserve">trabajadores y proyectos o actividades, esta última con atributos propios de la relación</w:t>
+      </w:r>
+      <w:r>
+        <w:t xml:space="preserve"> </w:t>
+      </w:r>
+      <w:r>
+        <w:t xml:space="preserve">(fecha de inicio, fecha fin programada y estado).</w:t>
+      </w:r>
+    </w:p>
+    <w:bookmarkEnd w:id="50"/>
+    <w:bookmarkStart w:id="51" w:name="modelo-entidad-relación"/>
+    <w:p>
+      <w:pPr>
+        <w:pStyle w:val="Heading3"/>
+      </w:pPr>
+      <w:r>
+        <w:t xml:space="preserve">6.2 Modelo Entidad-Relación</w:t>
+      </w:r>
+    </w:p>
+    <w:p>
+      <w:pPr>
+        <w:pStyle w:val="FirstParagraph"/>
+      </w:pPr>
+      <w:r>
+        <w:t xml:space="preserve">El modelo entidad-relación representa las 27 entidades descritas en §6.1, sus atributos</w:t>
+      </w:r>
+      <w:r>
+        <w:t xml:space="preserve"> </w:t>
+      </w:r>
+      <w:r>
+        <w:t xml:space="preserve">y las cardinalidades entre ellas.</w:t>
+      </w:r>
+    </w:p>
+    <w:p>
+      <w:pPr>
+        <w:pStyle w:val="BodyText"/>
+      </w:pPr>
+      <w:r>
+        <w:rPr>
+          <w:rStyle w:val="VerbatimChar"/>
+        </w:rPr>
+        <w:t xml:space="preserve">[PENDIENTE: diagrama entidad-relación]</w:t>
+      </w:r>
+    </w:p>
+    <w:bookmarkEnd w:id="51"/>
+    <w:bookmarkStart w:id="52" w:name="diagrama-de-clases-de-la-aplicación"/>
+    <w:p>
+      <w:pPr>
+        <w:pStyle w:val="Heading3"/>
+      </w:pPr>
+      <w:r>
+        <w:t xml:space="preserve">6.3 Diagrama de clases de la aplicación</w:t>
+      </w:r>
+    </w:p>
+    <w:p>
+      <w:pPr>
+        <w:pStyle w:val="FirstParagraph"/>
+      </w:pPr>
+      <w:r>
+        <w:t xml:space="preserve">El diagrama de clases representa las entidades del dominio, sus atributos, sus</w:t>
+      </w:r>
+      <w:r>
+        <w:t xml:space="preserve"> </w:t>
+      </w:r>
+      <w:r>
+        <w:t xml:space="preserve">operaciones y las relaciones de asociación, agregación y composición entre ellas.</w:t>
+      </w:r>
+    </w:p>
+    <w:p>
+      <w:pPr>
+        <w:pStyle w:val="BodyText"/>
+      </w:pPr>
+      <w:r>
+        <w:rPr>
+          <w:rStyle w:val="VerbatimChar"/>
+        </w:rPr>
+        <w:t xml:space="preserve">[PENDIENTE: diagrama de clases]</w:t>
+      </w:r>
+    </w:p>
+    <w:bookmarkEnd w:id="52"/>
+    <w:bookmarkStart w:id="53" w:name="arquitectura-de-software"/>
+    <w:p>
+      <w:pPr>
+        <w:pStyle w:val="Heading3"/>
+      </w:pPr>
+      <w:r>
+        <w:t xml:space="preserve">6.4 Arquitectura de software</w:t>
+      </w:r>
+    </w:p>
+    <w:p>
+      <w:pPr>
+        <w:pStyle w:val="FirstParagraph"/>
+      </w:pPr>
+      <w:r>
+        <w:t xml:space="preserve">La aplicación se estructura en tres capas. La capa de presentación es una aplicación</w:t>
+      </w:r>
+      <w:r>
+        <w:t xml:space="preserve"> </w:t>
+      </w:r>
+      <w:r>
+        <w:t xml:space="preserve">web de página única construida con React 18 y Vite, que consume la interfaz de</w:t>
+      </w:r>
+      <w:r>
+        <w:t xml:space="preserve"> </w:t>
+      </w:r>
+      <w:r>
+        <w:t xml:space="preserve">programación del servidor y aplica el control de acceso por rol en la navegación. La</w:t>
+      </w:r>
+      <w:r>
+        <w:t xml:space="preserve"> </w:t>
+      </w:r>
+      <w:r>
+        <w:t xml:space="preserve">capa de lógica de negocio es un servidor Node.js con Express, organizado en rutas,</w:t>
+      </w:r>
+      <w:r>
+        <w:t xml:space="preserve"> </w:t>
+      </w:r>
+      <w:r>
+        <w:t xml:space="preserve">controladores y acceso a datos, que autentica mediante JSON Web Tokens y aplica las</w:t>
+      </w:r>
+      <w:r>
+        <w:t xml:space="preserve"> </w:t>
+      </w:r>
+      <w:r>
+        <w:t xml:space="preserve">reglas de negocio que no residen en la base de datos. La capa de persistencia es una</w:t>
+      </w:r>
+      <w:r>
+        <w:t xml:space="preserve"> </w:t>
+      </w:r>
+      <w:r>
+        <w:t xml:space="preserve">base de datos MySQL 8, donde las restricciones de integridad, los disparadores de</w:t>
+      </w:r>
+      <w:r>
+        <w:t xml:space="preserve"> </w:t>
+      </w:r>
+      <w:r>
+        <w:t xml:space="preserve">inventario y la baja lógica garantizan la consistencia con independencia del cliente</w:t>
+      </w:r>
+      <w:r>
+        <w:t xml:space="preserve"> </w:t>
+      </w:r>
+      <w:r>
+        <w:t xml:space="preserve">que origine la operación.</w:t>
+      </w:r>
+    </w:p>
+    <w:p>
+      <w:pPr>
+        <w:pStyle w:val="BodyText"/>
+      </w:pPr>
+      <w:r>
+        <w:rPr>
+          <w:rStyle w:val="VerbatimChar"/>
+        </w:rPr>
+        <w:t xml:space="preserve">[PENDIENTE: diagrama de arquitectura]</w:t>
       </w:r>
     </w:p>
     <w:p>
@@ -10983,59 +12054,84 @@
         </w:pict>
       </w:r>
     </w:p>
-    <w:bookmarkEnd w:id="47"/>
-    <w:bookmarkEnd w:id="48"/>
-    <w:bookmarkStart w:id="49" w:name="anexos-administrativos"/>
+    <w:bookmarkEnd w:id="53"/>
+    <w:bookmarkEnd w:id="54"/>
+    <w:bookmarkStart w:id="55" w:name="anexos"/>
     <w:p>
       <w:pPr>
         <w:pStyle w:val="Heading2"/>
       </w:pPr>
       <w:r>
-        <w:t xml:space="preserve">ANEXOS ADMINISTRATIVOS</w:t>
-      </w:r>
-    </w:p>
-    <w:p>
-      <w:pPr>
-        <w:pStyle w:val="BlockText"/>
+        <w:t xml:space="preserve">ANEXOS</w:t>
+      </w:r>
+    </w:p>
+    <w:p>
+      <w:pPr>
+        <w:pStyle w:val="FirstParagraph"/>
       </w:pPr>
       <w:r>
         <w:rPr>
           <w:bCs/>
           <w:b/>
         </w:rPr>
-        <w:t xml:space="preserve">FALTAN — protocolo de evaluación del desempeño, actas de reuniones y acta de</w:t>
-      </w:r>
+        <w:t xml:space="preserve">Protocolo de evaluación del desempeño</w:t>
+      </w:r>
+    </w:p>
+    <w:p>
+      <w:pPr>
+        <w:pStyle w:val="BodyText"/>
+      </w:pPr>
+      <w:r>
+        <w:rPr>
+          <w:rStyle w:val="VerbatimChar"/>
+        </w:rPr>
+        <w:t xml:space="preserve">[PENDIENTE: protocolo de evaluación del desempeño]</w:t>
+      </w:r>
+    </w:p>
+    <w:p>
+      <w:pPr>
+        <w:pStyle w:val="BodyText"/>
+      </w:pPr>
       <w:r>
         <w:rPr>
           <w:bCs/>
           <w:b/>
         </w:rPr>
-        <w:t xml:space="preserve"> </w:t>
-      </w:r>
+        <w:t xml:space="preserve">Acta de inicio</w:t>
+      </w:r>
+    </w:p>
+    <w:p>
+      <w:pPr>
+        <w:pStyle w:val="BodyText"/>
+      </w:pPr>
+      <w:r>
+        <w:rPr>
+          <w:rStyle w:val="VerbatimChar"/>
+        </w:rPr>
+        <w:t xml:space="preserve">[PENDIENTE: acta de inicio]</w:t>
+      </w:r>
+    </w:p>
+    <w:p>
+      <w:pPr>
+        <w:pStyle w:val="BodyText"/>
+      </w:pPr>
       <w:r>
         <w:rPr>
           <w:bCs/>
           <w:b/>
         </w:rPr>
-        <w:t xml:space="preserve">inicio.</w:t>
-      </w:r>
-      <w:r>
-        <w:t xml:space="preserve"> </w:t>
-      </w:r>
-      <w:r>
-        <w:t xml:space="preserve">No existen en el repositorio ni en la documentación del equipo. Son</w:t>
-      </w:r>
-      <w:r>
-        <w:t xml:space="preserve"> </w:t>
-      </w:r>
-      <w:r>
-        <w:t xml:space="preserve">documentos de gestión del equipo y no se pueden derivar de las fuentes técnicas: su</w:t>
-      </w:r>
-      <w:r>
-        <w:t xml:space="preserve"> </w:t>
-      </w:r>
-      <w:r>
-        <w:t xml:space="preserve">elaboración corresponde al Product Owner y al equipo.</w:t>
+        <w:t xml:space="preserve">Actas de reuniones</w:t>
+      </w:r>
+    </w:p>
+    <w:p>
+      <w:pPr>
+        <w:pStyle w:val="BodyText"/>
+      </w:pPr>
+      <w:r>
+        <w:rPr>
+          <w:rStyle w:val="VerbatimChar"/>
+        </w:rPr>
+        <w:t xml:space="preserve">[PENDIENTE: actas de reuniones]</w:t>
       </w:r>
     </w:p>
     <w:p>
@@ -11045,8 +12141,8 @@
         </w:pict>
       </w:r>
     </w:p>
-    <w:bookmarkEnd w:id="49"/>
-    <w:bookmarkStart w:id="50" w:name="cronograma-de-actividades"/>
+    <w:bookmarkEnd w:id="55"/>
+    <w:bookmarkStart w:id="56" w:name="cronograma-de-actividades"/>
     <w:p>
       <w:pPr>
         <w:pStyle w:val="Heading2"/>
@@ -11407,7 +12503,13 @@
         <w:t xml:space="preserve"> </w:t>
       </w:r>
       <w:r>
-        <w:t xml:space="preserve">reportes y auditoría— frente a las dos del Sprint 1 (8 puntos de historia). Es una decisión de planificación del equipo, señalada aquí para su revisión.</w:t>
+        <w:t xml:space="preserve">reportes y auditoría— frente a las dos del Sprint 1 (8 puntos de historia). La concentración de carga en el tramo final del cronograma constituye un riesgo de</w:t>
+      </w:r>
+      <w:r>
+        <w:t xml:space="preserve"> </w:t>
+      </w:r>
+      <w:r>
+        <w:t xml:space="preserve">planificación que el equipo monitorea mediante las retrospectivas de cada sprint.</w:t>
       </w:r>
     </w:p>
     <w:p>
@@ -11417,8 +12519,8 @@
         </w:pict>
       </w:r>
     </w:p>
-    <w:bookmarkEnd w:id="50"/>
-    <w:bookmarkStart w:id="51" w:name="referencias"/>
+    <w:bookmarkEnd w:id="56"/>
+    <w:bookmarkStart w:id="57" w:name="referencias"/>
     <w:p>
       <w:pPr>
         <w:pStyle w:val="Heading2"/>
@@ -11431,7 +12533,7 @@
       <w:pPr>
         <w:numPr>
           <w:ilvl w:val="0"/>
-          <w:numId w:val="1027"/>
+          <w:numId w:val="1029"/>
         </w:numPr>
         <w:pStyle w:val="Compact"/>
       </w:pPr>
@@ -11479,7 +12581,7 @@
       <w:pPr>
         <w:numPr>
           <w:ilvl w:val="0"/>
-          <w:numId w:val="1027"/>
+          <w:numId w:val="1029"/>
         </w:numPr>
         <w:pStyle w:val="Compact"/>
       </w:pPr>
@@ -11521,7 +12623,7 @@
       <w:pPr>
         <w:numPr>
           <w:ilvl w:val="0"/>
-          <w:numId w:val="1027"/>
+          <w:numId w:val="1029"/>
         </w:numPr>
         <w:pStyle w:val="Compact"/>
       </w:pPr>
@@ -11549,7 +12651,7 @@
       <w:pPr>
         <w:numPr>
           <w:ilvl w:val="0"/>
-          <w:numId w:val="1027"/>
+          <w:numId w:val="1029"/>
         </w:numPr>
         <w:pStyle w:val="Compact"/>
       </w:pPr>
@@ -11577,7 +12679,7 @@
       <w:pPr>
         <w:numPr>
           <w:ilvl w:val="0"/>
-          <w:numId w:val="1027"/>
+          <w:numId w:val="1029"/>
         </w:numPr>
         <w:pStyle w:val="Compact"/>
       </w:pPr>
@@ -11605,7 +12707,7 @@
       <w:pPr>
         <w:numPr>
           <w:ilvl w:val="0"/>
-          <w:numId w:val="1027"/>
+          <w:numId w:val="1029"/>
         </w:numPr>
         <w:pStyle w:val="Compact"/>
       </w:pPr>
@@ -11639,7 +12741,7 @@
       <w:pPr>
         <w:numPr>
           <w:ilvl w:val="0"/>
-          <w:numId w:val="1027"/>
+          <w:numId w:val="1029"/>
         </w:numPr>
         <w:pStyle w:val="Compact"/>
       </w:pPr>
@@ -11670,8 +12772,8 @@
         </w:pict>
       </w:r>
     </w:p>
-    <w:bookmarkEnd w:id="51"/>
-    <w:bookmarkEnd w:id="52"/>
+    <w:bookmarkEnd w:id="57"/>
+    <w:bookmarkEnd w:id="58"/>
     <w:sectPr/>
   </w:body>
 </w:document>
@@ -11778,82 +12880,6 @@
       </w:pPr>
     </w:lvl>
   </w:abstractNum>
-  <w:abstractNum w:abstractNumId="991">
-    <w:nsid w:val="A991"/>
-    <w:multiLevelType w:val="multilevel"/>
-    <w:lvl w:ilvl="0">
-      <w:numFmt w:val="bullet"/>
-      <w:lvlText w:val="•"/>
-      <w:lvlJc w:val="left"/>
-      <w:pPr>
-        <w:ind w:left="720" w:hanging="480"/>
-      </w:pPr>
-    </w:lvl>
-    <w:lvl w:ilvl="1">
-      <w:numFmt w:val="bullet"/>
-      <w:lvlText w:val="–"/>
-      <w:lvlJc w:val="left"/>
-      <w:pPr>
-        <w:ind w:left="1440" w:hanging="480"/>
-      </w:pPr>
-    </w:lvl>
-    <w:lvl w:ilvl="2">
-      <w:numFmt w:val="bullet"/>
-      <w:lvlText w:val="•"/>
-      <w:lvlJc w:val="left"/>
-      <w:pPr>
-        <w:ind w:left="2160" w:hanging="480"/>
-      </w:pPr>
-    </w:lvl>
-    <w:lvl w:ilvl="3">
-      <w:numFmt w:val="bullet"/>
-      <w:lvlText w:val="–"/>
-      <w:lvlJc w:val="left"/>
-      <w:pPr>
-        <w:ind w:left="2880" w:hanging="480"/>
-      </w:pPr>
-    </w:lvl>
-    <w:lvl w:ilvl="4">
-      <w:numFmt w:val="bullet"/>
-      <w:lvlText w:val="•"/>
-      <w:lvlJc w:val="left"/>
-      <w:pPr>
-        <w:ind w:left="3600" w:hanging="480"/>
-      </w:pPr>
-    </w:lvl>
-    <w:lvl w:ilvl="5">
-      <w:numFmt w:val="bullet"/>
-      <w:lvlText w:val="–"/>
-      <w:lvlJc w:val="left"/>
-      <w:pPr>
-        <w:ind w:left="4320" w:hanging="480"/>
-      </w:pPr>
-    </w:lvl>
-    <w:lvl w:ilvl="6">
-      <w:numFmt w:val="bullet"/>
-      <w:lvlText w:val="•"/>
-      <w:lvlJc w:val="left"/>
-      <w:pPr>
-        <w:ind w:left="5040" w:hanging="480"/>
-      </w:pPr>
-    </w:lvl>
-    <w:lvl w:ilvl="7">
-      <w:numFmt w:val="bullet"/>
-      <w:lvlText w:val="–"/>
-      <w:lvlJc w:val="left"/>
-      <w:pPr>
-        <w:ind w:left="5760" w:hanging="480"/>
-      </w:pPr>
-    </w:lvl>
-    <w:lvl w:ilvl="8">
-      <w:numFmt w:val="bullet"/>
-      <w:lvlText w:val="•"/>
-      <w:lvlJc w:val="left"/>
-      <w:pPr>
-        <w:ind w:left="6480" w:hanging="480"/>
-      </w:pPr>
-    </w:lvl>
-  </w:abstractNum>
   <w:abstractNum w:abstractNumId="99411">
     <w:nsid w:val="A99411"/>
     <w:multiLevelType w:val="multilevel"/>
@@ -11939,40 +12965,86 @@
       </w:pPr>
     </w:lvl>
   </w:abstractNum>
+  <w:abstractNum w:abstractNumId="991">
+    <w:nsid w:val="A991"/>
+    <w:multiLevelType w:val="multilevel"/>
+    <w:lvl w:ilvl="0">
+      <w:numFmt w:val="bullet"/>
+      <w:lvlText w:val="•"/>
+      <w:lvlJc w:val="left"/>
+      <w:pPr>
+        <w:ind w:left="720" w:hanging="480"/>
+      </w:pPr>
+    </w:lvl>
+    <w:lvl w:ilvl="1">
+      <w:numFmt w:val="bullet"/>
+      <w:lvlText w:val="–"/>
+      <w:lvlJc w:val="left"/>
+      <w:pPr>
+        <w:ind w:left="1440" w:hanging="480"/>
+      </w:pPr>
+    </w:lvl>
+    <w:lvl w:ilvl="2">
+      <w:numFmt w:val="bullet"/>
+      <w:lvlText w:val="•"/>
+      <w:lvlJc w:val="left"/>
+      <w:pPr>
+        <w:ind w:left="2160" w:hanging="480"/>
+      </w:pPr>
+    </w:lvl>
+    <w:lvl w:ilvl="3">
+      <w:numFmt w:val="bullet"/>
+      <w:lvlText w:val="–"/>
+      <w:lvlJc w:val="left"/>
+      <w:pPr>
+        <w:ind w:left="2880" w:hanging="480"/>
+      </w:pPr>
+    </w:lvl>
+    <w:lvl w:ilvl="4">
+      <w:numFmt w:val="bullet"/>
+      <w:lvlText w:val="•"/>
+      <w:lvlJc w:val="left"/>
+      <w:pPr>
+        <w:ind w:left="3600" w:hanging="480"/>
+      </w:pPr>
+    </w:lvl>
+    <w:lvl w:ilvl="5">
+      <w:numFmt w:val="bullet"/>
+      <w:lvlText w:val="–"/>
+      <w:lvlJc w:val="left"/>
+      <w:pPr>
+        <w:ind w:left="4320" w:hanging="480"/>
+      </w:pPr>
+    </w:lvl>
+    <w:lvl w:ilvl="6">
+      <w:numFmt w:val="bullet"/>
+      <w:lvlText w:val="•"/>
+      <w:lvlJc w:val="left"/>
+      <w:pPr>
+        <w:ind w:left="5040" w:hanging="480"/>
+      </w:pPr>
+    </w:lvl>
+    <w:lvl w:ilvl="7">
+      <w:numFmt w:val="bullet"/>
+      <w:lvlText w:val="–"/>
+      <w:lvlJc w:val="left"/>
+      <w:pPr>
+        <w:ind w:left="5760" w:hanging="480"/>
+      </w:pPr>
+    </w:lvl>
+    <w:lvl w:ilvl="8">
+      <w:numFmt w:val="bullet"/>
+      <w:lvlText w:val="•"/>
+      <w:lvlJc w:val="left"/>
+      <w:pPr>
+        <w:ind w:left="6480" w:hanging="480"/>
+      </w:pPr>
+    </w:lvl>
+  </w:abstractNum>
   <w:num w:numId="1000">
     <w:abstractNumId w:val="990"/>
   </w:num>
   <w:num w:numId="1001">
-    <w:abstractNumId w:val="991"/>
-  </w:num>
-  <w:num w:numId="1002">
-    <w:abstractNumId w:val="991"/>
-  </w:num>
-  <w:num w:numId="1003">
-    <w:abstractNumId w:val="991"/>
-  </w:num>
-  <w:num w:numId="1004">
-    <w:abstractNumId w:val="991"/>
-  </w:num>
-  <w:num w:numId="1005">
-    <w:abstractNumId w:val="991"/>
-  </w:num>
-  <w:num w:numId="1006">
-    <w:abstractNumId w:val="991"/>
-  </w:num>
-  <w:num w:numId="1007">
-    <w:abstractNumId w:val="991"/>
-  </w:num>
-  <w:num w:numId="1008">
-    <w:abstractNumId w:val="991"/>
-  </w:num>
-  <w:num w:numId="1009">
-    <w:abstractNumId w:val="991"/>
-  </w:num>
-  <w:num w:numId="1010">
-    <w:abstractNumId w:val="991"/>
-  </w:num>
-  <w:num w:numId="1011">
     <w:abstractNumId w:val="99411"/>
     <w:lvlOverride w:ilvl="0">
       <w:startOverride w:val="1"/>
@@ -12002,11 +13074,95 @@
       <w:startOverride w:val="1"/>
     </w:lvlOverride>
   </w:num>
+  <w:num w:numId="1002">
+    <w:abstractNumId w:val="99411"/>
+    <w:lvlOverride w:ilvl="0">
+      <w:startOverride w:val="1"/>
+    </w:lvlOverride>
+    <w:lvlOverride w:ilvl="1">
+      <w:startOverride w:val="1"/>
+    </w:lvlOverride>
+    <w:lvlOverride w:ilvl="2">
+      <w:startOverride w:val="1"/>
+    </w:lvlOverride>
+    <w:lvlOverride w:ilvl="3">
+      <w:startOverride w:val="1"/>
+    </w:lvlOverride>
+    <w:lvlOverride w:ilvl="4">
+      <w:startOverride w:val="1"/>
+    </w:lvlOverride>
+    <w:lvlOverride w:ilvl="5">
+      <w:startOverride w:val="1"/>
+    </w:lvlOverride>
+    <w:lvlOverride w:ilvl="6">
+      <w:startOverride w:val="1"/>
+    </w:lvlOverride>
+    <w:lvlOverride w:ilvl="7">
+      <w:startOverride w:val="1"/>
+    </w:lvlOverride>
+    <w:lvlOverride w:ilvl="8">
+      <w:startOverride w:val="1"/>
+    </w:lvlOverride>
+  </w:num>
+  <w:num w:numId="1003">
+    <w:abstractNumId w:val="991"/>
+  </w:num>
+  <w:num w:numId="1004">
+    <w:abstractNumId w:val="991"/>
+  </w:num>
+  <w:num w:numId="1005">
+    <w:abstractNumId w:val="991"/>
+  </w:num>
+  <w:num w:numId="1006">
+    <w:abstractNumId w:val="991"/>
+  </w:num>
+  <w:num w:numId="1007">
+    <w:abstractNumId w:val="991"/>
+  </w:num>
+  <w:num w:numId="1008">
+    <w:abstractNumId w:val="991"/>
+  </w:num>
+  <w:num w:numId="1009">
+    <w:abstractNumId w:val="991"/>
+  </w:num>
+  <w:num w:numId="1010">
+    <w:abstractNumId w:val="991"/>
+  </w:num>
+  <w:num w:numId="1011">
+    <w:abstractNumId w:val="991"/>
+  </w:num>
   <w:num w:numId="1012">
     <w:abstractNumId w:val="991"/>
   </w:num>
   <w:num w:numId="1013">
-    <w:abstractNumId w:val="991"/>
+    <w:abstractNumId w:val="99411"/>
+    <w:lvlOverride w:ilvl="0">
+      <w:startOverride w:val="1"/>
+    </w:lvlOverride>
+    <w:lvlOverride w:ilvl="1">
+      <w:startOverride w:val="1"/>
+    </w:lvlOverride>
+    <w:lvlOverride w:ilvl="2">
+      <w:startOverride w:val="1"/>
+    </w:lvlOverride>
+    <w:lvlOverride w:ilvl="3">
+      <w:startOverride w:val="1"/>
+    </w:lvlOverride>
+    <w:lvlOverride w:ilvl="4">
+      <w:startOverride w:val="1"/>
+    </w:lvlOverride>
+    <w:lvlOverride w:ilvl="5">
+      <w:startOverride w:val="1"/>
+    </w:lvlOverride>
+    <w:lvlOverride w:ilvl="6">
+      <w:startOverride w:val="1"/>
+    </w:lvlOverride>
+    <w:lvlOverride w:ilvl="7">
+      <w:startOverride w:val="1"/>
+    </w:lvlOverride>
+    <w:lvlOverride w:ilvl="8">
+      <w:startOverride w:val="1"/>
+    </w:lvlOverride>
   </w:num>
   <w:num w:numId="1014">
     <w:abstractNumId w:val="991"/>
@@ -12048,6 +13204,12 @@
     <w:abstractNumId w:val="991"/>
   </w:num>
   <w:num w:numId="1027">
+    <w:abstractNumId w:val="991"/>
+  </w:num>
+  <w:num w:numId="1028">
+    <w:abstractNumId w:val="991"/>
+  </w:num>
+  <w:num w:numId="1029">
     <w:abstractNumId w:val="991"/>
   </w:num>
 </w:numbering>

--- a/docs/INFORME_AYD.docx
+++ b/docs/INFORME_AYD.docx
@@ -763,13 +763,13 @@
         <w:t xml:space="preserve"> </w:t>
       </w:r>
       <w:r>
-        <w:t xml:space="preserve">— está incrustado en el documento de análisis y su</w:t>
-      </w:r>
-      <w:r>
-        <w:t xml:space="preserve"> </w:t>
-      </w:r>
-      <w:r>
-        <w:t xml:space="preserve">fuente editable está en</w:t>
+        <w:t xml:space="preserve">— el diagrama terminado está incrustado en §3 del</w:t>
+      </w:r>
+      <w:r>
+        <w:t xml:space="preserve"> </w:t>
+      </w:r>
+      <w:r>
+        <w:t xml:space="preserve">documento de análisis, y su fuente editable está en</w:t>
       </w:r>
       <w:r>
         <w:t xml:space="preserve"> </w:t>
@@ -781,13 +781,13 @@
         <w:t xml:space="preserve">docs/bpmn/PROCESO_AS_IS.drawio</w:t>
       </w:r>
       <w:r>
-        <w:t xml:space="preserve">. Lo único pendiente es exportar</w:t>
-      </w:r>
-      <w:r>
-        <w:t xml:space="preserve"> </w:t>
-      </w:r>
-      <w:r>
-        <w:t xml:space="preserve">su PNG al repositorio, como ya lo tiene el TO-BE.</w:t>
+        <w:t xml:space="preserve">. Lo</w:t>
+      </w:r>
+      <w:r>
+        <w:t xml:space="preserve"> </w:t>
+      </w:r>
+      <w:r>
+        <w:t xml:space="preserve">único pendiente es exportar su PNG al repositorio, como ya lo tiene el TO-BE.</w:t>
       </w:r>
     </w:p>
     <w:p>
@@ -974,16 +974,42 @@
           <w:bCs/>
           <w:b/>
         </w:rPr>
-        <w:t xml:space="preserve">BPMN AS-IS está «en elaboración»</w:t>
-      </w:r>
-      <w:r>
-        <w:t xml:space="preserve">, cuando ya existe y está incrustado</w:t>
-      </w:r>
-      <w:r>
-        <w:t xml:space="preserve"> </w:t>
-      </w:r>
-      <w:r>
-        <w:t xml:space="preserve">en §3 de ese mismo documento.</w:t>
+        <w:t xml:space="preserve">BPMN AS-IS está «en elaboración por otro integrante del equipo;</w:t>
+      </w:r>
+      <w:r>
+        <w:rPr>
+          <w:bCs/>
+          <w:b/>
+        </w:rPr>
+        <w:t xml:space="preserve"> </w:t>
+      </w:r>
+      <w:r>
+        <w:rPr>
+          <w:bCs/>
+          <w:b/>
+        </w:rPr>
+        <w:t xml:space="preserve">pendiente de consolidar»</w:t>
+      </w:r>
+      <w:r>
+        <w:t xml:space="preserve">, cuando el diagrama terminado está incrustado en §3 de ese</w:t>
+      </w:r>
+      <w:r>
+        <w:t xml:space="preserve"> </w:t>
+      </w:r>
+      <w:r>
+        <w:t xml:space="preserve">mismo documento: cinco carriles (proveedor, inventario, trabajador, maestro, gerente)</w:t>
+      </w:r>
+      <w:r>
+        <w:t xml:space="preserve"> </w:t>
+      </w:r>
+      <w:r>
+        <w:t xml:space="preserve">con el flujo completo, incluidas la solicitud verbal, el reporte por WhatsApp y la</w:t>
+      </w:r>
+      <w:r>
+        <w:t xml:space="preserve"> </w:t>
+      </w:r>
+      <w:r>
+        <w:t xml:space="preserve">consolidación en Excel.</w:t>
       </w:r>
     </w:p>
     <w:p>

--- a/docs/INFORME_AYD.docx
+++ b/docs/INFORME_AYD.docx
@@ -863,13 +863,13 @@
       </w:r>
     </w:p>
     <w:bookmarkEnd w:id="21"/>
-    <w:bookmarkStart w:id="22" w:name="X4a1479a85cb92c58c1a8ab7ee293357d9e86f7f"/>
+    <w:bookmarkStart w:id="22" w:name="X1b18404492d5bb90836786bf11aaa31deeb4de9"/>
     <w:p>
       <w:pPr>
         <w:pStyle w:val="Heading2"/>
       </w:pPr>
       <w:r>
-        <w:t xml:space="preserve">Tres inconsistencias que conviene corregir en el documento de análisis</w:t>
+        <w:t xml:space="preserve">Coherencia con el documento de análisis — ya corregida</w:t>
       </w:r>
     </w:p>
     <w:p>
@@ -877,7 +877,19 @@
         <w:pStyle w:val="FirstParagraph"/>
       </w:pPr>
       <w:r>
-        <w:t xml:space="preserve">Están las tres en</w:t>
+        <w:t xml:space="preserve">El §12.1 del documento compartido había quedado desactualizado frente al resto: daba por</w:t>
+      </w:r>
+      <w:r>
+        <w:t xml:space="preserve"> </w:t>
+      </w:r>
+      <w:r>
+        <w:t xml:space="preserve">pendientes el BPMN AS-IS y la consolidación de requerimientos, y contaba diez reglas de</w:t>
+      </w:r>
+      <w:r>
+        <w:t xml:space="preserve"> </w:t>
+      </w:r>
+      <w:r>
+        <w:t xml:space="preserve">negocio cuando el §6.3 ya presenta catorce.</w:t>
       </w:r>
       <w:r>
         <w:t xml:space="preserve"> </w:t>
@@ -887,25 +899,59 @@
           <w:bCs/>
           <w:b/>
         </w:rPr>
-        <w:t xml:space="preserve">§12.1</w:t>
-      </w:r>
-      <w:r>
-        <w:t xml:space="preserve"> </w:t>
-      </w:r>
-      <w:r>
-        <w:t xml:space="preserve">del documento compartido, que quedó desactualizado frente al</w:t>
-      </w:r>
-      <w:r>
-        <w:t xml:space="preserve"> </w:t>
-      </w:r>
-      <w:r>
-        <w:t xml:space="preserve">resto. Como los profesores revisan la coherencia entre documentos, vale la pena</w:t>
-      </w:r>
-      <w:r>
-        <w:t xml:space="preserve"> </w:t>
-      </w:r>
-      <w:r>
-        <w:t xml:space="preserve">arreglarlas antes de subir:</w:t>
+        <w:t xml:space="preserve">Las tres ya están corregidas</w:t>
+      </w:r>
+      <w:r>
+        <w:t xml:space="preserve"> </w:t>
+      </w:r>
+      <w:r>
+        <w:t xml:space="preserve">en el</w:t>
+      </w:r>
+      <w:r>
+        <w:t xml:space="preserve"> </w:t>
+      </w:r>
+      <w:r>
+        <w:t xml:space="preserve">documento de Drive, de modo que el informe y el documento de análisis dicen lo mismo.</w:t>
+      </w:r>
+    </w:p>
+    <w:p>
+      <w:pPr>
+        <w:pStyle w:val="BodyText"/>
+      </w:pPr>
+      <w:r>
+        <w:t xml:space="preserve">Queda un detalle cosmético en el árbol del problema del documento compartido: los ítems</w:t>
+      </w:r>
+      <w:r>
+        <w:t xml:space="preserve"> </w:t>
+      </w:r>
+      <w:r>
+        <w:rPr>
+          <w:bCs/>
+          <w:b/>
+        </w:rPr>
+        <w:t xml:space="preserve">ED1 y ED2</w:t>
+      </w:r>
+      <w:r>
+        <w:t xml:space="preserve"> </w:t>
+      </w:r>
+      <w:r>
+        <w:t xml:space="preserve">se muestran como lista numerada en vez de viñeta. Se arregla en Google</w:t>
+      </w:r>
+      <w:r>
+        <w:t xml:space="preserve"> </w:t>
+      </w:r>
+      <w:r>
+        <w:t xml:space="preserve">Docs seleccionando esos dos ítems y aplicando el mismo formato de viñeta de los demás.</w:t>
+      </w:r>
+    </w:p>
+    <w:bookmarkEnd w:id="22"/>
+    <w:bookmarkStart w:id="23" w:name="antes-de-subir"/>
+    <w:p>
+      <w:pPr>
+        <w:pStyle w:val="Heading2"/>
+      </w:pPr>
+      <w:r>
+        <w:t xml:space="preserve">Antes de subir</w:t>
       </w:r>
     </w:p>
     <w:p>
@@ -917,42 +963,22 @@
         <w:pStyle w:val="Compact"/>
       </w:pPr>
       <w:r>
-        <w:t xml:space="preserve">Dice que las reglas de negocio son</w:t>
-      </w:r>
-      <w:r>
-        <w:t xml:space="preserve"> </w:t>
-      </w:r>
-      <w:r>
-        <w:rPr>
-          <w:bCs/>
-          <w:b/>
-        </w:rPr>
-        <w:t xml:space="preserve">RN01–RN10</w:t>
-      </w:r>
-      <w:r>
-        <w:t xml:space="preserve">, pero §6.3 del mismo documento ya</w:t>
-      </w:r>
-      <w:r>
-        <w:t xml:space="preserve"> </w:t>
-      </w:r>
-      <w:r>
-        <w:t xml:space="preserve">presenta</w:t>
-      </w:r>
-      <w:r>
-        <w:t xml:space="preserve"> </w:t>
-      </w:r>
-      <w:r>
-        <w:rPr>
-          <w:bCs/>
-          <w:b/>
-        </w:rPr>
-        <w:t xml:space="preserve">catorce</w:t>
-      </w:r>
-      <w:r>
-        <w:t xml:space="preserve"> </w:t>
-      </w:r>
-      <w:r>
-        <w:t xml:space="preserve">(las 10 del enunciado más RN11–RN14 del equipo).</w:t>
+        <w:t xml:space="preserve">Completar los</w:t>
+      </w:r>
+      <w:r>
+        <w:t xml:space="preserve"> </w:t>
+      </w:r>
+      <w:r>
+        <w:rPr>
+          <w:rStyle w:val="VerbatimChar"/>
+        </w:rPr>
+        <w:t xml:space="preserve">[PENDIENTE]</w:t>
+      </w:r>
+      <w:r>
+        <w:t xml:space="preserve"> </w:t>
+      </w:r>
+      <w:r>
+        <w:t xml:space="preserve">o decidir conscientemente cuáles se entregan sin cubrir.</w:t>
       </w:r>
     </w:p>
     <w:p>
@@ -964,52 +990,7 @@
         <w:pStyle w:val="Compact"/>
       </w:pPr>
       <w:r>
-        <w:t xml:space="preserve">Dice que el</w:t>
-      </w:r>
-      <w:r>
-        <w:t xml:space="preserve"> </w:t>
-      </w:r>
-      <w:r>
-        <w:rPr>
-          <w:bCs/>
-          <w:b/>
-        </w:rPr>
-        <w:t xml:space="preserve">BPMN AS-IS está «en elaboración por otro integrante del equipo;</w:t>
-      </w:r>
-      <w:r>
-        <w:rPr>
-          <w:bCs/>
-          <w:b/>
-        </w:rPr>
-        <w:t xml:space="preserve"> </w:t>
-      </w:r>
-      <w:r>
-        <w:rPr>
-          <w:bCs/>
-          <w:b/>
-        </w:rPr>
-        <w:t xml:space="preserve">pendiente de consolidar»</w:t>
-      </w:r>
-      <w:r>
-        <w:t xml:space="preserve">, cuando el diagrama terminado está incrustado en §3 de ese</w:t>
-      </w:r>
-      <w:r>
-        <w:t xml:space="preserve"> </w:t>
-      </w:r>
-      <w:r>
-        <w:t xml:space="preserve">mismo documento: cinco carriles (proveedor, inventario, trabajador, maestro, gerente)</w:t>
-      </w:r>
-      <w:r>
-        <w:t xml:space="preserve"> </w:t>
-      </w:r>
-      <w:r>
-        <w:t xml:space="preserve">con el flujo completo, incluidas la solicitud verbal, el reporte por WhatsApp y la</w:t>
-      </w:r>
-      <w:r>
-        <w:t xml:space="preserve"> </w:t>
-      </w:r>
-      <w:r>
-        <w:t xml:space="preserve">consolidación en Excel.</w:t>
+        <w:t xml:space="preserve">Llenar la portada: URL, claves y credenciales por rol.</w:t>
       </w:r>
     </w:p>
     <w:p>
@@ -1017,86 +998,6 @@
         <w:numPr>
           <w:ilvl w:val="0"/>
           <w:numId w:val="1001"/>
-        </w:numPr>
-        <w:pStyle w:val="Compact"/>
-      </w:pPr>
-      <w:r>
-        <w:t xml:space="preserve">Dice que los</w:t>
-      </w:r>
-      <w:r>
-        <w:t xml:space="preserve"> </w:t>
-      </w:r>
-      <w:r>
-        <w:rPr>
-          <w:bCs/>
-          <w:b/>
-        </w:rPr>
-        <w:t xml:space="preserve">requerimientos están «pendientes de consolidación formal»</w:t>
-      </w:r>
-      <w:r>
-        <w:t xml:space="preserve">, cuando</w:t>
-      </w:r>
-      <w:r>
-        <w:t xml:space="preserve"> </w:t>
-      </w:r>
-      <w:r>
-        <w:t xml:space="preserve">§6.1–6.4 ya los presentan consolidados.</w:t>
-      </w:r>
-    </w:p>
-    <w:bookmarkEnd w:id="22"/>
-    <w:bookmarkStart w:id="23" w:name="antes-de-subir"/>
-    <w:p>
-      <w:pPr>
-        <w:pStyle w:val="Heading2"/>
-      </w:pPr>
-      <w:r>
-        <w:t xml:space="preserve">Antes de subir</w:t>
-      </w:r>
-    </w:p>
-    <w:p>
-      <w:pPr>
-        <w:numPr>
-          <w:ilvl w:val="0"/>
-          <w:numId w:val="1002"/>
-        </w:numPr>
-        <w:pStyle w:val="Compact"/>
-      </w:pPr>
-      <w:r>
-        <w:t xml:space="preserve">Completar los</w:t>
-      </w:r>
-      <w:r>
-        <w:t xml:space="preserve"> </w:t>
-      </w:r>
-      <w:r>
-        <w:rPr>
-          <w:rStyle w:val="VerbatimChar"/>
-        </w:rPr>
-        <w:t xml:space="preserve">[PENDIENTE]</w:t>
-      </w:r>
-      <w:r>
-        <w:t xml:space="preserve"> </w:t>
-      </w:r>
-      <w:r>
-        <w:t xml:space="preserve">o decidir conscientemente cuáles se entregan sin cubrir.</w:t>
-      </w:r>
-    </w:p>
-    <w:p>
-      <w:pPr>
-        <w:numPr>
-          <w:ilvl w:val="0"/>
-          <w:numId w:val="1002"/>
-        </w:numPr>
-        <w:pStyle w:val="Compact"/>
-      </w:pPr>
-      <w:r>
-        <w:t xml:space="preserve">Llenar la portada: URL, claves y credenciales por rol.</w:t>
-      </w:r>
-    </w:p>
-    <w:p>
-      <w:pPr>
-        <w:numPr>
-          <w:ilvl w:val="0"/>
-          <w:numId w:val="1002"/>
         </w:numPr>
         <w:pStyle w:val="Compact"/>
       </w:pPr>
@@ -1818,7 +1719,7 @@
       <w:pPr>
         <w:numPr>
           <w:ilvl w:val="0"/>
-          <w:numId w:val="1003"/>
+          <w:numId w:val="1002"/>
         </w:numPr>
         <w:pStyle w:val="Compact"/>
       </w:pPr>
@@ -1830,6 +1731,54 @@
       </w:r>
       <w:r>
         <w:t xml:space="preserve">actualmente mediante documentos físicos, hojas de cálculo y llamadas telefónicas.</w:t>
+      </w:r>
+    </w:p>
+    <w:p>
+      <w:pPr>
+        <w:numPr>
+          <w:ilvl w:val="0"/>
+          <w:numId w:val="1002"/>
+        </w:numPr>
+        <w:pStyle w:val="Compact"/>
+      </w:pPr>
+      <w:r>
+        <w:t xml:space="preserve">Los registros son independientes y quedan a cargo de diferentes responsables, sin una</w:t>
+      </w:r>
+      <w:r>
+        <w:t xml:space="preserve"> </w:t>
+      </w:r>
+      <w:r>
+        <w:t xml:space="preserve">herramienta integrada que los centralice.</w:t>
+      </w:r>
+    </w:p>
+    <w:p>
+      <w:pPr>
+        <w:numPr>
+          <w:ilvl w:val="0"/>
+          <w:numId w:val="1002"/>
+        </w:numPr>
+        <w:pStyle w:val="Compact"/>
+      </w:pPr>
+      <w:r>
+        <w:t xml:space="preserve">La ausencia de herramientas integradas dificulta conocer oportunamente el estado real</w:t>
+      </w:r>
+      <w:r>
+        <w:t xml:space="preserve"> </w:t>
+      </w:r>
+      <w:r>
+        <w:t xml:space="preserve">de cada obra.</w:t>
+      </w:r>
+    </w:p>
+    <w:p>
+      <w:pPr>
+        <w:pStyle w:val="FirstParagraph"/>
+      </w:pPr>
+      <w:r>
+        <w:rPr>
+          <w:bCs/>
+          <w:b/>
+        </w:rPr>
+        <w:t xml:space="preserve">Causas indirectas</w:t>
       </w:r>
     </w:p>
     <w:p>
@@ -1841,13 +1790,13 @@
         <w:pStyle w:val="Compact"/>
       </w:pPr>
       <w:r>
-        <w:t xml:space="preserve">Los registros son independientes y quedan a cargo de diferentes responsables, sin una</w:t>
-      </w:r>
-      <w:r>
-        <w:t xml:space="preserve"> </w:t>
-      </w:r>
-      <w:r>
-        <w:t xml:space="preserve">herramienta integrada que los centralice.</w:t>
+        <w:t xml:space="preserve">Los mecanismos manuales presentan limitaciones cuando aumenta el número de proyectos,</w:t>
+      </w:r>
+      <w:r>
+        <w:t xml:space="preserve"> </w:t>
+      </w:r>
+      <w:r>
+        <w:t xml:space="preserve">trabajadores, materiales y transacciones.</w:t>
       </w:r>
     </w:p>
     <w:p>
@@ -1859,13 +1808,19 @@
         <w:pStyle w:val="Compact"/>
       </w:pPr>
       <w:r>
-        <w:t xml:space="preserve">La ausencia de herramientas integradas dificulta conocer oportunamente el estado real</w:t>
-      </w:r>
-      <w:r>
-        <w:t xml:space="preserve"> </w:t>
-      </w:r>
-      <w:r>
-        <w:t xml:space="preserve">de cada obra.</w:t>
+        <w:t xml:space="preserve">La ejecución de proyectos de construcción exige coordinar simultáneamente</w:t>
+      </w:r>
+      <w:r>
+        <w:t xml:space="preserve"> </w:t>
+      </w:r>
+      <w:r>
+        <w:t xml:space="preserve">actividades, recursos humanos, materiales, herramientas, proveedores y servicios</w:t>
+      </w:r>
+      <w:r>
+        <w:t xml:space="preserve"> </w:t>
+      </w:r>
+      <w:r>
+        <w:t xml:space="preserve">especializados.</w:t>
       </w:r>
     </w:p>
     <w:p>
@@ -1877,7 +1832,7 @@
           <w:bCs/>
           <w:b/>
         </w:rPr>
-        <w:t xml:space="preserve">Causas indirectas</w:t>
+        <w:t xml:space="preserve">Efectos directos</w:t>
       </w:r>
     </w:p>
     <w:p>
@@ -1889,13 +1844,7 @@
         <w:pStyle w:val="Compact"/>
       </w:pPr>
       <w:r>
-        <w:t xml:space="preserve">Los mecanismos manuales presentan limitaciones cuando aumenta el número de proyectos,</w:t>
-      </w:r>
-      <w:r>
-        <w:t xml:space="preserve"> </w:t>
-      </w:r>
-      <w:r>
-        <w:t xml:space="preserve">trabajadores, materiales y transacciones.</w:t>
+        <w:t xml:space="preserve">Dispersión de la información relacionada con las obras.</w:t>
       </w:r>
     </w:p>
     <w:p>
@@ -1907,19 +1856,73 @@
         <w:pStyle w:val="Compact"/>
       </w:pPr>
       <w:r>
-        <w:t xml:space="preserve">La ejecución de proyectos de construcción exige coordinar simultáneamente</w:t>
-      </w:r>
-      <w:r>
-        <w:t xml:space="preserve"> </w:t>
-      </w:r>
-      <w:r>
-        <w:t xml:space="preserve">actividades, recursos humanos, materiales, herramientas, proveedores y servicios</w:t>
-      </w:r>
-      <w:r>
-        <w:t xml:space="preserve"> </w:t>
-      </w:r>
-      <w:r>
-        <w:t xml:space="preserve">especializados.</w:t>
+        <w:t xml:space="preserve">Dificultad para determinar el consumo real de materiales por proyecto.</w:t>
+      </w:r>
+    </w:p>
+    <w:p>
+      <w:pPr>
+        <w:numPr>
+          <w:ilvl w:val="0"/>
+          <w:numId w:val="1004"/>
+        </w:numPr>
+        <w:pStyle w:val="Compact"/>
+      </w:pPr>
+      <w:r>
+        <w:t xml:space="preserve">Ausencia de trazabilidad sobre entradas, salidas, devoluciones y traslados de</w:t>
+      </w:r>
+      <w:r>
+        <w:t xml:space="preserve"> </w:t>
+      </w:r>
+      <w:r>
+        <w:t xml:space="preserve">materiales.</w:t>
+      </w:r>
+    </w:p>
+    <w:p>
+      <w:pPr>
+        <w:numPr>
+          <w:ilvl w:val="0"/>
+          <w:numId w:val="1004"/>
+        </w:numPr>
+        <w:pStyle w:val="Compact"/>
+      </w:pPr>
+      <w:r>
+        <w:t xml:space="preserve">Dificultad para determinar quién tiene asignada una herramienta determinada.</w:t>
+      </w:r>
+    </w:p>
+    <w:p>
+      <w:pPr>
+        <w:numPr>
+          <w:ilvl w:val="0"/>
+          <w:numId w:val="1004"/>
+        </w:numPr>
+        <w:pStyle w:val="Compact"/>
+      </w:pPr>
+      <w:r>
+        <w:t xml:space="preserve">Información histórica limitada sobre responsables y actividades ejecutadas.</w:t>
+      </w:r>
+    </w:p>
+    <w:p>
+      <w:pPr>
+        <w:numPr>
+          <w:ilvl w:val="0"/>
+          <w:numId w:val="1004"/>
+        </w:numPr>
+        <w:pStyle w:val="Compact"/>
+      </w:pPr>
+      <w:r>
+        <w:t xml:space="preserve">Poca integración entre el avance de obra y la utilización de recursos.</w:t>
+      </w:r>
+    </w:p>
+    <w:p>
+      <w:pPr>
+        <w:numPr>
+          <w:ilvl w:val="0"/>
+          <w:numId w:val="1004"/>
+        </w:numPr>
+        <w:pStyle w:val="Compact"/>
+      </w:pPr>
+      <w:r>
+        <w:t xml:space="preserve">Dificultad para consultar los servicios externos contratados y sus responsables.</w:t>
       </w:r>
     </w:p>
     <w:p>
@@ -1931,7 +1934,7 @@
           <w:bCs/>
           <w:b/>
         </w:rPr>
-        <w:t xml:space="preserve">Efectos directos</w:t>
+        <w:t xml:space="preserve">Efectos indirectos</w:t>
       </w:r>
     </w:p>
     <w:p>
@@ -1943,7 +1946,7 @@
         <w:pStyle w:val="Compact"/>
       </w:pPr>
       <w:r>
-        <w:t xml:space="preserve">Dispersión de la información relacionada con las obras.</w:t>
+        <w:t xml:space="preserve">Elaboración manual de informes.</w:t>
       </w:r>
     </w:p>
     <w:p>
@@ -1955,7 +1958,7 @@
         <w:pStyle w:val="Compact"/>
       </w:pPr>
       <w:r>
-        <w:t xml:space="preserve">Dificultad para determinar el consumo real de materiales por proyecto.</w:t>
+        <w:t xml:space="preserve">Disponibilidad limitada de indicadores para apoyar decisiones.</w:t>
       </w:r>
     </w:p>
     <w:p>
@@ -1967,13 +1970,7 @@
         <w:pStyle w:val="Compact"/>
       </w:pPr>
       <w:r>
-        <w:t xml:space="preserve">Ausencia de trazabilidad sobre entradas, salidas, devoluciones y traslados de</w:t>
-      </w:r>
-      <w:r>
-        <w:t xml:space="preserve"> </w:t>
-      </w:r>
-      <w:r>
-        <w:t xml:space="preserve">materiales.</w:t>
+        <w:t xml:space="preserve">Riesgo de duplicidad, inconsistencia o pérdida de información.</w:t>
       </w:r>
     </w:p>
     <w:p>
@@ -1985,43 +1982,16 @@
         <w:pStyle w:val="Compact"/>
       </w:pPr>
       <w:r>
-        <w:t xml:space="preserve">Dificultad para determinar quién tiene asignada una herramienta determinada.</w:t>
-      </w:r>
-    </w:p>
-    <w:p>
-      <w:pPr>
-        <w:numPr>
-          <w:ilvl w:val="0"/>
-          <w:numId w:val="1005"/>
-        </w:numPr>
-        <w:pStyle w:val="Compact"/>
-      </w:pPr>
-      <w:r>
-        <w:t xml:space="preserve">Información histórica limitada sobre responsables y actividades ejecutadas.</w:t>
-      </w:r>
-    </w:p>
-    <w:p>
-      <w:pPr>
-        <w:numPr>
-          <w:ilvl w:val="0"/>
-          <w:numId w:val="1005"/>
-        </w:numPr>
-        <w:pStyle w:val="Compact"/>
-      </w:pPr>
-      <w:r>
-        <w:t xml:space="preserve">Poca integración entre el avance de obra y la utilización de recursos.</w:t>
-      </w:r>
-    </w:p>
-    <w:p>
-      <w:pPr>
-        <w:numPr>
-          <w:ilvl w:val="0"/>
-          <w:numId w:val="1005"/>
-        </w:numPr>
-        <w:pStyle w:val="Compact"/>
-      </w:pPr>
-      <w:r>
-        <w:t xml:space="preserve">Dificultad para consultar los servicios externos contratados y sus responsables.</w:t>
+        <w:t xml:space="preserve">Dependencia del conocimiento individual de los responsables de las obras.</w:t>
+      </w:r>
+    </w:p>
+    <w:bookmarkStart w:id="26" w:name="árbol-del-problema"/>
+    <w:p>
+      <w:pPr>
+        <w:pStyle w:val="Heading4"/>
+      </w:pPr>
+      <w:r>
+        <w:t xml:space="preserve">Árbol del problema</w:t>
       </w:r>
     </w:p>
     <w:p>
@@ -2033,7 +2003,7 @@
           <w:bCs/>
           <w:b/>
         </w:rPr>
-        <w:t xml:space="preserve">Efectos indirectos</w:t>
+        <w:t xml:space="preserve">EFECTOS INDIRECTOS</w:t>
       </w:r>
     </w:p>
     <w:p>
@@ -2045,7 +2015,23 @@
         <w:pStyle w:val="Compact"/>
       </w:pPr>
       <w:r>
-        <w:t xml:space="preserve">Elaboración manual de informes.</w:t>
+        <w:rPr>
+          <w:bCs/>
+          <w:b/>
+        </w:rPr>
+        <w:t xml:space="preserve">EI1:</w:t>
+      </w:r>
+      <w:r>
+        <w:t xml:space="preserve"> </w:t>
+      </w:r>
+      <w:r>
+        <w:t xml:space="preserve">Alta vulnerabilidad ante la inconsistencia, duplicidad o pérdida definitiva</w:t>
+      </w:r>
+      <w:r>
+        <w:t xml:space="preserve"> </w:t>
+      </w:r>
+      <w:r>
+        <w:t xml:space="preserve">de datos operativos.</w:t>
       </w:r>
     </w:p>
     <w:p>
@@ -2057,7 +2043,23 @@
         <w:pStyle w:val="Compact"/>
       </w:pPr>
       <w:r>
-        <w:t xml:space="preserve">Disponibilidad limitada de indicadores para apoyar decisiones.</w:t>
+        <w:rPr>
+          <w:bCs/>
+          <w:b/>
+        </w:rPr>
+        <w:t xml:space="preserve">EI2:</w:t>
+      </w:r>
+      <w:r>
+        <w:t xml:space="preserve"> </w:t>
+      </w:r>
+      <w:r>
+        <w:t xml:space="preserve">Dependencia excesiva del conocimiento empírico y memoria individual de los</w:t>
+      </w:r>
+      <w:r>
+        <w:t xml:space="preserve"> </w:t>
+      </w:r>
+      <w:r>
+        <w:t xml:space="preserve">responsables de obra.</w:t>
       </w:r>
     </w:p>
     <w:p>
@@ -2069,40 +2071,43 @@
         <w:pStyle w:val="Compact"/>
       </w:pPr>
       <w:r>
-        <w:t xml:space="preserve">Riesgo de duplicidad, inconsistencia o pérdida de información.</w:t>
-      </w:r>
-    </w:p>
-    <w:p>
-      <w:pPr>
-        <w:numPr>
-          <w:ilvl w:val="0"/>
-          <w:numId w:val="1006"/>
-        </w:numPr>
-        <w:pStyle w:val="Compact"/>
-      </w:pPr>
-      <w:r>
-        <w:t xml:space="preserve">Dependencia del conocimiento individual de los responsables de las obras.</w:t>
-      </w:r>
-    </w:p>
-    <w:bookmarkStart w:id="26" w:name="árbol-del-problema"/>
-    <w:p>
-      <w:pPr>
-        <w:pStyle w:val="Heading4"/>
-      </w:pPr>
-      <w:r>
-        <w:t xml:space="preserve">Árbol del problema</w:t>
-      </w:r>
-    </w:p>
-    <w:p>
-      <w:pPr>
-        <w:pStyle w:val="FirstParagraph"/>
-      </w:pPr>
-      <w:r>
         <w:rPr>
           <w:bCs/>
           <w:b/>
         </w:rPr>
-        <w:t xml:space="preserve">EFECTOS INDIRECTOS</w:t>
+        <w:t xml:space="preserve">EI3:</w:t>
+      </w:r>
+      <w:r>
+        <w:t xml:space="preserve"> </w:t>
+      </w:r>
+      <w:r>
+        <w:t xml:space="preserve">Retrasos estructurales en la consolidación de informes, limitando la</w:t>
+      </w:r>
+      <w:r>
+        <w:t xml:space="preserve"> </w:t>
+      </w:r>
+      <w:r>
+        <w:t xml:space="preserve">disponibilidad de indicadores unificados para decisiones gerenciales.</w:t>
+      </w:r>
+    </w:p>
+    <w:p>
+      <w:pPr>
+        <w:pStyle w:val="FirstParagraph"/>
+      </w:pPr>
+      <w:r>
+        <w:t xml:space="preserve">↑</w:t>
+      </w:r>
+    </w:p>
+    <w:p>
+      <w:pPr>
+        <w:pStyle w:val="BodyText"/>
+      </w:pPr>
+      <w:r>
+        <w:rPr>
+          <w:bCs/>
+          <w:b/>
+        </w:rPr>
+        <w:t xml:space="preserve">EFECTOS DIRECTOS</w:t>
       </w:r>
     </w:p>
     <w:p>
@@ -2118,19 +2123,19 @@
           <w:bCs/>
           <w:b/>
         </w:rPr>
-        <w:t xml:space="preserve">EI1:</w:t>
-      </w:r>
-      <w:r>
-        <w:t xml:space="preserve"> </w:t>
-      </w:r>
-      <w:r>
-        <w:t xml:space="preserve">Alta vulnerabilidad ante la inconsistencia, duplicidad o pérdida definitiva</w:t>
-      </w:r>
-      <w:r>
-        <w:t xml:space="preserve"> </w:t>
-      </w:r>
-      <w:r>
-        <w:t xml:space="preserve">de datos operativos.</w:t>
+        <w:t xml:space="preserve">ED1:</w:t>
+      </w:r>
+      <w:r>
+        <w:t xml:space="preserve"> </w:t>
+      </w:r>
+      <w:r>
+        <w:t xml:space="preserve">Pérdida de trazabilidad histórica sobre las entradas, salidas, traslados y</w:t>
+      </w:r>
+      <w:r>
+        <w:t xml:space="preserve"> </w:t>
+      </w:r>
+      <w:r>
+        <w:t xml:space="preserve">devoluciones de materiales y herramientas.</w:t>
       </w:r>
     </w:p>
     <w:p>
@@ -2146,19 +2151,19 @@
           <w:bCs/>
           <w:b/>
         </w:rPr>
-        <w:t xml:space="preserve">EI2:</w:t>
-      </w:r>
-      <w:r>
-        <w:t xml:space="preserve"> </w:t>
-      </w:r>
-      <w:r>
-        <w:t xml:space="preserve">Dependencia excesiva del conocimiento empírico y memoria individual de los</w:t>
-      </w:r>
-      <w:r>
-        <w:t xml:space="preserve"> </w:t>
-      </w:r>
-      <w:r>
-        <w:t xml:space="preserve">responsables de obra.</w:t>
+        <w:t xml:space="preserve">ED2:</w:t>
+      </w:r>
+      <w:r>
+        <w:t xml:space="preserve"> </w:t>
+      </w:r>
+      <w:r>
+        <w:t xml:space="preserve">Incertidumbre sobre el consumo real de materiales frente a lo presupuestado</w:t>
+      </w:r>
+      <w:r>
+        <w:t xml:space="preserve"> </w:t>
+      </w:r>
+      <w:r>
+        <w:t xml:space="preserve">en cada proyecto.</w:t>
       </w:r>
     </w:p>
     <w:p>
@@ -2174,39 +2179,107 @@
           <w:bCs/>
           <w:b/>
         </w:rPr>
-        <w:t xml:space="preserve">EI3:</w:t>
-      </w:r>
-      <w:r>
-        <w:t xml:space="preserve"> </w:t>
-      </w:r>
-      <w:r>
-        <w:t xml:space="preserve">Retrasos estructurales en la consolidación de informes, limitando la</w:t>
-      </w:r>
-      <w:r>
-        <w:t xml:space="preserve"> </w:t>
-      </w:r>
-      <w:r>
-        <w:t xml:space="preserve">disponibilidad de indicadores unificados para decisiones gerenciales.</w:t>
-      </w:r>
-    </w:p>
-    <w:p>
-      <w:pPr>
-        <w:pStyle w:val="FirstParagraph"/>
-      </w:pPr>
-      <w:r>
-        <w:t xml:space="preserve">↑</w:t>
-      </w:r>
-    </w:p>
-    <w:p>
-      <w:pPr>
-        <w:pStyle w:val="BodyText"/>
+        <w:t xml:space="preserve">ED3:</w:t>
+      </w:r>
+      <w:r>
+        <w:t xml:space="preserve"> </w:t>
+      </w:r>
+      <w:r>
+        <w:t xml:space="preserve">Dispersión del historial de actividades y asignaciones del personal y</w:t>
+      </w:r>
+      <w:r>
+        <w:t xml:space="preserve"> </w:t>
+      </w:r>
+      <w:r>
+        <w:t xml:space="preserve">contratistas externos.</w:t>
+      </w:r>
+    </w:p>
+    <w:p>
+      <w:pPr>
+        <w:numPr>
+          <w:ilvl w:val="0"/>
+          <w:numId w:val="1007"/>
+        </w:numPr>
+        <w:pStyle w:val="Compact"/>
       </w:pPr>
       <w:r>
         <w:rPr>
           <w:bCs/>
           <w:b/>
         </w:rPr>
-        <w:t xml:space="preserve">EFECTOS DIRECTOS</w:t>
+        <w:t xml:space="preserve">ED4:</w:t>
+      </w:r>
+      <w:r>
+        <w:t xml:space="preserve"> </w:t>
+      </w:r>
+      <w:r>
+        <w:t xml:space="preserve">Dificultad para auditar de manera cruzada el progreso físico de la obra</w:t>
+      </w:r>
+      <w:r>
+        <w:t xml:space="preserve"> </w:t>
+      </w:r>
+      <w:r>
+        <w:t xml:space="preserve">frente a los recursos financieros invertidos.</w:t>
+      </w:r>
+    </w:p>
+    <w:p>
+      <w:pPr>
+        <w:pStyle w:val="FirstParagraph"/>
+      </w:pPr>
+      <w:r>
+        <w:t xml:space="preserve">↑</w:t>
+      </w:r>
+    </w:p>
+    <w:p>
+      <w:pPr>
+        <w:pStyle w:val="BodyText"/>
+      </w:pPr>
+      <w:r>
+        <w:rPr>
+          <w:bCs/>
+          <w:b/>
+        </w:rPr>
+        <w:t xml:space="preserve">PROBLEMA CENTRAL</w:t>
+      </w:r>
+    </w:p>
+    <w:p>
+      <w:pPr>
+        <w:pStyle w:val="BodyText"/>
+      </w:pPr>
+      <w:r>
+        <w:t xml:space="preserve">Desarticulación operativa en la gestión, control y trazabilidad de los recursos</w:t>
+      </w:r>
+      <w:r>
+        <w:t xml:space="preserve"> </w:t>
+      </w:r>
+      <w:r>
+        <w:t xml:space="preserve">(inventarios, personal y terceros) durante la ejecución de los proyectos de</w:t>
+      </w:r>
+      <w:r>
+        <w:t xml:space="preserve"> </w:t>
+      </w:r>
+      <w:r>
+        <w:t xml:space="preserve">construcción en la Constructora XYZ.</w:t>
+      </w:r>
+    </w:p>
+    <w:p>
+      <w:pPr>
+        <w:pStyle w:val="BodyText"/>
+      </w:pPr>
+      <w:r>
+        <w:t xml:space="preserve">↑</w:t>
+      </w:r>
+    </w:p>
+    <w:p>
+      <w:pPr>
+        <w:pStyle w:val="BodyText"/>
+      </w:pPr>
+      <w:r>
+        <w:rPr>
+          <w:bCs/>
+          <w:b/>
+        </w:rPr>
+        <w:t xml:space="preserve">CAUSAS DIRECTAS</w:t>
       </w:r>
     </w:p>
     <w:p>
@@ -2222,19 +2295,19 @@
           <w:bCs/>
           <w:b/>
         </w:rPr>
-        <w:t xml:space="preserve">ED1:</w:t>
-      </w:r>
-      <w:r>
-        <w:t xml:space="preserve"> </w:t>
-      </w:r>
-      <w:r>
-        <w:t xml:space="preserve">Pérdida de trazabilidad histórica sobre las entradas, salidas, traslados y</w:t>
-      </w:r>
-      <w:r>
-        <w:t xml:space="preserve"> </w:t>
-      </w:r>
-      <w:r>
-        <w:t xml:space="preserve">devoluciones de materiales y herramientas.</w:t>
+        <w:t xml:space="preserve">CD1:</w:t>
+      </w:r>
+      <w:r>
+        <w:t xml:space="preserve"> </w:t>
+      </w:r>
+      <w:r>
+        <w:t xml:space="preserve">Fragmentación de los registros operativos al ser diligenciados y almacenados</w:t>
+      </w:r>
+      <w:r>
+        <w:t xml:space="preserve"> </w:t>
+      </w:r>
+      <w:r>
+        <w:t xml:space="preserve">de manera independiente por distintos responsables de obra.</w:t>
       </w:r>
     </w:p>
     <w:p>
@@ -2250,19 +2323,19 @@
           <w:bCs/>
           <w:b/>
         </w:rPr>
-        <w:t xml:space="preserve">ED2:</w:t>
-      </w:r>
-      <w:r>
-        <w:t xml:space="preserve"> </w:t>
-      </w:r>
-      <w:r>
-        <w:t xml:space="preserve">Incertidumbre sobre el consumo real de materiales frente a lo presupuestado</w:t>
-      </w:r>
-      <w:r>
-        <w:t xml:space="preserve"> </w:t>
-      </w:r>
-      <w:r>
-        <w:t xml:space="preserve">en cada proyecto.</w:t>
+        <w:t xml:space="preserve">CD2:</w:t>
+      </w:r>
+      <w:r>
+        <w:t xml:space="preserve"> </w:t>
+      </w:r>
+      <w:r>
+        <w:t xml:space="preserve">Uso exclusivo de medios manuales y ofimáticos desconectados (documentos</w:t>
+      </w:r>
+      <w:r>
+        <w:t xml:space="preserve"> </w:t>
+      </w:r>
+      <w:r>
+        <w:t xml:space="preserve">físicos, planillas de Excel y llamadas) para la administración diaria.</w:t>
       </w:r>
     </w:p>
     <w:p>
@@ -2278,107 +2351,39 @@
           <w:bCs/>
           <w:b/>
         </w:rPr>
-        <w:t xml:space="preserve">ED3:</w:t>
-      </w:r>
-      <w:r>
-        <w:t xml:space="preserve"> </w:t>
-      </w:r>
-      <w:r>
-        <w:t xml:space="preserve">Dispersión del historial de actividades y asignaciones del personal y</w:t>
-      </w:r>
-      <w:r>
-        <w:t xml:space="preserve"> </w:t>
-      </w:r>
-      <w:r>
-        <w:t xml:space="preserve">contratistas externos.</w:t>
-      </w:r>
-    </w:p>
-    <w:p>
-      <w:pPr>
-        <w:numPr>
-          <w:ilvl w:val="0"/>
-          <w:numId w:val="1008"/>
-        </w:numPr>
-        <w:pStyle w:val="Compact"/>
+        <w:t xml:space="preserve">CD3:</w:t>
+      </w:r>
+      <w:r>
+        <w:t xml:space="preserve"> </w:t>
+      </w:r>
+      <w:r>
+        <w:t xml:space="preserve">Ausencia de mecanismos automatizados para vincular el uso real de recursos</w:t>
+      </w:r>
+      <w:r>
+        <w:t xml:space="preserve"> </w:t>
+      </w:r>
+      <w:r>
+        <w:t xml:space="preserve">con el avance reportado de las obras.</w:t>
+      </w:r>
+    </w:p>
+    <w:p>
+      <w:pPr>
+        <w:pStyle w:val="FirstParagraph"/>
+      </w:pPr>
+      <w:r>
+        <w:t xml:space="preserve">↑</w:t>
+      </w:r>
+    </w:p>
+    <w:p>
+      <w:pPr>
+        <w:pStyle w:val="BodyText"/>
       </w:pPr>
       <w:r>
         <w:rPr>
           <w:bCs/>
           <w:b/>
         </w:rPr>
-        <w:t xml:space="preserve">ED4:</w:t>
-      </w:r>
-      <w:r>
-        <w:t xml:space="preserve"> </w:t>
-      </w:r>
-      <w:r>
-        <w:t xml:space="preserve">Dificultad para auditar de manera cruzada el progreso físico de la obra</w:t>
-      </w:r>
-      <w:r>
-        <w:t xml:space="preserve"> </w:t>
-      </w:r>
-      <w:r>
-        <w:t xml:space="preserve">frente a los recursos financieros invertidos.</w:t>
-      </w:r>
-    </w:p>
-    <w:p>
-      <w:pPr>
-        <w:pStyle w:val="FirstParagraph"/>
-      </w:pPr>
-      <w:r>
-        <w:t xml:space="preserve">↑</w:t>
-      </w:r>
-    </w:p>
-    <w:p>
-      <w:pPr>
-        <w:pStyle w:val="BodyText"/>
-      </w:pPr>
-      <w:r>
-        <w:rPr>
-          <w:bCs/>
-          <w:b/>
-        </w:rPr>
-        <w:t xml:space="preserve">PROBLEMA CENTRAL</w:t>
-      </w:r>
-    </w:p>
-    <w:p>
-      <w:pPr>
-        <w:pStyle w:val="BodyText"/>
-      </w:pPr>
-      <w:r>
-        <w:t xml:space="preserve">Desarticulación operativa en la gestión, control y trazabilidad de los recursos</w:t>
-      </w:r>
-      <w:r>
-        <w:t xml:space="preserve"> </w:t>
-      </w:r>
-      <w:r>
-        <w:t xml:space="preserve">(inventarios, personal y terceros) durante la ejecución de los proyectos de</w:t>
-      </w:r>
-      <w:r>
-        <w:t xml:space="preserve"> </w:t>
-      </w:r>
-      <w:r>
-        <w:t xml:space="preserve">construcción en la Constructora XYZ.</w:t>
-      </w:r>
-    </w:p>
-    <w:p>
-      <w:pPr>
-        <w:pStyle w:val="BodyText"/>
-      </w:pPr>
-      <w:r>
-        <w:t xml:space="preserve">↑</w:t>
-      </w:r>
-    </w:p>
-    <w:p>
-      <w:pPr>
-        <w:pStyle w:val="BodyText"/>
-      </w:pPr>
-      <w:r>
-        <w:rPr>
-          <w:bCs/>
-          <w:b/>
-        </w:rPr>
-        <w:t xml:space="preserve">CAUSAS DIRECTAS</w:t>
+        <w:t xml:space="preserve">CAUSAS INDIRECTAS</w:t>
       </w:r>
     </w:p>
     <w:p>
@@ -2394,19 +2399,19 @@
           <w:bCs/>
           <w:b/>
         </w:rPr>
-        <w:t xml:space="preserve">CD1:</w:t>
-      </w:r>
-      <w:r>
-        <w:t xml:space="preserve"> </w:t>
-      </w:r>
-      <w:r>
-        <w:t xml:space="preserve">Fragmentación de los registros operativos al ser diligenciados y almacenados</w:t>
-      </w:r>
-      <w:r>
-        <w:t xml:space="preserve"> </w:t>
-      </w:r>
-      <w:r>
-        <w:t xml:space="preserve">de manera independiente por distintos responsables de obra.</w:t>
+        <w:t xml:space="preserve">CI1:</w:t>
+      </w:r>
+      <w:r>
+        <w:t xml:space="preserve"> </w:t>
+      </w:r>
+      <w:r>
+        <w:t xml:space="preserve">Insuficiencia de los mecanismos tradicionales de registro para escalar</w:t>
+      </w:r>
+      <w:r>
+        <w:t xml:space="preserve"> </w:t>
+      </w:r>
+      <w:r>
+        <w:t xml:space="preserve">operativamente ante el aumento progresivo del volumen de proyectos y transacciones.</w:t>
       </w:r>
     </w:p>
     <w:p>
@@ -2414,110 +2419,6 @@
         <w:numPr>
           <w:ilvl w:val="0"/>
           <w:numId w:val="1009"/>
-        </w:numPr>
-        <w:pStyle w:val="Compact"/>
-      </w:pPr>
-      <w:r>
-        <w:rPr>
-          <w:bCs/>
-          <w:b/>
-        </w:rPr>
-        <w:t xml:space="preserve">CD2:</w:t>
-      </w:r>
-      <w:r>
-        <w:t xml:space="preserve"> </w:t>
-      </w:r>
-      <w:r>
-        <w:t xml:space="preserve">Uso exclusivo de medios manuales y ofimáticos desconectados (documentos</w:t>
-      </w:r>
-      <w:r>
-        <w:t xml:space="preserve"> </w:t>
-      </w:r>
-      <w:r>
-        <w:t xml:space="preserve">físicos, planillas de Excel y llamadas) para la administración diaria.</w:t>
-      </w:r>
-    </w:p>
-    <w:p>
-      <w:pPr>
-        <w:numPr>
-          <w:ilvl w:val="0"/>
-          <w:numId w:val="1009"/>
-        </w:numPr>
-        <w:pStyle w:val="Compact"/>
-      </w:pPr>
-      <w:r>
-        <w:rPr>
-          <w:bCs/>
-          <w:b/>
-        </w:rPr>
-        <w:t xml:space="preserve">CD3:</w:t>
-      </w:r>
-      <w:r>
-        <w:t xml:space="preserve"> </w:t>
-      </w:r>
-      <w:r>
-        <w:t xml:space="preserve">Ausencia de mecanismos automatizados para vincular el uso real de recursos</w:t>
-      </w:r>
-      <w:r>
-        <w:t xml:space="preserve"> </w:t>
-      </w:r>
-      <w:r>
-        <w:t xml:space="preserve">con el avance reportado de las obras.</w:t>
-      </w:r>
-    </w:p>
-    <w:p>
-      <w:pPr>
-        <w:pStyle w:val="FirstParagraph"/>
-      </w:pPr>
-      <w:r>
-        <w:t xml:space="preserve">↑</w:t>
-      </w:r>
-    </w:p>
-    <w:p>
-      <w:pPr>
-        <w:pStyle w:val="BodyText"/>
-      </w:pPr>
-      <w:r>
-        <w:rPr>
-          <w:bCs/>
-          <w:b/>
-        </w:rPr>
-        <w:t xml:space="preserve">CAUSAS INDIRECTAS</w:t>
-      </w:r>
-    </w:p>
-    <w:p>
-      <w:pPr>
-        <w:numPr>
-          <w:ilvl w:val="0"/>
-          <w:numId w:val="1010"/>
-        </w:numPr>
-        <w:pStyle w:val="Compact"/>
-      </w:pPr>
-      <w:r>
-        <w:rPr>
-          <w:bCs/>
-          <w:b/>
-        </w:rPr>
-        <w:t xml:space="preserve">CI1:</w:t>
-      </w:r>
-      <w:r>
-        <w:t xml:space="preserve"> </w:t>
-      </w:r>
-      <w:r>
-        <w:t xml:space="preserve">Insuficiencia de los mecanismos tradicionales de registro para escalar</w:t>
-      </w:r>
-      <w:r>
-        <w:t xml:space="preserve"> </w:t>
-      </w:r>
-      <w:r>
-        <w:t xml:space="preserve">operativamente ante el aumento progresivo del volumen de proyectos y transacciones.</w:t>
-      </w:r>
-    </w:p>
-    <w:p>
-      <w:pPr>
-        <w:numPr>
-          <w:ilvl w:val="0"/>
-          <w:numId w:val="1010"/>
         </w:numPr>
         <w:pStyle w:val="Compact"/>
       </w:pPr>
@@ -3636,12 +3537,84 @@
       <w:pPr>
         <w:numPr>
           <w:ilvl w:val="0"/>
-          <w:numId w:val="1011"/>
+          <w:numId w:val="1010"/>
         </w:numPr>
         <w:pStyle w:val="Compact"/>
       </w:pPr>
       <w:r>
         <w:t xml:space="preserve">Contabilidad.</w:t>
+      </w:r>
+    </w:p>
+    <w:p>
+      <w:pPr>
+        <w:numPr>
+          <w:ilvl w:val="0"/>
+          <w:numId w:val="1010"/>
+        </w:numPr>
+        <w:pStyle w:val="Compact"/>
+      </w:pPr>
+      <w:r>
+        <w:t xml:space="preserve">Nómina.</w:t>
+      </w:r>
+    </w:p>
+    <w:p>
+      <w:pPr>
+        <w:numPr>
+          <w:ilvl w:val="0"/>
+          <w:numId w:val="1010"/>
+        </w:numPr>
+        <w:pStyle w:val="Compact"/>
+      </w:pPr>
+      <w:r>
+        <w:t xml:space="preserve">Diseño arquitectónico.</w:t>
+      </w:r>
+    </w:p>
+    <w:p>
+      <w:pPr>
+        <w:numPr>
+          <w:ilvl w:val="0"/>
+          <w:numId w:val="1010"/>
+        </w:numPr>
+        <w:pStyle w:val="Compact"/>
+      </w:pPr>
+      <w:r>
+        <w:t xml:space="preserve">Cálculo estructural.</w:t>
+      </w:r>
+    </w:p>
+    <w:p>
+      <w:pPr>
+        <w:numPr>
+          <w:ilvl w:val="0"/>
+          <w:numId w:val="1010"/>
+        </w:numPr>
+        <w:pStyle w:val="Compact"/>
+      </w:pPr>
+      <w:r>
+        <w:t xml:space="preserve">BIM (Building Information Modeling).</w:t>
+      </w:r>
+    </w:p>
+    <w:p>
+      <w:pPr>
+        <w:numPr>
+          <w:ilvl w:val="0"/>
+          <w:numId w:val="1010"/>
+        </w:numPr>
+        <w:pStyle w:val="Compact"/>
+      </w:pPr>
+      <w:r>
+        <w:t xml:space="preserve">Gestión financiera empresarial.</w:t>
+      </w:r>
+    </w:p>
+    <w:p>
+      <w:pPr>
+        <w:pStyle w:val="FirstParagraph"/>
+      </w:pPr>
+      <w:r>
+        <w:rPr>
+          <w:bCs/>
+          <w:b/>
+        </w:rPr>
+        <w:t xml:space="preserve">Restricciones del proyecto</w:t>
       </w:r>
     </w:p>
     <w:p>
@@ -3653,7 +3626,17 @@
         <w:pStyle w:val="Compact"/>
       </w:pPr>
       <w:r>
-        <w:t xml:space="preserve">Nómina.</w:t>
+        <w:rPr>
+          <w:bCs/>
+          <w:b/>
+        </w:rPr>
+        <w:t xml:space="preserve">Tiempo:</w:t>
+      </w:r>
+      <w:r>
+        <w:t xml:space="preserve"> </w:t>
+      </w:r>
+      <w:r>
+        <w:t xml:space="preserve">el enunciado establece una duración prevista de 4 meses.</w:t>
       </w:r>
     </w:p>
     <w:p>
@@ -3665,7 +3648,29 @@
         <w:pStyle w:val="Compact"/>
       </w:pPr>
       <w:r>
-        <w:t xml:space="preserve">Diseño arquitectónico.</w:t>
+        <w:rPr>
+          <w:bCs/>
+          <w:b/>
+        </w:rPr>
+        <w:t xml:space="preserve">Tipo de proyecto:</w:t>
+      </w:r>
+      <w:r>
+        <w:t xml:space="preserve"> </w:t>
+      </w:r>
+      <w:r>
+        <w:t xml:space="preserve">se define como desarrollo de software de tipo aplicación web,</w:t>
+      </w:r>
+      <w:r>
+        <w:t xml:space="preserve"> </w:t>
+      </w:r>
+      <w:r>
+        <w:t xml:space="preserve">lo que descarta otras alternativas (aplicación de escritorio, app nativa) del alcance</w:t>
+      </w:r>
+      <w:r>
+        <w:t xml:space="preserve"> </w:t>
+      </w:r>
+      <w:r>
+        <w:t xml:space="preserve">base.</w:t>
       </w:r>
     </w:p>
     <w:p>
@@ -3677,7 +3682,29 @@
         <w:pStyle w:val="Compact"/>
       </w:pPr>
       <w:r>
-        <w:t xml:space="preserve">Cálculo estructural.</w:t>
+        <w:rPr>
+          <w:bCs/>
+          <w:b/>
+        </w:rPr>
+        <w:t xml:space="preserve">Alcance funcional:</w:t>
+      </w:r>
+      <w:r>
+        <w:t xml:space="preserve"> </w:t>
+      </w:r>
+      <w:r>
+        <w:t xml:space="preserve">el sistema no debe convertirse en sustituto de software</w:t>
+      </w:r>
+      <w:r>
+        <w:t xml:space="preserve"> </w:t>
+      </w:r>
+      <w:r>
+        <w:t xml:space="preserve">especializado, lo que limita su complejidad a los procesos operativos de la</w:t>
+      </w:r>
+      <w:r>
+        <w:t xml:space="preserve"> </w:t>
+      </w:r>
+      <w:r>
+        <w:t xml:space="preserve">constructora.</w:t>
       </w:r>
     </w:p>
     <w:p>
@@ -3689,7 +3716,29 @@
         <w:pStyle w:val="Compact"/>
       </w:pPr>
       <w:r>
-        <w:t xml:space="preserve">BIM (Building Information Modeling).</w:t>
+        <w:rPr>
+          <w:bCs/>
+          <w:b/>
+        </w:rPr>
+        <w:t xml:space="preserve">Complejidad académica exigida:</w:t>
+      </w:r>
+      <w:r>
+        <w:t xml:space="preserve"> </w:t>
+      </w:r>
+      <w:r>
+        <w:t xml:space="preserve">el enunciado indica explícitamente que las reglas</w:t>
+      </w:r>
+      <w:r>
+        <w:t xml:space="preserve"> </w:t>
+      </w:r>
+      <w:r>
+        <w:t xml:space="preserve">de negocio RN01–RN10 se definen «para aumentar la complejidad académica del</w:t>
+      </w:r>
+      <w:r>
+        <w:t xml:space="preserve"> </w:t>
+      </w:r>
+      <w:r>
+        <w:t xml:space="preserve">proyecto», lo cual condiciona el nivel de detalle esperado en el análisis y diseño.</w:t>
       </w:r>
     </w:p>
     <w:p>
@@ -3701,19 +3750,53 @@
         <w:pStyle w:val="Compact"/>
       </w:pPr>
       <w:r>
-        <w:t xml:space="preserve">Gestión financiera empresarial.</w:t>
-      </w:r>
-    </w:p>
-    <w:p>
-      <w:pPr>
-        <w:pStyle w:val="FirstParagraph"/>
-      </w:pPr>
-      <w:r>
         <w:rPr>
           <w:bCs/>
           <w:b/>
         </w:rPr>
-        <w:t xml:space="preserve">Restricciones del proyecto</w:t>
+        <w:t xml:space="preserve">Contexto de microempresa:</w:t>
+      </w:r>
+      <w:r>
+        <w:t xml:space="preserve"> </w:t>
+      </w:r>
+      <w:r>
+        <w:t xml:space="preserve">los requerimientos de usabilidad (RNF01) y rendimiento</w:t>
+      </w:r>
+      <w:r>
+        <w:t xml:space="preserve"> </w:t>
+      </w:r>
+      <w:r>
+        <w:t xml:space="preserve">(RNF03) se definen pensando en una operación de microempresa y en usuarios con</w:t>
+      </w:r>
+      <w:r>
+        <w:t xml:space="preserve"> </w:t>
+      </w:r>
+      <w:r>
+        <w:t xml:space="preserve">conocimientos informáticos básicos, lo que limita la complejidad de la interfaz.</w:t>
+      </w:r>
+    </w:p>
+    <w:p>
+      <w:pPr>
+        <w:pStyle w:val="FirstParagraph"/>
+      </w:pPr>
+      <w:r>
+        <w:rPr>
+          <w:bCs/>
+          <w:b/>
+        </w:rPr>
+        <w:t xml:space="preserve">Supuestos.</w:t>
+      </w:r>
+      <w:r>
+        <w:t xml:space="preserve"> </w:t>
+      </w:r>
+      <w:r>
+        <w:t xml:space="preserve">Se registran únicamente inferencias razonables derivadas de la lectura</w:t>
+      </w:r>
+      <w:r>
+        <w:t xml:space="preserve"> </w:t>
+      </w:r>
+      <w:r>
+        <w:t xml:space="preserve">de los requerimientos, marcadas como tales:</w:t>
       </w:r>
     </w:p>
     <w:p>
@@ -3725,17 +3808,13 @@
         <w:pStyle w:val="Compact"/>
       </w:pPr>
       <w:r>
-        <w:rPr>
-          <w:bCs/>
-          <w:b/>
-        </w:rPr>
-        <w:t xml:space="preserve">Tiempo:</w:t>
-      </w:r>
-      <w:r>
-        <w:t xml:space="preserve"> </w:t>
-      </w:r>
-      <w:r>
-        <w:t xml:space="preserve">el enunciado establece una duración prevista de 4 meses.</w:t>
+        <w:t xml:space="preserve">La existencia de un rol de administrador que gestiona usuarios, roles y permisos, a</w:t>
+      </w:r>
+      <w:r>
+        <w:t xml:space="preserve"> </w:t>
+      </w:r>
+      <w:r>
+        <w:t xml:space="preserve">partir de lo establecido en RF01.</w:t>
       </w:r>
     </w:p>
     <w:p>
@@ -3747,29 +3826,19 @@
         <w:pStyle w:val="Compact"/>
       </w:pPr>
       <w:r>
-        <w:rPr>
-          <w:bCs/>
-          <w:b/>
-        </w:rPr>
-        <w:t xml:space="preserve">Tipo de proyecto:</w:t>
-      </w:r>
-      <w:r>
-        <w:t xml:space="preserve"> </w:t>
-      </w:r>
-      <w:r>
-        <w:t xml:space="preserve">se define como desarrollo de software de tipo aplicación web,</w:t>
-      </w:r>
-      <w:r>
-        <w:t xml:space="preserve"> </w:t>
-      </w:r>
-      <w:r>
-        <w:t xml:space="preserve">lo que descarta otras alternativas (aplicación de escritorio, app nativa) del alcance</w:t>
-      </w:r>
-      <w:r>
-        <w:t xml:space="preserve"> </w:t>
-      </w:r>
-      <w:r>
-        <w:t xml:space="preserve">base.</w:t>
+        <w:t xml:space="preserve">Los maestros de construcción y responsables de actividad (mencionados en RF02, RF03</w:t>
+      </w:r>
+      <w:r>
+        <w:t xml:space="preserve"> </w:t>
+      </w:r>
+      <w:r>
+        <w:t xml:space="preserve">y en la descripción del proyecto) cumplen funciones equivalentes a las de un</w:t>
+      </w:r>
+      <w:r>
+        <w:t xml:space="preserve"> </w:t>
+      </w:r>
+      <w:r>
+        <w:t xml:space="preserve">responsable de obra.</w:t>
       </w:r>
     </w:p>
     <w:p>
@@ -3781,121 +3850,23 @@
         <w:pStyle w:val="Compact"/>
       </w:pPr>
       <w:r>
-        <w:rPr>
-          <w:bCs/>
-          <w:b/>
-        </w:rPr>
-        <w:t xml:space="preserve">Alcance funcional:</w:t>
-      </w:r>
-      <w:r>
-        <w:t xml:space="preserve"> </w:t>
-      </w:r>
-      <w:r>
-        <w:t xml:space="preserve">el sistema no debe convertirse en sustituto de software</w:t>
-      </w:r>
-      <w:r>
-        <w:t xml:space="preserve"> </w:t>
-      </w:r>
-      <w:r>
-        <w:t xml:space="preserve">especializado, lo que limita su complejidad a los procesos operativos de la</w:t>
-      </w:r>
-      <w:r>
-        <w:t xml:space="preserve"> </w:t>
-      </w:r>
-      <w:r>
-        <w:t xml:space="preserve">constructora.</w:t>
-      </w:r>
-    </w:p>
-    <w:p>
-      <w:pPr>
-        <w:numPr>
-          <w:ilvl w:val="0"/>
-          <w:numId w:val="1012"/>
-        </w:numPr>
-        <w:pStyle w:val="Compact"/>
-      </w:pPr>
-      <w:r>
-        <w:rPr>
-          <w:bCs/>
-          <w:b/>
-        </w:rPr>
-        <w:t xml:space="preserve">Complejidad académica exigida:</w:t>
-      </w:r>
-      <w:r>
-        <w:t xml:space="preserve"> </w:t>
-      </w:r>
-      <w:r>
-        <w:t xml:space="preserve">el enunciado indica explícitamente que las reglas</w:t>
-      </w:r>
-      <w:r>
-        <w:t xml:space="preserve"> </w:t>
-      </w:r>
-      <w:r>
-        <w:t xml:space="preserve">de negocio RN01–RN10 se definen «para aumentar la complejidad académica del</w:t>
-      </w:r>
-      <w:r>
-        <w:t xml:space="preserve"> </w:t>
-      </w:r>
-      <w:r>
-        <w:t xml:space="preserve">proyecto», lo cual condiciona el nivel de detalle esperado en el análisis y diseño.</w:t>
-      </w:r>
-    </w:p>
-    <w:p>
-      <w:pPr>
-        <w:numPr>
-          <w:ilvl w:val="0"/>
-          <w:numId w:val="1012"/>
-        </w:numPr>
-        <w:pStyle w:val="Compact"/>
-      </w:pPr>
-      <w:r>
-        <w:rPr>
-          <w:bCs/>
-          <w:b/>
-        </w:rPr>
-        <w:t xml:space="preserve">Contexto de microempresa:</w:t>
-      </w:r>
-      <w:r>
-        <w:t xml:space="preserve"> </w:t>
-      </w:r>
-      <w:r>
-        <w:t xml:space="preserve">los requerimientos de usabilidad (RNF01) y rendimiento</w:t>
-      </w:r>
-      <w:r>
-        <w:t xml:space="preserve"> </w:t>
-      </w:r>
-      <w:r>
-        <w:t xml:space="preserve">(RNF03) se definen pensando en una operación de microempresa y en usuarios con</w:t>
-      </w:r>
-      <w:r>
-        <w:t xml:space="preserve"> </w:t>
-      </w:r>
-      <w:r>
-        <w:t xml:space="preserve">conocimientos informáticos básicos, lo que limita la complejidad de la interfaz.</w:t>
-      </w:r>
-    </w:p>
-    <w:p>
-      <w:pPr>
-        <w:pStyle w:val="FirstParagraph"/>
-      </w:pPr>
-      <w:r>
-        <w:rPr>
-          <w:bCs/>
-          <w:b/>
-        </w:rPr>
-        <w:t xml:space="preserve">Supuestos.</w:t>
-      </w:r>
-      <w:r>
-        <w:t xml:space="preserve"> </w:t>
-      </w:r>
-      <w:r>
-        <w:t xml:space="preserve">Se registran únicamente inferencias razonables derivadas de la lectura</w:t>
-      </w:r>
-      <w:r>
-        <w:t xml:space="preserve"> </w:t>
-      </w:r>
-      <w:r>
-        <w:t xml:space="preserve">de los requerimientos, marcadas como tales:</w:t>
+        <w:t xml:space="preserve">Un rol encargado del control de materiales y herramientas (tipo bodega), inferido de</w:t>
+      </w:r>
+      <w:r>
+        <w:t xml:space="preserve"> </w:t>
+      </w:r>
+      <w:r>
+        <w:t xml:space="preserve">los requerimientos RF09 a RF18 y de la mención a «bodegas» en RNF11.</w:t>
+      </w:r>
+    </w:p>
+    <w:bookmarkEnd w:id="33"/>
+    <w:bookmarkStart w:id="34" w:name="descripción-de-las-necesidades"/>
+    <w:p>
+      <w:pPr>
+        <w:pStyle w:val="Heading4"/>
+      </w:pPr>
+      <w:r>
+        <w:t xml:space="preserve">1.4.3 Descripción de las necesidades</w:t>
       </w:r>
     </w:p>
     <w:p>
@@ -3907,13 +3878,29 @@
         <w:pStyle w:val="Compact"/>
       </w:pPr>
       <w:r>
-        <w:t xml:space="preserve">La existencia de un rol de administrador que gestiona usuarios, roles y permisos, a</w:t>
-      </w:r>
-      <w:r>
-        <w:t xml:space="preserve"> </w:t>
-      </w:r>
-      <w:r>
-        <w:t xml:space="preserve">partir de lo establecido en RF01.</w:t>
+        <w:rPr>
+          <w:bCs/>
+          <w:b/>
+        </w:rPr>
+        <w:t xml:space="preserve">Necesidades operativas:</w:t>
+      </w:r>
+      <w:r>
+        <w:t xml:space="preserve"> </w:t>
+      </w:r>
+      <w:r>
+        <w:t xml:space="preserve">centralizar en un solo sistema el registro de proyectos,</w:t>
+      </w:r>
+      <w:r>
+        <w:t xml:space="preserve"> </w:t>
+      </w:r>
+      <w:r>
+        <w:t xml:space="preserve">personal, materiales, herramientas, proveedores y servicios externos, en lugar de</w:t>
+      </w:r>
+      <w:r>
+        <w:t xml:space="preserve"> </w:t>
+      </w:r>
+      <w:r>
+        <w:t xml:space="preserve">mantenerlos en documentos y hojas de cálculo independientes.</w:t>
       </w:r>
     </w:p>
     <w:p>
@@ -3925,19 +3912,23 @@
         <w:pStyle w:val="Compact"/>
       </w:pPr>
       <w:r>
-        <w:t xml:space="preserve">Los maestros de construcción y responsables de actividad (mencionados en RF02, RF03</w:t>
-      </w:r>
-      <w:r>
-        <w:t xml:space="preserve"> </w:t>
-      </w:r>
-      <w:r>
-        <w:t xml:space="preserve">y en la descripción del proyecto) cumplen funciones equivalentes a las de un</w:t>
-      </w:r>
-      <w:r>
-        <w:t xml:space="preserve"> </w:t>
-      </w:r>
-      <w:r>
-        <w:t xml:space="preserve">responsable de obra.</w:t>
+        <w:rPr>
+          <w:bCs/>
+          <w:b/>
+        </w:rPr>
+        <w:t xml:space="preserve">Necesidades de información:</w:t>
+      </w:r>
+      <w:r>
+        <w:t xml:space="preserve"> </w:t>
+      </w:r>
+      <w:r>
+        <w:t xml:space="preserve">disponer de información consolidada sobre el estado</w:t>
+      </w:r>
+      <w:r>
+        <w:t xml:space="preserve"> </w:t>
+      </w:r>
+      <w:r>
+        <w:t xml:space="preserve">de los proyectos, en lugar de datos dispersos entre responsables.</w:t>
       </w:r>
     </w:p>
     <w:p>
@@ -3949,30 +3940,30 @@
         <w:pStyle w:val="Compact"/>
       </w:pPr>
       <w:r>
-        <w:t xml:space="preserve">Un rol encargado del control de materiales y herramientas (tipo bodega), inferido de</w:t>
-      </w:r>
-      <w:r>
-        <w:t xml:space="preserve"> </w:t>
-      </w:r>
-      <w:r>
-        <w:t xml:space="preserve">los requerimientos RF09 a RF18 y de la mención a «bodegas» en RNF11.</w:t>
-      </w:r>
-    </w:p>
-    <w:bookmarkEnd w:id="33"/>
-    <w:bookmarkStart w:id="34" w:name="descripción-de-las-necesidades"/>
-    <w:p>
-      <w:pPr>
-        <w:pStyle w:val="Heading4"/>
-      </w:pPr>
-      <w:r>
-        <w:t xml:space="preserve">1.4.3 Descripción de las necesidades</w:t>
+        <w:rPr>
+          <w:bCs/>
+          <w:b/>
+        </w:rPr>
+        <w:t xml:space="preserve">Necesidades de control:</w:t>
+      </w:r>
+      <w:r>
+        <w:t xml:space="preserve"> </w:t>
+      </w:r>
+      <w:r>
+        <w:t xml:space="preserve">conocer oportunamente los materiales consumidos, las</w:t>
+      </w:r>
+      <w:r>
+        <w:t xml:space="preserve"> </w:t>
+      </w:r>
+      <w:r>
+        <w:t xml:space="preserve">herramientas entregadas y los servicios contratados en cada obra.</w:t>
       </w:r>
     </w:p>
     <w:p>
       <w:pPr>
         <w:numPr>
           <w:ilvl w:val="0"/>
-          <w:numId w:val="1014"/>
+          <w:numId w:val="1013"/>
         </w:numPr>
         <w:pStyle w:val="Compact"/>
       </w:pPr>
@@ -3981,32 +3972,26 @@
           <w:bCs/>
           <w:b/>
         </w:rPr>
-        <w:t xml:space="preserve">Necesidades operativas:</w:t>
-      </w:r>
-      <w:r>
-        <w:t xml:space="preserve"> </w:t>
-      </w:r>
-      <w:r>
-        <w:t xml:space="preserve">centralizar en un solo sistema el registro de proyectos,</w:t>
-      </w:r>
-      <w:r>
-        <w:t xml:space="preserve"> </w:t>
-      </w:r>
-      <w:r>
-        <w:t xml:space="preserve">personal, materiales, herramientas, proveedores y servicios externos, en lugar de</w:t>
-      </w:r>
-      <w:r>
-        <w:t xml:space="preserve"> </w:t>
-      </w:r>
-      <w:r>
-        <w:t xml:space="preserve">mantenerlos en documentos y hojas de cálculo independientes.</w:t>
+        <w:t xml:space="preserve">Necesidades de seguimiento:</w:t>
+      </w:r>
+      <w:r>
+        <w:t xml:space="preserve"> </w:t>
+      </w:r>
+      <w:r>
+        <w:t xml:space="preserve">hacer seguimiento a los responsables de actividades y</w:t>
+      </w:r>
+      <w:r>
+        <w:t xml:space="preserve"> </w:t>
+      </w:r>
+      <w:r>
+        <w:t xml:space="preserve">a los recursos utilizados en cada proyecto.</w:t>
       </w:r>
     </w:p>
     <w:p>
       <w:pPr>
         <w:numPr>
           <w:ilvl w:val="0"/>
-          <w:numId w:val="1014"/>
+          <w:numId w:val="1013"/>
         </w:numPr>
         <w:pStyle w:val="Compact"/>
       </w:pPr>
@@ -4015,110 +4000,26 @@
           <w:bCs/>
           <w:b/>
         </w:rPr>
-        <w:t xml:space="preserve">Necesidades de información:</w:t>
-      </w:r>
-      <w:r>
-        <w:t xml:space="preserve"> </w:t>
-      </w:r>
-      <w:r>
-        <w:t xml:space="preserve">disponer de información consolidada sobre el estado</w:t>
-      </w:r>
-      <w:r>
-        <w:t xml:space="preserve"> </w:t>
-      </w:r>
-      <w:r>
-        <w:t xml:space="preserve">de los proyectos, en lugar de datos dispersos entre responsables.</w:t>
+        <w:t xml:space="preserve">Necesidades de trazabilidad:</w:t>
+      </w:r>
+      <w:r>
+        <w:t xml:space="preserve"> </w:t>
+      </w:r>
+      <w:r>
+        <w:t xml:space="preserve">poder reconstruir el historial de materiales,</w:t>
+      </w:r>
+      <w:r>
+        <w:t xml:space="preserve"> </w:t>
+      </w:r>
+      <w:r>
+        <w:t xml:space="preserve">herramientas y asignaciones de personal por proyecto.</w:t>
       </w:r>
     </w:p>
     <w:p>
       <w:pPr>
         <w:numPr>
           <w:ilvl w:val="0"/>
-          <w:numId w:val="1014"/>
-        </w:numPr>
-        <w:pStyle w:val="Compact"/>
-      </w:pPr>
-      <w:r>
-        <w:rPr>
-          <w:bCs/>
-          <w:b/>
-        </w:rPr>
-        <w:t xml:space="preserve">Necesidades de control:</w:t>
-      </w:r>
-      <w:r>
-        <w:t xml:space="preserve"> </w:t>
-      </w:r>
-      <w:r>
-        <w:t xml:space="preserve">conocer oportunamente los materiales consumidos, las</w:t>
-      </w:r>
-      <w:r>
-        <w:t xml:space="preserve"> </w:t>
-      </w:r>
-      <w:r>
-        <w:t xml:space="preserve">herramientas entregadas y los servicios contratados en cada obra.</w:t>
-      </w:r>
-    </w:p>
-    <w:p>
-      <w:pPr>
-        <w:numPr>
-          <w:ilvl w:val="0"/>
-          <w:numId w:val="1014"/>
-        </w:numPr>
-        <w:pStyle w:val="Compact"/>
-      </w:pPr>
-      <w:r>
-        <w:rPr>
-          <w:bCs/>
-          <w:b/>
-        </w:rPr>
-        <w:t xml:space="preserve">Necesidades de seguimiento:</w:t>
-      </w:r>
-      <w:r>
-        <w:t xml:space="preserve"> </w:t>
-      </w:r>
-      <w:r>
-        <w:t xml:space="preserve">hacer seguimiento a los responsables de actividades y</w:t>
-      </w:r>
-      <w:r>
-        <w:t xml:space="preserve"> </w:t>
-      </w:r>
-      <w:r>
-        <w:t xml:space="preserve">a los recursos utilizados en cada proyecto.</w:t>
-      </w:r>
-    </w:p>
-    <w:p>
-      <w:pPr>
-        <w:numPr>
-          <w:ilvl w:val="0"/>
-          <w:numId w:val="1014"/>
-        </w:numPr>
-        <w:pStyle w:val="Compact"/>
-      </w:pPr>
-      <w:r>
-        <w:rPr>
-          <w:bCs/>
-          <w:b/>
-        </w:rPr>
-        <w:t xml:space="preserve">Necesidades de trazabilidad:</w:t>
-      </w:r>
-      <w:r>
-        <w:t xml:space="preserve"> </w:t>
-      </w:r>
-      <w:r>
-        <w:t xml:space="preserve">poder reconstruir el historial de materiales,</w:t>
-      </w:r>
-      <w:r>
-        <w:t xml:space="preserve"> </w:t>
-      </w:r>
-      <w:r>
-        <w:t xml:space="preserve">herramientas y asignaciones de personal por proyecto.</w:t>
-      </w:r>
-    </w:p>
-    <w:p>
-      <w:pPr>
-        <w:numPr>
-          <w:ilvl w:val="0"/>
-          <w:numId w:val="1014"/>
+          <w:numId w:val="1013"/>
         </w:numPr>
         <w:pStyle w:val="Compact"/>
       </w:pPr>
@@ -8763,6 +8664,110 @@
       <w:pPr>
         <w:numPr>
           <w:ilvl w:val="0"/>
+          <w:numId w:val="1014"/>
+        </w:numPr>
+        <w:pStyle w:val="Compact"/>
+      </w:pPr>
+      <w:r>
+        <w:rPr>
+          <w:bCs/>
+          <w:b/>
+        </w:rPr>
+        <w:t xml:space="preserve">CU-01 (HU-01) — Registrar usuario y asignar rol.</w:t>
+      </w:r>
+      <w:r>
+        <w:t xml:space="preserve"> </w:t>
+      </w:r>
+      <w:r>
+        <w:rPr>
+          <w:iCs/>
+          <w:i/>
+        </w:rPr>
+        <w:t xml:space="preserve">Actor:</w:t>
+      </w:r>
+      <w:r>
+        <w:t xml:space="preserve"> </w:t>
+      </w:r>
+      <w:r>
+        <w:t xml:space="preserve">Administrador.</w:t>
+      </w:r>
+      <w:r>
+        <w:t xml:space="preserve"> </w:t>
+      </w:r>
+      <w:r>
+        <w:rPr>
+          <w:iCs/>
+          <w:i/>
+        </w:rPr>
+        <w:t xml:space="preserve">Precondición:</w:t>
+      </w:r>
+      <w:r>
+        <w:t xml:space="preserve"> </w:t>
+      </w:r>
+      <w:r>
+        <w:t xml:space="preserve">el rol a asignar ya existe.</w:t>
+      </w:r>
+      <w:r>
+        <w:t xml:space="preserve"> </w:t>
+      </w:r>
+      <w:r>
+        <w:rPr>
+          <w:iCs/>
+          <w:i/>
+        </w:rPr>
+        <w:t xml:space="preserve">Flujo principal:</w:t>
+      </w:r>
+      <w:r>
+        <w:t xml:space="preserve"> </w:t>
+      </w:r>
+      <w:r>
+        <w:t xml:space="preserve">el administrador</w:t>
+      </w:r>
+      <w:r>
+        <w:t xml:space="preserve"> </w:t>
+      </w:r>
+      <w:r>
+        <w:t xml:space="preserve">ingresa los datos del usuario, selecciona un rol, el sistema crea la cuenta activa.</w:t>
+      </w:r>
+      <w:r>
+        <w:t xml:space="preserve"> </w:t>
+      </w:r>
+      <w:r>
+        <w:rPr>
+          <w:iCs/>
+          <w:i/>
+        </w:rPr>
+        <w:t xml:space="preserve">Flujos alternos:</w:t>
+      </w:r>
+      <w:r>
+        <w:t xml:space="preserve"> </w:t>
+      </w:r>
+      <w:r>
+        <w:t xml:space="preserve">documento/correo duplicado → error de validación; el administrador</w:t>
+      </w:r>
+      <w:r>
+        <w:t xml:space="preserve"> </w:t>
+      </w:r>
+      <w:r>
+        <w:t xml:space="preserve">bloquea o activa un usuario existente.</w:t>
+      </w:r>
+    </w:p>
+    <w:p>
+      <w:pPr>
+        <w:pStyle w:val="FirstParagraph"/>
+      </w:pPr>
+      <w:r>
+        <w:rPr>
+          <w:bCs/>
+          <w:b/>
+        </w:rPr>
+        <w:t xml:space="preserve">Épica 2: Gestión de proyectos y planificación</w:t>
+      </w:r>
+    </w:p>
+    <w:p>
+      <w:pPr>
+        <w:numPr>
+          <w:ilvl w:val="0"/>
           <w:numId w:val="1015"/>
         </w:numPr>
         <w:pStyle w:val="Compact"/>
@@ -8772,7 +8777,7 @@
           <w:bCs/>
           <w:b/>
         </w:rPr>
-        <w:t xml:space="preserve">CU-01 (HU-01) — Registrar usuario y asignar rol.</w:t>
+        <w:t xml:space="preserve">CU-02 (HU-02) — Registrar proyecto.</w:t>
       </w:r>
       <w:r>
         <w:t xml:space="preserve"> </w:t>
@@ -8798,13 +8803,35 @@
           <w:iCs/>
           <w:i/>
         </w:rPr>
-        <w:t xml:space="preserve">Precondición:</w:t>
-      </w:r>
-      <w:r>
-        <w:t xml:space="preserve"> </w:t>
-      </w:r>
-      <w:r>
-        <w:t xml:space="preserve">el rol a asignar ya existe.</w:t>
+        <w:t xml:space="preserve">Flujo principal:</w:t>
+      </w:r>
+      <w:r>
+        <w:t xml:space="preserve"> </w:t>
+      </w:r>
+      <w:r>
+        <w:t xml:space="preserve">ingresa ubicación, cliente, fechas y estado inicial; el proyecto queda en estado</w:t>
+      </w:r>
+      <w:r>
+        <w:t xml:space="preserve"> </w:t>
+      </w:r>
+      <w:r>
+        <w:t xml:space="preserve">PLANIFICACION.</w:t>
+      </w:r>
+    </w:p>
+    <w:p>
+      <w:pPr>
+        <w:numPr>
+          <w:ilvl w:val="0"/>
+          <w:numId w:val="1015"/>
+        </w:numPr>
+        <w:pStyle w:val="Compact"/>
+      </w:pPr>
+      <w:r>
+        <w:rPr>
+          <w:bCs/>
+          <w:b/>
+        </w:rPr>
+        <w:t xml:space="preserve">CU-03 (HU-03) — Definir plan de trabajo (etapas y actividades).</w:t>
       </w:r>
       <w:r>
         <w:t xml:space="preserve"> </w:t>
@@ -8814,19 +8841,13 @@
           <w:iCs/>
           <w:i/>
         </w:rPr>
-        <w:t xml:space="preserve">Flujo principal:</w:t>
-      </w:r>
-      <w:r>
-        <w:t xml:space="preserve"> </w:t>
-      </w:r>
-      <w:r>
-        <w:t xml:space="preserve">el administrador</w:t>
-      </w:r>
-      <w:r>
-        <w:t xml:space="preserve"> </w:t>
-      </w:r>
-      <w:r>
-        <w:t xml:space="preserve">ingresa los datos del usuario, selecciona un rol, el sistema crea la cuenta activa.</w:t>
+        <w:t xml:space="preserve">Actor:</w:t>
+      </w:r>
+      <w:r>
+        <w:t xml:space="preserve"> </w:t>
+      </w:r>
+      <w:r>
+        <w:t xml:space="preserve">Administrador.</w:t>
       </w:r>
       <w:r>
         <w:t xml:space="preserve"> </w:t>
@@ -8836,19 +8857,51 @@
           <w:iCs/>
           <w:i/>
         </w:rPr>
-        <w:t xml:space="preserve">Flujos alternos:</w:t>
-      </w:r>
-      <w:r>
-        <w:t xml:space="preserve"> </w:t>
-      </w:r>
-      <w:r>
-        <w:t xml:space="preserve">documento/correo duplicado → error de validación; el administrador</w:t>
-      </w:r>
-      <w:r>
-        <w:t xml:space="preserve"> </w:t>
-      </w:r>
-      <w:r>
-        <w:t xml:space="preserve">bloquea o activa un usuario existente.</w:t>
+        <w:t xml:space="preserve">Precondición:</w:t>
+      </w:r>
+      <w:r>
+        <w:t xml:space="preserve"> </w:t>
+      </w:r>
+      <w:r>
+        <w:t xml:space="preserve">el proyecto existe.</w:t>
+      </w:r>
+      <w:r>
+        <w:t xml:space="preserve"> </w:t>
+      </w:r>
+      <w:r>
+        <w:rPr>
+          <w:iCs/>
+          <w:i/>
+        </w:rPr>
+        <w:t xml:space="preserve">Flujo principal:</w:t>
+      </w:r>
+      <w:r>
+        <w:t xml:space="preserve"> </w:t>
+      </w:r>
+      <w:r>
+        <w:t xml:space="preserve">crea etapas</w:t>
+      </w:r>
+      <w:r>
+        <w:t xml:space="preserve"> </w:t>
+      </w:r>
+      <w:r>
+        <w:t xml:space="preserve">ordenadas dentro del proyecto y actividades dentro de cada etapa.</w:t>
+      </w:r>
+      <w:r>
+        <w:t xml:space="preserve"> </w:t>
+      </w:r>
+      <w:r>
+        <w:rPr>
+          <w:iCs/>
+          <w:i/>
+        </w:rPr>
+        <w:t xml:space="preserve">Flujo alterno:</w:t>
+      </w:r>
+      <w:r>
+        <w:t xml:space="preserve"> </w:t>
+      </w:r>
+      <w:r>
+        <w:t xml:space="preserve">intento de crear actividad sin etapa válida → rechazado.</w:t>
       </w:r>
     </w:p>
     <w:p>
@@ -8860,7 +8913,7 @@
           <w:bCs/>
           <w:b/>
         </w:rPr>
-        <w:t xml:space="preserve">Épica 2: Gestión de proyectos y planificación</w:t>
+        <w:t xml:space="preserve">Épica 3: Personal y asignaciones</w:t>
       </w:r>
     </w:p>
     <w:p>
@@ -8876,7 +8929,7 @@
           <w:bCs/>
           <w:b/>
         </w:rPr>
-        <w:t xml:space="preserve">CU-02 (HU-02) — Registrar proyecto.</w:t>
+        <w:t xml:space="preserve">CU-04 (HU-04) — Registrar personal.</w:t>
       </w:r>
       <w:r>
         <w:t xml:space="preserve"> </w:t>
@@ -8908,13 +8961,7 @@
         <w:t xml:space="preserve"> </w:t>
       </w:r>
       <w:r>
-        <w:t xml:space="preserve">ingresa ubicación, cliente, fechas y estado inicial; el proyecto queda en estado</w:t>
-      </w:r>
-      <w:r>
-        <w:t xml:space="preserve"> </w:t>
-      </w:r>
-      <w:r>
-        <w:t xml:space="preserve">PLANIFICACION.</w:t>
+        <w:t xml:space="preserve">registra datos de contacto, cargo, especialidad y fecha de contratación.</w:t>
       </w:r>
     </w:p>
     <w:p>
@@ -8930,7 +8977,7 @@
           <w:bCs/>
           <w:b/>
         </w:rPr>
-        <w:t xml:space="preserve">CU-03 (HU-03) — Definir plan de trabajo (etapas y actividades).</w:t>
+        <w:t xml:space="preserve">CU-05 (HU-05) — Asignar responsable a proyecto/actividad.</w:t>
       </w:r>
       <w:r>
         <w:t xml:space="preserve"> </w:t>
@@ -8956,13 +9003,19 @@
           <w:iCs/>
           <w:i/>
         </w:rPr>
-        <w:t xml:space="preserve">Precondición:</w:t>
-      </w:r>
-      <w:r>
-        <w:t xml:space="preserve"> </w:t>
-      </w:r>
-      <w:r>
-        <w:t xml:space="preserve">el proyecto existe.</w:t>
+        <w:t xml:space="preserve">Flujo principal:</w:t>
+      </w:r>
+      <w:r>
+        <w:t xml:space="preserve"> </w:t>
+      </w:r>
+      <w:r>
+        <w:t xml:space="preserve">selecciona trabajador, proyecto o actividad y fecha de inicio; el</w:t>
+      </w:r>
+      <w:r>
+        <w:t xml:space="preserve"> </w:t>
+      </w:r>
+      <w:r>
+        <w:t xml:space="preserve">sistema registra la asignación como ACTIVO.</w:t>
       </w:r>
       <w:r>
         <w:t xml:space="preserve"> </w:t>
@@ -8972,19 +9025,35 @@
           <w:iCs/>
           <w:i/>
         </w:rPr>
-        <w:t xml:space="preserve">Flujo principal:</w:t>
-      </w:r>
-      <w:r>
-        <w:t xml:space="preserve"> </w:t>
-      </w:r>
-      <w:r>
-        <w:t xml:space="preserve">crea etapas</w:t>
-      </w:r>
-      <w:r>
-        <w:t xml:space="preserve"> </w:t>
-      </w:r>
-      <w:r>
-        <w:t xml:space="preserve">ordenadas dentro del proyecto y actividades dentro de cada etapa.</w:t>
+        <w:t xml:space="preserve">Flujo alterno:</w:t>
+      </w:r>
+      <w:r>
+        <w:t xml:space="preserve"> </w:t>
+      </w:r>
+      <w:r>
+        <w:t xml:space="preserve">define fecha fin</w:t>
+      </w:r>
+      <w:r>
+        <w:t xml:space="preserve"> </w:t>
+      </w:r>
+      <w:r>
+        <w:t xml:space="preserve">programada para cerrar el periodo.</w:t>
+      </w:r>
+    </w:p>
+    <w:p>
+      <w:pPr>
+        <w:numPr>
+          <w:ilvl w:val="0"/>
+          <w:numId w:val="1016"/>
+        </w:numPr>
+        <w:pStyle w:val="Compact"/>
+      </w:pPr>
+      <w:r>
+        <w:rPr>
+          <w:bCs/>
+          <w:b/>
+        </w:rPr>
+        <w:t xml:space="preserve">CU-06 (HU-06) — Consultar historial de asignaciones.</w:t>
       </w:r>
       <w:r>
         <w:t xml:space="preserve"> </w:t>
@@ -8994,13 +9063,35 @@
           <w:iCs/>
           <w:i/>
         </w:rPr>
-        <w:t xml:space="preserve">Flujo alterno:</w:t>
-      </w:r>
-      <w:r>
-        <w:t xml:space="preserve"> </w:t>
-      </w:r>
-      <w:r>
-        <w:t xml:space="preserve">intento de crear actividad sin etapa válida → rechazado.</w:t>
+        <w:t xml:space="preserve">Actor:</w:t>
+      </w:r>
+      <w:r>
+        <w:t xml:space="preserve"> </w:t>
+      </w:r>
+      <w:r>
+        <w:t xml:space="preserve">Administrador.</w:t>
+      </w:r>
+      <w:r>
+        <w:t xml:space="preserve"> </w:t>
+      </w:r>
+      <w:r>
+        <w:rPr>
+          <w:iCs/>
+          <w:i/>
+        </w:rPr>
+        <w:t xml:space="preserve">Flujo principal:</w:t>
+      </w:r>
+      <w:r>
+        <w:t xml:space="preserve"> </w:t>
+      </w:r>
+      <w:r>
+        <w:t xml:space="preserve">busca un trabajador y visualiza el listado de proyectos, fechas de</w:t>
+      </w:r>
+      <w:r>
+        <w:t xml:space="preserve"> </w:t>
+      </w:r>
+      <w:r>
+        <w:t xml:space="preserve">inicio y fin.</w:t>
       </w:r>
     </w:p>
     <w:p>
@@ -9012,7 +9103,7 @@
           <w:bCs/>
           <w:b/>
         </w:rPr>
-        <w:t xml:space="preserve">Épica 3: Personal y asignaciones</w:t>
+        <w:t xml:space="preserve">Épica 4: Inventario de materiales</w:t>
       </w:r>
     </w:p>
     <w:p>
@@ -9028,7 +9119,7 @@
           <w:bCs/>
           <w:b/>
         </w:rPr>
-        <w:t xml:space="preserve">CU-04 (HU-04) — Registrar personal.</w:t>
+        <w:t xml:space="preserve">CU-07 (HU-07) — Mantener catálogo de materiales.</w:t>
       </w:r>
       <w:r>
         <w:t xml:space="preserve"> </w:t>
@@ -9044,7 +9135,7 @@
         <w:t xml:space="preserve"> </w:t>
       </w:r>
       <w:r>
-        <w:t xml:space="preserve">Administrador.</w:t>
+        <w:t xml:space="preserve">Encargado de bodega.</w:t>
       </w:r>
       <w:r>
         <w:t xml:space="preserve"> </w:t>
@@ -9060,7 +9151,13 @@
         <w:t xml:space="preserve"> </w:t>
       </w:r>
       <w:r>
-        <w:t xml:space="preserve">registra datos de contacto, cargo, especialidad y fecha de contratación.</w:t>
+        <w:t xml:space="preserve">crea/edita/consulta materiales con código, categoría, unidad,</w:t>
+      </w:r>
+      <w:r>
+        <w:t xml:space="preserve"> </w:t>
+      </w:r>
+      <w:r>
+        <w:t xml:space="preserve">costo de referencia y nivel mínimo.</w:t>
       </w:r>
     </w:p>
     <w:p>
@@ -9076,7 +9173,7 @@
           <w:bCs/>
           <w:b/>
         </w:rPr>
-        <w:t xml:space="preserve">CU-05 (HU-05) — Asignar responsable a proyecto/actividad.</w:t>
+        <w:t xml:space="preserve">CU-08 (HU-08) — Solicitar materiales.</w:t>
       </w:r>
       <w:r>
         <w:t xml:space="preserve"> </w:t>
@@ -9092,7 +9189,7 @@
         <w:t xml:space="preserve"> </w:t>
       </w:r>
       <w:r>
-        <w:t xml:space="preserve">Administrador.</w:t>
+        <w:t xml:space="preserve">Maestro de obra.</w:t>
       </w:r>
       <w:r>
         <w:t xml:space="preserve"> </w:t>
@@ -9102,19 +9199,13 @@
           <w:iCs/>
           <w:i/>
         </w:rPr>
-        <w:t xml:space="preserve">Flujo principal:</w:t>
-      </w:r>
-      <w:r>
-        <w:t xml:space="preserve"> </w:t>
-      </w:r>
-      <w:r>
-        <w:t xml:space="preserve">selecciona trabajador, proyecto o actividad y fecha de inicio; el</w:t>
-      </w:r>
-      <w:r>
-        <w:t xml:space="preserve"> </w:t>
-      </w:r>
-      <w:r>
-        <w:t xml:space="preserve">sistema registra la asignación como ACTIVO.</w:t>
+        <w:t xml:space="preserve">Precondición:</w:t>
+      </w:r>
+      <w:r>
+        <w:t xml:space="preserve"> </w:t>
+      </w:r>
+      <w:r>
+        <w:t xml:space="preserve">el proyecto y el material existen.</w:t>
       </w:r>
       <w:r>
         <w:t xml:space="preserve"> </w:t>
@@ -9124,19 +9215,41 @@
           <w:iCs/>
           <w:i/>
         </w:rPr>
+        <w:t xml:space="preserve">Flujo principal:</w:t>
+      </w:r>
+      <w:r>
+        <w:t xml:space="preserve"> </w:t>
+      </w:r>
+      <w:r>
+        <w:t xml:space="preserve">solicita cantidad de un material</w:t>
+      </w:r>
+      <w:r>
+        <w:t xml:space="preserve"> </w:t>
+      </w:r>
+      <w:r>
+        <w:t xml:space="preserve">para el proyecto.</w:t>
+      </w:r>
+      <w:r>
+        <w:t xml:space="preserve"> </w:t>
+      </w:r>
+      <w:r>
+        <w:rPr>
+          <w:iCs/>
+          <w:i/>
+        </w:rPr>
         <w:t xml:space="preserve">Flujo alterno:</w:t>
       </w:r>
       <w:r>
         <w:t xml:space="preserve"> </w:t>
       </w:r>
       <w:r>
-        <w:t xml:space="preserve">define fecha fin</w:t>
-      </w:r>
-      <w:r>
-        <w:t xml:space="preserve"> </w:t>
-      </w:r>
-      <w:r>
-        <w:t xml:space="preserve">programada para cerrar el periodo.</w:t>
+        <w:t xml:space="preserve">existencia insuficiente → la solicitud no descuenta</w:t>
+      </w:r>
+      <w:r>
+        <w:t xml:space="preserve"> </w:t>
+      </w:r>
+      <w:r>
+        <w:t xml:space="preserve">inventario.</w:t>
       </w:r>
     </w:p>
     <w:p>
@@ -9152,7 +9265,7 @@
           <w:bCs/>
           <w:b/>
         </w:rPr>
-        <w:t xml:space="preserve">CU-06 (HU-06) — Consultar historial de asignaciones.</w:t>
+        <w:t xml:space="preserve">CU-09 (HU-09) — Devolver materiales sobrantes.</w:t>
       </w:r>
       <w:r>
         <w:t xml:space="preserve"> </w:t>
@@ -9168,7 +9281,7 @@
         <w:t xml:space="preserve"> </w:t>
       </w:r>
       <w:r>
-        <w:t xml:space="preserve">Administrador.</w:t>
+        <w:t xml:space="preserve">Encargado de bodega.</w:t>
       </w:r>
       <w:r>
         <w:t xml:space="preserve"> </w:t>
@@ -9178,31 +9291,373 @@
           <w:iCs/>
           <w:i/>
         </w:rPr>
+        <w:t xml:space="preserve">Precondición:</w:t>
+      </w:r>
+      <w:r>
+        <w:t xml:space="preserve"> </w:t>
+      </w:r>
+      <w:r>
+        <w:t xml:space="preserve">existe una solicitud previa del proyecto.</w:t>
+      </w:r>
+      <w:r>
+        <w:t xml:space="preserve"> </w:t>
+      </w:r>
+      <w:r>
+        <w:rPr>
+          <w:iCs/>
+          <w:i/>
+        </w:rPr>
         <w:t xml:space="preserve">Flujo principal:</w:t>
       </w:r>
       <w:r>
         <w:t xml:space="preserve"> </w:t>
       </w:r>
       <w:r>
-        <w:t xml:space="preserve">busca un trabajador y visualiza el listado de proyectos, fechas de</w:t>
-      </w:r>
-      <w:r>
-        <w:t xml:space="preserve"> </w:t>
-      </w:r>
-      <w:r>
-        <w:t xml:space="preserve">inicio y fin.</w:t>
-      </w:r>
-    </w:p>
-    <w:p>
-      <w:pPr>
-        <w:pStyle w:val="FirstParagraph"/>
+        <w:t xml:space="preserve">registra</w:t>
+      </w:r>
+      <w:r>
+        <w:t xml:space="preserve"> </w:t>
+      </w:r>
+      <w:r>
+        <w:t xml:space="preserve">la devolución vinculada a la solicitud; el inventario disponible se actualiza.</w:t>
+      </w:r>
+    </w:p>
+    <w:p>
+      <w:pPr>
+        <w:numPr>
+          <w:ilvl w:val="0"/>
+          <w:numId w:val="1017"/>
+        </w:numPr>
+        <w:pStyle w:val="Compact"/>
       </w:pPr>
       <w:r>
         <w:rPr>
           <w:bCs/>
           <w:b/>
         </w:rPr>
-        <w:t xml:space="preserve">Épica 4: Inventario de materiales</w:t>
+        <w:t xml:space="preserve">CU-19 (HU-19) — Ingresar materiales al inventario.</w:t>
+      </w:r>
+      <w:r>
+        <w:t xml:space="preserve"> </w:t>
+      </w:r>
+      <w:r>
+        <w:rPr>
+          <w:iCs/>
+          <w:i/>
+        </w:rPr>
+        <w:t xml:space="preserve">Actor:</w:t>
+      </w:r>
+      <w:r>
+        <w:t xml:space="preserve"> </w:t>
+      </w:r>
+      <w:r>
+        <w:t xml:space="preserve">Encargado de bodega.</w:t>
+      </w:r>
+      <w:r>
+        <w:t xml:space="preserve"> </w:t>
+      </w:r>
+      <w:r>
+        <w:rPr>
+          <w:iCs/>
+          <w:i/>
+        </w:rPr>
+        <w:t xml:space="preserve">Flujo principal:</w:t>
+      </w:r>
+      <w:r>
+        <w:t xml:space="preserve"> </w:t>
+      </w:r>
+      <w:r>
+        <w:t xml:space="preserve">registra cantidad, fecha, proveedor, costo y responsable de un</w:t>
+      </w:r>
+      <w:r>
+        <w:t xml:space="preserve"> </w:t>
+      </w:r>
+      <w:r>
+        <w:t xml:space="preserve">ingreso de mercancía.</w:t>
+      </w:r>
+    </w:p>
+    <w:p>
+      <w:pPr>
+        <w:numPr>
+          <w:ilvl w:val="0"/>
+          <w:numId w:val="1017"/>
+        </w:numPr>
+        <w:pStyle w:val="Compact"/>
+      </w:pPr>
+      <w:r>
+        <w:rPr>
+          <w:bCs/>
+          <w:b/>
+        </w:rPr>
+        <w:t xml:space="preserve">CU-20 (HU-20) — Registrar consumo real de materiales.</w:t>
+      </w:r>
+      <w:r>
+        <w:t xml:space="preserve"> </w:t>
+      </w:r>
+      <w:r>
+        <w:rPr>
+          <w:iCs/>
+          <w:i/>
+        </w:rPr>
+        <w:t xml:space="preserve">Actor:</w:t>
+      </w:r>
+      <w:r>
+        <w:t xml:space="preserve"> </w:t>
+      </w:r>
+      <w:r>
+        <w:t xml:space="preserve">Maestro de obra.</w:t>
+      </w:r>
+      <w:r>
+        <w:t xml:space="preserve"> </w:t>
+      </w:r>
+      <w:r>
+        <w:rPr>
+          <w:iCs/>
+          <w:i/>
+        </w:rPr>
+        <w:t xml:space="preserve">Flujo principal:</w:t>
+      </w:r>
+      <w:r>
+        <w:t xml:space="preserve"> </w:t>
+      </w:r>
+      <w:r>
+        <w:t xml:space="preserve">registra el consumo de un material en una actividad; las</w:t>
+      </w:r>
+      <w:r>
+        <w:t xml:space="preserve"> </w:t>
+      </w:r>
+      <w:r>
+        <w:t xml:space="preserve">existencias se descuentan automáticamente.</w:t>
+      </w:r>
+    </w:p>
+    <w:p>
+      <w:pPr>
+        <w:numPr>
+          <w:ilvl w:val="0"/>
+          <w:numId w:val="1017"/>
+        </w:numPr>
+        <w:pStyle w:val="Compact"/>
+      </w:pPr>
+      <w:r>
+        <w:rPr>
+          <w:bCs/>
+          <w:b/>
+        </w:rPr>
+        <w:t xml:space="preserve">CU-26 (HU-26) — Registrar salida efectiva de materiales.</w:t>
+      </w:r>
+      <w:r>
+        <w:t xml:space="preserve"> </w:t>
+      </w:r>
+      <w:r>
+        <w:rPr>
+          <w:iCs/>
+          <w:i/>
+        </w:rPr>
+        <w:t xml:space="preserve">Actor:</w:t>
+      </w:r>
+      <w:r>
+        <w:t xml:space="preserve"> </w:t>
+      </w:r>
+      <w:r>
+        <w:t xml:space="preserve">Encargado de</w:t>
+      </w:r>
+      <w:r>
+        <w:t xml:space="preserve"> </w:t>
+      </w:r>
+      <w:r>
+        <w:t xml:space="preserve">bodega.</w:t>
+      </w:r>
+      <w:r>
+        <w:t xml:space="preserve"> </w:t>
+      </w:r>
+      <w:r>
+        <w:rPr>
+          <w:iCs/>
+          <w:i/>
+        </w:rPr>
+        <w:t xml:space="preserve">Precondición:</w:t>
+      </w:r>
+      <w:r>
+        <w:t xml:space="preserve"> </w:t>
+      </w:r>
+      <w:r>
+        <w:t xml:space="preserve">existe una solicitud registrada del proyecto.</w:t>
+      </w:r>
+      <w:r>
+        <w:t xml:space="preserve"> </w:t>
+      </w:r>
+      <w:r>
+        <w:rPr>
+          <w:iCs/>
+          <w:i/>
+        </w:rPr>
+        <w:t xml:space="preserve">Flujo</w:t>
+      </w:r>
+      <w:r>
+        <w:rPr>
+          <w:iCs/>
+          <w:i/>
+        </w:rPr>
+        <w:t xml:space="preserve"> </w:t>
+      </w:r>
+      <w:r>
+        <w:rPr>
+          <w:iCs/>
+          <w:i/>
+        </w:rPr>
+        <w:t xml:space="preserve">principal:</w:t>
+      </w:r>
+      <w:r>
+        <w:t xml:space="preserve"> </w:t>
+      </w:r>
+      <w:r>
+        <w:t xml:space="preserve">despacha materiales vinculados a la solicitud.</w:t>
+      </w:r>
+      <w:r>
+        <w:t xml:space="preserve"> </w:t>
+      </w:r>
+      <w:r>
+        <w:rPr>
+          <w:iCs/>
+          <w:i/>
+        </w:rPr>
+        <w:t xml:space="preserve">Flujo alterno:</w:t>
+      </w:r>
+      <w:r>
+        <w:t xml:space="preserve"> </w:t>
+      </w:r>
+      <w:r>
+        <w:t xml:space="preserve">cantidad</w:t>
+      </w:r>
+      <w:r>
+        <w:t xml:space="preserve"> </w:t>
+      </w:r>
+      <w:r>
+        <w:t xml:space="preserve">despachada mayor a la solicitada o a las existencias → rechazado.</w:t>
+      </w:r>
+    </w:p>
+    <w:p>
+      <w:pPr>
+        <w:numPr>
+          <w:ilvl w:val="0"/>
+          <w:numId w:val="1017"/>
+        </w:numPr>
+        <w:pStyle w:val="Compact"/>
+      </w:pPr>
+      <w:r>
+        <w:rPr>
+          <w:bCs/>
+          <w:b/>
+        </w:rPr>
+        <w:t xml:space="preserve">CU-29 (HU-29) — Trasladar materiales entre almacenes.</w:t>
+      </w:r>
+      <w:r>
+        <w:t xml:space="preserve"> </w:t>
+      </w:r>
+      <w:r>
+        <w:rPr>
+          <w:iCs/>
+          <w:i/>
+        </w:rPr>
+        <w:t xml:space="preserve">Actor:</w:t>
+      </w:r>
+      <w:r>
+        <w:t xml:space="preserve"> </w:t>
+      </w:r>
+      <w:r>
+        <w:t xml:space="preserve">Encargado de</w:t>
+      </w:r>
+      <w:r>
+        <w:t xml:space="preserve"> </w:t>
+      </w:r>
+      <w:r>
+        <w:t xml:space="preserve">bodega.</w:t>
+      </w:r>
+      <w:r>
+        <w:t xml:space="preserve"> </w:t>
+      </w:r>
+      <w:r>
+        <w:rPr>
+          <w:iCs/>
+          <w:i/>
+        </w:rPr>
+        <w:t xml:space="preserve">Precondición:</w:t>
+      </w:r>
+      <w:r>
+        <w:t xml:space="preserve"> </w:t>
+      </w:r>
+      <w:r>
+        <w:t xml:space="preserve">el material existe en el almacén de origen con existencia</w:t>
+      </w:r>
+      <w:r>
+        <w:t xml:space="preserve"> </w:t>
+      </w:r>
+      <w:r>
+        <w:t xml:space="preserve">suficiente.</w:t>
+      </w:r>
+      <w:r>
+        <w:t xml:space="preserve"> </w:t>
+      </w:r>
+      <w:r>
+        <w:rPr>
+          <w:iCs/>
+          <w:i/>
+        </w:rPr>
+        <w:t xml:space="preserve">Flujo principal:</w:t>
+      </w:r>
+      <w:r>
+        <w:t xml:space="preserve"> </w:t>
+      </w:r>
+      <w:r>
+        <w:t xml:space="preserve">selecciona almacén de origen, almacén de destino,</w:t>
+      </w:r>
+      <w:r>
+        <w:t xml:space="preserve"> </w:t>
+      </w:r>
+      <w:r>
+        <w:t xml:space="preserve">material y cantidad; el sistema descuenta del origen y suma al destino.</w:t>
+      </w:r>
+      <w:r>
+        <w:t xml:space="preserve"> </w:t>
+      </w:r>
+      <w:r>
+        <w:rPr>
+          <w:iCs/>
+          <w:i/>
+        </w:rPr>
+        <w:t xml:space="preserve">Flujo</w:t>
+      </w:r>
+      <w:r>
+        <w:rPr>
+          <w:iCs/>
+          <w:i/>
+        </w:rPr>
+        <w:t xml:space="preserve"> </w:t>
+      </w:r>
+      <w:r>
+        <w:rPr>
+          <w:iCs/>
+          <w:i/>
+        </w:rPr>
+        <w:t xml:space="preserve">alterno:</w:t>
+      </w:r>
+      <w:r>
+        <w:t xml:space="preserve"> </w:t>
+      </w:r>
+      <w:r>
+        <w:t xml:space="preserve">cantidad mayor a la existencia en origen → rechazado.</w:t>
+      </w:r>
+    </w:p>
+    <w:p>
+      <w:pPr>
+        <w:pStyle w:val="FirstParagraph"/>
+      </w:pPr>
+      <w:r>
+        <w:rPr>
+          <w:bCs/>
+          <w:b/>
+        </w:rPr>
+        <w:t xml:space="preserve">Épica 5: Inventario de herramientas</w:t>
       </w:r>
     </w:p>
     <w:p>
@@ -9218,7 +9673,7 @@
           <w:bCs/>
           <w:b/>
         </w:rPr>
-        <w:t xml:space="preserve">CU-07 (HU-07) — Mantener catálogo de materiales.</w:t>
+        <w:t xml:space="preserve">CU-10 (HU-10) — Mantener catálogo de herramientas.</w:t>
       </w:r>
       <w:r>
         <w:t xml:space="preserve"> </w:t>
@@ -9250,13 +9705,13 @@
         <w:t xml:space="preserve"> </w:t>
       </w:r>
       <w:r>
-        <w:t xml:space="preserve">crea/edita/consulta materiales con código, categoría, unidad,</w:t>
-      </w:r>
-      <w:r>
-        <w:t xml:space="preserve"> </w:t>
-      </w:r>
-      <w:r>
-        <w:t xml:space="preserve">costo de referencia y nivel mínimo.</w:t>
+        <w:t xml:space="preserve">crea/edita/consulta herramientas con su estado operativo (excelente</w:t>
+      </w:r>
+      <w:r>
+        <w:t xml:space="preserve"> </w:t>
+      </w:r>
+      <w:r>
+        <w:t xml:space="preserve">a dañada), su disponibilidad (disponible, prestada, en traslado, baja) y su almacén.</w:t>
       </w:r>
     </w:p>
     <w:p>
@@ -9272,7 +9727,7 @@
           <w:bCs/>
           <w:b/>
         </w:rPr>
-        <w:t xml:space="preserve">CU-08 (HU-08) — Solicitar materiales.</w:t>
+        <w:t xml:space="preserve">CU-11 (HU-11) — Entregar herramienta a trabajador.</w:t>
       </w:r>
       <w:r>
         <w:t xml:space="preserve"> </w:t>
@@ -9288,7 +9743,7 @@
         <w:t xml:space="preserve"> </w:t>
       </w:r>
       <w:r>
-        <w:t xml:space="preserve">Maestro de obra.</w:t>
+        <w:t xml:space="preserve">Encargado de bodega.</w:t>
       </w:r>
       <w:r>
         <w:t xml:space="preserve"> </w:t>
@@ -9298,57 +9753,19 @@
           <w:iCs/>
           <w:i/>
         </w:rPr>
-        <w:t xml:space="preserve">Precondición:</w:t>
-      </w:r>
-      <w:r>
-        <w:t xml:space="preserve"> </w:t>
-      </w:r>
-      <w:r>
-        <w:t xml:space="preserve">el proyecto y el material existen.</w:t>
-      </w:r>
-      <w:r>
-        <w:t xml:space="preserve"> </w:t>
-      </w:r>
-      <w:r>
-        <w:rPr>
-          <w:iCs/>
-          <w:i/>
-        </w:rPr>
         <w:t xml:space="preserve">Flujo principal:</w:t>
       </w:r>
       <w:r>
         <w:t xml:space="preserve"> </w:t>
       </w:r>
       <w:r>
-        <w:t xml:space="preserve">solicita cantidad de un material</w:t>
-      </w:r>
-      <w:r>
-        <w:t xml:space="preserve"> </w:t>
-      </w:r>
-      <w:r>
-        <w:t xml:space="preserve">para el proyecto.</w:t>
-      </w:r>
-      <w:r>
-        <w:t xml:space="preserve"> </w:t>
-      </w:r>
-      <w:r>
-        <w:rPr>
-          <w:iCs/>
-          <w:i/>
-        </w:rPr>
-        <w:t xml:space="preserve">Flujo alterno:</w:t>
-      </w:r>
-      <w:r>
-        <w:t xml:space="preserve"> </w:t>
-      </w:r>
-      <w:r>
-        <w:t xml:space="preserve">existencia insuficiente → la solicitud no descuenta</w:t>
-      </w:r>
-      <w:r>
-        <w:t xml:space="preserve"> </w:t>
-      </w:r>
-      <w:r>
-        <w:t xml:space="preserve">inventario.</w:t>
+        <w:t xml:space="preserve">registra trabajador, herramienta y fecha de entrega; la herramienta</w:t>
+      </w:r>
+      <w:r>
+        <w:t xml:space="preserve"> </w:t>
+      </w:r>
+      <w:r>
+        <w:t xml:space="preserve">pasa a disponibilidad PRESTADA.</w:t>
       </w:r>
     </w:p>
     <w:p>
@@ -9364,7 +9781,7 @@
           <w:bCs/>
           <w:b/>
         </w:rPr>
-        <w:t xml:space="preserve">CU-09 (HU-09) — Devolver materiales sobrantes.</w:t>
+        <w:t xml:space="preserve">CU-12 (HU-12) — Registrar devolución de herramienta.</w:t>
       </w:r>
       <w:r>
         <w:t xml:space="preserve"> </w:t>
@@ -9390,35 +9807,13 @@
           <w:iCs/>
           <w:i/>
         </w:rPr>
-        <w:t xml:space="preserve">Precondición:</w:t>
-      </w:r>
-      <w:r>
-        <w:t xml:space="preserve"> </w:t>
-      </w:r>
-      <w:r>
-        <w:t xml:space="preserve">existe una solicitud previa del proyecto.</w:t>
-      </w:r>
-      <w:r>
-        <w:t xml:space="preserve"> </w:t>
-      </w:r>
-      <w:r>
-        <w:rPr>
-          <w:iCs/>
-          <w:i/>
-        </w:rPr>
         <w:t xml:space="preserve">Flujo principal:</w:t>
       </w:r>
       <w:r>
         <w:t xml:space="preserve"> </w:t>
       </w:r>
       <w:r>
-        <w:t xml:space="preserve">registra</w:t>
-      </w:r>
-      <w:r>
-        <w:t xml:space="preserve"> </w:t>
-      </w:r>
-      <w:r>
-        <w:t xml:space="preserve">la devolución vinculada a la solicitud; el inventario disponible se actualiza.</w:t>
+        <w:t xml:space="preserve">registra fecha de devolución; la herramienta vuelve a DISPONIBLE.</w:t>
       </w:r>
     </w:p>
     <w:p>
@@ -9434,7 +9829,7 @@
           <w:bCs/>
           <w:b/>
         </w:rPr>
-        <w:t xml:space="preserve">CU-19 (HU-19) — Ingresar materiales al inventario.</w:t>
+        <w:t xml:space="preserve">CU-27 (HU-27) — Consultar historial de movimientos de herramienta.</w:t>
       </w:r>
       <w:r>
         <w:t xml:space="preserve"> </w:t>
@@ -9466,297 +9861,25 @@
         <w:t xml:space="preserve"> </w:t>
       </w:r>
       <w:r>
-        <w:t xml:space="preserve">registra cantidad, fecha, proveedor, costo y responsable de un</w:t>
-      </w:r>
-      <w:r>
-        <w:t xml:space="preserve"> </w:t>
-      </w:r>
-      <w:r>
-        <w:t xml:space="preserve">ingreso de mercancía.</w:t>
-      </w:r>
-    </w:p>
-    <w:p>
-      <w:pPr>
-        <w:numPr>
-          <w:ilvl w:val="0"/>
-          <w:numId w:val="1018"/>
-        </w:numPr>
-        <w:pStyle w:val="Compact"/>
+        <w:t xml:space="preserve">consulta el listado cronológico de</w:t>
+      </w:r>
+      <w:r>
+        <w:t xml:space="preserve"> </w:t>
+      </w:r>
+      <w:r>
+        <w:t xml:space="preserve">entregas/devoluciones/estados de una herramienta.</w:t>
+      </w:r>
+    </w:p>
+    <w:p>
+      <w:pPr>
+        <w:pStyle w:val="FirstParagraph"/>
       </w:pPr>
       <w:r>
         <w:rPr>
           <w:bCs/>
           <w:b/>
         </w:rPr>
-        <w:t xml:space="preserve">CU-20 (HU-20) — Registrar consumo real de materiales.</w:t>
-      </w:r>
-      <w:r>
-        <w:t xml:space="preserve"> </w:t>
-      </w:r>
-      <w:r>
-        <w:rPr>
-          <w:iCs/>
-          <w:i/>
-        </w:rPr>
-        <w:t xml:space="preserve">Actor:</w:t>
-      </w:r>
-      <w:r>
-        <w:t xml:space="preserve"> </w:t>
-      </w:r>
-      <w:r>
-        <w:t xml:space="preserve">Maestro de obra.</w:t>
-      </w:r>
-      <w:r>
-        <w:t xml:space="preserve"> </w:t>
-      </w:r>
-      <w:r>
-        <w:rPr>
-          <w:iCs/>
-          <w:i/>
-        </w:rPr>
-        <w:t xml:space="preserve">Flujo principal:</w:t>
-      </w:r>
-      <w:r>
-        <w:t xml:space="preserve"> </w:t>
-      </w:r>
-      <w:r>
-        <w:t xml:space="preserve">registra el consumo de un material en una actividad; las</w:t>
-      </w:r>
-      <w:r>
-        <w:t xml:space="preserve"> </w:t>
-      </w:r>
-      <w:r>
-        <w:t xml:space="preserve">existencias se descuentan automáticamente.</w:t>
-      </w:r>
-    </w:p>
-    <w:p>
-      <w:pPr>
-        <w:numPr>
-          <w:ilvl w:val="0"/>
-          <w:numId w:val="1018"/>
-        </w:numPr>
-        <w:pStyle w:val="Compact"/>
-      </w:pPr>
-      <w:r>
-        <w:rPr>
-          <w:bCs/>
-          <w:b/>
-        </w:rPr>
-        <w:t xml:space="preserve">CU-26 (HU-26) — Registrar salida efectiva de materiales.</w:t>
-      </w:r>
-      <w:r>
-        <w:t xml:space="preserve"> </w:t>
-      </w:r>
-      <w:r>
-        <w:rPr>
-          <w:iCs/>
-          <w:i/>
-        </w:rPr>
-        <w:t xml:space="preserve">Actor:</w:t>
-      </w:r>
-      <w:r>
-        <w:t xml:space="preserve"> </w:t>
-      </w:r>
-      <w:r>
-        <w:t xml:space="preserve">Encargado de</w:t>
-      </w:r>
-      <w:r>
-        <w:t xml:space="preserve"> </w:t>
-      </w:r>
-      <w:r>
-        <w:t xml:space="preserve">bodega.</w:t>
-      </w:r>
-      <w:r>
-        <w:t xml:space="preserve"> </w:t>
-      </w:r>
-      <w:r>
-        <w:rPr>
-          <w:iCs/>
-          <w:i/>
-        </w:rPr>
-        <w:t xml:space="preserve">Precondición:</w:t>
-      </w:r>
-      <w:r>
-        <w:t xml:space="preserve"> </w:t>
-      </w:r>
-      <w:r>
-        <w:t xml:space="preserve">existe una solicitud registrada del proyecto.</w:t>
-      </w:r>
-      <w:r>
-        <w:t xml:space="preserve"> </w:t>
-      </w:r>
-      <w:r>
-        <w:rPr>
-          <w:iCs/>
-          <w:i/>
-        </w:rPr>
-        <w:t xml:space="preserve">Flujo</w:t>
-      </w:r>
-      <w:r>
-        <w:rPr>
-          <w:iCs/>
-          <w:i/>
-        </w:rPr>
-        <w:t xml:space="preserve"> </w:t>
-      </w:r>
-      <w:r>
-        <w:rPr>
-          <w:iCs/>
-          <w:i/>
-        </w:rPr>
-        <w:t xml:space="preserve">principal:</w:t>
-      </w:r>
-      <w:r>
-        <w:t xml:space="preserve"> </w:t>
-      </w:r>
-      <w:r>
-        <w:t xml:space="preserve">despacha materiales vinculados a la solicitud.</w:t>
-      </w:r>
-      <w:r>
-        <w:t xml:space="preserve"> </w:t>
-      </w:r>
-      <w:r>
-        <w:rPr>
-          <w:iCs/>
-          <w:i/>
-        </w:rPr>
-        <w:t xml:space="preserve">Flujo alterno:</w:t>
-      </w:r>
-      <w:r>
-        <w:t xml:space="preserve"> </w:t>
-      </w:r>
-      <w:r>
-        <w:t xml:space="preserve">cantidad</w:t>
-      </w:r>
-      <w:r>
-        <w:t xml:space="preserve"> </w:t>
-      </w:r>
-      <w:r>
-        <w:t xml:space="preserve">despachada mayor a la solicitada o a las existencias → rechazado.</w:t>
-      </w:r>
-    </w:p>
-    <w:p>
-      <w:pPr>
-        <w:numPr>
-          <w:ilvl w:val="0"/>
-          <w:numId w:val="1018"/>
-        </w:numPr>
-        <w:pStyle w:val="Compact"/>
-      </w:pPr>
-      <w:r>
-        <w:rPr>
-          <w:bCs/>
-          <w:b/>
-        </w:rPr>
-        <w:t xml:space="preserve">CU-29 (HU-29) — Trasladar materiales entre almacenes.</w:t>
-      </w:r>
-      <w:r>
-        <w:t xml:space="preserve"> </w:t>
-      </w:r>
-      <w:r>
-        <w:rPr>
-          <w:iCs/>
-          <w:i/>
-        </w:rPr>
-        <w:t xml:space="preserve">Actor:</w:t>
-      </w:r>
-      <w:r>
-        <w:t xml:space="preserve"> </w:t>
-      </w:r>
-      <w:r>
-        <w:t xml:space="preserve">Encargado de</w:t>
-      </w:r>
-      <w:r>
-        <w:t xml:space="preserve"> </w:t>
-      </w:r>
-      <w:r>
-        <w:t xml:space="preserve">bodega.</w:t>
-      </w:r>
-      <w:r>
-        <w:t xml:space="preserve"> </w:t>
-      </w:r>
-      <w:r>
-        <w:rPr>
-          <w:iCs/>
-          <w:i/>
-        </w:rPr>
-        <w:t xml:space="preserve">Precondición:</w:t>
-      </w:r>
-      <w:r>
-        <w:t xml:space="preserve"> </w:t>
-      </w:r>
-      <w:r>
-        <w:t xml:space="preserve">el material existe en el almacén de origen con existencia</w:t>
-      </w:r>
-      <w:r>
-        <w:t xml:space="preserve"> </w:t>
-      </w:r>
-      <w:r>
-        <w:t xml:space="preserve">suficiente.</w:t>
-      </w:r>
-      <w:r>
-        <w:t xml:space="preserve"> </w:t>
-      </w:r>
-      <w:r>
-        <w:rPr>
-          <w:iCs/>
-          <w:i/>
-        </w:rPr>
-        <w:t xml:space="preserve">Flujo principal:</w:t>
-      </w:r>
-      <w:r>
-        <w:t xml:space="preserve"> </w:t>
-      </w:r>
-      <w:r>
-        <w:t xml:space="preserve">selecciona almacén de origen, almacén de destino,</w:t>
-      </w:r>
-      <w:r>
-        <w:t xml:space="preserve"> </w:t>
-      </w:r>
-      <w:r>
-        <w:t xml:space="preserve">material y cantidad; el sistema descuenta del origen y suma al destino.</w:t>
-      </w:r>
-      <w:r>
-        <w:t xml:space="preserve"> </w:t>
-      </w:r>
-      <w:r>
-        <w:rPr>
-          <w:iCs/>
-          <w:i/>
-        </w:rPr>
-        <w:t xml:space="preserve">Flujo</w:t>
-      </w:r>
-      <w:r>
-        <w:rPr>
-          <w:iCs/>
-          <w:i/>
-        </w:rPr>
-        <w:t xml:space="preserve"> </w:t>
-      </w:r>
-      <w:r>
-        <w:rPr>
-          <w:iCs/>
-          <w:i/>
-        </w:rPr>
-        <w:t xml:space="preserve">alterno:</w:t>
-      </w:r>
-      <w:r>
-        <w:t xml:space="preserve"> </w:t>
-      </w:r>
-      <w:r>
-        <w:t xml:space="preserve">cantidad mayor a la existencia en origen → rechazado.</w:t>
-      </w:r>
-    </w:p>
-    <w:p>
-      <w:pPr>
-        <w:pStyle w:val="FirstParagraph"/>
-      </w:pPr>
-      <w:r>
-        <w:rPr>
-          <w:bCs/>
-          <w:b/>
-        </w:rPr>
-        <w:t xml:space="preserve">Épica 5: Inventario de herramientas</w:t>
+        <w:t xml:space="preserve">Épica 6: Proveedores y servicios externos</w:t>
       </w:r>
     </w:p>
     <w:p>
@@ -9772,7 +9895,7 @@
           <w:bCs/>
           <w:b/>
         </w:rPr>
-        <w:t xml:space="preserve">CU-10 (HU-10) — Mantener catálogo de herramientas.</w:t>
+        <w:t xml:space="preserve">CU-13 (HU-13) — Registrar proveedores y servicios.</w:t>
       </w:r>
       <w:r>
         <w:t xml:space="preserve"> </w:t>
@@ -9788,7 +9911,7 @@
         <w:t xml:space="preserve"> </w:t>
       </w:r>
       <w:r>
-        <w:t xml:space="preserve">Encargado de bodega.</w:t>
+        <w:t xml:space="preserve">Administrador.</w:t>
       </w:r>
       <w:r>
         <w:t xml:space="preserve"> </w:t>
@@ -9804,13 +9927,13 @@
         <w:t xml:space="preserve"> </w:t>
       </w:r>
       <w:r>
-        <w:t xml:space="preserve">crea/edita/consulta herramientas con su estado operativo (excelente</w:t>
-      </w:r>
-      <w:r>
-        <w:t xml:space="preserve"> </w:t>
-      </w:r>
-      <w:r>
-        <w:t xml:space="preserve">a dañada), su disponibilidad (disponible, prestada, en traslado, baja) y su almacén.</w:t>
+        <w:t xml:space="preserve">registra datos del proveedor y contacto; asocia servicios a uno o</w:t>
+      </w:r>
+      <w:r>
+        <w:t xml:space="preserve"> </w:t>
+      </w:r>
+      <w:r>
+        <w:t xml:space="preserve">más proyectos.</w:t>
       </w:r>
     </w:p>
     <w:p>
@@ -9826,7 +9949,7 @@
           <w:bCs/>
           <w:b/>
         </w:rPr>
-        <w:t xml:space="preserve">CU-11 (HU-11) — Entregar herramienta a trabajador.</w:t>
+        <w:t xml:space="preserve">CU-28 (HU-28) — Registrar detalle de servicio externo contratado.</w:t>
       </w:r>
       <w:r>
         <w:t xml:space="preserve"> </w:t>
@@ -9842,7 +9965,7 @@
         <w:t xml:space="preserve"> </w:t>
       </w:r>
       <w:r>
-        <w:t xml:space="preserve">Encargado de bodega.</w:t>
+        <w:t xml:space="preserve">Administrador.</w:t>
       </w:r>
       <w:r>
         <w:t xml:space="preserve"> </w:t>
@@ -9858,127 +9981,25 @@
         <w:t xml:space="preserve"> </w:t>
       </w:r>
       <w:r>
-        <w:t xml:space="preserve">registra trabajador, herramienta y fecha de entrega; la herramienta</w:t>
-      </w:r>
-      <w:r>
-        <w:t xml:space="preserve"> </w:t>
-      </w:r>
-      <w:r>
-        <w:t xml:space="preserve">pasa a disponibilidad PRESTADA.</w:t>
-      </w:r>
-    </w:p>
-    <w:p>
-      <w:pPr>
-        <w:numPr>
-          <w:ilvl w:val="0"/>
-          <w:numId w:val="1019"/>
-        </w:numPr>
-        <w:pStyle w:val="Compact"/>
+        <w:t xml:space="preserve">registra encargado, proyecto/actividad, fechas y</w:t>
+      </w:r>
+      <w:r>
+        <w:t xml:space="preserve"> </w:t>
+      </w:r>
+      <w:r>
+        <w:t xml:space="preserve">valor del servicio contratado.</w:t>
+      </w:r>
+    </w:p>
+    <w:p>
+      <w:pPr>
+        <w:pStyle w:val="FirstParagraph"/>
       </w:pPr>
       <w:r>
         <w:rPr>
           <w:bCs/>
           <w:b/>
         </w:rPr>
-        <w:t xml:space="preserve">CU-12 (HU-12) — Registrar devolución de herramienta.</w:t>
-      </w:r>
-      <w:r>
-        <w:t xml:space="preserve"> </w:t>
-      </w:r>
-      <w:r>
-        <w:rPr>
-          <w:iCs/>
-          <w:i/>
-        </w:rPr>
-        <w:t xml:space="preserve">Actor:</w:t>
-      </w:r>
-      <w:r>
-        <w:t xml:space="preserve"> </w:t>
-      </w:r>
-      <w:r>
-        <w:t xml:space="preserve">Encargado de bodega.</w:t>
-      </w:r>
-      <w:r>
-        <w:t xml:space="preserve"> </w:t>
-      </w:r>
-      <w:r>
-        <w:rPr>
-          <w:iCs/>
-          <w:i/>
-        </w:rPr>
-        <w:t xml:space="preserve">Flujo principal:</w:t>
-      </w:r>
-      <w:r>
-        <w:t xml:space="preserve"> </w:t>
-      </w:r>
-      <w:r>
-        <w:t xml:space="preserve">registra fecha de devolución; la herramienta vuelve a DISPONIBLE.</w:t>
-      </w:r>
-    </w:p>
-    <w:p>
-      <w:pPr>
-        <w:numPr>
-          <w:ilvl w:val="0"/>
-          <w:numId w:val="1019"/>
-        </w:numPr>
-        <w:pStyle w:val="Compact"/>
-      </w:pPr>
-      <w:r>
-        <w:rPr>
-          <w:bCs/>
-          <w:b/>
-        </w:rPr>
-        <w:t xml:space="preserve">CU-27 (HU-27) — Consultar historial de movimientos de herramienta.</w:t>
-      </w:r>
-      <w:r>
-        <w:t xml:space="preserve"> </w:t>
-      </w:r>
-      <w:r>
-        <w:rPr>
-          <w:iCs/>
-          <w:i/>
-        </w:rPr>
-        <w:t xml:space="preserve">Actor:</w:t>
-      </w:r>
-      <w:r>
-        <w:t xml:space="preserve"> </w:t>
-      </w:r>
-      <w:r>
-        <w:t xml:space="preserve">Encargado de bodega.</w:t>
-      </w:r>
-      <w:r>
-        <w:t xml:space="preserve"> </w:t>
-      </w:r>
-      <w:r>
-        <w:rPr>
-          <w:iCs/>
-          <w:i/>
-        </w:rPr>
-        <w:t xml:space="preserve">Flujo principal:</w:t>
-      </w:r>
-      <w:r>
-        <w:t xml:space="preserve"> </w:t>
-      </w:r>
-      <w:r>
-        <w:t xml:space="preserve">consulta el listado cronológico de</w:t>
-      </w:r>
-      <w:r>
-        <w:t xml:space="preserve"> </w:t>
-      </w:r>
-      <w:r>
-        <w:t xml:space="preserve">entregas/devoluciones/estados de una herramienta.</w:t>
-      </w:r>
-    </w:p>
-    <w:p>
-      <w:pPr>
-        <w:pStyle w:val="FirstParagraph"/>
-      </w:pPr>
-      <w:r>
-        <w:rPr>
-          <w:bCs/>
-          <w:b/>
-        </w:rPr>
-        <w:t xml:space="preserve">Épica 6: Proveedores y servicios externos</w:t>
+        <w:t xml:space="preserve">Épica 7: Incidencias de obra</w:t>
       </w:r>
     </w:p>
     <w:p>
@@ -9994,7 +10015,7 @@
           <w:bCs/>
           <w:b/>
         </w:rPr>
-        <w:t xml:space="preserve">CU-13 (HU-13) — Registrar proveedores y servicios.</w:t>
+        <w:t xml:space="preserve">CU-14 (HU-14) — Registrar incidencia de obra.</w:t>
       </w:r>
       <w:r>
         <w:t xml:space="preserve"> </w:t>
@@ -10010,7 +10031,7 @@
         <w:t xml:space="preserve"> </w:t>
       </w:r>
       <w:r>
-        <w:t xml:space="preserve">Administrador.</w:t>
+        <w:t xml:space="preserve">Maestro de obra.</w:t>
       </w:r>
       <w:r>
         <w:t xml:space="preserve"> </w:t>
@@ -10020,85 +10041,39 @@
           <w:iCs/>
           <w:i/>
         </w:rPr>
-        <w:t xml:space="preserve">Flujo principal:</w:t>
-      </w:r>
-      <w:r>
-        <w:t xml:space="preserve"> </w:t>
-      </w:r>
-      <w:r>
-        <w:t xml:space="preserve">registra datos del proveedor y contacto; asocia servicios a uno o</w:t>
-      </w:r>
-      <w:r>
-        <w:t xml:space="preserve"> </w:t>
-      </w:r>
-      <w:r>
-        <w:t xml:space="preserve">más proyectos.</w:t>
-      </w:r>
-    </w:p>
-    <w:p>
-      <w:pPr>
-        <w:numPr>
-          <w:ilvl w:val="0"/>
-          <w:numId w:val="1020"/>
-        </w:numPr>
-        <w:pStyle w:val="Compact"/>
+        <w:t xml:space="preserve">Flujo</w:t>
+      </w:r>
+      <w:r>
+        <w:rPr>
+          <w:iCs/>
+          <w:i/>
+        </w:rPr>
+        <w:t xml:space="preserve"> </w:t>
+      </w:r>
+      <w:r>
+        <w:rPr>
+          <w:iCs/>
+          <w:i/>
+        </w:rPr>
+        <w:t xml:space="preserve">principal:</w:t>
+      </w:r>
+      <w:r>
+        <w:t xml:space="preserve"> </w:t>
+      </w:r>
+      <w:r>
+        <w:t xml:space="preserve">registra tipo, fecha y descripción de la incidencia vinculada al proyecto.</w:t>
+      </w:r>
+    </w:p>
+    <w:p>
+      <w:pPr>
+        <w:pStyle w:val="FirstParagraph"/>
       </w:pPr>
       <w:r>
         <w:rPr>
           <w:bCs/>
           <w:b/>
         </w:rPr>
-        <w:t xml:space="preserve">CU-28 (HU-28) — Registrar detalle de servicio externo contratado.</w:t>
-      </w:r>
-      <w:r>
-        <w:t xml:space="preserve"> </w:t>
-      </w:r>
-      <w:r>
-        <w:rPr>
-          <w:iCs/>
-          <w:i/>
-        </w:rPr>
-        <w:t xml:space="preserve">Actor:</w:t>
-      </w:r>
-      <w:r>
-        <w:t xml:space="preserve"> </w:t>
-      </w:r>
-      <w:r>
-        <w:t xml:space="preserve">Administrador.</w:t>
-      </w:r>
-      <w:r>
-        <w:t xml:space="preserve"> </w:t>
-      </w:r>
-      <w:r>
-        <w:rPr>
-          <w:iCs/>
-          <w:i/>
-        </w:rPr>
-        <w:t xml:space="preserve">Flujo principal:</w:t>
-      </w:r>
-      <w:r>
-        <w:t xml:space="preserve"> </w:t>
-      </w:r>
-      <w:r>
-        <w:t xml:space="preserve">registra encargado, proyecto/actividad, fechas y</w:t>
-      </w:r>
-      <w:r>
-        <w:t xml:space="preserve"> </w:t>
-      </w:r>
-      <w:r>
-        <w:t xml:space="preserve">valor del servicio contratado.</w:t>
-      </w:r>
-    </w:p>
-    <w:p>
-      <w:pPr>
-        <w:pStyle w:val="FirstParagraph"/>
-      </w:pPr>
-      <w:r>
-        <w:rPr>
-          <w:bCs/>
-          <w:b/>
-        </w:rPr>
-        <w:t xml:space="preserve">Épica 7: Incidencias de obra</w:t>
+        <w:t xml:space="preserve">Épica 8: Costos e indicadores</w:t>
       </w:r>
     </w:p>
     <w:p>
@@ -10114,7 +10089,7 @@
           <w:bCs/>
           <w:b/>
         </w:rPr>
-        <w:t xml:space="preserve">CU-14 (HU-14) — Registrar incidencia de obra.</w:t>
+        <w:t xml:space="preserve">CU-15 (HU-15) — Consolidar costos del proyecto.</w:t>
       </w:r>
       <w:r>
         <w:t xml:space="preserve"> </w:t>
@@ -10130,7 +10105,7 @@
         <w:t xml:space="preserve"> </w:t>
       </w:r>
       <w:r>
-        <w:t xml:space="preserve">Maestro de obra.</w:t>
+        <w:t xml:space="preserve">Sistema.</w:t>
       </w:r>
       <w:r>
         <w:t xml:space="preserve"> </w:t>
@@ -10160,19 +10135,109 @@
         <w:t xml:space="preserve"> </w:t>
       </w:r>
       <w:r>
-        <w:t xml:space="preserve">registra tipo, fecha y descripción de la incidencia vinculada al proyecto.</w:t>
-      </w:r>
-    </w:p>
-    <w:p>
-      <w:pPr>
-        <w:pStyle w:val="FirstParagraph"/>
+        <w:t xml:space="preserve">al registrarse movimientos de materiales y servicios externos, el sistema</w:t>
+      </w:r>
+      <w:r>
+        <w:t xml:space="preserve"> </w:t>
+      </w:r>
+      <w:r>
+        <w:t xml:space="preserve">recalcula el costo total del proyecto.</w:t>
+      </w:r>
+      <w:r>
+        <w:t xml:space="preserve"> </w:t>
+      </w:r>
+      <w:r>
+        <w:rPr>
+          <w:iCs/>
+          <w:i/>
+        </w:rPr>
+        <w:t xml:space="preserve">Restricción:</w:t>
+      </w:r>
+      <w:r>
+        <w:t xml:space="preserve"> </w:t>
+      </w:r>
+      <w:r>
+        <w:t xml:space="preserve">no permite edición manual del</w:t>
+      </w:r>
+      <w:r>
+        <w:t xml:space="preserve"> </w:t>
+      </w:r>
+      <w:r>
+        <w:t xml:space="preserve">costo consolidado.</w:t>
+      </w:r>
+    </w:p>
+    <w:p>
+      <w:pPr>
+        <w:numPr>
+          <w:ilvl w:val="0"/>
+          <w:numId w:val="1021"/>
+        </w:numPr>
+        <w:pStyle w:val="Compact"/>
       </w:pPr>
       <w:r>
         <w:rPr>
           <w:bCs/>
           <w:b/>
         </w:rPr>
-        <w:t xml:space="preserve">Épica 8: Costos e indicadores</w:t>
+        <w:t xml:space="preserve">CU-16 (HU-16) — Visualizar dashboard de seguimiento.</w:t>
+      </w:r>
+      <w:r>
+        <w:t xml:space="preserve"> </w:t>
+      </w:r>
+      <w:r>
+        <w:rPr>
+          <w:iCs/>
+          <w:i/>
+        </w:rPr>
+        <w:t xml:space="preserve">Actor:</w:t>
+      </w:r>
+      <w:r>
+        <w:t xml:space="preserve"> </w:t>
+      </w:r>
+      <w:r>
+        <w:t xml:space="preserve">Gerente.</w:t>
+      </w:r>
+      <w:r>
+        <w:t xml:space="preserve"> </w:t>
+      </w:r>
+      <w:r>
+        <w:rPr>
+          <w:iCs/>
+          <w:i/>
+        </w:rPr>
+        <w:t xml:space="preserve">Flujo</w:t>
+      </w:r>
+      <w:r>
+        <w:rPr>
+          <w:iCs/>
+          <w:i/>
+        </w:rPr>
+        <w:t xml:space="preserve"> </w:t>
+      </w:r>
+      <w:r>
+        <w:rPr>
+          <w:iCs/>
+          <w:i/>
+        </w:rPr>
+        <w:t xml:space="preserve">principal:</w:t>
+      </w:r>
+      <w:r>
+        <w:t xml:space="preserve"> </w:t>
+      </w:r>
+      <w:r>
+        <w:t xml:space="preserve">consulta avance general, costos consolidados y alertas por proyecto.</w:t>
+      </w:r>
+    </w:p>
+    <w:p>
+      <w:pPr>
+        <w:pStyle w:val="FirstParagraph"/>
+      </w:pPr>
+      <w:r>
+        <w:rPr>
+          <w:bCs/>
+          <w:b/>
+        </w:rPr>
+        <w:t xml:space="preserve">Épica 9: Auditoría y trazabilidad</w:t>
       </w:r>
     </w:p>
     <w:p>
@@ -10188,7 +10253,7 @@
           <w:bCs/>
           <w:b/>
         </w:rPr>
-        <w:t xml:space="preserve">CU-15 (HU-15) — Consolidar costos del proyecto.</w:t>
+        <w:t xml:space="preserve">CU-17 (HU-17) — Consultar auditoría de operaciones.</w:t>
       </w:r>
       <w:r>
         <w:t xml:space="preserve"> </w:t>
@@ -10204,7 +10269,7 @@
         <w:t xml:space="preserve"> </w:t>
       </w:r>
       <w:r>
-        <w:t xml:space="preserve">Sistema.</w:t>
+        <w:t xml:space="preserve">Administrador.</w:t>
       </w:r>
       <w:r>
         <w:t xml:space="preserve"> </w:t>
@@ -10214,55 +10279,19 @@
           <w:iCs/>
           <w:i/>
         </w:rPr>
-        <w:t xml:space="preserve">Flujo</w:t>
-      </w:r>
-      <w:r>
-        <w:rPr>
-          <w:iCs/>
-          <w:i/>
-        </w:rPr>
-        <w:t xml:space="preserve"> </w:t>
-      </w:r>
-      <w:r>
-        <w:rPr>
-          <w:iCs/>
-          <w:i/>
-        </w:rPr>
-        <w:t xml:space="preserve">principal:</w:t>
-      </w:r>
-      <w:r>
-        <w:t xml:space="preserve"> </w:t>
-      </w:r>
-      <w:r>
-        <w:t xml:space="preserve">al registrarse movimientos de materiales y servicios externos, el sistema</w:t>
-      </w:r>
-      <w:r>
-        <w:t xml:space="preserve"> </w:t>
-      </w:r>
-      <w:r>
-        <w:t xml:space="preserve">recalcula el costo total del proyecto.</w:t>
-      </w:r>
-      <w:r>
-        <w:t xml:space="preserve"> </w:t>
-      </w:r>
-      <w:r>
-        <w:rPr>
-          <w:iCs/>
-          <w:i/>
-        </w:rPr>
-        <w:t xml:space="preserve">Restricción:</w:t>
-      </w:r>
-      <w:r>
-        <w:t xml:space="preserve"> </w:t>
-      </w:r>
-      <w:r>
-        <w:t xml:space="preserve">no permite edición manual del</w:t>
-      </w:r>
-      <w:r>
-        <w:t xml:space="preserve"> </w:t>
-      </w:r>
-      <w:r>
-        <w:t xml:space="preserve">costo consolidado.</w:t>
+        <w:t xml:space="preserve">Flujo principal:</w:t>
+      </w:r>
+      <w:r>
+        <w:t xml:space="preserve"> </w:t>
+      </w:r>
+      <w:r>
+        <w:t xml:space="preserve">consulta usuario, acción, fecha y entidad afectada de operaciones</w:t>
+      </w:r>
+      <w:r>
+        <w:t xml:space="preserve"> </w:t>
+      </w:r>
+      <w:r>
+        <w:t xml:space="preserve">críticas.</w:t>
       </w:r>
     </w:p>
     <w:p>
@@ -10278,7 +10307,7 @@
           <w:bCs/>
           <w:b/>
         </w:rPr>
-        <w:t xml:space="preserve">CU-16 (HU-16) — Visualizar dashboard de seguimiento.</w:t>
+        <w:t xml:space="preserve">CU-18 (HU-18) — Conservar historial (eliminación lógica).</w:t>
       </w:r>
       <w:r>
         <w:t xml:space="preserve"> </w:t>
@@ -10294,7 +10323,7 @@
         <w:t xml:space="preserve"> </w:t>
       </w:r>
       <w:r>
-        <w:t xml:space="preserve">Gerente.</w:t>
+        <w:t xml:space="preserve">Sistema.</w:t>
       </w:r>
       <w:r>
         <w:t xml:space="preserve"> </w:t>
@@ -10304,27 +10333,19 @@
           <w:iCs/>
           <w:i/>
         </w:rPr>
-        <w:t xml:space="preserve">Flujo</w:t>
-      </w:r>
-      <w:r>
-        <w:rPr>
-          <w:iCs/>
-          <w:i/>
-        </w:rPr>
-        <w:t xml:space="preserve"> </w:t>
-      </w:r>
-      <w:r>
-        <w:rPr>
-          <w:iCs/>
-          <w:i/>
-        </w:rPr>
-        <w:t xml:space="preserve">principal:</w:t>
-      </w:r>
-      <w:r>
-        <w:t xml:space="preserve"> </w:t>
-      </w:r>
-      <w:r>
-        <w:t xml:space="preserve">consulta avance general, costos consolidados y alertas por proyecto.</w:t>
+        <w:t xml:space="preserve">Flujo principal:</w:t>
+      </w:r>
+      <w:r>
+        <w:t xml:space="preserve"> </w:t>
+      </w:r>
+      <w:r>
+        <w:t xml:space="preserve">al eliminar un registro, se marca como inactivo en vez de borrarse</w:t>
+      </w:r>
+      <w:r>
+        <w:t xml:space="preserve"> </w:t>
+      </w:r>
+      <w:r>
+        <w:t xml:space="preserve">físicamente.</w:t>
       </w:r>
     </w:p>
     <w:p>
@@ -10336,7 +10357,7 @@
           <w:bCs/>
           <w:b/>
         </w:rPr>
-        <w:t xml:space="preserve">Épica 9: Auditoría y trazabilidad</w:t>
+        <w:t xml:space="preserve">Épica 10: Seguimiento de avance y evidencias</w:t>
       </w:r>
     </w:p>
     <w:p>
@@ -10352,7 +10373,7 @@
           <w:bCs/>
           <w:b/>
         </w:rPr>
-        <w:t xml:space="preserve">CU-17 (HU-17) — Consultar auditoría de operaciones.</w:t>
+        <w:t xml:space="preserve">CU-21 (HU-21) — Registrar porcentaje de avance.</w:t>
       </w:r>
       <w:r>
         <w:t xml:space="preserve"> </w:t>
@@ -10368,7 +10389,7 @@
         <w:t xml:space="preserve"> </w:t>
       </w:r>
       <w:r>
-        <w:t xml:space="preserve">Administrador.</w:t>
+        <w:t xml:space="preserve">Maestro de obra.</w:t>
       </w:r>
       <w:r>
         <w:t xml:space="preserve"> </w:t>
@@ -10378,19 +10399,33 @@
           <w:iCs/>
           <w:i/>
         </w:rPr>
-        <w:t xml:space="preserve">Flujo principal:</w:t>
-      </w:r>
-      <w:r>
-        <w:t xml:space="preserve"> </w:t>
-      </w:r>
-      <w:r>
-        <w:t xml:space="preserve">consulta usuario, acción, fecha y entidad afectada de operaciones</w:t>
-      </w:r>
-      <w:r>
-        <w:t xml:space="preserve"> </w:t>
-      </w:r>
-      <w:r>
-        <w:t xml:space="preserve">críticas.</w:t>
+        <w:t xml:space="preserve">Flujo</w:t>
+      </w:r>
+      <w:r>
+        <w:rPr>
+          <w:iCs/>
+          <w:i/>
+        </w:rPr>
+        <w:t xml:space="preserve"> </w:t>
+      </w:r>
+      <w:r>
+        <w:rPr>
+          <w:iCs/>
+          <w:i/>
+        </w:rPr>
+        <w:t xml:space="preserve">principal:</w:t>
+      </w:r>
+      <w:r>
+        <w:t xml:space="preserve"> </w:t>
+      </w:r>
+      <w:r>
+        <w:t xml:space="preserve">registra el nuevo porcentaje de avance de una actividad con fecha; el</w:t>
+      </w:r>
+      <w:r>
+        <w:t xml:space="preserve"> </w:t>
+      </w:r>
+      <w:r>
+        <w:t xml:space="preserve">avance del proyecto se recalcula.</w:t>
       </w:r>
     </w:p>
     <w:p>
@@ -10406,7 +10441,7 @@
           <w:bCs/>
           <w:b/>
         </w:rPr>
-        <w:t xml:space="preserve">CU-18 (HU-18) — Conservar historial (eliminación lógica).</w:t>
+        <w:t xml:space="preserve">CU-22 (HU-22) — Adjuntar evidencias de avance.</w:t>
       </w:r>
       <w:r>
         <w:t xml:space="preserve"> </w:t>
@@ -10422,7 +10457,7 @@
         <w:t xml:space="preserve"> </w:t>
       </w:r>
       <w:r>
-        <w:t xml:space="preserve">Sistema.</w:t>
+        <w:t xml:space="preserve">Maestro de obra.</w:t>
       </w:r>
       <w:r>
         <w:t xml:space="preserve"> </w:t>
@@ -10432,19 +10467,35 @@
           <w:iCs/>
           <w:i/>
         </w:rPr>
+        <w:t xml:space="preserve">Precondición:</w:t>
+      </w:r>
+      <w:r>
+        <w:t xml:space="preserve"> </w:t>
+      </w:r>
+      <w:r>
+        <w:t xml:space="preserve">existe un registro de avance.</w:t>
+      </w:r>
+      <w:r>
+        <w:t xml:space="preserve"> </w:t>
+      </w:r>
+      <w:r>
+        <w:rPr>
+          <w:iCs/>
+          <w:i/>
+        </w:rPr>
         <w:t xml:space="preserve">Flujo principal:</w:t>
       </w:r>
       <w:r>
         <w:t xml:space="preserve"> </w:t>
       </w:r>
       <w:r>
-        <w:t xml:space="preserve">al eliminar un registro, se marca como inactivo en vez de borrarse</w:t>
-      </w:r>
-      <w:r>
-        <w:t xml:space="preserve"> </w:t>
-      </w:r>
-      <w:r>
-        <w:t xml:space="preserve">físicamente.</w:t>
+        <w:t xml:space="preserve">adjunta uno o más</w:t>
+      </w:r>
+      <w:r>
+        <w:t xml:space="preserve"> </w:t>
+      </w:r>
+      <w:r>
+        <w:t xml:space="preserve">archivos asociados a la actividad y fecha de avance.</w:t>
       </w:r>
     </w:p>
     <w:p>
@@ -10456,7 +10507,7 @@
           <w:bCs/>
           <w:b/>
         </w:rPr>
-        <w:t xml:space="preserve">Épica 10: Seguimiento de avance y evidencias</w:t>
+        <w:t xml:space="preserve">Épica 11: Alertas del sistema</w:t>
       </w:r>
     </w:p>
     <w:p>
@@ -10472,7 +10523,7 @@
           <w:bCs/>
           <w:b/>
         </w:rPr>
-        <w:t xml:space="preserve">CU-21 (HU-21) — Registrar porcentaje de avance.</w:t>
+        <w:t xml:space="preserve">CU-23 (HU-23) — Alertar stock mínimo.</w:t>
       </w:r>
       <w:r>
         <w:t xml:space="preserve"> </w:t>
@@ -10488,7 +10539,7 @@
         <w:t xml:space="preserve"> </w:t>
       </w:r>
       <w:r>
-        <w:t xml:space="preserve">Maestro de obra.</w:t>
+        <w:t xml:space="preserve">Sistema → Encargado de bodega.</w:t>
       </w:r>
       <w:r>
         <w:t xml:space="preserve"> </w:t>
@@ -10498,33 +10549,19 @@
           <w:iCs/>
           <w:i/>
         </w:rPr>
-        <w:t xml:space="preserve">Flujo</w:t>
-      </w:r>
-      <w:r>
-        <w:rPr>
-          <w:iCs/>
-          <w:i/>
-        </w:rPr>
-        <w:t xml:space="preserve"> </w:t>
-      </w:r>
-      <w:r>
-        <w:rPr>
-          <w:iCs/>
-          <w:i/>
-        </w:rPr>
-        <w:t xml:space="preserve">principal:</w:t>
-      </w:r>
-      <w:r>
-        <w:t xml:space="preserve"> </w:t>
-      </w:r>
-      <w:r>
-        <w:t xml:space="preserve">registra el nuevo porcentaje de avance de una actividad con fecha; el</w:t>
-      </w:r>
-      <w:r>
-        <w:t xml:space="preserve"> </w:t>
-      </w:r>
-      <w:r>
-        <w:t xml:space="preserve">avance del proyecto se recalcula.</w:t>
+        <w:t xml:space="preserve">Flujo principal:</w:t>
+      </w:r>
+      <w:r>
+        <w:t xml:space="preserve"> </w:t>
+      </w:r>
+      <w:r>
+        <w:t xml:space="preserve">al llegar la existencia al nivel mínimo, se genera alerta visible</w:t>
+      </w:r>
+      <w:r>
+        <w:t xml:space="preserve"> </w:t>
+      </w:r>
+      <w:r>
+        <w:t xml:space="preserve">en el dashboard.</w:t>
       </w:r>
     </w:p>
     <w:p>
@@ -10540,7 +10577,7 @@
           <w:bCs/>
           <w:b/>
         </w:rPr>
-        <w:t xml:space="preserve">CU-22 (HU-22) — Adjuntar evidencias de avance.</w:t>
+        <w:t xml:space="preserve">CU-24 (HU-24) — Alertar actividades atrasadas y herramientas pendientes.</w:t>
       </w:r>
       <w:r>
         <w:t xml:space="preserve"> </w:t>
@@ -10556,7 +10593,7 @@
         <w:t xml:space="preserve"> </w:t>
       </w:r>
       <w:r>
-        <w:t xml:space="preserve">Maestro de obra.</w:t>
+        <w:t xml:space="preserve">Sistema → Gerente.</w:t>
       </w:r>
       <w:r>
         <w:t xml:space="preserve"> </w:t>
@@ -10566,35 +10603,19 @@
           <w:iCs/>
           <w:i/>
         </w:rPr>
-        <w:t xml:space="preserve">Precondición:</w:t>
-      </w:r>
-      <w:r>
-        <w:t xml:space="preserve"> </w:t>
-      </w:r>
-      <w:r>
-        <w:t xml:space="preserve">existe un registro de avance.</w:t>
-      </w:r>
-      <w:r>
-        <w:t xml:space="preserve"> </w:t>
-      </w:r>
-      <w:r>
-        <w:rPr>
-          <w:iCs/>
-          <w:i/>
-        </w:rPr>
         <w:t xml:space="preserve">Flujo principal:</w:t>
       </w:r>
       <w:r>
         <w:t xml:space="preserve"> </w:t>
       </w:r>
       <w:r>
-        <w:t xml:space="preserve">adjunta uno o más</w:t>
-      </w:r>
-      <w:r>
-        <w:t xml:space="preserve"> </w:t>
-      </w:r>
-      <w:r>
-        <w:t xml:space="preserve">archivos asociados a la actividad y fecha de avance.</w:t>
+        <w:t xml:space="preserve">detecta actividades vencidas no finalizadas y</w:t>
+      </w:r>
+      <w:r>
+        <w:t xml:space="preserve"> </w:t>
+      </w:r>
+      <w:r>
+        <w:t xml:space="preserve">herramientas fuera de plazo; las lista para el gerente.</w:t>
       </w:r>
     </w:p>
     <w:p>
@@ -10606,7 +10627,7 @@
           <w:bCs/>
           <w:b/>
         </w:rPr>
-        <w:t xml:space="preserve">Épica 11: Alertas del sistema</w:t>
+        <w:t xml:space="preserve">Épica 12: Reportes</w:t>
       </w:r>
     </w:p>
     <w:p>
@@ -10622,7 +10643,7 @@
           <w:bCs/>
           <w:b/>
         </w:rPr>
-        <w:t xml:space="preserve">CU-23 (HU-23) — Alertar stock mínimo.</w:t>
+        <w:t xml:space="preserve">CU-25 (HU-25) — Generar y exportar reportes.</w:t>
       </w:r>
       <w:r>
         <w:t xml:space="preserve"> </w:t>
@@ -10638,7 +10659,7 @@
         <w:t xml:space="preserve"> </w:t>
       </w:r>
       <w:r>
-        <w:t xml:space="preserve">Sistema → Encargado de bodega.</w:t>
+        <w:t xml:space="preserve">Gerente.</w:t>
       </w:r>
       <w:r>
         <w:t xml:space="preserve"> </w:t>
@@ -10654,79 +10675,17 @@
         <w:t xml:space="preserve"> </w:t>
       </w:r>
       <w:r>
-        <w:t xml:space="preserve">al llegar la existencia al nivel mínimo, se genera alerta visible</w:t>
-      </w:r>
-      <w:r>
-        <w:t xml:space="preserve"> </w:t>
-      </w:r>
-      <w:r>
-        <w:t xml:space="preserve">en el dashboard.</w:t>
-      </w:r>
-    </w:p>
-    <w:p>
-      <w:pPr>
-        <w:numPr>
-          <w:ilvl w:val="0"/>
-          <w:numId w:val="1025"/>
-        </w:numPr>
-        <w:pStyle w:val="Compact"/>
-      </w:pPr>
-      <w:r>
-        <w:rPr>
-          <w:bCs/>
-          <w:b/>
-        </w:rPr>
-        <w:t xml:space="preserve">CU-24 (HU-24) — Alertar actividades atrasadas y herramientas pendientes.</w:t>
-      </w:r>
-      <w:r>
-        <w:t xml:space="preserve"> </w:t>
-      </w:r>
-      <w:r>
-        <w:rPr>
-          <w:iCs/>
-          <w:i/>
-        </w:rPr>
-        <w:t xml:space="preserve">Actor:</w:t>
-      </w:r>
-      <w:r>
-        <w:t xml:space="preserve"> </w:t>
-      </w:r>
-      <w:r>
-        <w:t xml:space="preserve">Sistema → Gerente.</w:t>
-      </w:r>
-      <w:r>
-        <w:t xml:space="preserve"> </w:t>
-      </w:r>
-      <w:r>
-        <w:rPr>
-          <w:iCs/>
-          <w:i/>
-        </w:rPr>
-        <w:t xml:space="preserve">Flujo principal:</w:t>
-      </w:r>
-      <w:r>
-        <w:t xml:space="preserve"> </w:t>
-      </w:r>
-      <w:r>
-        <w:t xml:space="preserve">detecta actividades vencidas no finalizadas y</w:t>
-      </w:r>
-      <w:r>
-        <w:t xml:space="preserve"> </w:t>
-      </w:r>
-      <w:r>
-        <w:t xml:space="preserve">herramientas fuera de plazo; las lista para el gerente.</w:t>
-      </w:r>
-    </w:p>
-    <w:p>
-      <w:pPr>
-        <w:pStyle w:val="FirstParagraph"/>
-      </w:pPr>
-      <w:r>
-        <w:rPr>
-          <w:bCs/>
-          <w:b/>
-        </w:rPr>
-        <w:t xml:space="preserve">Épica 12: Reportes</w:t>
+        <w:t xml:space="preserve">aplica filtros (proyecto, periodo, material) y exporta el resultado a PDF o Excel.</w:t>
+      </w:r>
+    </w:p>
+    <w:bookmarkEnd w:id="46"/>
+    <w:bookmarkStart w:id="47" w:name="anexos-del-modelo-de-requerimientos"/>
+    <w:p>
+      <w:pPr>
+        <w:pStyle w:val="Heading4"/>
+      </w:pPr>
+      <w:r>
+        <w:t xml:space="preserve">Anexos del modelo de requerimientos</w:t>
       </w:r>
     </w:p>
     <w:p>
@@ -10742,56 +10701,26 @@
           <w:bCs/>
           <w:b/>
         </w:rPr>
-        <w:t xml:space="preserve">CU-25 (HU-25) — Generar y exportar reportes.</w:t>
-      </w:r>
-      <w:r>
-        <w:t xml:space="preserve"> </w:t>
-      </w:r>
-      <w:r>
-        <w:rPr>
-          <w:iCs/>
-          <w:i/>
-        </w:rPr>
-        <w:t xml:space="preserve">Actor:</w:t>
-      </w:r>
-      <w:r>
-        <w:t xml:space="preserve"> </w:t>
-      </w:r>
-      <w:r>
-        <w:t xml:space="preserve">Gerente.</w:t>
-      </w:r>
-      <w:r>
-        <w:t xml:space="preserve"> </w:t>
-      </w:r>
-      <w:r>
-        <w:rPr>
-          <w:iCs/>
-          <w:i/>
-        </w:rPr>
-        <w:t xml:space="preserve">Flujo principal:</w:t>
-      </w:r>
-      <w:r>
-        <w:t xml:space="preserve"> </w:t>
-      </w:r>
-      <w:r>
-        <w:t xml:space="preserve">aplica filtros (proyecto, periodo, material) y exporta el resultado a PDF o Excel.</w:t>
-      </w:r>
-    </w:p>
-    <w:bookmarkEnd w:id="46"/>
-    <w:bookmarkStart w:id="47" w:name="anexos-del-modelo-de-requerimientos"/>
-    <w:p>
-      <w:pPr>
-        <w:pStyle w:val="Heading4"/>
-      </w:pPr>
-      <w:r>
-        <w:t xml:space="preserve">Anexos del modelo de requerimientos</w:t>
+        <w:t xml:space="preserve">Historias de usuario refinadas y criterios de aceptación:</w:t>
+      </w:r>
+      <w:r>
+        <w:t xml:space="preserve"> </w:t>
+      </w:r>
+      <w:r>
+        <w:t xml:space="preserve">las 29 historias de</w:t>
+      </w:r>
+      <w:r>
+        <w:t xml:space="preserve"> </w:t>
+      </w:r>
+      <w:r>
+        <w:t xml:space="preserve">usuario con sus respectivos criterios de aceptación.</w:t>
       </w:r>
     </w:p>
     <w:p>
       <w:pPr>
         <w:numPr>
           <w:ilvl w:val="0"/>
-          <w:numId w:val="1027"/>
+          <w:numId w:val="1026"/>
         </w:numPr>
         <w:pStyle w:val="Compact"/>
       </w:pPr>
@@ -10800,66 +10729,38 @@
           <w:bCs/>
           <w:b/>
         </w:rPr>
-        <w:t xml:space="preserve">Historias de usuario refinadas y criterios de aceptación:</w:t>
-      </w:r>
-      <w:r>
-        <w:t xml:space="preserve"> </w:t>
-      </w:r>
-      <w:r>
-        <w:t xml:space="preserve">las 29 historias de</w:t>
-      </w:r>
-      <w:r>
-        <w:t xml:space="preserve"> </w:t>
-      </w:r>
-      <w:r>
-        <w:t xml:space="preserve">usuario con sus respectivos criterios de aceptación.</w:t>
+        <w:t xml:space="preserve">Articulación de las Historias de Usuario con los Casos de Uso:</w:t>
+      </w:r>
+      <w:r>
+        <w:t xml:space="preserve"> </w:t>
+      </w:r>
+      <w:r>
+        <w:t xml:space="preserve">la correspondencia</w:t>
+      </w:r>
+      <w:r>
+        <w:t xml:space="preserve"> </w:t>
+      </w:r>
+      <w:r>
+        <w:t xml:space="preserve">es uno a uno por identificador (CU-nn ↔ HU-nn), como se refleja en §4.2.3. La matriz</w:t>
+      </w:r>
+      <w:r>
+        <w:t xml:space="preserve"> </w:t>
+      </w:r>
+      <w:r>
+        <w:t xml:space="preserve">completa problema → requerimiento → caso de uso → épica → historia de usuario →</w:t>
+      </w:r>
+      <w:r>
+        <w:t xml:space="preserve"> </w:t>
+      </w:r>
+      <w:r>
+        <w:t xml:space="preserve">sprint se presenta como anexo.</w:t>
       </w:r>
     </w:p>
     <w:p>
       <w:pPr>
         <w:numPr>
           <w:ilvl w:val="0"/>
-          <w:numId w:val="1027"/>
-        </w:numPr>
-        <w:pStyle w:val="Compact"/>
-      </w:pPr>
-      <w:r>
-        <w:rPr>
-          <w:bCs/>
-          <w:b/>
-        </w:rPr>
-        <w:t xml:space="preserve">Articulación de las Historias de Usuario con los Casos de Uso:</w:t>
-      </w:r>
-      <w:r>
-        <w:t xml:space="preserve"> </w:t>
-      </w:r>
-      <w:r>
-        <w:t xml:space="preserve">la correspondencia</w:t>
-      </w:r>
-      <w:r>
-        <w:t xml:space="preserve"> </w:t>
-      </w:r>
-      <w:r>
-        <w:t xml:space="preserve">es uno a uno por identificador (CU-nn ↔ HU-nn), como se refleja en §4.2.3. La matriz</w:t>
-      </w:r>
-      <w:r>
-        <w:t xml:space="preserve"> </w:t>
-      </w:r>
-      <w:r>
-        <w:t xml:space="preserve">completa problema → requerimiento → caso de uso → épica → historia de usuario →</w:t>
-      </w:r>
-      <w:r>
-        <w:t xml:space="preserve"> </w:t>
-      </w:r>
-      <w:r>
-        <w:t xml:space="preserve">sprint se presenta como anexo.</w:t>
-      </w:r>
-    </w:p>
-    <w:p>
-      <w:pPr>
-        <w:numPr>
-          <w:ilvl w:val="0"/>
-          <w:numId w:val="1027"/>
+          <w:numId w:val="1026"/>
         </w:numPr>
         <w:pStyle w:val="Compact"/>
       </w:pPr>
@@ -11485,7 +11386,7 @@
       <w:pPr>
         <w:numPr>
           <w:ilvl w:val="0"/>
-          <w:numId w:val="1028"/>
+          <w:numId w:val="1027"/>
         </w:numPr>
         <w:pStyle w:val="Compact"/>
       </w:pPr>
@@ -11546,7 +11447,7 @@
       <w:pPr>
         <w:numPr>
           <w:ilvl w:val="0"/>
-          <w:numId w:val="1028"/>
+          <w:numId w:val="1027"/>
         </w:numPr>
         <w:pStyle w:val="Compact"/>
       </w:pPr>
@@ -11589,7 +11490,7 @@
       <w:pPr>
         <w:numPr>
           <w:ilvl w:val="0"/>
-          <w:numId w:val="1028"/>
+          <w:numId w:val="1027"/>
         </w:numPr>
         <w:pStyle w:val="Compact"/>
       </w:pPr>
@@ -12559,7 +12460,7 @@
       <w:pPr>
         <w:numPr>
           <w:ilvl w:val="0"/>
-          <w:numId w:val="1029"/>
+          <w:numId w:val="1028"/>
         </w:numPr>
         <w:pStyle w:val="Compact"/>
       </w:pPr>
@@ -12607,7 +12508,7 @@
       <w:pPr>
         <w:numPr>
           <w:ilvl w:val="0"/>
-          <w:numId w:val="1029"/>
+          <w:numId w:val="1028"/>
         </w:numPr>
         <w:pStyle w:val="Compact"/>
       </w:pPr>
@@ -12649,7 +12550,7 @@
       <w:pPr>
         <w:numPr>
           <w:ilvl w:val="0"/>
-          <w:numId w:val="1029"/>
+          <w:numId w:val="1028"/>
         </w:numPr>
         <w:pStyle w:val="Compact"/>
       </w:pPr>
@@ -12677,7 +12578,7 @@
       <w:pPr>
         <w:numPr>
           <w:ilvl w:val="0"/>
-          <w:numId w:val="1029"/>
+          <w:numId w:val="1028"/>
         </w:numPr>
         <w:pStyle w:val="Compact"/>
       </w:pPr>
@@ -12705,7 +12606,7 @@
       <w:pPr>
         <w:numPr>
           <w:ilvl w:val="0"/>
-          <w:numId w:val="1029"/>
+          <w:numId w:val="1028"/>
         </w:numPr>
         <w:pStyle w:val="Compact"/>
       </w:pPr>
@@ -12733,7 +12634,7 @@
       <w:pPr>
         <w:numPr>
           <w:ilvl w:val="0"/>
-          <w:numId w:val="1029"/>
+          <w:numId w:val="1028"/>
         </w:numPr>
         <w:pStyle w:val="Compact"/>
       </w:pPr>
@@ -12767,7 +12668,7 @@
       <w:pPr>
         <w:numPr>
           <w:ilvl w:val="0"/>
-          <w:numId w:val="1029"/>
+          <w:numId w:val="1028"/>
         </w:numPr>
         <w:pStyle w:val="Compact"/>
       </w:pPr>
@@ -13101,6 +13002,36 @@
     </w:lvlOverride>
   </w:num>
   <w:num w:numId="1002">
+    <w:abstractNumId w:val="991"/>
+  </w:num>
+  <w:num w:numId="1003">
+    <w:abstractNumId w:val="991"/>
+  </w:num>
+  <w:num w:numId="1004">
+    <w:abstractNumId w:val="991"/>
+  </w:num>
+  <w:num w:numId="1005">
+    <w:abstractNumId w:val="991"/>
+  </w:num>
+  <w:num w:numId="1006">
+    <w:abstractNumId w:val="991"/>
+  </w:num>
+  <w:num w:numId="1007">
+    <w:abstractNumId w:val="991"/>
+  </w:num>
+  <w:num w:numId="1008">
+    <w:abstractNumId w:val="991"/>
+  </w:num>
+  <w:num w:numId="1009">
+    <w:abstractNumId w:val="991"/>
+  </w:num>
+  <w:num w:numId="1010">
+    <w:abstractNumId w:val="991"/>
+  </w:num>
+  <w:num w:numId="1011">
+    <w:abstractNumId w:val="991"/>
+  </w:num>
+  <w:num w:numId="1012">
     <w:abstractNumId w:val="99411"/>
     <w:lvlOverride w:ilvl="0">
       <w:startOverride w:val="1"/>
@@ -13130,65 +13061,8 @@
       <w:startOverride w:val="1"/>
     </w:lvlOverride>
   </w:num>
-  <w:num w:numId="1003">
+  <w:num w:numId="1013">
     <w:abstractNumId w:val="991"/>
-  </w:num>
-  <w:num w:numId="1004">
-    <w:abstractNumId w:val="991"/>
-  </w:num>
-  <w:num w:numId="1005">
-    <w:abstractNumId w:val="991"/>
-  </w:num>
-  <w:num w:numId="1006">
-    <w:abstractNumId w:val="991"/>
-  </w:num>
-  <w:num w:numId="1007">
-    <w:abstractNumId w:val="991"/>
-  </w:num>
-  <w:num w:numId="1008">
-    <w:abstractNumId w:val="991"/>
-  </w:num>
-  <w:num w:numId="1009">
-    <w:abstractNumId w:val="991"/>
-  </w:num>
-  <w:num w:numId="1010">
-    <w:abstractNumId w:val="991"/>
-  </w:num>
-  <w:num w:numId="1011">
-    <w:abstractNumId w:val="991"/>
-  </w:num>
-  <w:num w:numId="1012">
-    <w:abstractNumId w:val="991"/>
-  </w:num>
-  <w:num w:numId="1013">
-    <w:abstractNumId w:val="99411"/>
-    <w:lvlOverride w:ilvl="0">
-      <w:startOverride w:val="1"/>
-    </w:lvlOverride>
-    <w:lvlOverride w:ilvl="1">
-      <w:startOverride w:val="1"/>
-    </w:lvlOverride>
-    <w:lvlOverride w:ilvl="2">
-      <w:startOverride w:val="1"/>
-    </w:lvlOverride>
-    <w:lvlOverride w:ilvl="3">
-      <w:startOverride w:val="1"/>
-    </w:lvlOverride>
-    <w:lvlOverride w:ilvl="4">
-      <w:startOverride w:val="1"/>
-    </w:lvlOverride>
-    <w:lvlOverride w:ilvl="5">
-      <w:startOverride w:val="1"/>
-    </w:lvlOverride>
-    <w:lvlOverride w:ilvl="6">
-      <w:startOverride w:val="1"/>
-    </w:lvlOverride>
-    <w:lvlOverride w:ilvl="7">
-      <w:startOverride w:val="1"/>
-    </w:lvlOverride>
-    <w:lvlOverride w:ilvl="8">
-      <w:startOverride w:val="1"/>
-    </w:lvlOverride>
   </w:num>
   <w:num w:numId="1014">
     <w:abstractNumId w:val="991"/>
@@ -13233,9 +13107,6 @@
     <w:abstractNumId w:val="991"/>
   </w:num>
   <w:num w:numId="1028">
-    <w:abstractNumId w:val="991"/>
-  </w:num>
-  <w:num w:numId="1029">
     <w:abstractNumId w:val="991"/>
   </w:num>
 </w:numbering>

--- a/docs/INFORME_AYD.docx
+++ b/docs/INFORME_AYD.docx
@@ -525,16 +525,7 @@
               <w:jc w:val="left"/>
             </w:pPr>
             <w:r>
-              <w:rPr>
-                <w:rStyle w:val="VerbatimChar"/>
-              </w:rPr>
-              <w:t xml:space="preserve">docs/schema.sql</w:t>
-            </w:r>
-            <w:r>
-              <w:t xml:space="preserve"> </w:t>
-            </w:r>
-            <w:r>
-              <w:t xml:space="preserve">— 27 tablas ya definidas</w:t>
+              <w:t xml:space="preserve">La base de datos ya está definida: 27 tablas</w:t>
             </w:r>
           </w:p>
         </w:tc>
@@ -572,16 +563,7 @@
               <w:jc w:val="left"/>
             </w:pPr>
             <w:r>
-              <w:rPr>
-                <w:rStyle w:val="VerbatimChar"/>
-              </w:rPr>
-              <w:t xml:space="preserve">docs/schema.sql</w:t>
-            </w:r>
-            <w:r>
-              <w:t xml:space="preserve"> </w:t>
-            </w:r>
-            <w:r>
-              <w:t xml:space="preserve">+ los módulos del backend</w:t>
+              <w:t xml:space="preserve">La base de datos y los módulos ya implementados</w:t>
             </w:r>
           </w:p>
         </w:tc>
@@ -633,34 +615,31 @@
               <w:jc w:val="left"/>
             </w:pPr>
             <w:r>
-              <w:t xml:space="preserve">Evidencia de normalización 1FN/2FN/3FN</w:t>
-            </w:r>
-          </w:p>
-        </w:tc>
-        <w:tc>
-          <w:tcPr/>
-          <w:p>
-            <w:pPr>
-              <w:pStyle w:val="Compact"/>
-              <w:jc w:val="left"/>
-            </w:pPr>
-            <w:r>
-              <w:t xml:space="preserve">6.1</w:t>
-            </w:r>
-          </w:p>
-        </w:tc>
-        <w:tc>
-          <w:tcPr/>
-          <w:p>
-            <w:pPr>
-              <w:pStyle w:val="Compact"/>
-              <w:jc w:val="left"/>
-            </w:pPr>
-            <w:r>
-              <w:rPr>
-                <w:rStyle w:val="VerbatimChar"/>
-              </w:rPr>
-              <w:t xml:space="preserve">docs/schema.sql</w:t>
+              <w:t xml:space="preserve">Diagramas de actividades</w:t>
+            </w:r>
+          </w:p>
+        </w:tc>
+        <w:tc>
+          <w:tcPr/>
+          <w:p>
+            <w:pPr>
+              <w:pStyle w:val="Compact"/>
+              <w:jc w:val="left"/>
+            </w:pPr>
+            <w:r>
+              <w:t xml:space="preserve">2.1</w:t>
+            </w:r>
+          </w:p>
+        </w:tc>
+        <w:tc>
+          <w:tcPr/>
+          <w:p>
+            <w:pPr>
+              <w:pStyle w:val="Compact"/>
+              <w:jc w:val="left"/>
+            </w:pPr>
+            <w:r>
+              <w:t xml:space="preserve">Los procesos de §2.1 y los flujos de los 29 CU</w:t>
             </w:r>
           </w:p>
         </w:tc>
@@ -674,44 +653,6 @@
               <w:jc w:val="left"/>
             </w:pPr>
             <w:r>
-              <w:t xml:space="preserve">Diagramas de actividades</w:t>
-            </w:r>
-          </w:p>
-        </w:tc>
-        <w:tc>
-          <w:tcPr/>
-          <w:p>
-            <w:pPr>
-              <w:pStyle w:val="Compact"/>
-              <w:jc w:val="left"/>
-            </w:pPr>
-            <w:r>
-              <w:t xml:space="preserve">2.1</w:t>
-            </w:r>
-          </w:p>
-        </w:tc>
-        <w:tc>
-          <w:tcPr/>
-          <w:p>
-            <w:pPr>
-              <w:pStyle w:val="Compact"/>
-              <w:jc w:val="left"/>
-            </w:pPr>
-            <w:r>
-              <w:t xml:space="preserve">Los procesos de §2.1 y los flujos de los 29 CU</w:t>
-            </w:r>
-          </w:p>
-        </w:tc>
-      </w:tr>
-      <w:tr>
-        <w:tc>
-          <w:tcPr/>
-          <w:p>
-            <w:pPr>
-              <w:pStyle w:val="Compact"/>
-              <w:jc w:val="left"/>
-            </w:pPr>
-            <w:r>
               <w:t xml:space="preserve">Gráfico del árbol del problema</w:t>
             </w:r>
           </w:p>
@@ -763,31 +704,13 @@
         <w:t xml:space="preserve"> </w:t>
       </w:r>
       <w:r>
-        <w:t xml:space="preserve">— el diagrama terminado está incrustado en §3 del</w:t>
-      </w:r>
-      <w:r>
-        <w:t xml:space="preserve"> </w:t>
-      </w:r>
-      <w:r>
-        <w:t xml:space="preserve">documento de análisis, y su fuente editable está en</w:t>
-      </w:r>
-      <w:r>
-        <w:t xml:space="preserve"> </w:t>
-      </w:r>
-      <w:r>
-        <w:rPr>
-          <w:rStyle w:val="VerbatimChar"/>
-        </w:rPr>
-        <w:t xml:space="preserve">docs/bpmn/PROCESO_AS_IS.drawio</w:t>
-      </w:r>
-      <w:r>
-        <w:t xml:space="preserve">. Lo</w:t>
-      </w:r>
-      <w:r>
-        <w:t xml:space="preserve"> </w:t>
-      </w:r>
-      <w:r>
-        <w:t xml:space="preserve">único pendiente es exportar su PNG al repositorio, como ya lo tiene el TO-BE.</w:t>
+        <w:t xml:space="preserve">— el diagrama terminado está incrustado en el numeral 3</w:t>
+      </w:r>
+      <w:r>
+        <w:t xml:space="preserve"> </w:t>
+      </w:r>
+      <w:r>
+        <w:t xml:space="preserve">del documento de análisis.</w:t>
       </w:r>
     </w:p>
     <w:p>
@@ -811,49 +734,13 @@
         <w:t xml:space="preserve"> </w:t>
       </w:r>
       <w:r>
-        <w:t xml:space="preserve">— los 29 archivos</w:t>
-      </w:r>
-      <w:r>
-        <w:t xml:space="preserve"> </w:t>
-      </w:r>
-      <w:r>
-        <w:rPr>
-          <w:rStyle w:val="VerbatimChar"/>
-        </w:rPr>
-        <w:t xml:space="preserve">.puml</w:t>
-      </w:r>
-      <w:r>
-        <w:t xml:space="preserve"> </w:t>
-      </w:r>
-      <w:r>
-        <w:t xml:space="preserve">ya usan</w:t>
-      </w:r>
-      <w:r>
-        <w:t xml:space="preserve"> </w:t>
-      </w:r>
-      <w:r>
-        <w:rPr>
-          <w:rStyle w:val="VerbatimChar"/>
-        </w:rPr>
-        <w:t xml:space="preserve">&lt;&lt;include&gt;&gt;</w:t>
-      </w:r>
-      <w:r>
-        <w:t xml:space="preserve"> </w:t>
-      </w:r>
-      <w:r>
-        <w:t xml:space="preserve">y</w:t>
-      </w:r>
-      <w:r>
-        <w:t xml:space="preserve"> </w:t>
-      </w:r>
-      <w:r>
-        <w:rPr>
-          <w:rStyle w:val="VerbatimChar"/>
-        </w:rPr>
-        <w:t xml:space="preserve">&lt;&lt;extend&gt;&gt;</w:t>
-      </w:r>
-      <w:r>
-        <w:t xml:space="preserve">. El punto 4.2.2 del lineamiento está</w:t>
+        <w:t xml:space="preserve">— los 29 diagramas ya</w:t>
+      </w:r>
+      <w:r>
+        <w:t xml:space="preserve"> </w:t>
+      </w:r>
+      <w:r>
+        <w:t xml:space="preserve">incluyen las relaciones «include» y «extend». El punto 4.2.2 del lineamiento está</w:t>
       </w:r>
       <w:r>
         <w:t xml:space="preserve"> </w:t>

--- a/docs/INFORME_AYD.docx
+++ b/docs/INFORME_AYD.docx
@@ -4519,13 +4519,13 @@
         <w:t xml:space="preserve"> </w:t>
       </w:r>
       <w:r>
-        <w:t xml:space="preserve">interdependientes y la integración temprana reduce el riesgo técnico identificado en</w:t>
-      </w:r>
-      <w:r>
-        <w:t xml:space="preserve"> </w:t>
-      </w:r>
-      <w:r>
-        <w:t xml:space="preserve">§12.2 del documento de análisis.</w:t>
+        <w:t xml:space="preserve">interdependientes y la integración temprana reduce el riesgo técnico de construirlos</w:t>
+      </w:r>
+      <w:r>
+        <w:t xml:space="preserve"> </w:t>
+      </w:r>
+      <w:r>
+        <w:t xml:space="preserve">sobre un modelo de datos común sin una arquitectura consolidada.</w:t>
       </w:r>
     </w:p>
     <w:p>
@@ -11294,7 +11294,7 @@
         <w:t xml:space="preserve"> </w:t>
       </w:r>
       <w:r>
-        <w:t xml:space="preserve">inactivos. Las claves foráneas usan</w:t>
+        <w:t xml:space="preserve">inactivos. Las claves foráneas emplean</w:t>
       </w:r>
       <w:r>
         <w:t xml:space="preserve"> </w:t>
@@ -11306,7 +11306,16 @@
         <w:t xml:space="preserve">RESTRICT</w:t>
       </w:r>
       <w:r>
-        <w:t xml:space="preserve">, conservando deliberadamente</w:t>
+        <w:t xml:space="preserve"> </w:t>
+      </w:r>
+      <w:r>
+        <w:t xml:space="preserve">para impedir el borrado en cascada de</w:t>
+      </w:r>
+      <w:r>
+        <w:t xml:space="preserve"> </w:t>
+      </w:r>
+      <w:r>
+        <w:t xml:space="preserve">información operativa, y reservan</w:t>
       </w:r>
       <w:r>
         <w:t xml:space="preserve"> </w:t>
@@ -11321,13 +11330,25 @@
         <w:t xml:space="preserve"> </w:t>
       </w:r>
       <w:r>
-        <w:t xml:space="preserve">solo donde existe relación de composición (por ejemplo, los detalles respecto de su</w:t>
-      </w:r>
-      <w:r>
-        <w:t xml:space="preserve"> </w:t>
-      </w:r>
-      <w:r>
-        <w:t xml:space="preserve">documento de entrada o salida).</w:t>
+        <w:t xml:space="preserve">para las relaciones de composición, en las</w:t>
+      </w:r>
+      <w:r>
+        <w:t xml:space="preserve"> </w:t>
+      </w:r>
+      <w:r>
+        <w:t xml:space="preserve">que la parte carece de sentido sin el todo: los detalles respecto de su documento de</w:t>
+      </w:r>
+      <w:r>
+        <w:t xml:space="preserve"> </w:t>
+      </w:r>
+      <w:r>
+        <w:t xml:space="preserve">entrada o salida, las evidencias respecto de su registro de avance y los pares</w:t>
+      </w:r>
+      <w:r>
+        <w:t xml:space="preserve"> </w:t>
+      </w:r>
+      <w:r>
+        <w:t xml:space="preserve">rol-permiso.</w:t>
       </w:r>
     </w:p>
     <w:p>
@@ -11407,13 +11428,19 @@
         <w:t xml:space="preserve"> </w:t>
       </w:r>
       <w:r>
-        <w:t xml:space="preserve">registra usuario,</w:t>
-      </w:r>
-      <w:r>
-        <w:t xml:space="preserve"> </w:t>
-      </w:r>
-      <w:r>
-        <w:t xml:space="preserve">fecha, hora, operación y entidad afectada de las operaciones críticas.</w:t>
+        <w:t xml:space="preserve">registra, para cada</w:t>
+      </w:r>
+      <w:r>
+        <w:t xml:space="preserve"> </w:t>
+      </w:r>
+      <w:r>
+        <w:t xml:space="preserve">operación crítica, el usuario que la ejecutó, la acción realizada, la tabla y el</w:t>
+      </w:r>
+      <w:r>
+        <w:t xml:space="preserve"> </w:t>
+      </w:r>
+      <w:r>
+        <w:t xml:space="preserve">registro afectados, la marca de tiempo y la dirección de origen.</w:t>
       </w:r>
     </w:p>
     <w:p>
@@ -11526,19 +11553,49 @@
         <w:t xml:space="preserve">segunda forma normal</w:t>
       </w:r>
       <w:r>
-        <w:t xml:space="preserve">: en las tablas con clave compuesta, los atributos</w:t>
-      </w:r>
-      <w:r>
-        <w:t xml:space="preserve"> </w:t>
-      </w:r>
-      <w:r>
-        <w:t xml:space="preserve">no clave dependen de la clave completa. En las tablas de detalle, la cantidad y el costo</w:t>
-      </w:r>
-      <w:r>
-        <w:t xml:space="preserve"> </w:t>
-      </w:r>
-      <w:r>
-        <w:t xml:space="preserve">dependen conjuntamente del documento y del material, no de uno solo de ellos; los</w:t>
+        <w:t xml:space="preserve">: no existen dependencias parciales de la clave. El</w:t>
+      </w:r>
+      <w:r>
+        <w:t xml:space="preserve"> </w:t>
+      </w:r>
+      <w:r>
+        <w:t xml:space="preserve">modelo emplea claves primarias sustitutas de un solo atributo en la mayoría de las</w:t>
+      </w:r>
+      <w:r>
+        <w:t xml:space="preserve"> </w:t>
+      </w:r>
+      <w:r>
+        <w:t xml:space="preserve">tablas, con lo que la dependencia parcial queda descartada por construcción; la única</w:t>
+      </w:r>
+      <w:r>
+        <w:t xml:space="preserve"> </w:t>
+      </w:r>
+      <w:r>
+        <w:t xml:space="preserve">clave compuesta del modelo, la de</w:t>
+      </w:r>
+      <w:r>
+        <w:t xml:space="preserve"> </w:t>
+      </w:r>
+      <w:r>
+        <w:rPr>
+          <w:rStyle w:val="VerbatimChar"/>
+        </w:rPr>
+        <w:t xml:space="preserve">roles_permisos</w:t>
+      </w:r>
+      <w:r>
+        <w:t xml:space="preserve">, corresponde a una tabla sin</w:t>
+      </w:r>
+      <w:r>
+        <w:t xml:space="preserve"> </w:t>
+      </w:r>
+      <w:r>
+        <w:t xml:space="preserve">atributos no clave. En las tablas de detalle, la cantidad y el costo dependen</w:t>
+      </w:r>
+      <w:r>
+        <w:t xml:space="preserve"> </w:t>
+      </w:r>
+      <w:r>
+        <w:t xml:space="preserve">conjuntamente del documento y del material, y no de uno solo de ellos, mientras que los</w:t>
       </w:r>
       <w:r>
         <w:t xml:space="preserve"> </w:t>
@@ -11663,13 +11720,7 @@
         <w:pStyle w:val="BodyText"/>
       </w:pPr>
       <w:r>
-        <w:t xml:space="preserve">Las relaciones de muchos a muchos están resueltas mediante tablas intermedias con clave</w:t>
-      </w:r>
-      <w:r>
-        <w:t xml:space="preserve"> </w:t>
-      </w:r>
-      <w:r>
-        <w:t xml:space="preserve">compuesta:</w:t>
+        <w:t xml:space="preserve">Las relaciones de muchos a muchos están resueltas mediante tablas intermedias:</w:t>
       </w:r>
       <w:r>
         <w:t xml:space="preserve"> </w:t>
@@ -11684,7 +11735,13 @@
         <w:t xml:space="preserve"> </w:t>
       </w:r>
       <w:r>
-        <w:t xml:space="preserve">entre roles y permisos, y</w:t>
+        <w:t xml:space="preserve">entre roles y permisos, con clave primaria compuesta por ambas</w:t>
+      </w:r>
+      <w:r>
+        <w:t xml:space="preserve"> </w:t>
+      </w:r>
+      <w:r>
+        <w:t xml:space="preserve">referencias; y</w:t>
       </w:r>
       <w:r>
         <w:t xml:space="preserve"> </w:t>
@@ -11699,19 +11756,25 @@
         <w:t xml:space="preserve"> </w:t>
       </w:r>
       <w:r>
-        <w:t xml:space="preserve">entre</w:t>
-      </w:r>
-      <w:r>
-        <w:t xml:space="preserve"> </w:t>
-      </w:r>
-      <w:r>
-        <w:t xml:space="preserve">trabajadores y proyectos o actividades, esta última con atributos propios de la relación</w:t>
-      </w:r>
-      <w:r>
-        <w:t xml:space="preserve"> </w:t>
-      </w:r>
-      <w:r>
-        <w:t xml:space="preserve">(fecha de inicio, fecha fin programada y estado).</w:t>
+        <w:t xml:space="preserve">entre trabajadores y proyectos o actividades,</w:t>
+      </w:r>
+      <w:r>
+        <w:t xml:space="preserve"> </w:t>
+      </w:r>
+      <w:r>
+        <w:t xml:space="preserve">que al tener atributos propios de la relación —fecha de inicio, fecha fin programada,</w:t>
+      </w:r>
+      <w:r>
+        <w:t xml:space="preserve"> </w:t>
+      </w:r>
+      <w:r>
+        <w:t xml:space="preserve">rol en el proyecto y estado— constituye una entidad asociativa con identificador</w:t>
+      </w:r>
+      <w:r>
+        <w:t xml:space="preserve"> </w:t>
+      </w:r>
+      <w:r>
+        <w:t xml:space="preserve">propio.</w:t>
       </w:r>
     </w:p>
     <w:bookmarkEnd w:id="50"/>

--- a/docs/INFORME_AYD.docx
+++ b/docs/INFORME_AYD.docx
@@ -899,7 +899,7 @@
     </w:p>
     <w:bookmarkEnd w:id="23"/>
     <w:bookmarkEnd w:id="24"/>
-    <w:bookmarkStart w:id="58" w:name="X968f4fd553ec05eb39e61277e1322a13af36ecc"/>
+    <w:bookmarkStart w:id="60" w:name="X968f4fd553ec05eb39e61277e1322a13af36ecc"/>
     <w:p>
       <w:pPr>
         <w:pStyle w:val="Heading1"/>
@@ -4815,7 +4815,7 @@
     </w:p>
     <w:bookmarkEnd w:id="39"/>
     <w:bookmarkEnd w:id="40"/>
-    <w:bookmarkStart w:id="49" w:name="modelo-de-requerimientos"/>
+    <w:bookmarkStart w:id="51" w:name="modelo-de-requerimientos"/>
     <w:p>
       <w:pPr>
         <w:pStyle w:val="Heading2"/>
@@ -4824,7 +4824,7 @@
         <w:t xml:space="preserve">4. MODELO DE REQUERIMIENTOS</w:t>
       </w:r>
     </w:p>
-    <w:bookmarkStart w:id="43" w:name="X45d95eb6c2e85cef99c86843ff53a74ca712930"/>
+    <w:bookmarkStart w:id="45" w:name="X45d95eb6c2e85cef99c86843ff53a74ca712930"/>
     <w:p>
       <w:pPr>
         <w:pStyle w:val="Heading3"/>
@@ -8375,8 +8375,729 @@
       </w:r>
     </w:p>
     <w:bookmarkEnd w:id="42"/>
+    <w:bookmarkStart w:id="43" w:name="catálogo-de-alertas"/>
+    <w:p>
+      <w:pPr>
+        <w:pStyle w:val="Heading4"/>
+      </w:pPr>
+      <w:r>
+        <w:t xml:space="preserve">4.1.3 Catálogo de alertas</w:t>
+      </w:r>
+    </w:p>
+    <w:p>
+      <w:pPr>
+        <w:pStyle w:val="FirstParagraph"/>
+      </w:pPr>
+      <w:r>
+        <w:t xml:space="preserve">El sistema detecta automáticamente las situaciones que requieren atención definidas en</w:t>
+      </w:r>
+      <w:r>
+        <w:t xml:space="preserve"> </w:t>
+      </w:r>
+      <w:r>
+        <w:t xml:space="preserve">el enunciado oficial. Cada alerta se asocia al requerimiento que la origina y queda</w:t>
+      </w:r>
+      <w:r>
+        <w:t xml:space="preserve"> </w:t>
+      </w:r>
+      <w:r>
+        <w:t xml:space="preserve">registrada con su estado de atención (RF36).</w:t>
+      </w:r>
+    </w:p>
+    <w:tbl>
+      <w:tblPr>
+        <w:tblStyle w:val="Table"/>
+        <w:tblW w:type="pct" w:w="5000"/>
+        <w:tblLook w:firstRow="1" w:lastRow="0" w:firstColumn="0" w:lastColumn="0" w:noHBand="0" w:noVBand="0" w:val="0020"/>
+        <w:jc w:val="start"/>
+      </w:tblPr>
+      <w:tblGrid>
+        <w:gridCol w:w="2640"/>
+        <w:gridCol w:w="2640"/>
+        <w:gridCol w:w="2640"/>
+      </w:tblGrid>
+      <w:tr>
+        <w:trPr>
+          <w:tblHeader w:val="true"/>
+        </w:trPr>
+        <w:tc>
+          <w:tcPr/>
+          <w:p>
+            <w:pPr>
+              <w:pStyle w:val="Compact"/>
+              <w:jc w:val="left"/>
+            </w:pPr>
+            <w:r>
+              <w:t xml:space="preserve">Alerta</w:t>
+            </w:r>
+          </w:p>
+        </w:tc>
+        <w:tc>
+          <w:tcPr/>
+          <w:p>
+            <w:pPr>
+              <w:pStyle w:val="Compact"/>
+              <w:jc w:val="left"/>
+            </w:pPr>
+            <w:r>
+              <w:t xml:space="preserve">Condición que la dispara</w:t>
+            </w:r>
+          </w:p>
+        </w:tc>
+        <w:tc>
+          <w:tcPr/>
+          <w:p>
+            <w:pPr>
+              <w:pStyle w:val="Compact"/>
+              <w:jc w:val="left"/>
+            </w:pPr>
+            <w:r>
+              <w:t xml:space="preserve">RF</w:t>
+            </w:r>
+          </w:p>
+        </w:tc>
+      </w:tr>
+      <w:tr>
+        <w:tc>
+          <w:tcPr/>
+          <w:p>
+            <w:pPr>
+              <w:pStyle w:val="Compact"/>
+              <w:jc w:val="left"/>
+            </w:pPr>
+            <w:r>
+              <w:t xml:space="preserve">Inventario bajo</w:t>
+            </w:r>
+          </w:p>
+        </w:tc>
+        <w:tc>
+          <w:tcPr/>
+          <w:p>
+            <w:pPr>
+              <w:pStyle w:val="Compact"/>
+              <w:jc w:val="left"/>
+            </w:pPr>
+            <w:r>
+              <w:t xml:space="preserve">La existencia de un material alcanza su nivel mínimo establecido.</w:t>
+            </w:r>
+          </w:p>
+        </w:tc>
+        <w:tc>
+          <w:tcPr/>
+          <w:p>
+            <w:pPr>
+              <w:pStyle w:val="Compact"/>
+              <w:jc w:val="left"/>
+            </w:pPr>
+            <w:r>
+              <w:t xml:space="preserve">RF23</w:t>
+            </w:r>
+          </w:p>
+        </w:tc>
+      </w:tr>
+      <w:tr>
+        <w:tc>
+          <w:tcPr/>
+          <w:p>
+            <w:pPr>
+              <w:pStyle w:val="Compact"/>
+              <w:jc w:val="left"/>
+            </w:pPr>
+            <w:r>
+              <w:t xml:space="preserve">Actividades vencidas</w:t>
+            </w:r>
+          </w:p>
+        </w:tc>
+        <w:tc>
+          <w:tcPr/>
+          <w:p>
+            <w:pPr>
+              <w:pStyle w:val="Compact"/>
+              <w:jc w:val="left"/>
+            </w:pPr>
+            <w:r>
+              <w:t xml:space="preserve">Una actividad supera su fecha programada sin estar terminada.</w:t>
+            </w:r>
+          </w:p>
+        </w:tc>
+        <w:tc>
+          <w:tcPr/>
+          <w:p>
+            <w:pPr>
+              <w:pStyle w:val="Compact"/>
+              <w:jc w:val="left"/>
+            </w:pPr>
+            <w:r>
+              <w:t xml:space="preserve">RF25</w:t>
+            </w:r>
+          </w:p>
+        </w:tc>
+      </w:tr>
+      <w:tr>
+        <w:tc>
+          <w:tcPr/>
+          <w:p>
+            <w:pPr>
+              <w:pStyle w:val="Compact"/>
+              <w:jc w:val="left"/>
+            </w:pPr>
+            <w:r>
+              <w:t xml:space="preserve">Herramientas pendientes</w:t>
+            </w:r>
+          </w:p>
+        </w:tc>
+        <w:tc>
+          <w:tcPr/>
+          <w:p>
+            <w:pPr>
+              <w:pStyle w:val="Compact"/>
+              <w:jc w:val="left"/>
+            </w:pPr>
+            <w:r>
+              <w:t xml:space="preserve">Una herramienta entregada supera el plazo previsto de devolución.</w:t>
+            </w:r>
+          </w:p>
+        </w:tc>
+        <w:tc>
+          <w:tcPr/>
+          <w:p>
+            <w:pPr>
+              <w:pStyle w:val="Compact"/>
+              <w:jc w:val="left"/>
+            </w:pPr>
+            <w:r>
+              <w:t xml:space="preserve">RF24</w:t>
+            </w:r>
+          </w:p>
+        </w:tc>
+      </w:tr>
+      <w:tr>
+        <w:tc>
+          <w:tcPr/>
+          <w:p>
+            <w:pPr>
+              <w:pStyle w:val="Compact"/>
+              <w:jc w:val="left"/>
+            </w:pPr>
+            <w:r>
+              <w:t xml:space="preserve">Proyectos atrasados</w:t>
+            </w:r>
+          </w:p>
+        </w:tc>
+        <w:tc>
+          <w:tcPr/>
+          <w:p>
+            <w:pPr>
+              <w:pStyle w:val="Compact"/>
+              <w:jc w:val="left"/>
+            </w:pPr>
+            <w:r>
+              <w:t xml:space="preserve">El avance consolidado de un proyecto queda por debajo de lo programado.</w:t>
+            </w:r>
+          </w:p>
+        </w:tc>
+        <w:tc>
+          <w:tcPr/>
+          <w:p>
+            <w:pPr>
+              <w:pStyle w:val="Compact"/>
+              <w:jc w:val="left"/>
+            </w:pPr>
+            <w:r>
+              <w:t xml:space="preserve">RF25</w:t>
+            </w:r>
+          </w:p>
+        </w:tc>
+      </w:tr>
+      <w:tr>
+        <w:tc>
+          <w:tcPr/>
+          <w:p>
+            <w:pPr>
+              <w:pStyle w:val="Compact"/>
+              <w:jc w:val="left"/>
+            </w:pPr>
+            <w:r>
+              <w:t xml:space="preserve">Servicios pendientes</w:t>
+            </w:r>
+          </w:p>
+        </w:tc>
+        <w:tc>
+          <w:tcPr/>
+          <w:p>
+            <w:pPr>
+              <w:pStyle w:val="Compact"/>
+              <w:jc w:val="left"/>
+            </w:pPr>
+            <w:r>
+              <w:t xml:space="preserve">Un servicio externo contratado no registra ejecución dentro de sus fechas.</w:t>
+            </w:r>
+          </w:p>
+        </w:tc>
+        <w:tc>
+          <w:tcPr/>
+          <w:p>
+            <w:pPr>
+              <w:pStyle w:val="Compact"/>
+              <w:jc w:val="left"/>
+            </w:pPr>
+            <w:r>
+              <w:t xml:space="preserve">RF21</w:t>
+            </w:r>
+          </w:p>
+        </w:tc>
+      </w:tr>
+      <w:tr>
+        <w:tc>
+          <w:tcPr/>
+          <w:p>
+            <w:pPr>
+              <w:pStyle w:val="Compact"/>
+              <w:jc w:val="left"/>
+            </w:pPr>
+            <w:r>
+              <w:t xml:space="preserve">Desviaciones relevantes</w:t>
+            </w:r>
+          </w:p>
+        </w:tc>
+        <w:tc>
+          <w:tcPr/>
+          <w:p>
+            <w:pPr>
+              <w:pStyle w:val="Compact"/>
+              <w:jc w:val="left"/>
+            </w:pPr>
+            <w:r>
+              <w:t xml:space="preserve">El costo consolidado de un proyecto se aparta del presupuesto de referencia.</w:t>
+            </w:r>
+          </w:p>
+        </w:tc>
+        <w:tc>
+          <w:tcPr/>
+          <w:p>
+            <w:pPr>
+              <w:pStyle w:val="Compact"/>
+              <w:jc w:val="left"/>
+            </w:pPr>
+            <w:r>
+              <w:t xml:space="preserve">RF26</w:t>
+            </w:r>
+          </w:p>
+        </w:tc>
+      </w:tr>
+    </w:tbl>
     <w:bookmarkEnd w:id="43"/>
-    <w:bookmarkStart w:id="48" w:name="modelado-de-los-casos-de-uso"/>
+    <w:bookmarkStart w:id="44" w:name="catálogo-de-indicadores"/>
+    <w:p>
+      <w:pPr>
+        <w:pStyle w:val="Heading4"/>
+      </w:pPr>
+      <w:r>
+        <w:t xml:space="preserve">4.1.4 Catálogo de indicadores</w:t>
+      </w:r>
+    </w:p>
+    <w:p>
+      <w:pPr>
+        <w:pStyle w:val="FirstParagraph"/>
+      </w:pPr>
+      <w:r>
+        <w:t xml:space="preserve">Los indicadores se calculan a partir de la información transaccional registrada, sin</w:t>
+      </w:r>
+      <w:r>
+        <w:t xml:space="preserve"> </w:t>
+      </w:r>
+      <w:r>
+        <w:t xml:space="preserve">digitación manual, conforme a la regla de negocio RN10. Se presentan gráficamente en el</w:t>
+      </w:r>
+      <w:r>
+        <w:t xml:space="preserve"> </w:t>
+      </w:r>
+      <w:r>
+        <w:t xml:space="preserve">dashboard gerencial (RF28).</w:t>
+      </w:r>
+    </w:p>
+    <w:tbl>
+      <w:tblPr>
+        <w:tblStyle w:val="Table"/>
+        <w:tblW w:type="auto" w:w="0"/>
+        <w:tblLook w:firstRow="1" w:lastRow="0" w:firstColumn="0" w:lastColumn="0" w:noHBand="0" w:noVBand="0" w:val="0020"/>
+        <w:jc w:val="start"/>
+      </w:tblPr>
+      <w:tblGrid>
+        <w:gridCol w:w="3960"/>
+        <w:gridCol w:w="3960"/>
+      </w:tblGrid>
+      <w:tr>
+        <w:trPr>
+          <w:tblHeader w:val="true"/>
+        </w:trPr>
+        <w:tc>
+          <w:tcPr/>
+          <w:p>
+            <w:pPr>
+              <w:pStyle w:val="Compact"/>
+              <w:jc w:val="left"/>
+            </w:pPr>
+            <w:r>
+              <w:t xml:space="preserve">Indicador</w:t>
+            </w:r>
+          </w:p>
+        </w:tc>
+        <w:tc>
+          <w:tcPr/>
+          <w:p>
+            <w:pPr>
+              <w:pStyle w:val="Compact"/>
+              <w:jc w:val="left"/>
+            </w:pPr>
+            <w:r>
+              <w:t xml:space="preserve">Dimensión</w:t>
+            </w:r>
+          </w:p>
+        </w:tc>
+      </w:tr>
+      <w:tr>
+        <w:tc>
+          <w:tcPr/>
+          <w:p>
+            <w:pPr>
+              <w:pStyle w:val="Compact"/>
+              <w:jc w:val="left"/>
+            </w:pPr>
+            <w:r>
+              <w:t xml:space="preserve">Porcentaje de avance por proyecto</w:t>
+            </w:r>
+          </w:p>
+        </w:tc>
+        <w:tc>
+          <w:tcPr/>
+          <w:p>
+            <w:pPr>
+              <w:pStyle w:val="Compact"/>
+              <w:jc w:val="left"/>
+            </w:pPr>
+            <w:r>
+              <w:t xml:space="preserve">Proyectos</w:t>
+            </w:r>
+          </w:p>
+        </w:tc>
+      </w:tr>
+      <w:tr>
+        <w:tc>
+          <w:tcPr/>
+          <w:p>
+            <w:pPr>
+              <w:pStyle w:val="Compact"/>
+              <w:jc w:val="left"/>
+            </w:pPr>
+            <w:r>
+              <w:t xml:space="preserve">Actividades programadas vs. terminadas</w:t>
+            </w:r>
+          </w:p>
+        </w:tc>
+        <w:tc>
+          <w:tcPr/>
+          <w:p>
+            <w:pPr>
+              <w:pStyle w:val="Compact"/>
+              <w:jc w:val="left"/>
+            </w:pPr>
+            <w:r>
+              <w:t xml:space="preserve">Proyectos</w:t>
+            </w:r>
+          </w:p>
+        </w:tc>
+      </w:tr>
+      <w:tr>
+        <w:tc>
+          <w:tcPr/>
+          <w:p>
+            <w:pPr>
+              <w:pStyle w:val="Compact"/>
+              <w:jc w:val="left"/>
+            </w:pPr>
+            <w:r>
+              <w:t xml:space="preserve">Porcentaje de actividades atrasadas</w:t>
+            </w:r>
+          </w:p>
+        </w:tc>
+        <w:tc>
+          <w:tcPr/>
+          <w:p>
+            <w:pPr>
+              <w:pStyle w:val="Compact"/>
+              <w:jc w:val="left"/>
+            </w:pPr>
+            <w:r>
+              <w:t xml:space="preserve">Proyectos</w:t>
+            </w:r>
+          </w:p>
+        </w:tc>
+      </w:tr>
+      <w:tr>
+        <w:tc>
+          <w:tcPr/>
+          <w:p>
+            <w:pPr>
+              <w:pStyle w:val="Compact"/>
+              <w:jc w:val="left"/>
+            </w:pPr>
+            <w:r>
+              <w:t xml:space="preserve">Consumo de materiales por proyecto</w:t>
+            </w:r>
+          </w:p>
+        </w:tc>
+        <w:tc>
+          <w:tcPr/>
+          <w:p>
+            <w:pPr>
+              <w:pStyle w:val="Compact"/>
+              <w:jc w:val="left"/>
+            </w:pPr>
+            <w:r>
+              <w:t xml:space="preserve">Inventarios</w:t>
+            </w:r>
+          </w:p>
+        </w:tc>
+      </w:tr>
+      <w:tr>
+        <w:tc>
+          <w:tcPr/>
+          <w:p>
+            <w:pPr>
+              <w:pStyle w:val="Compact"/>
+              <w:jc w:val="left"/>
+            </w:pPr>
+            <w:r>
+              <w:t xml:space="preserve">Costo de materiales por proyecto</w:t>
+            </w:r>
+          </w:p>
+        </w:tc>
+        <w:tc>
+          <w:tcPr/>
+          <w:p>
+            <w:pPr>
+              <w:pStyle w:val="Compact"/>
+              <w:jc w:val="left"/>
+            </w:pPr>
+            <w:r>
+              <w:t xml:space="preserve">Inventarios</w:t>
+            </w:r>
+          </w:p>
+        </w:tc>
+      </w:tr>
+      <w:tr>
+        <w:tc>
+          <w:tcPr/>
+          <w:p>
+            <w:pPr>
+              <w:pStyle w:val="Compact"/>
+              <w:jc w:val="left"/>
+            </w:pPr>
+            <w:r>
+              <w:t xml:space="preserve">Materiales con existencia crítica</w:t>
+            </w:r>
+          </w:p>
+        </w:tc>
+        <w:tc>
+          <w:tcPr/>
+          <w:p>
+            <w:pPr>
+              <w:pStyle w:val="Compact"/>
+              <w:jc w:val="left"/>
+            </w:pPr>
+            <w:r>
+              <w:t xml:space="preserve">Inventarios</w:t>
+            </w:r>
+          </w:p>
+        </w:tc>
+      </w:tr>
+      <w:tr>
+        <w:tc>
+          <w:tcPr/>
+          <w:p>
+            <w:pPr>
+              <w:pStyle w:val="Compact"/>
+              <w:jc w:val="left"/>
+            </w:pPr>
+            <w:r>
+              <w:t xml:space="preserve">Herramientas disponibles</w:t>
+            </w:r>
+          </w:p>
+        </w:tc>
+        <w:tc>
+          <w:tcPr/>
+          <w:p>
+            <w:pPr>
+              <w:pStyle w:val="Compact"/>
+              <w:jc w:val="left"/>
+            </w:pPr>
+            <w:r>
+              <w:t xml:space="preserve">Herramientas</w:t>
+            </w:r>
+          </w:p>
+        </w:tc>
+      </w:tr>
+      <w:tr>
+        <w:tc>
+          <w:tcPr/>
+          <w:p>
+            <w:pPr>
+              <w:pStyle w:val="Compact"/>
+              <w:jc w:val="left"/>
+            </w:pPr>
+            <w:r>
+              <w:t xml:space="preserve">Herramientas prestadas</w:t>
+            </w:r>
+          </w:p>
+        </w:tc>
+        <w:tc>
+          <w:tcPr/>
+          <w:p>
+            <w:pPr>
+              <w:pStyle w:val="Compact"/>
+              <w:jc w:val="left"/>
+            </w:pPr>
+            <w:r>
+              <w:t xml:space="preserve">Herramientas</w:t>
+            </w:r>
+          </w:p>
+        </w:tc>
+      </w:tr>
+      <w:tr>
+        <w:tc>
+          <w:tcPr/>
+          <w:p>
+            <w:pPr>
+              <w:pStyle w:val="Compact"/>
+              <w:jc w:val="left"/>
+            </w:pPr>
+            <w:r>
+              <w:t xml:space="preserve">Herramientas pendientes de devolución</w:t>
+            </w:r>
+          </w:p>
+        </w:tc>
+        <w:tc>
+          <w:tcPr/>
+          <w:p>
+            <w:pPr>
+              <w:pStyle w:val="Compact"/>
+              <w:jc w:val="left"/>
+            </w:pPr>
+            <w:r>
+              <w:t xml:space="preserve">Herramientas</w:t>
+            </w:r>
+          </w:p>
+        </w:tc>
+      </w:tr>
+      <w:tr>
+        <w:tc>
+          <w:tcPr/>
+          <w:p>
+            <w:pPr>
+              <w:pStyle w:val="Compact"/>
+              <w:jc w:val="left"/>
+            </w:pPr>
+            <w:r>
+              <w:t xml:space="preserve">Costo de servicios externos</w:t>
+            </w:r>
+          </w:p>
+        </w:tc>
+        <w:tc>
+          <w:tcPr/>
+          <w:p>
+            <w:pPr>
+              <w:pStyle w:val="Compact"/>
+              <w:jc w:val="left"/>
+            </w:pPr>
+            <w:r>
+              <w:t xml:space="preserve">Terceros</w:t>
+            </w:r>
+          </w:p>
+        </w:tc>
+      </w:tr>
+      <w:tr>
+        <w:tc>
+          <w:tcPr/>
+          <w:p>
+            <w:pPr>
+              <w:pStyle w:val="Compact"/>
+              <w:jc w:val="left"/>
+            </w:pPr>
+            <w:r>
+              <w:t xml:space="preserve">Número de trabajadores por proyecto</w:t>
+            </w:r>
+          </w:p>
+        </w:tc>
+        <w:tc>
+          <w:tcPr/>
+          <w:p>
+            <w:pPr>
+              <w:pStyle w:val="Compact"/>
+              <w:jc w:val="left"/>
+            </w:pPr>
+            <w:r>
+              <w:t xml:space="preserve">Personal</w:t>
+            </w:r>
+          </w:p>
+        </w:tc>
+      </w:tr>
+      <w:tr>
+        <w:tc>
+          <w:tcPr/>
+          <w:p>
+            <w:pPr>
+              <w:pStyle w:val="Compact"/>
+              <w:jc w:val="left"/>
+            </w:pPr>
+            <w:r>
+              <w:t xml:space="preserve">Utilización de personal</w:t>
+            </w:r>
+          </w:p>
+        </w:tc>
+        <w:tc>
+          <w:tcPr/>
+          <w:p>
+            <w:pPr>
+              <w:pStyle w:val="Compact"/>
+              <w:jc w:val="left"/>
+            </w:pPr>
+            <w:r>
+              <w:t xml:space="preserve">Personal</w:t>
+            </w:r>
+          </w:p>
+        </w:tc>
+      </w:tr>
+      <w:tr>
+        <w:tc>
+          <w:tcPr/>
+          <w:p>
+            <w:pPr>
+              <w:pStyle w:val="Compact"/>
+              <w:jc w:val="left"/>
+            </w:pPr>
+            <w:r>
+              <w:t xml:space="preserve">Incidencias por proyecto</w:t>
+            </w:r>
+          </w:p>
+        </w:tc>
+        <w:tc>
+          <w:tcPr/>
+          <w:p>
+            <w:pPr>
+              <w:pStyle w:val="Compact"/>
+              <w:jc w:val="left"/>
+            </w:pPr>
+            <w:r>
+              <w:t xml:space="preserve">Seguimiento</w:t>
+            </w:r>
+          </w:p>
+        </w:tc>
+      </w:tr>
+    </w:tbl>
+    <w:bookmarkEnd w:id="44"/>
+    <w:bookmarkEnd w:id="45"/>
+    <w:bookmarkStart w:id="50" w:name="modelado-de-los-casos-de-uso"/>
     <w:p>
       <w:pPr>
         <w:pStyle w:val="Heading3"/>
@@ -8412,7 +9133,7 @@
         <w:t xml:space="preserve">mismo identificador (CU-nn ↔ HU-nn), agrupados en 12 épicas.</w:t>
       </w:r>
     </w:p>
-    <w:bookmarkStart w:id="44" w:name="X08ad13bb9dfeaf0c7ca9ad903d0603a5e2408fc"/>
+    <w:bookmarkStart w:id="46" w:name="X08ad13bb9dfeaf0c7ca9ad903d0603a5e2408fc"/>
     <w:p>
       <w:pPr>
         <w:pStyle w:val="Heading4"/>
@@ -8441,8 +9162,8 @@
         <w:t xml:space="preserve">caso de uso, se presentan en el anexo correspondiente.</w:t>
       </w:r>
     </w:p>
-    <w:bookmarkEnd w:id="44"/>
-    <w:bookmarkStart w:id="45" w:name="diagrama-de-casos-de-uso-extendido"/>
+    <w:bookmarkEnd w:id="46"/>
+    <w:bookmarkStart w:id="47" w:name="diagrama-de-casos-de-uso-extendido"/>
     <w:p>
       <w:pPr>
         <w:pStyle w:val="Heading4"/>
@@ -8525,8 +9246,8 @@
         <w:t xml:space="preserve">proyecto) emplea cinco relaciones de este tipo.</w:t>
       </w:r>
     </w:p>
-    <w:bookmarkEnd w:id="45"/>
-    <w:bookmarkStart w:id="46" w:name="Xac2b9e8b33a280b408a38b574e48d7eab07db50"/>
+    <w:bookmarkEnd w:id="47"/>
+    <w:bookmarkStart w:id="48" w:name="Xac2b9e8b33a280b408a38b574e48d7eab07db50"/>
     <w:p>
       <w:pPr>
         <w:pStyle w:val="Heading4"/>
@@ -10565,8 +11286,8 @@
         <w:t xml:space="preserve">aplica filtros (proyecto, periodo, material) y exporta el resultado a PDF o Excel.</w:t>
       </w:r>
     </w:p>
-    <w:bookmarkEnd w:id="46"/>
-    <w:bookmarkStart w:id="47" w:name="anexos-del-modelo-de-requerimientos"/>
+    <w:bookmarkEnd w:id="48"/>
+    <w:bookmarkStart w:id="49" w:name="anexos-del-modelo-de-requerimientos"/>
     <w:p>
       <w:pPr>
         <w:pStyle w:val="Heading4"/>
@@ -10728,10 +11449,10 @@
         </w:pict>
       </w:r>
     </w:p>
-    <w:bookmarkEnd w:id="47"/>
-    <w:bookmarkEnd w:id="48"/>
     <w:bookmarkEnd w:id="49"/>
-    <w:bookmarkStart w:id="54" w:name="modelo-de-datos"/>
+    <w:bookmarkEnd w:id="50"/>
+    <w:bookmarkEnd w:id="51"/>
+    <w:bookmarkStart w:id="56" w:name="modelo-de-datos"/>
     <w:p>
       <w:pPr>
         <w:pStyle w:val="Heading2"/>
@@ -10740,7 +11461,7 @@
         <w:t xml:space="preserve">6. MODELO DE DATOS</w:t>
       </w:r>
     </w:p>
-    <w:bookmarkStart w:id="50" w:name="base-de-datos-normalizada"/>
+    <w:bookmarkStart w:id="52" w:name="base-de-datos-normalizada"/>
     <w:p>
       <w:pPr>
         <w:pStyle w:val="Heading3"/>
@@ -11777,8 +12498,8 @@
         <w:t xml:space="preserve">propio.</w:t>
       </w:r>
     </w:p>
-    <w:bookmarkEnd w:id="50"/>
-    <w:bookmarkStart w:id="51" w:name="modelo-entidad-relación"/>
+    <w:bookmarkEnd w:id="52"/>
+    <w:bookmarkStart w:id="53" w:name="modelo-entidad-relación"/>
     <w:p>
       <w:pPr>
         <w:pStyle w:val="Heading3"/>
@@ -11812,8 +12533,8 @@
         <w:t xml:space="preserve">[PENDIENTE: diagrama entidad-relación]</w:t>
       </w:r>
     </w:p>
-    <w:bookmarkEnd w:id="51"/>
-    <w:bookmarkStart w:id="52" w:name="diagrama-de-clases-de-la-aplicación"/>
+    <w:bookmarkEnd w:id="53"/>
+    <w:bookmarkStart w:id="54" w:name="diagrama-de-clases-de-la-aplicación"/>
     <w:p>
       <w:pPr>
         <w:pStyle w:val="Heading3"/>
@@ -11847,8 +12568,8 @@
         <w:t xml:space="preserve">[PENDIENTE: diagrama de clases]</w:t>
       </w:r>
     </w:p>
-    <w:bookmarkEnd w:id="52"/>
-    <w:bookmarkStart w:id="53" w:name="arquitectura-de-software"/>
+    <w:bookmarkEnd w:id="54"/>
+    <w:bookmarkStart w:id="55" w:name="arquitectura-de-software"/>
     <w:p>
       <w:pPr>
         <w:pStyle w:val="Heading3"/>
@@ -11931,9 +12652,9 @@
         </w:pict>
       </w:r>
     </w:p>
-    <w:bookmarkEnd w:id="53"/>
-    <w:bookmarkEnd w:id="54"/>
-    <w:bookmarkStart w:id="55" w:name="anexos"/>
+    <w:bookmarkEnd w:id="55"/>
+    <w:bookmarkEnd w:id="56"/>
+    <w:bookmarkStart w:id="57" w:name="anexos"/>
     <w:p>
       <w:pPr>
         <w:pStyle w:val="Heading2"/>
@@ -12018,8 +12739,8 @@
         </w:pict>
       </w:r>
     </w:p>
-    <w:bookmarkEnd w:id="55"/>
-    <w:bookmarkStart w:id="56" w:name="cronograma-de-actividades"/>
+    <w:bookmarkEnd w:id="57"/>
+    <w:bookmarkStart w:id="58" w:name="cronograma-de-actividades"/>
     <w:p>
       <w:pPr>
         <w:pStyle w:val="Heading2"/>
@@ -12396,8 +13117,8 @@
         </w:pict>
       </w:r>
     </w:p>
-    <w:bookmarkEnd w:id="56"/>
-    <w:bookmarkStart w:id="57" w:name="referencias"/>
+    <w:bookmarkEnd w:id="58"/>
+    <w:bookmarkStart w:id="59" w:name="referencias"/>
     <w:p>
       <w:pPr>
         <w:pStyle w:val="Heading2"/>
@@ -12649,8 +13370,8 @@
         </w:pict>
       </w:r>
     </w:p>
-    <w:bookmarkEnd w:id="57"/>
-    <w:bookmarkEnd w:id="58"/>
+    <w:bookmarkEnd w:id="59"/>
+    <w:bookmarkEnd w:id="60"/>
     <w:sectPr/>
   </w:body>
 </w:document>
